--- a/docs/GRID_DOCKET_CONTEXT.docx
+++ b/docs/GRID_DOCKET_CONTEXT.docx
@@ -1879,20 +1879,7 @@
         <w:t xml:space="preserve"> </w:t>
       </w:r>
       <w:r>
-        <w:t xml:space="preserve">(</w:t>
-      </w:r>
-      <w:r>
-        <w:rPr>
-          <w:bCs/>
-          <w:b/>
-        </w:rPr>
-        <w:t xml:space="preserve">public</w:t>
-      </w:r>
-      <w:r>
-        <w:t xml:space="preserve"> </w:t>
-      </w:r>
-      <w:r>
-        <w:t xml:space="preserve">since 3 Oct 2026)</w:t>
+        <w:t xml:space="preserve">(public since 3 Oct 2026)</w:t>
       </w:r>
     </w:p>
     <w:p>
@@ -16385,7 +16372,7 @@
         <w:pStyle w:val="Compact"/>
       </w:pPr>
       <w:r>
-        <w:t xml:space="preserve">Add the four free keys as repo secrets (§9). Consider ERCOT and PJM accounts; once their secrets exist, a</w:t>
+        <w:t xml:space="preserve">Add the remaining API keys as repo secrets (§9). Consider ERCOT and PJM accounts; once their secrets exist, a</w:t>
       </w:r>
       <w:r>
         <w:t xml:space="preserve"> </w:t>
@@ -16415,46 +16402,6 @@
         <w:pStyle w:val="Compact"/>
       </w:pPr>
       <w:r>
-        <w:t xml:space="preserve">Optional: send the allowlist drafts (OH and WV through their web forms). Verbal consent is on record, but</w:t>
-      </w:r>
-      <w:r>
-        <w:t xml:space="preserve"> </w:t>
-      </w:r>
-      <w:r>
-        <w:t xml:space="preserve">only a</w:t>
-      </w:r>
-      <w:r>
-        <w:t xml:space="preserve"> </w:t>
-      </w:r>
-      <w:r>
-        <w:rPr>
-          <w:bCs/>
-          <w:b/>
-        </w:rPr>
-        <w:t xml:space="preserve">written change by the agency</w:t>
-      </w:r>
-      <w:r>
-        <w:t xml:space="preserve"> </w:t>
-      </w:r>
-      <w:r>
-        <w:t xml:space="preserve">(a robots.txt allowance or firewall rule for the UA) would let the</w:t>
-      </w:r>
-      <w:r>
-        <w:t xml:space="preserve"> </w:t>
-      </w:r>
-      <w:r>
-        <w:t xml:space="preserve">collector in — the agencies said they can't make technical changes, so the manual pass remains the route.</w:t>
-      </w:r>
-    </w:p>
-    <w:p>
-      <w:pPr>
-        <w:numPr>
-          <w:ilvl w:val="0"/>
-          <w:numId w:val="1016"/>
-        </w:numPr>
-        <w:pStyle w:val="Compact"/>
-      </w:pPr>
-      <w:r>
         <w:t xml:space="preserve">Optional: run the manual pass before Monday 5 Oct.</w:t>
       </w:r>
     </w:p>
@@ -16473,7 +16420,7 @@
         <w:t xml:space="preserve"> </w:t>
       </w:r>
       <w:r>
-        <w:t xml:space="preserve">Colorado (Xcel 26AL-0137E) and Oregon (PacifiCorp UE 463) in scope?; recipients after burn-in</w:t>
+        <w:t xml:space="preserve">recipients after burn-in</w:t>
       </w:r>
       <w:r>
         <w:t xml:space="preserve"> </w:t>

--- a/docs/GRID_DOCKET_CONTEXT.docx
+++ b/docs/GRID_DOCKET_CONTEXT.docx
@@ -2,7 +2,7 @@
 <file path=word/document.xml><?xml version="1.0" encoding="utf-8"?>
 <w:document xmlns:w="http://schemas.openxmlformats.org/wordprocessingml/2006/main" xmlns:m="http://schemas.openxmlformats.org/officeDocument/2006/math" xmlns:r="http://schemas.openxmlformats.org/officeDocument/2006/relationships" xmlns:o="urn:schemas-microsoft-com:office:office" xmlns:v="urn:schemas-microsoft-com:vml" xmlns:w10="urn:schemas-microsoft-com:office:word" xmlns:a="http://schemas.openxmlformats.org/drawingml/2006/main" xmlns:pic="http://schemas.openxmlformats.org/drawingml/2006/picture" xmlns:wp="http://schemas.openxmlformats.org/drawingml/2006/wordprocessingDrawing">
   <w:body>
-    <w:bookmarkStart w:id="50" w:name="grid-docket--context-document"/>
+    <w:bookmarkStart w:id="51" w:name="grid-docket--context-document"/>
     <w:p>
       <w:pPr>
         <w:pStyle w:val="Heading1"/>
@@ -238,26 +238,7 @@
         <w:t xml:space="preserve"> </w:t>
       </w:r>
       <w:r>
-        <w:t xml:space="preserve">for federal items with no state). Colorado (Xcel 26AL-0137E) and Oregon (PacifiCorp UE 463) are</w:t>
-      </w:r>
-      <w:r>
-        <w:t xml:space="preserve"> </w:t>
-      </w:r>
-      <w:r>
-        <w:t xml:space="preserve">an</w:t>
-      </w:r>
-      <w:r>
-        <w:t xml:space="preserve"> </w:t>
-      </w:r>
-      <w:r>
-        <w:rPr>
-          <w:bCs/>
-          <w:b/>
-        </w:rPr>
-        <w:t xml:space="preserve">open scope question</w:t>
-      </w:r>
-      <w:r>
-        <w:t xml:space="preserve">.</w:t>
+        <w:t xml:space="preserve">for federal items with no state). Colorado and Oregon are out of scope for now (Rett, 3 Oct 2026).</w:t>
       </w:r>
     </w:p>
     <w:p>
@@ -440,7 +421,7 @@
       </w:r>
     </w:p>
     <w:bookmarkEnd w:id="21"/>
-    <w:bookmarkStart w:id="22" w:name="X41545a9957dbaf7ffad0f3d19bba9e20351ecf0"/>
+    <w:bookmarkStart w:id="23" w:name="X41545a9957dbaf7ffad0f3d19bba9e20351ecf0"/>
     <w:p>
       <w:pPr>
         <w:pStyle w:val="Heading2"/>
@@ -801,25 +782,45 @@
           <w:bCs/>
           <w:b/>
         </w:rPr>
-        <w:t xml:space="preserve">Never take credentials in conversation.</w:t>
-      </w:r>
-      <w:r>
-        <w:t xml:space="preserve"> </w:t>
-      </w:r>
-      <w:r>
-        <w:t xml:space="preserve">API keys are added by Rett as GitHub repo secrets (Settings →</w:t>
-      </w:r>
-      <w:r>
-        <w:t xml:space="preserve"> </w:t>
-      </w:r>
-      <w:r>
-        <w:t xml:space="preserve">Secrets and variables → Actions); they stay secret even though the repo is public. Never store secrets in an</w:t>
-      </w:r>
-      <w:r>
-        <w:t xml:space="preserve"> </w:t>
-      </w:r>
-      <w:r>
-        <w:t xml:space="preserve">artifact database or in the repo.</w:t>
+        <w:t xml:space="preserve">Keys go in repo secrets, added by Rett.</w:t>
+      </w:r>
+      <w:r>
+        <w:t xml:space="preserve"> </w:t>
+      </w:r>
+      <w:r>
+        <w:t xml:space="preserve">Claude cannot enter API keys, tokens or passwords itself — this</w:t>
+      </w:r>
+      <w:r>
+        <w:t xml:space="preserve"> </w:t>
+      </w:r>
+      <w:r>
+        <w:t xml:space="preserve">is a fixed limit on Claude, not a judgement about the keys (Rett regards these keys as non-sensitive). Free</w:t>
+      </w:r>
+      <w:r>
+        <w:t xml:space="preserve"> </w:t>
+      </w:r>
+      <w:r>
+        <w:t xml:space="preserve">keyless routes (public DEMO_KEY, keyless APIs) are used wherever they exist so this step is rare. Add secrets</w:t>
+      </w:r>
+      <w:r>
+        <w:t xml:space="preserve"> </w:t>
+      </w:r>
+      <w:r>
+        <w:t xml:space="preserve">at</w:t>
+      </w:r>
+      <w:r>
+        <w:t xml:space="preserve"> </w:t>
+      </w:r>
+      <w:hyperlink r:id="rId22">
+        <w:r>
+          <w:rPr>
+            <w:rStyle w:val="Hyperlink"/>
+          </w:rPr>
+          <w:t xml:space="preserve">https://github.com/rettyoung/BODI/settings/secrets/actions/new</w:t>
+        </w:r>
+      </w:hyperlink>
+      <w:r>
+        <w:t xml:space="preserve">. Never store secrets in an artifact or the repo.</w:t>
       </w:r>
     </w:p>
     <w:p>
@@ -1016,8 +1017,8 @@
         </w:pict>
       </w:r>
     </w:p>
-    <w:bookmarkEnd w:id="22"/>
-    <w:bookmarkStart w:id="29" w:name="X42b421f33885da2a0bc94948ffccf26ba6b9430"/>
+    <w:bookmarkEnd w:id="23"/>
+    <w:bookmarkStart w:id="30" w:name="X42b421f33885da2a0bc94948ffccf26ba6b9430"/>
     <w:p>
       <w:pPr>
         <w:pStyle w:val="Heading2"/>
@@ -1026,7 +1027,7 @@
         <w:t xml:space="preserve">3. Where everything lives</w:t>
       </w:r>
     </w:p>
-    <w:bookmarkStart w:id="23" w:name="onedrive--the-system-of-record"/>
+    <w:bookmarkStart w:id="24" w:name="onedrive--the-system-of-record"/>
     <w:p>
       <w:pPr>
         <w:pStyle w:val="Heading3"/>
@@ -1857,8 +1858,8 @@
         <w:t xml:space="preserve">next) and appends it to the manifest. It never rewrites an existing part.</w:t>
       </w:r>
     </w:p>
-    <w:bookmarkEnd w:id="23"/>
-    <w:bookmarkStart w:id="24" w:name="X5bd61e9e2766855d9671c35feb591825b640445"/>
+    <w:bookmarkEnd w:id="24"/>
+    <w:bookmarkStart w:id="25" w:name="X5bd61e9e2766855d9671c35feb591825b640445"/>
     <w:p>
       <w:pPr>
         <w:pStyle w:val="Heading3"/>
@@ -3017,8 +3018,8 @@
         </w:tc>
       </w:tr>
     </w:tbl>
-    <w:bookmarkEnd w:id="24"/>
-    <w:bookmarkStart w:id="26" w:name="console"/>
+    <w:bookmarkEnd w:id="25"/>
+    <w:bookmarkStart w:id="27" w:name="console"/>
     <w:p>
       <w:pPr>
         <w:pStyle w:val="Heading3"/>
@@ -3037,7 +3038,7 @@
       <w:r>
         <w:t xml:space="preserve"> </w:t>
       </w:r>
-      <w:hyperlink r:id="rId25">
+      <w:hyperlink r:id="rId26">
         <w:r>
           <w:rPr>
             <w:rStyle w:val="Hyperlink"/>
@@ -3234,8 +3235,8 @@
         <w:t xml:space="preserve">) are not used.</w:t>
       </w:r>
     </w:p>
-    <w:bookmarkEnd w:id="26"/>
-    <w:bookmarkStart w:id="27" w:name="scheduled-tasks-cloud"/>
+    <w:bookmarkEnd w:id="27"/>
+    <w:bookmarkStart w:id="28" w:name="scheduled-tasks-cloud"/>
     <w:p>
       <w:pPr>
         <w:pStyle w:val="Heading3"/>
@@ -3761,8 +3762,8 @@
         <w:t xml:space="preserve">double rows, but a local Brief would send a second email.</w:t>
       </w:r>
     </w:p>
-    <w:bookmarkEnd w:id="27"/>
-    <w:bookmarkStart w:id="28" w:name="collector-github-actions"/>
+    <w:bookmarkEnd w:id="28"/>
+    <w:bookmarkStart w:id="29" w:name="collector-github-actions"/>
     <w:p>
       <w:pPr>
         <w:pStyle w:val="Heading3"/>
@@ -3835,9 +3836,9 @@
         </w:pict>
       </w:r>
     </w:p>
-    <w:bookmarkEnd w:id="28"/>
     <w:bookmarkEnd w:id="29"/>
-    <w:bookmarkStart w:id="32" w:name="Xe6ddb08bc8a32b65ffc2f75a6c08a64538d8345"/>
+    <w:bookmarkEnd w:id="30"/>
+    <w:bookmarkStart w:id="33" w:name="Xe6ddb08bc8a32b65ffc2f75a6c08a64538d8345"/>
     <w:p>
       <w:pPr>
         <w:pStyle w:val="Heading2"/>
@@ -4401,7 +4402,7 @@
         <w:t xml:space="preserve">0 differences.</w:t>
       </w:r>
     </w:p>
-    <w:bookmarkStart w:id="30" w:name="the-sweep-promptssweepmd"/>
+    <w:bookmarkStart w:id="31" w:name="the-sweep-promptssweepmd"/>
     <w:p>
       <w:pPr>
         <w:pStyle w:val="Heading3"/>
@@ -4516,8 +4517,8 @@
         <w:t xml:space="preserve">manual + web only) if the clone fails.</w:t>
       </w:r>
     </w:p>
-    <w:bookmarkEnd w:id="30"/>
-    <w:bookmarkStart w:id="31" w:name="the-brief-promptsbriefmd"/>
+    <w:bookmarkEnd w:id="31"/>
+    <w:bookmarkStart w:id="32" w:name="the-brief-promptsbriefmd"/>
     <w:p>
       <w:pPr>
         <w:pStyle w:val="Heading3"/>
@@ -4795,9 +4796,9 @@
         </w:pict>
       </w:r>
     </w:p>
-    <w:bookmarkEnd w:id="31"/>
     <w:bookmarkEnd w:id="32"/>
-    <w:bookmarkStart w:id="33" w:name="Xbaba12d93540f036f8aab57a4a10d2044f2bcab"/>
+    <w:bookmarkEnd w:id="33"/>
+    <w:bookmarkStart w:id="34" w:name="Xbaba12d93540f036f8aab57a4a10d2044f2bcab"/>
     <w:p>
       <w:pPr>
         <w:pStyle w:val="Heading2"/>
@@ -5755,8 +5756,8 @@
         </w:pict>
       </w:r>
     </w:p>
-    <w:bookmarkEnd w:id="33"/>
-    <w:bookmarkStart w:id="34" w:name="X2e5571d43c4108f740e8834e812b9a076b4fbd6"/>
+    <w:bookmarkEnd w:id="34"/>
+    <w:bookmarkStart w:id="35" w:name="X2e5571d43c4108f740e8834e812b9a076b4fbd6"/>
     <w:p>
       <w:pPr>
         <w:pStyle w:val="Heading2"/>
@@ -5983,8 +5984,8 @@
         </w:pict>
       </w:r>
     </w:p>
-    <w:bookmarkEnd w:id="34"/>
-    <w:bookmarkStart w:id="35" w:name="X819735cdf724bc7fee201b39a3bf4c469baaeca"/>
+    <w:bookmarkEnd w:id="35"/>
+    <w:bookmarkStart w:id="36" w:name="X819735cdf724bc7fee201b39a3bf4c469baaeca"/>
     <w:p>
       <w:pPr>
         <w:pStyle w:val="Heading2"/>
@@ -6393,8 +6394,8 @@
         </w:pict>
       </w:r>
     </w:p>
-    <w:bookmarkEnd w:id="35"/>
-    <w:bookmarkStart w:id="37" w:name="Xec4313641f8bdce590aa12656d01edfbd4abb77"/>
+    <w:bookmarkEnd w:id="36"/>
+    <w:bookmarkStart w:id="38" w:name="Xec4313641f8bdce590aa12656d01edfbd4abb77"/>
     <w:p>
       <w:pPr>
         <w:pStyle w:val="Heading2"/>
@@ -6520,9 +6521,9 @@
         <w:tblLayout w:type="fixed"/>
       </w:tblPr>
       <w:tblGrid>
-        <w:gridCol w:w="1036"/>
+        <w:gridCol w:w="1032"/>
         <w:gridCol w:w="892"/>
-        <w:gridCol w:w="7430"/>
+        <w:gridCol w:w="7435"/>
       </w:tblGrid>
       <w:tr>
         <w:trPr>
@@ -6530,7 +6531,7 @@
         </w:trPr>
         <w:tc>
           <w:tcPr>
-            <w:tcW w:type="dxa" w:w="1037"/>
+            <w:tcW w:type="dxa" w:w="1032"/>
             <w:shd w:val="clear" w:fill="E7ECF0"/>
           </w:tcPr>
           <w:p>
@@ -6549,7 +6550,7 @@
         </w:tc>
         <w:tc>
           <w:tcPr>
-            <w:tcW w:type="dxa" w:w="893"/>
+            <w:tcW w:type="dxa" w:w="892"/>
             <w:shd w:val="clear" w:fill="E7ECF0"/>
           </w:tcPr>
           <w:p>
@@ -6568,7 +6569,7 @@
         </w:tc>
         <w:tc>
           <w:tcPr>
-            <w:tcW w:type="dxa" w:w="7431"/>
+            <w:tcW w:type="dxa" w:w="7435"/>
             <w:shd w:val="clear" w:fill="E7ECF0"/>
           </w:tcPr>
           <w:p>
@@ -6589,7 +6590,7 @@
       <w:tr>
         <w:tc>
           <w:tcPr>
-            <w:tcW w:type="dxa" w:w="1037"/>
+            <w:tcW w:type="dxa" w:w="1032"/>
           </w:tcPr>
           <w:p>
             <w:pPr>
@@ -6606,7 +6607,7 @@
         </w:tc>
         <w:tc>
           <w:tcPr>
-            <w:tcW w:type="dxa" w:w="893"/>
+            <w:tcW w:type="dxa" w:w="892"/>
           </w:tcPr>
           <w:p>
             <w:pPr>
@@ -6623,7 +6624,7 @@
         </w:tc>
         <w:tc>
           <w:tcPr>
-            <w:tcW w:type="dxa" w:w="7431"/>
+            <w:tcW w:type="dxa" w:w="7435"/>
           </w:tcPr>
           <w:p>
             <w:pPr>
@@ -6693,7 +6694,7 @@
       <w:tr>
         <w:tc>
           <w:tcPr>
-            <w:tcW w:type="dxa" w:w="1037"/>
+            <w:tcW w:type="dxa" w:w="1032"/>
           </w:tcPr>
           <w:p>
             <w:pPr>
@@ -6710,7 +6711,7 @@
         </w:tc>
         <w:tc>
           <w:tcPr>
-            <w:tcW w:type="dxa" w:w="893"/>
+            <w:tcW w:type="dxa" w:w="892"/>
           </w:tcPr>
           <w:p>
             <w:pPr>
@@ -6727,7 +6728,7 @@
         </w:tc>
         <w:tc>
           <w:tcPr>
-            <w:tcW w:type="dxa" w:w="7431"/>
+            <w:tcW w:type="dxa" w:w="7435"/>
           </w:tcPr>
           <w:p>
             <w:pPr>
@@ -6746,7 +6747,7 @@
       <w:tr>
         <w:tc>
           <w:tcPr>
-            <w:tcW w:type="dxa" w:w="1037"/>
+            <w:tcW w:type="dxa" w:w="1032"/>
           </w:tcPr>
           <w:p>
             <w:pPr>
@@ -6763,7 +6764,7 @@
         </w:tc>
         <w:tc>
           <w:tcPr>
-            <w:tcW w:type="dxa" w:w="893"/>
+            <w:tcW w:type="dxa" w:w="892"/>
           </w:tcPr>
           <w:p>
             <w:pPr>
@@ -6780,7 +6781,7 @@
         </w:tc>
         <w:tc>
           <w:tcPr>
-            <w:tcW w:type="dxa" w:w="7431"/>
+            <w:tcW w:type="dxa" w:w="7435"/>
           </w:tcPr>
           <w:p>
             <w:pPr>
@@ -6799,7 +6800,7 @@
       <w:tr>
         <w:tc>
           <w:tcPr>
-            <w:tcW w:type="dxa" w:w="1037"/>
+            <w:tcW w:type="dxa" w:w="1032"/>
           </w:tcPr>
           <w:p>
             <w:pPr>
@@ -6816,7 +6817,7 @@
         </w:tc>
         <w:tc>
           <w:tcPr>
-            <w:tcW w:type="dxa" w:w="893"/>
+            <w:tcW w:type="dxa" w:w="892"/>
           </w:tcPr>
           <w:p>
             <w:pPr>
@@ -6833,7 +6834,7 @@
         </w:tc>
         <w:tc>
           <w:tcPr>
-            <w:tcW w:type="dxa" w:w="7431"/>
+            <w:tcW w:type="dxa" w:w="7435"/>
           </w:tcPr>
           <w:p>
             <w:pPr>
@@ -6871,7 +6872,7 @@
       <w:tr>
         <w:tc>
           <w:tcPr>
-            <w:tcW w:type="dxa" w:w="1037"/>
+            <w:tcW w:type="dxa" w:w="1032"/>
           </w:tcPr>
           <w:p>
             <w:pPr>
@@ -6888,7 +6889,7 @@
         </w:tc>
         <w:tc>
           <w:tcPr>
-            <w:tcW w:type="dxa" w:w="893"/>
+            <w:tcW w:type="dxa" w:w="892"/>
           </w:tcPr>
           <w:p>
             <w:pPr>
@@ -6905,7 +6906,7 @@
         </w:tc>
         <w:tc>
           <w:tcPr>
-            <w:tcW w:type="dxa" w:w="7431"/>
+            <w:tcW w:type="dxa" w:w="7435"/>
           </w:tcPr>
           <w:p>
             <w:pPr>
@@ -7006,7 +7007,7 @@
       <w:tr>
         <w:tc>
           <w:tcPr>
-            <w:tcW w:type="dxa" w:w="1037"/>
+            <w:tcW w:type="dxa" w:w="1032"/>
           </w:tcPr>
           <w:p>
             <w:pPr>
@@ -7023,7 +7024,7 @@
         </w:tc>
         <w:tc>
           <w:tcPr>
-            <w:tcW w:type="dxa" w:w="893"/>
+            <w:tcW w:type="dxa" w:w="892"/>
           </w:tcPr>
           <w:p>
             <w:pPr>
@@ -7040,7 +7041,7 @@
         </w:tc>
         <w:tc>
           <w:tcPr>
-            <w:tcW w:type="dxa" w:w="7431"/>
+            <w:tcW w:type="dxa" w:w="7435"/>
           </w:tcPr>
           <w:p>
             <w:pPr>
@@ -7085,7 +7086,7 @@
       <w:tr>
         <w:tc>
           <w:tcPr>
-            <w:tcW w:type="dxa" w:w="1037"/>
+            <w:tcW w:type="dxa" w:w="1032"/>
           </w:tcPr>
           <w:p>
             <w:pPr>
@@ -7102,7 +7103,7 @@
         </w:tc>
         <w:tc>
           <w:tcPr>
-            <w:tcW w:type="dxa" w:w="893"/>
+            <w:tcW w:type="dxa" w:w="892"/>
           </w:tcPr>
           <w:p>
             <w:pPr>
@@ -7119,7 +7120,7 @@
         </w:tc>
         <w:tc>
           <w:tcPr>
-            <w:tcW w:type="dxa" w:w="7431"/>
+            <w:tcW w:type="dxa" w:w="7435"/>
           </w:tcPr>
           <w:p>
             <w:pPr>
@@ -7214,7 +7215,7 @@
       <w:tr>
         <w:tc>
           <w:tcPr>
-            <w:tcW w:type="dxa" w:w="1037"/>
+            <w:tcW w:type="dxa" w:w="1032"/>
           </w:tcPr>
           <w:p>
             <w:pPr>
@@ -7231,7 +7232,7 @@
         </w:tc>
         <w:tc>
           <w:tcPr>
-            <w:tcW w:type="dxa" w:w="893"/>
+            <w:tcW w:type="dxa" w:w="892"/>
           </w:tcPr>
           <w:p>
             <w:pPr>
@@ -7248,7 +7249,7 @@
         </w:tc>
         <w:tc>
           <w:tcPr>
-            <w:tcW w:type="dxa" w:w="7431"/>
+            <w:tcW w:type="dxa" w:w="7435"/>
           </w:tcPr>
           <w:p>
             <w:pPr>
@@ -7305,7 +7306,7 @@
       <w:tr>
         <w:tc>
           <w:tcPr>
-            <w:tcW w:type="dxa" w:w="1037"/>
+            <w:tcW w:type="dxa" w:w="1032"/>
           </w:tcPr>
           <w:p>
             <w:pPr>
@@ -7322,7 +7323,7 @@
         </w:tc>
         <w:tc>
           <w:tcPr>
-            <w:tcW w:type="dxa" w:w="893"/>
+            <w:tcW w:type="dxa" w:w="892"/>
           </w:tcPr>
           <w:p>
             <w:pPr>
@@ -7339,7 +7340,7 @@
         </w:tc>
         <w:tc>
           <w:tcPr>
-            <w:tcW w:type="dxa" w:w="7431"/>
+            <w:tcW w:type="dxa" w:w="7435"/>
           </w:tcPr>
           <w:p>
             <w:pPr>
@@ -7358,7 +7359,7 @@
       <w:tr>
         <w:tc>
           <w:tcPr>
-            <w:tcW w:type="dxa" w:w="1037"/>
+            <w:tcW w:type="dxa" w:w="1032"/>
           </w:tcPr>
           <w:p>
             <w:pPr>
@@ -7375,7 +7376,7 @@
         </w:tc>
         <w:tc>
           <w:tcPr>
-            <w:tcW w:type="dxa" w:w="893"/>
+            <w:tcW w:type="dxa" w:w="892"/>
           </w:tcPr>
           <w:p>
             <w:pPr>
@@ -7392,7 +7393,7 @@
         </w:tc>
         <w:tc>
           <w:tcPr>
-            <w:tcW w:type="dxa" w:w="7431"/>
+            <w:tcW w:type="dxa" w:w="7435"/>
           </w:tcPr>
           <w:p>
             <w:pPr>
@@ -7436,7 +7437,7 @@
       <w:tr>
         <w:tc>
           <w:tcPr>
-            <w:tcW w:type="dxa" w:w="1037"/>
+            <w:tcW w:type="dxa" w:w="1032"/>
           </w:tcPr>
           <w:p>
             <w:pPr>
@@ -7453,7 +7454,7 @@
         </w:tc>
         <w:tc>
           <w:tcPr>
-            <w:tcW w:type="dxa" w:w="893"/>
+            <w:tcW w:type="dxa" w:w="892"/>
           </w:tcPr>
           <w:p>
             <w:pPr>
@@ -7470,7 +7471,7 @@
         </w:tc>
         <w:tc>
           <w:tcPr>
-            <w:tcW w:type="dxa" w:w="7431"/>
+            <w:tcW w:type="dxa" w:w="7435"/>
           </w:tcPr>
           <w:p>
             <w:pPr>
@@ -7508,7 +7509,7 @@
       <w:tr>
         <w:tc>
           <w:tcPr>
-            <w:tcW w:type="dxa" w:w="1037"/>
+            <w:tcW w:type="dxa" w:w="1032"/>
           </w:tcPr>
           <w:p>
             <w:pPr>
@@ -7525,7 +7526,7 @@
         </w:tc>
         <w:tc>
           <w:tcPr>
-            <w:tcW w:type="dxa" w:w="893"/>
+            <w:tcW w:type="dxa" w:w="892"/>
           </w:tcPr>
           <w:p>
             <w:pPr>
@@ -7542,7 +7543,7 @@
         </w:tc>
         <w:tc>
           <w:tcPr>
-            <w:tcW w:type="dxa" w:w="7431"/>
+            <w:tcW w:type="dxa" w:w="7435"/>
           </w:tcPr>
           <w:p>
             <w:pPr>
@@ -7561,7 +7562,7 @@
       <w:tr>
         <w:tc>
           <w:tcPr>
-            <w:tcW w:type="dxa" w:w="1037"/>
+            <w:tcW w:type="dxa" w:w="1032"/>
           </w:tcPr>
           <w:p>
             <w:pPr>
@@ -7578,7 +7579,7 @@
         </w:tc>
         <w:tc>
           <w:tcPr>
-            <w:tcW w:type="dxa" w:w="893"/>
+            <w:tcW w:type="dxa" w:w="892"/>
           </w:tcPr>
           <w:p>
             <w:pPr>
@@ -7595,7 +7596,7 @@
         </w:tc>
         <w:tc>
           <w:tcPr>
-            <w:tcW w:type="dxa" w:w="7431"/>
+            <w:tcW w:type="dxa" w:w="7435"/>
           </w:tcPr>
           <w:p>
             <w:pPr>
@@ -7627,7 +7628,7 @@
       <w:tr>
         <w:tc>
           <w:tcPr>
-            <w:tcW w:type="dxa" w:w="1037"/>
+            <w:tcW w:type="dxa" w:w="1032"/>
           </w:tcPr>
           <w:p>
             <w:pPr>
@@ -7644,7 +7645,7 @@
         </w:tc>
         <w:tc>
           <w:tcPr>
-            <w:tcW w:type="dxa" w:w="893"/>
+            <w:tcW w:type="dxa" w:w="892"/>
           </w:tcPr>
           <w:p>
             <w:pPr>
@@ -7661,7 +7662,7 @@
         </w:tc>
         <w:tc>
           <w:tcPr>
-            <w:tcW w:type="dxa" w:w="7431"/>
+            <w:tcW w:type="dxa" w:w="7435"/>
           </w:tcPr>
           <w:p>
             <w:pPr>
@@ -7712,7 +7713,7 @@
       <w:tr>
         <w:tc>
           <w:tcPr>
-            <w:tcW w:type="dxa" w:w="1037"/>
+            <w:tcW w:type="dxa" w:w="1032"/>
           </w:tcPr>
           <w:p>
             <w:pPr>
@@ -7729,7 +7730,7 @@
         </w:tc>
         <w:tc>
           <w:tcPr>
-            <w:tcW w:type="dxa" w:w="893"/>
+            <w:tcW w:type="dxa" w:w="892"/>
           </w:tcPr>
           <w:p>
             <w:pPr>
@@ -7746,7 +7747,7 @@
         </w:tc>
         <w:tc>
           <w:tcPr>
-            <w:tcW w:type="dxa" w:w="7431"/>
+            <w:tcW w:type="dxa" w:w="7435"/>
           </w:tcPr>
           <w:p>
             <w:pPr>
@@ -7765,7 +7766,7 @@
       <w:tr>
         <w:tc>
           <w:tcPr>
-            <w:tcW w:type="dxa" w:w="1037"/>
+            <w:tcW w:type="dxa" w:w="1032"/>
           </w:tcPr>
           <w:p>
             <w:pPr>
@@ -7782,7 +7783,7 @@
         </w:tc>
         <w:tc>
           <w:tcPr>
-            <w:tcW w:type="dxa" w:w="893"/>
+            <w:tcW w:type="dxa" w:w="892"/>
           </w:tcPr>
           <w:p>
             <w:pPr>
@@ -7799,7 +7800,7 @@
         </w:tc>
         <w:tc>
           <w:tcPr>
-            <w:tcW w:type="dxa" w:w="7431"/>
+            <w:tcW w:type="dxa" w:w="7435"/>
           </w:tcPr>
           <w:p>
             <w:pPr>
@@ -7844,7 +7845,7 @@
       <w:tr>
         <w:tc>
           <w:tcPr>
-            <w:tcW w:type="dxa" w:w="1037"/>
+            <w:tcW w:type="dxa" w:w="1032"/>
           </w:tcPr>
           <w:p>
             <w:pPr>
@@ -7861,7 +7862,7 @@
         </w:tc>
         <w:tc>
           <w:tcPr>
-            <w:tcW w:type="dxa" w:w="893"/>
+            <w:tcW w:type="dxa" w:w="892"/>
           </w:tcPr>
           <w:p>
             <w:pPr>
@@ -7878,7 +7879,7 @@
         </w:tc>
         <w:tc>
           <w:tcPr>
-            <w:tcW w:type="dxa" w:w="7431"/>
+            <w:tcW w:type="dxa" w:w="7435"/>
           </w:tcPr>
           <w:p>
             <w:pPr>
@@ -7897,7 +7898,7 @@
       <w:tr>
         <w:tc>
           <w:tcPr>
-            <w:tcW w:type="dxa" w:w="1037"/>
+            <w:tcW w:type="dxa" w:w="1032"/>
           </w:tcPr>
           <w:p>
             <w:pPr>
@@ -7914,7 +7915,7 @@
         </w:tc>
         <w:tc>
           <w:tcPr>
-            <w:tcW w:type="dxa" w:w="893"/>
+            <w:tcW w:type="dxa" w:w="892"/>
           </w:tcPr>
           <w:p>
             <w:pPr>
@@ -7931,7 +7932,7 @@
         </w:tc>
         <w:tc>
           <w:tcPr>
-            <w:tcW w:type="dxa" w:w="7431"/>
+            <w:tcW w:type="dxa" w:w="7435"/>
           </w:tcPr>
           <w:p>
             <w:pPr>
@@ -7994,7 +7995,7 @@
       <w:tr>
         <w:tc>
           <w:tcPr>
-            <w:tcW w:type="dxa" w:w="1037"/>
+            <w:tcW w:type="dxa" w:w="1032"/>
           </w:tcPr>
           <w:p>
             <w:pPr>
@@ -8011,7 +8012,7 @@
         </w:tc>
         <w:tc>
           <w:tcPr>
-            <w:tcW w:type="dxa" w:w="893"/>
+            <w:tcW w:type="dxa" w:w="892"/>
           </w:tcPr>
           <w:p>
             <w:pPr>
@@ -8028,7 +8029,7 @@
         </w:tc>
         <w:tc>
           <w:tcPr>
-            <w:tcW w:type="dxa" w:w="7431"/>
+            <w:tcW w:type="dxa" w:w="7435"/>
           </w:tcPr>
           <w:p>
             <w:pPr>
@@ -8047,7 +8048,7 @@
       <w:tr>
         <w:tc>
           <w:tcPr>
-            <w:tcW w:type="dxa" w:w="1037"/>
+            <w:tcW w:type="dxa" w:w="1032"/>
           </w:tcPr>
           <w:p>
             <w:pPr>
@@ -8064,7 +8065,7 @@
         </w:tc>
         <w:tc>
           <w:tcPr>
-            <w:tcW w:type="dxa" w:w="893"/>
+            <w:tcW w:type="dxa" w:w="892"/>
           </w:tcPr>
           <w:p>
             <w:pPr>
@@ -8081,7 +8082,7 @@
         </w:tc>
         <w:tc>
           <w:tcPr>
-            <w:tcW w:type="dxa" w:w="7431"/>
+            <w:tcW w:type="dxa" w:w="7435"/>
           </w:tcPr>
           <w:p>
             <w:pPr>
@@ -8100,7 +8101,7 @@
       <w:tr>
         <w:tc>
           <w:tcPr>
-            <w:tcW w:type="dxa" w:w="1037"/>
+            <w:tcW w:type="dxa" w:w="1032"/>
           </w:tcPr>
           <w:p>
             <w:pPr>
@@ -8117,7 +8118,7 @@
         </w:tc>
         <w:tc>
           <w:tcPr>
-            <w:tcW w:type="dxa" w:w="893"/>
+            <w:tcW w:type="dxa" w:w="892"/>
           </w:tcPr>
           <w:p>
             <w:pPr>
@@ -8134,7 +8135,7 @@
         </w:tc>
         <w:tc>
           <w:tcPr>
-            <w:tcW w:type="dxa" w:w="7431"/>
+            <w:tcW w:type="dxa" w:w="7435"/>
           </w:tcPr>
           <w:p>
             <w:pPr>
@@ -8153,7 +8154,7 @@
       <w:tr>
         <w:tc>
           <w:tcPr>
-            <w:tcW w:type="dxa" w:w="1037"/>
+            <w:tcW w:type="dxa" w:w="1032"/>
           </w:tcPr>
           <w:p>
             <w:pPr>
@@ -8170,7 +8171,7 @@
         </w:tc>
         <w:tc>
           <w:tcPr>
-            <w:tcW w:type="dxa" w:w="893"/>
+            <w:tcW w:type="dxa" w:w="892"/>
           </w:tcPr>
           <w:p>
             <w:pPr>
@@ -8187,7 +8188,7 @@
         </w:tc>
         <w:tc>
           <w:tcPr>
-            <w:tcW w:type="dxa" w:w="7431"/>
+            <w:tcW w:type="dxa" w:w="7435"/>
           </w:tcPr>
           <w:p>
             <w:pPr>
@@ -8206,7 +8207,7 @@
       <w:tr>
         <w:tc>
           <w:tcPr>
-            <w:tcW w:type="dxa" w:w="1037"/>
+            <w:tcW w:type="dxa" w:w="1032"/>
           </w:tcPr>
           <w:p>
             <w:pPr>
@@ -8223,7 +8224,7 @@
         </w:tc>
         <w:tc>
           <w:tcPr>
-            <w:tcW w:type="dxa" w:w="893"/>
+            <w:tcW w:type="dxa" w:w="892"/>
           </w:tcPr>
           <w:p>
             <w:pPr>
@@ -8240,7 +8241,7 @@
         </w:tc>
         <w:tc>
           <w:tcPr>
-            <w:tcW w:type="dxa" w:w="7431"/>
+            <w:tcW w:type="dxa" w:w="7435"/>
           </w:tcPr>
           <w:p>
             <w:pPr>
@@ -8259,7 +8260,7 @@
       <w:tr>
         <w:tc>
           <w:tcPr>
-            <w:tcW w:type="dxa" w:w="1037"/>
+            <w:tcW w:type="dxa" w:w="1032"/>
           </w:tcPr>
           <w:p>
             <w:pPr>
@@ -8276,7 +8277,7 @@
         </w:tc>
         <w:tc>
           <w:tcPr>
-            <w:tcW w:type="dxa" w:w="893"/>
+            <w:tcW w:type="dxa" w:w="892"/>
           </w:tcPr>
           <w:p>
             <w:pPr>
@@ -8293,7 +8294,7 @@
         </w:tc>
         <w:tc>
           <w:tcPr>
-            <w:tcW w:type="dxa" w:w="7431"/>
+            <w:tcW w:type="dxa" w:w="7435"/>
           </w:tcPr>
           <w:p>
             <w:pPr>
@@ -8312,7 +8313,7 @@
       <w:tr>
         <w:tc>
           <w:tcPr>
-            <w:tcW w:type="dxa" w:w="1037"/>
+            <w:tcW w:type="dxa" w:w="1032"/>
           </w:tcPr>
           <w:p>
             <w:pPr>
@@ -8329,7 +8330,7 @@
         </w:tc>
         <w:tc>
           <w:tcPr>
-            <w:tcW w:type="dxa" w:w="893"/>
+            <w:tcW w:type="dxa" w:w="892"/>
           </w:tcPr>
           <w:p>
             <w:pPr>
@@ -8346,7 +8347,7 @@
         </w:tc>
         <w:tc>
           <w:tcPr>
-            <w:tcW w:type="dxa" w:w="7431"/>
+            <w:tcW w:type="dxa" w:w="7435"/>
           </w:tcPr>
           <w:p>
             <w:pPr>
@@ -8422,7 +8423,7 @@
               </w:rPr>
               <w:t xml:space="preserve"> </w:t>
             </w:r>
-            <w:hyperlink r:id="rId36">
+            <w:hyperlink r:id="rId37">
               <w:r>
                 <w:rPr>
                   <w:rStyle w:val="Hyperlink"/>
@@ -8442,7 +8443,7 @@
       <w:tr>
         <w:tc>
           <w:tcPr>
-            <w:tcW w:type="dxa" w:w="1037"/>
+            <w:tcW w:type="dxa" w:w="1032"/>
           </w:tcPr>
           <w:p>
             <w:pPr>
@@ -8459,7 +8460,7 @@
         </w:tc>
         <w:tc>
           <w:tcPr>
-            <w:tcW w:type="dxa" w:w="893"/>
+            <w:tcW w:type="dxa" w:w="892"/>
           </w:tcPr>
           <w:p>
             <w:pPr>
@@ -8476,18 +8477,18 @@
         </w:tc>
         <w:tc>
           <w:tcPr>
-            <w:tcW w:type="dxa" w:w="7431"/>
-          </w:tcPr>
-          <w:p>
-            <w:pPr>
-              <w:pStyle w:val="Compact"/>
-              <w:jc w:val="left"/>
-            </w:pPr>
-            <w:r>
-              <w:rPr>
-                <w:sz w:val="17"/>
-              </w:rPr>
-              <w:t xml:space="preserve">EIA, congress.gov, Open States wired and waiting for keys; CourtListener works keyless but rate-limited (§9).</w:t>
+            <w:tcW w:type="dxa" w:w="7435"/>
+          </w:tcPr>
+          <w:p>
+            <w:pPr>
+              <w:pStyle w:val="Compact"/>
+              <w:jc w:val="left"/>
+            </w:pPr>
+            <w:r>
+              <w:rPr>
+                <w:sz w:val="17"/>
+              </w:rPr>
+              <w:t xml:space="preserve">EIA and congress.gov running on the public DEMO_KEY; Open States waiting for its key; CourtListener keyless but rate-limited (§9).</w:t>
             </w:r>
           </w:p>
         </w:tc>
@@ -8704,8 +8705,8 @@
         </w:pict>
       </w:r>
     </w:p>
-    <w:bookmarkEnd w:id="37"/>
-    <w:bookmarkStart w:id="38" w:name="Xefd5dcdf1f5883852c6aff2a741a9883e663d71"/>
+    <w:bookmarkEnd w:id="38"/>
+    <w:bookmarkStart w:id="39" w:name="Xefd5dcdf1f5883852c6aff2a741a9883e663d71"/>
     <w:p>
       <w:pPr>
         <w:pStyle w:val="Heading2"/>
@@ -8719,7 +8720,7 @@
         <w:pStyle w:val="FirstParagraph"/>
       </w:pPr>
       <w:r>
-        <w:t xml:space="preserve">None are entered in conversation. Rett creates each account himself and adds the key at</w:t>
+        <w:t xml:space="preserve">Claude cannot enter keys itself, so Rett creates each account and adds the key at</w:t>
       </w:r>
       <w:r>
         <w:t xml:space="preserve"> </w:t>
@@ -8764,7 +8765,28 @@
           <w:bCs/>
           <w:b/>
         </w:rPr>
-        <w:t xml:space="preserve">Wired now — the adapter switches on the night the secret appears:</w:t>
+        <w:t xml:space="preserve">Wired now.</w:t>
+      </w:r>
+      <w:r>
+        <w:t xml:space="preserve"> </w:t>
+      </w:r>
+      <w:r>
+        <w:t xml:space="preserve">EIA and congress.gov already run nightly on api.data.gov's public</w:t>
+      </w:r>
+      <w:r>
+        <w:t xml:space="preserve"> </w:t>
+      </w:r>
+      <w:r>
+        <w:rPr>
+          <w:rStyle w:val="VerbatimChar"/>
+        </w:rPr>
+        <w:t xml:space="preserve">DEMO_KEY</w:t>
+      </w:r>
+      <w:r>
+        <w:t xml:space="preserve"> </w:t>
+      </w:r>
+      <w:r>
+        <w:t xml:space="preserve">(verified 3 Oct; low rate limit, enough for one nightly query) — their own keys are optional. Open States needs its key; CourtListener runs keyless but rate-limited:</w:t>
       </w:r>
     </w:p>
     <w:tbl>
@@ -8784,10 +8806,10 @@
         <w:tblLayout w:type="fixed"/>
       </w:tblPr>
       <w:tblGrid>
-        <w:gridCol w:w="1403"/>
-        <w:gridCol w:w="2395"/>
-        <w:gridCol w:w="898"/>
-        <w:gridCol w:w="4663"/>
+        <w:gridCol w:w="1644"/>
+        <w:gridCol w:w="2313"/>
+        <w:gridCol w:w="896"/>
+        <w:gridCol w:w="4505"/>
       </w:tblGrid>
       <w:tr>
         <w:trPr>
@@ -8795,7 +8817,7 @@
         </w:trPr>
         <w:tc>
           <w:tcPr>
-            <w:tcW w:type="dxa" w:w="1403"/>
+            <w:tcW w:type="dxa" w:w="1644"/>
             <w:shd w:val="clear" w:fill="E7ECF0"/>
           </w:tcPr>
           <w:p>
@@ -8814,7 +8836,7 @@
         </w:tc>
         <w:tc>
           <w:tcPr>
-            <w:tcW w:type="dxa" w:w="2395"/>
+            <w:tcW w:type="dxa" w:w="2314"/>
             <w:shd w:val="clear" w:fill="E7ECF0"/>
           </w:tcPr>
           <w:p>
@@ -8833,7 +8855,7 @@
         </w:tc>
         <w:tc>
           <w:tcPr>
-            <w:tcW w:type="dxa" w:w="898"/>
+            <w:tcW w:type="dxa" w:w="897"/>
             <w:shd w:val="clear" w:fill="E7ECF0"/>
           </w:tcPr>
           <w:p>
@@ -8852,7 +8874,7 @@
         </w:tc>
         <w:tc>
           <w:tcPr>
-            <w:tcW w:type="dxa" w:w="4664"/>
+            <w:tcW w:type="dxa" w:w="4505"/>
             <w:shd w:val="clear" w:fill="E7ECF0"/>
           </w:tcPr>
           <w:p>
@@ -8873,7 +8895,7 @@
       <w:tr>
         <w:tc>
           <w:tcPr>
-            <w:tcW w:type="dxa" w:w="1403"/>
+            <w:tcW w:type="dxa" w:w="1644"/>
           </w:tcPr>
           <w:p>
             <w:pPr>
@@ -8887,11 +8909,23 @@
               </w:rPr>
               <w:t xml:space="preserve">EIA_API_KEY</w:t>
             </w:r>
-          </w:p>
-        </w:tc>
-        <w:tc>
-          <w:tcPr>
-            <w:tcW w:type="dxa" w:w="2395"/>
+            <w:r>
+              <w:rPr>
+                <w:sz w:val="17"/>
+              </w:rPr>
+              <w:t xml:space="preserve"> </w:t>
+            </w:r>
+            <w:r>
+              <w:rPr>
+                <w:sz w:val="17"/>
+              </w:rPr>
+              <w:t xml:space="preserve">(optional)</w:t>
+            </w:r>
+          </w:p>
+        </w:tc>
+        <w:tc>
+          <w:tcPr>
+            <w:tcW w:type="dxa" w:w="2314"/>
           </w:tcPr>
           <w:p>
             <w:pPr>
@@ -8908,7 +8942,7 @@
         </w:tc>
         <w:tc>
           <w:tcPr>
-            <w:tcW w:type="dxa" w:w="898"/>
+            <w:tcW w:type="dxa" w:w="897"/>
           </w:tcPr>
           <w:p>
             <w:pPr>
@@ -8925,7 +8959,7 @@
         </w:tc>
         <w:tc>
           <w:tcPr>
-            <w:tcW w:type="dxa" w:w="4664"/>
+            <w:tcW w:type="dxa" w:w="4505"/>
           </w:tcPr>
           <w:p>
             <w:pPr>
@@ -8944,7 +8978,7 @@
       <w:tr>
         <w:tc>
           <w:tcPr>
-            <w:tcW w:type="dxa" w:w="1403"/>
+            <w:tcW w:type="dxa" w:w="1644"/>
           </w:tcPr>
           <w:p>
             <w:pPr>
@@ -8958,11 +8992,23 @@
               </w:rPr>
               <w:t xml:space="preserve">CONGRESS_API_KEY</w:t>
             </w:r>
-          </w:p>
-        </w:tc>
-        <w:tc>
-          <w:tcPr>
-            <w:tcW w:type="dxa" w:w="2395"/>
+            <w:r>
+              <w:rPr>
+                <w:sz w:val="17"/>
+              </w:rPr>
+              <w:t xml:space="preserve"> </w:t>
+            </w:r>
+            <w:r>
+              <w:rPr>
+                <w:sz w:val="17"/>
+              </w:rPr>
+              <w:t xml:space="preserve">(optional)</w:t>
+            </w:r>
+          </w:p>
+        </w:tc>
+        <w:tc>
+          <w:tcPr>
+            <w:tcW w:type="dxa" w:w="2314"/>
           </w:tcPr>
           <w:p>
             <w:pPr>
@@ -8979,7 +9025,7 @@
         </w:tc>
         <w:tc>
           <w:tcPr>
-            <w:tcW w:type="dxa" w:w="898"/>
+            <w:tcW w:type="dxa" w:w="897"/>
           </w:tcPr>
           <w:p>
             <w:pPr>
@@ -8996,7 +9042,7 @@
         </w:tc>
         <w:tc>
           <w:tcPr>
-            <w:tcW w:type="dxa" w:w="4664"/>
+            <w:tcW w:type="dxa" w:w="4505"/>
           </w:tcPr>
           <w:p>
             <w:pPr>
@@ -9015,7 +9061,7 @@
       <w:tr>
         <w:tc>
           <w:tcPr>
-            <w:tcW w:type="dxa" w:w="1403"/>
+            <w:tcW w:type="dxa" w:w="1644"/>
           </w:tcPr>
           <w:p>
             <w:pPr>
@@ -9033,7 +9079,7 @@
         </w:tc>
         <w:tc>
           <w:tcPr>
-            <w:tcW w:type="dxa" w:w="2395"/>
+            <w:tcW w:type="dxa" w:w="2314"/>
           </w:tcPr>
           <w:p>
             <w:pPr>
@@ -9050,7 +9096,7 @@
         </w:tc>
         <w:tc>
           <w:tcPr>
-            <w:tcW w:type="dxa" w:w="898"/>
+            <w:tcW w:type="dxa" w:w="897"/>
           </w:tcPr>
           <w:p>
             <w:pPr>
@@ -9067,7 +9113,7 @@
         </w:tc>
         <w:tc>
           <w:tcPr>
-            <w:tcW w:type="dxa" w:w="4664"/>
+            <w:tcW w:type="dxa" w:w="4505"/>
           </w:tcPr>
           <w:p>
             <w:pPr>
@@ -9086,7 +9132,7 @@
       <w:tr>
         <w:tc>
           <w:tcPr>
-            <w:tcW w:type="dxa" w:w="1403"/>
+            <w:tcW w:type="dxa" w:w="1644"/>
           </w:tcPr>
           <w:p>
             <w:pPr>
@@ -9104,7 +9150,7 @@
         </w:tc>
         <w:tc>
           <w:tcPr>
-            <w:tcW w:type="dxa" w:w="2395"/>
+            <w:tcW w:type="dxa" w:w="2314"/>
           </w:tcPr>
           <w:p>
             <w:pPr>
@@ -9121,7 +9167,7 @@
         </w:tc>
         <w:tc>
           <w:tcPr>
-            <w:tcW w:type="dxa" w:w="898"/>
+            <w:tcW w:type="dxa" w:w="897"/>
           </w:tcPr>
           <w:p>
             <w:pPr>
@@ -9138,7 +9184,7 @@
         </w:tc>
         <w:tc>
           <w:tcPr>
-            <w:tcW w:type="dxa" w:w="4664"/>
+            <w:tcW w:type="dxa" w:w="4505"/>
           </w:tcPr>
           <w:p>
             <w:pPr>
@@ -9547,8 +9593,8 @@
         </w:pict>
       </w:r>
     </w:p>
-    <w:bookmarkEnd w:id="38"/>
-    <w:bookmarkStart w:id="39" w:name="X6beb1668c2a2105c419650424c9775ec88c6ab8"/>
+    <w:bookmarkEnd w:id="39"/>
+    <w:bookmarkStart w:id="40" w:name="X6beb1668c2a2105c419650424c9775ec88c6ab8"/>
     <w:p>
       <w:pPr>
         <w:pStyle w:val="Heading2"/>
@@ -11288,8 +11334,8 @@
         </w:pict>
       </w:r>
     </w:p>
-    <w:bookmarkEnd w:id="39"/>
-    <w:bookmarkStart w:id="40" w:name="Xdb2782f0b6d7e1d72e1d93ab957461007f78491"/>
+    <w:bookmarkEnd w:id="40"/>
+    <w:bookmarkStart w:id="41" w:name="Xdb2782f0b6d7e1d72e1d93ab957461007f78491"/>
     <w:p>
       <w:pPr>
         <w:pStyle w:val="Heading2"/>
@@ -11660,8 +11706,8 @@
         </w:pict>
       </w:r>
     </w:p>
-    <w:bookmarkEnd w:id="40"/>
-    <w:bookmarkStart w:id="41" w:name="X8589c907b195ed7b365c7584af0755dd08e8e76"/>
+    <w:bookmarkEnd w:id="41"/>
+    <w:bookmarkStart w:id="42" w:name="X8589c907b195ed7b365c7584af0755dd08e8e76"/>
     <w:p>
       <w:pPr>
         <w:pStyle w:val="Heading2"/>
@@ -11922,8 +11968,8 @@
         </w:pict>
       </w:r>
     </w:p>
-    <w:bookmarkEnd w:id="41"/>
-    <w:bookmarkStart w:id="42" w:name="Xd6ef1fae7b64b25dc6fac0a5f469ab7cb6cc084"/>
+    <w:bookmarkEnd w:id="42"/>
+    <w:bookmarkStart w:id="43" w:name="Xd6ef1fae7b64b25dc6fac0a5f469ab7cb6cc084"/>
     <w:p>
       <w:pPr>
         <w:pStyle w:val="Heading2"/>
@@ -12751,8 +12797,8 @@
         </w:pict>
       </w:r>
     </w:p>
-    <w:bookmarkEnd w:id="42"/>
-    <w:bookmarkStart w:id="43" w:name="Xbf1fb06b1d626b9063e8f84060725c46bce196e"/>
+    <w:bookmarkEnd w:id="43"/>
+    <w:bookmarkStart w:id="44" w:name="Xbf1fb06b1d626b9063e8f84060725c46bce196e"/>
     <w:p>
       <w:pPr>
         <w:pStyle w:val="Heading2"/>
@@ -13020,8 +13066,8 @@
         </w:pict>
       </w:r>
     </w:p>
-    <w:bookmarkEnd w:id="43"/>
-    <w:bookmarkStart w:id="44" w:name="X6c15cd35e40163b14a7d0b8816231c6eaf9dac8"/>
+    <w:bookmarkEnd w:id="44"/>
+    <w:bookmarkStart w:id="45" w:name="X6c15cd35e40163b14a7d0b8816231c6eaf9dac8"/>
     <w:p>
       <w:pPr>
         <w:pStyle w:val="Heading2"/>
@@ -15770,8 +15816,8 @@
         </w:pict>
       </w:r>
     </w:p>
-    <w:bookmarkEnd w:id="44"/>
-    <w:bookmarkStart w:id="45" w:name="X376867f75bdb2a2f8679bf7313fb55e15bfa3a3"/>
+    <w:bookmarkEnd w:id="45"/>
+    <w:bookmarkStart w:id="46" w:name="X376867f75bdb2a2f8679bf7313fb55e15bfa3a3"/>
     <w:p>
       <w:pPr>
         <w:pStyle w:val="Heading2"/>
@@ -16163,8 +16209,8 @@
         </w:pict>
       </w:r>
     </w:p>
-    <w:bookmarkEnd w:id="45"/>
-    <w:bookmarkStart w:id="46" w:name="Xd96b24ac24d3ff38f8146dca36593c8d2296d41"/>
+    <w:bookmarkEnd w:id="46"/>
+    <w:bookmarkStart w:id="47" w:name="Xd96b24ac24d3ff38f8146dca36593c8d2296d41"/>
     <w:p>
       <w:pPr>
         <w:pStyle w:val="Heading2"/>
@@ -16283,13 +16329,29 @@
           <w:bCs/>
           <w:b/>
         </w:rPr>
+        <w:t xml:space="preserve">Running on the public DEMO_KEY:</w:t>
+      </w:r>
+      <w:r>
+        <w:t xml:space="preserve"> </w:t>
+      </w:r>
+      <w:r>
+        <w:t xml:space="preserve">EIA, congress.gov.</w:t>
+      </w:r>
+      <w:r>
+        <w:t xml:space="preserve"> </w:t>
+      </w:r>
+      <w:r>
+        <w:rPr>
+          <w:bCs/>
+          <w:b/>
+        </w:rPr>
         <w:t xml:space="preserve">Waiting on keys:</w:t>
       </w:r>
       <w:r>
         <w:t xml:space="preserve"> </w:t>
       </w:r>
       <w:r>
-        <w:t xml:space="preserve">EIA, congress.gov, Open States, CourtListener (full rate).</w:t>
+        <w:t xml:space="preserve">Open States; CourtListener (full rate).</w:t>
       </w:r>
     </w:p>
     <w:p>
@@ -16331,7 +16393,7 @@
         <w:t xml:space="preserve"> </w:t>
       </w:r>
       <w:r>
-        <w:t xml:space="preserve">Strategies studies; (9) Colorado and Oregon (scope decision); (10) FERC Form 1 / EQR (defer).</w:t>
+        <w:t xml:space="preserve">Strategies studies; (9) FERC Form 1 / EQR (defer).</w:t>
       </w:r>
     </w:p>
     <w:p>
@@ -16341,8 +16403,8 @@
         </w:pict>
       </w:r>
     </w:p>
-    <w:bookmarkEnd w:id="46"/>
-    <w:bookmarkStart w:id="47" w:name="Xaaf27484c54ea3ea07c519cefec2cbd15d92f2d"/>
+    <w:bookmarkEnd w:id="47"/>
+    <w:bookmarkStart w:id="48" w:name="Xaaf27484c54ea3ea07c519cefec2cbd15d92f2d"/>
     <w:p>
       <w:pPr>
         <w:pStyle w:val="Heading2"/>
@@ -16431,7 +16493,7 @@
       <w:r>
         <w:t xml:space="preserve"> </w:t>
       </w:r>
-      <w:hyperlink r:id="rId36">
+      <w:hyperlink r:id="rId37">
         <w:r>
           <w:rPr>
             <w:rStyle w:val="Hyperlink"/>
@@ -16528,8 +16590,8 @@
         </w:pict>
       </w:r>
     </w:p>
-    <w:bookmarkEnd w:id="47"/>
-    <w:bookmarkStart w:id="48" w:name="X73bd691d93d8aac14b7e64e50648ad4cd6a3115"/>
+    <w:bookmarkEnd w:id="48"/>
+    <w:bookmarkStart w:id="49" w:name="X73bd691d93d8aac14b7e64e50648ad4cd6a3115"/>
     <w:p>
       <w:pPr>
         <w:pStyle w:val="Heading2"/>
@@ -17254,8 +17316,8 @@
         </w:pict>
       </w:r>
     </w:p>
-    <w:bookmarkEnd w:id="48"/>
-    <w:bookmarkStart w:id="49" w:name="X754d27a39027492866a18d97f2a1771c61e3014"/>
+    <w:bookmarkEnd w:id="49"/>
+    <w:bookmarkStart w:id="50" w:name="X754d27a39027492866a18d97f2a1771c61e3014"/>
     <w:p>
       <w:pPr>
         <w:pStyle w:val="Heading2"/>
@@ -17281,8 +17343,8 @@
         <w:tblLayout w:type="fixed"/>
       </w:tblPr>
       <w:tblGrid>
-        <w:gridCol w:w="1214"/>
-        <w:gridCol w:w="8145"/>
+        <w:gridCol w:w="1139"/>
+        <w:gridCol w:w="8220"/>
       </w:tblGrid>
       <w:tr>
         <w:trPr>
@@ -17290,7 +17352,7 @@
         </w:trPr>
         <w:tc>
           <w:tcPr>
-            <w:tcW w:type="dxa" w:w="1214"/>
+            <w:tcW w:type="dxa" w:w="1139"/>
             <w:shd w:val="clear" w:fill="E7ECF0"/>
           </w:tcPr>
           <w:p>
@@ -17309,7 +17371,7 @@
         </w:tc>
         <w:tc>
           <w:tcPr>
-            <w:tcW w:type="dxa" w:w="8146"/>
+            <w:tcW w:type="dxa" w:w="8221"/>
             <w:shd w:val="clear" w:fill="E7ECF0"/>
           </w:tcPr>
           <w:p>
@@ -17330,7 +17392,7 @@
       <w:tr>
         <w:tc>
           <w:tcPr>
-            <w:tcW w:type="dxa" w:w="1214"/>
+            <w:tcW w:type="dxa" w:w="1139"/>
           </w:tcPr>
           <w:p>
             <w:pPr>
@@ -17347,7 +17409,7 @@
         </w:tc>
         <w:tc>
           <w:tcPr>
-            <w:tcW w:type="dxa" w:w="8146"/>
+            <w:tcW w:type="dxa" w:w="8221"/>
           </w:tcPr>
           <w:p>
             <w:pPr>
@@ -17366,7 +17428,7 @@
       <w:tr>
         <w:tc>
           <w:tcPr>
-            <w:tcW w:type="dxa" w:w="1214"/>
+            <w:tcW w:type="dxa" w:w="1139"/>
           </w:tcPr>
           <w:p>
             <w:pPr>
@@ -17383,7 +17445,7 @@
         </w:tc>
         <w:tc>
           <w:tcPr>
-            <w:tcW w:type="dxa" w:w="8146"/>
+            <w:tcW w:type="dxa" w:w="8221"/>
           </w:tcPr>
           <w:p>
             <w:pPr>
@@ -17402,7 +17464,7 @@
       <w:tr>
         <w:tc>
           <w:tcPr>
-            <w:tcW w:type="dxa" w:w="1214"/>
+            <w:tcW w:type="dxa" w:w="1139"/>
           </w:tcPr>
           <w:p>
             <w:pPr>
@@ -17419,18 +17481,18 @@
         </w:tc>
         <w:tc>
           <w:tcPr>
-            <w:tcW w:type="dxa" w:w="8146"/>
-          </w:tcPr>
-          <w:p>
-            <w:pPr>
-              <w:pStyle w:val="Compact"/>
-              <w:jc w:val="left"/>
-            </w:pPr>
-            <w:r>
-              <w:rPr>
-                <w:sz w:val="17"/>
-              </w:rPr>
-              <w:t xml:space="preserve">Off-schedule verification runs (degraded Sweep →</w:t>
+            <w:tcW w:type="dxa" w:w="8221"/>
+          </w:tcPr>
+          <w:p>
+            <w:pPr>
+              <w:pStyle w:val="Compact"/>
+              <w:jc w:val="left"/>
+            </w:pPr>
+            <w:r>
+              <w:rPr>
+                <w:sz w:val="17"/>
+              </w:rPr>
+              <w:t xml:space="preserve">Colorado and Oregon ruled out of scope for now. Off-schedule verification runs (degraded Sweep →</w:t>
             </w:r>
             <w:r>
               <w:rPr>
@@ -17455,8 +17517,8 @@
         </w:tc>
       </w:tr>
     </w:tbl>
-    <w:bookmarkEnd w:id="49"/>
     <w:bookmarkEnd w:id="50"/>
+    <w:bookmarkEnd w:id="51"/>
     <w:sectPr/>
   </w:body>
 </w:document>

--- a/docs/GRID_DOCKET_CONTEXT.docx
+++ b/docs/GRID_DOCKET_CONTEXT.docx
@@ -1914,8 +1914,8 @@
         <w:tblLayout w:type="fixed"/>
       </w:tblPr>
       <w:tblGrid>
-        <w:gridCol w:w="1277"/>
-        <w:gridCol w:w="8082"/>
+        <w:gridCol w:w="1223"/>
+        <w:gridCol w:w="8136"/>
       </w:tblGrid>
       <w:tr>
         <w:trPr>
@@ -1923,7 +1923,7 @@
         </w:trPr>
         <w:tc>
           <w:tcPr>
-            <w:tcW w:type="dxa" w:w="1278"/>
+            <w:tcW w:type="dxa" w:w="1224"/>
             <w:shd w:val="clear" w:fill="E7ECF0"/>
           </w:tcPr>
           <w:p>
@@ -1942,7 +1942,7 @@
         </w:tc>
         <w:tc>
           <w:tcPr>
-            <w:tcW w:type="dxa" w:w="8082"/>
+            <w:tcW w:type="dxa" w:w="8136"/>
             <w:shd w:val="clear" w:fill="E7ECF0"/>
           </w:tcPr>
           <w:p>
@@ -1963,7 +1963,7 @@
       <w:tr>
         <w:tc>
           <w:tcPr>
-            <w:tcW w:type="dxa" w:w="1278"/>
+            <w:tcW w:type="dxa" w:w="1224"/>
           </w:tcPr>
           <w:p>
             <w:pPr>
@@ -1981,7 +1981,7 @@
         </w:tc>
         <w:tc>
           <w:tcPr>
-            <w:tcW w:type="dxa" w:w="8082"/>
+            <w:tcW w:type="dxa" w:w="8136"/>
           </w:tcPr>
           <w:p>
             <w:pPr>
@@ -2093,26 +2093,69 @@
                 <w:rStyle w:val="VerbatimChar"/>
                 <w:sz w:val="17"/>
               </w:rPr>
+              <w:t xml:space="preserve">backfill_text.py</w:t>
+            </w:r>
+            <w:r>
+              <w:rPr>
+                <w:sz w:val="17"/>
+              </w:rPr>
+              <w:t xml:space="preserve"> </w:t>
+            </w:r>
+            <w:r>
+              <w:rPr>
+                <w:sz w:val="17"/>
+              </w:rPr>
+              <w:t xml:space="preserve">(nightly enrichment of the docket-history backfill),</w:t>
+            </w:r>
+            <w:r>
+              <w:rPr>
+                <w:sz w:val="17"/>
+              </w:rPr>
+              <w:t xml:space="preserve"> </w:t>
+            </w:r>
+            <w:r>
+              <w:rPr>
+                <w:rStyle w:val="VerbatimChar"/>
+                <w:sz w:val="17"/>
+              </w:rPr>
               <w:t xml:space="preserve">discover.py</w:t>
             </w:r>
             <w:r>
               <w:rPr>
                 <w:sz w:val="17"/>
               </w:rPr>
-              <w:t xml:space="preserve">,</w:t>
-            </w:r>
-            <w:r>
-              <w:rPr>
-                <w:sz w:val="17"/>
-              </w:rPr>
               <w:t xml:space="preserve"> </w:t>
             </w:r>
             <w:r>
               <w:rPr>
+                <w:sz w:val="17"/>
+              </w:rPr>
+              <w:t xml:space="preserve">and</w:t>
+            </w:r>
+            <w:r>
+              <w:rPr>
+                <w:sz w:val="17"/>
+              </w:rPr>
+              <w:t xml:space="preserve"> </w:t>
+            </w:r>
+            <w:r>
+              <w:rPr>
                 <w:rStyle w:val="VerbatimChar"/>
                 <w:sz w:val="17"/>
               </w:rPr>
               <w:t xml:space="preserve">probe_adapter.py</w:t>
+            </w:r>
+            <w:r>
+              <w:rPr>
+                <w:sz w:val="17"/>
+              </w:rPr>
+              <w:t xml:space="preserve"> </w:t>
+            </w:r>
+            <w:r>
+              <w:rPr>
+                <w:sz w:val="17"/>
+              </w:rPr>
+              <w:t xml:space="preserve">(repair tools)</w:t>
             </w:r>
           </w:p>
         </w:tc>
@@ -2120,7 +2163,7 @@
       <w:tr>
         <w:tc>
           <w:tcPr>
-            <w:tcW w:type="dxa" w:w="1278"/>
+            <w:tcW w:type="dxa" w:w="1224"/>
           </w:tcPr>
           <w:p>
             <w:pPr>
@@ -2138,7 +2181,7 @@
         </w:tc>
         <w:tc>
           <w:tcPr>
-            <w:tcW w:type="dxa" w:w="8082"/>
+            <w:tcW w:type="dxa" w:w="8136"/>
           </w:tcPr>
           <w:p>
             <w:pPr>
@@ -2165,7 +2208,7 @@
       <w:tr>
         <w:tc>
           <w:tcPr>
-            <w:tcW w:type="dxa" w:w="1278"/>
+            <w:tcW w:type="dxa" w:w="1224"/>
           </w:tcPr>
           <w:p>
             <w:pPr>
@@ -2183,7 +2226,7 @@
         </w:tc>
         <w:tc>
           <w:tcPr>
-            <w:tcW w:type="dxa" w:w="8082"/>
+            <w:tcW w:type="dxa" w:w="8136"/>
           </w:tcPr>
           <w:p>
             <w:pPr>
@@ -2335,7 +2378,7 @@
       <w:tr>
         <w:tc>
           <w:tcPr>
-            <w:tcW w:type="dxa" w:w="1278"/>
+            <w:tcW w:type="dxa" w:w="1224"/>
           </w:tcPr>
           <w:p>
             <w:pPr>
@@ -2353,18 +2396,332 @@
         </w:tc>
         <w:tc>
           <w:tcPr>
-            <w:tcW w:type="dxa" w:w="8082"/>
-          </w:tcPr>
-          <w:p>
-            <w:pPr>
-              <w:pStyle w:val="Compact"/>
-              <w:jc w:val="left"/>
-            </w:pPr>
-            <w:r>
-              <w:rPr>
-                <w:sz w:val="17"/>
-              </w:rPr>
-              <w:t xml:space="preserve">Repo mirror of the row-store parts (</w:t>
+            <w:tcW w:type="dxa" w:w="8136"/>
+          </w:tcPr>
+          <w:p>
+            <w:pPr>
+              <w:pStyle w:val="Compact"/>
+              <w:jc w:val="left"/>
+            </w:pPr>
+            <w:r>
+              <w:rPr>
+                <w:sz w:val="17"/>
+              </w:rPr>
+              <w:t xml:space="preserve">Frozen copy of the 2026-09-18 baseline (</w:t>
+            </w:r>
+            <w:r>
+              <w:rPr>
+                <w:rStyle w:val="VerbatimChar"/>
+                <w:sz w:val="17"/>
+              </w:rPr>
+              <w:t xml:space="preserve">rows_p1..p4</w:t>
+            </w:r>
+            <w:r>
+              <w:rPr>
+                <w:sz w:val="17"/>
+              </w:rPr>
+              <w:t xml:space="preserve">) for tests and CI. Not a mirror: scheduled runs download the live store from OneDrive into</w:t>
+            </w:r>
+            <w:r>
+              <w:rPr>
+                <w:sz w:val="17"/>
+              </w:rPr>
+              <w:t xml:space="preserve"> </w:t>
+            </w:r>
+            <w:r>
+              <w:rPr>
+                <w:rStyle w:val="VerbatimChar"/>
+                <w:sz w:val="17"/>
+              </w:rPr>
+              <w:t xml:space="preserve">store_live/</w:t>
+            </w:r>
+          </w:p>
+        </w:tc>
+      </w:tr>
+      <w:tr>
+        <w:tc>
+          <w:tcPr>
+            <w:tcW w:type="dxa" w:w="1224"/>
+          </w:tcPr>
+          <w:p>
+            <w:pPr>
+              <w:pStyle w:val="Compact"/>
+              <w:jc w:val="left"/>
+            </w:pPr>
+            <w:r>
+              <w:rPr>
+                <w:rStyle w:val="VerbatimChar"/>
+                <w:sz w:val="17"/>
+              </w:rPr>
+              <w:t xml:space="preserve">tracker/</w:t>
+            </w:r>
+          </w:p>
+        </w:tc>
+        <w:tc>
+          <w:tcPr>
+            <w:tcW w:type="dxa" w:w="8136"/>
+          </w:tcPr>
+          <w:p>
+            <w:pPr>
+              <w:pStyle w:val="Compact"/>
+              <w:jc w:val="left"/>
+            </w:pPr>
+            <w:r>
+              <w:rPr>
+                <w:rStyle w:val="VerbatimChar"/>
+                <w:sz w:val="17"/>
+              </w:rPr>
+              <w:t xml:space="preserve">vocab.py</w:t>
+            </w:r>
+            <w:r>
+              <w:rPr>
+                <w:sz w:val="17"/>
+              </w:rPr>
+              <w:t xml:space="preserve">,</w:t>
+            </w:r>
+            <w:r>
+              <w:rPr>
+                <w:sz w:val="17"/>
+              </w:rPr>
+              <w:t xml:space="preserve"> </w:t>
+            </w:r>
+            <w:r>
+              <w:rPr>
+                <w:rStyle w:val="VerbatimChar"/>
+                <w:sz w:val="17"/>
+              </w:rPr>
+              <w:t xml:space="preserve">rowstore.py</w:t>
+            </w:r>
+            <w:r>
+              <w:rPr>
+                <w:sz w:val="17"/>
+              </w:rPr>
+              <w:t xml:space="preserve"> </w:t>
+            </w:r>
+            <w:r>
+              <w:rPr>
+                <w:sz w:val="17"/>
+              </w:rPr>
+              <w:t xml:space="preserve">(load, overlays, validation CLI),</w:t>
+            </w:r>
+            <w:r>
+              <w:rPr>
+                <w:sz w:val="17"/>
+              </w:rPr>
+              <w:t xml:space="preserve"> </w:t>
+            </w:r>
+            <w:r>
+              <w:rPr>
+                <w:rStyle w:val="VerbatimChar"/>
+                <w:sz w:val="17"/>
+              </w:rPr>
+              <w:t xml:space="preserve">build_tracker.py</w:t>
+            </w:r>
+            <w:r>
+              <w:rPr>
+                <w:sz w:val="17"/>
+              </w:rPr>
+              <w:t xml:space="preserve"> </w:t>
+            </w:r>
+            <w:r>
+              <w:rPr>
+                <w:sz w:val="17"/>
+              </w:rPr>
+              <w:t xml:space="preserve">(canonical Excel),</w:t>
+            </w:r>
+            <w:r>
+              <w:rPr>
+                <w:sz w:val="17"/>
+              </w:rPr>
+              <w:t xml:space="preserve"> </w:t>
+            </w:r>
+            <w:r>
+              <w:rPr>
+                <w:rStyle w:val="VerbatimChar"/>
+                <w:sz w:val="17"/>
+              </w:rPr>
+              <w:t xml:space="preserve">build_console.py</w:t>
+            </w:r>
+            <w:r>
+              <w:rPr>
+                <w:sz w:val="17"/>
+              </w:rPr>
+              <w:t xml:space="preserve"> </w:t>
+            </w:r>
+            <w:r>
+              <w:rPr>
+                <w:sz w:val="17"/>
+              </w:rPr>
+              <w:t xml:space="preserve">(console package),</w:t>
+            </w:r>
+            <w:r>
+              <w:rPr>
+                <w:sz w:val="17"/>
+              </w:rPr>
+              <w:t xml:space="preserve"> </w:t>
+            </w:r>
+            <w:r>
+              <w:rPr>
+                <w:rStyle w:val="VerbatimChar"/>
+                <w:sz w:val="17"/>
+              </w:rPr>
+              <w:t xml:space="preserve">narrative.py</w:t>
+            </w:r>
+            <w:r>
+              <w:rPr>
+                <w:sz w:val="17"/>
+              </w:rPr>
+              <w:t xml:space="preserve"> </w:t>
+            </w:r>
+            <w:r>
+              <w:rPr>
+                <w:sz w:val="17"/>
+              </w:rPr>
+              <w:t xml:space="preserve">(PDF/DOCX)</w:t>
+            </w:r>
+          </w:p>
+        </w:tc>
+      </w:tr>
+      <w:tr>
+        <w:tc>
+          <w:tcPr>
+            <w:tcW w:type="dxa" w:w="1224"/>
+          </w:tcPr>
+          <w:p>
+            <w:pPr>
+              <w:pStyle w:val="Compact"/>
+              <w:jc w:val="left"/>
+            </w:pPr>
+            <w:r>
+              <w:rPr>
+                <w:rStyle w:val="VerbatimChar"/>
+                <w:sz w:val="17"/>
+              </w:rPr>
+              <w:t xml:space="preserve">console/</w:t>
+            </w:r>
+          </w:p>
+        </w:tc>
+        <w:tc>
+          <w:tcPr>
+            <w:tcW w:type="dxa" w:w="8136"/>
+          </w:tcPr>
+          <w:p>
+            <w:pPr>
+              <w:pStyle w:val="Compact"/>
+              <w:jc w:val="left"/>
+            </w:pPr>
+            <w:r>
+              <w:rPr>
+                <w:rStyle w:val="VerbatimChar"/>
+                <w:sz w:val="17"/>
+              </w:rPr>
+              <w:t xml:space="preserve">index.html</w:t>
+            </w:r>
+            <w:r>
+              <w:rPr>
+                <w:sz w:val="17"/>
+              </w:rPr>
+              <w:t xml:space="preserve"> </w:t>
+            </w:r>
+            <w:r>
+              <w:rPr>
+                <w:sz w:val="17"/>
+              </w:rPr>
+              <w:t xml:space="preserve">(console page),</w:t>
+            </w:r>
+            <w:r>
+              <w:rPr>
+                <w:sz w:val="17"/>
+              </w:rPr>
+              <w:t xml:space="preserve"> </w:t>
+            </w:r>
+            <w:r>
+              <w:rPr>
+                <w:rStyle w:val="VerbatimChar"/>
+                <w:sz w:val="17"/>
+              </w:rPr>
+              <w:t xml:space="preserve">tracker_xlsx.js</w:t>
+            </w:r>
+            <w:r>
+              <w:rPr>
+                <w:sz w:val="17"/>
+              </w:rPr>
+              <w:t xml:space="preserve"> </w:t>
+            </w:r>
+            <w:r>
+              <w:rPr>
+                <w:sz w:val="17"/>
+              </w:rPr>
+              <w:t xml:space="preserve">(in-browser Excel builder)</w:t>
+            </w:r>
+          </w:p>
+        </w:tc>
+      </w:tr>
+      <w:tr>
+        <w:tc>
+          <w:tcPr>
+            <w:tcW w:type="dxa" w:w="1224"/>
+          </w:tcPr>
+          <w:p>
+            <w:pPr>
+              <w:pStyle w:val="Compact"/>
+              <w:jc w:val="left"/>
+            </w:pPr>
+            <w:r>
+              <w:rPr>
+                <w:rStyle w:val="VerbatimChar"/>
+                <w:sz w:val="17"/>
+              </w:rPr>
+              <w:t xml:space="preserve">prompts/</w:t>
+            </w:r>
+          </w:p>
+        </w:tc>
+        <w:tc>
+          <w:tcPr>
+            <w:tcW w:type="dxa" w:w="8136"/>
+          </w:tcPr>
+          <w:p>
+            <w:pPr>
+              <w:pStyle w:val="Compact"/>
+              <w:jc w:val="left"/>
+            </w:pPr>
+            <w:r>
+              <w:rPr>
+                <w:rStyle w:val="VerbatimChar"/>
+                <w:sz w:val="17"/>
+              </w:rPr>
+              <w:t xml:space="preserve">sweep.md</w:t>
+            </w:r>
+            <w:r>
+              <w:rPr>
+                <w:sz w:val="17"/>
+              </w:rPr>
+              <w:t xml:space="preserve">,</w:t>
+            </w:r>
+            <w:r>
+              <w:rPr>
+                <w:sz w:val="17"/>
+              </w:rPr>
+              <w:t xml:space="preserve"> </w:t>
+            </w:r>
+            <w:r>
+              <w:rPr>
+                <w:rStyle w:val="VerbatimChar"/>
+                <w:sz w:val="17"/>
+              </w:rPr>
+              <w:t xml:space="preserve">brief.md</w:t>
+            </w:r>
+            <w:r>
+              <w:rPr>
+                <w:sz w:val="17"/>
+              </w:rPr>
+              <w:t xml:space="preserve"> </w:t>
+            </w:r>
+            <w:r>
+              <w:rPr>
+                <w:sz w:val="17"/>
+              </w:rPr>
+              <w:t xml:space="preserve">(</w:t>
             </w:r>
             <w:r>
               <w:rPr>
@@ -2372,13 +2729,7 @@
                 <w:b/>
                 <w:sz w:val="17"/>
               </w:rPr>
-              <w:t xml:space="preserve">behind</w:t>
-            </w:r>
-            <w:r>
-              <w:rPr>
-                <w:sz w:val="17"/>
-              </w:rPr>
-              <w:t xml:space="preserve">: lacks</w:t>
+              <w:t xml:space="preserve">the live instructions</w:t>
             </w:r>
             <w:r>
               <w:rPr>
@@ -2388,16 +2739,66 @@
             </w:r>
             <w:r>
               <w:rPr>
+                <w:sz w:val="17"/>
+              </w:rPr>
+              <w:t xml:space="preserve">— the scheduled tasks read these at run time),</w:t>
+            </w:r>
+            <w:r>
+              <w:rPr>
+                <w:sz w:val="17"/>
+              </w:rPr>
+              <w:t xml:space="preserve"> </w:t>
+            </w:r>
+            <w:r>
+              <w:rPr>
                 <w:rStyle w:val="VerbatimChar"/>
                 <w:sz w:val="17"/>
               </w:rPr>
-              <w:t xml:space="preserve">rows_p5</w:t>
-            </w:r>
-            <w:r>
-              <w:rPr>
-                <w:sz w:val="17"/>
-              </w:rPr>
-              <w:t xml:space="preserve">; scheduled runs no longer write it — OneDrive is authoritative)</w:t>
+              <w:t xml:space="preserve">trigger_sweep.txt</w:t>
+            </w:r>
+            <w:r>
+              <w:rPr>
+                <w:sz w:val="17"/>
+              </w:rPr>
+              <w:t xml:space="preserve">,</w:t>
+            </w:r>
+            <w:r>
+              <w:rPr>
+                <w:sz w:val="17"/>
+              </w:rPr>
+              <w:t xml:space="preserve"> </w:t>
+            </w:r>
+            <w:r>
+              <w:rPr>
+                <w:rStyle w:val="VerbatimChar"/>
+                <w:sz w:val="17"/>
+              </w:rPr>
+              <w:t xml:space="preserve">trigger_brief.txt</w:t>
+            </w:r>
+            <w:r>
+              <w:rPr>
+                <w:sz w:val="17"/>
+              </w:rPr>
+              <w:t xml:space="preserve"> </w:t>
+            </w:r>
+            <w:r>
+              <w:rPr>
+                <w:sz w:val="17"/>
+              </w:rPr>
+              <w:t xml:space="preserve">(the bootstrap prompts loaded into the tasks),</w:t>
+            </w:r>
+            <w:r>
+              <w:rPr>
+                <w:sz w:val="17"/>
+              </w:rPr>
+              <w:t xml:space="preserve"> </w:t>
+            </w:r>
+            <w:r>
+              <w:rPr>
+                <w:rStyle w:val="VerbatimChar"/>
+                <w:sz w:val="17"/>
+              </w:rPr>
+              <w:t xml:space="preserve">corrections_queue.md</w:t>
             </w:r>
           </w:p>
         </w:tc>
@@ -2405,7 +2806,7 @@
       <w:tr>
         <w:tc>
           <w:tcPr>
-            <w:tcW w:type="dxa" w:w="1278"/>
+            <w:tcW w:type="dxa" w:w="1224"/>
           </w:tcPr>
           <w:p>
             <w:pPr>
@@ -2417,131 +2818,24 @@
                 <w:rStyle w:val="VerbatimChar"/>
                 <w:sz w:val="17"/>
               </w:rPr>
-              <w:t xml:space="preserve">tracker/</w:t>
-            </w:r>
-          </w:p>
-        </w:tc>
-        <w:tc>
-          <w:tcPr>
-            <w:tcW w:type="dxa" w:w="8082"/>
-          </w:tcPr>
-          <w:p>
-            <w:pPr>
-              <w:pStyle w:val="Compact"/>
-              <w:jc w:val="left"/>
-            </w:pPr>
-            <w:r>
-              <w:rPr>
-                <w:rStyle w:val="VerbatimChar"/>
-                <w:sz w:val="17"/>
-              </w:rPr>
-              <w:t xml:space="preserve">vocab.py</w:t>
-            </w:r>
-            <w:r>
-              <w:rPr>
-                <w:sz w:val="17"/>
-              </w:rPr>
-              <w:t xml:space="preserve">,</w:t>
-            </w:r>
-            <w:r>
-              <w:rPr>
-                <w:sz w:val="17"/>
-              </w:rPr>
-              <w:t xml:space="preserve"> </w:t>
-            </w:r>
-            <w:r>
-              <w:rPr>
-                <w:rStyle w:val="VerbatimChar"/>
-                <w:sz w:val="17"/>
-              </w:rPr>
-              <w:t xml:space="preserve">rowstore.py</w:t>
-            </w:r>
-            <w:r>
-              <w:rPr>
-                <w:sz w:val="17"/>
-              </w:rPr>
-              <w:t xml:space="preserve"> </w:t>
-            </w:r>
-            <w:r>
-              <w:rPr>
-                <w:sz w:val="17"/>
-              </w:rPr>
-              <w:t xml:space="preserve">(load, overlays, validation CLI),</w:t>
-            </w:r>
-            <w:r>
-              <w:rPr>
-                <w:sz w:val="17"/>
-              </w:rPr>
-              <w:t xml:space="preserve"> </w:t>
-            </w:r>
-            <w:r>
-              <w:rPr>
-                <w:rStyle w:val="VerbatimChar"/>
-                <w:sz w:val="17"/>
-              </w:rPr>
-              <w:t xml:space="preserve">build_tracker.py</w:t>
-            </w:r>
-            <w:r>
-              <w:rPr>
-                <w:sz w:val="17"/>
-              </w:rPr>
-              <w:t xml:space="preserve"> </w:t>
-            </w:r>
-            <w:r>
-              <w:rPr>
-                <w:sz w:val="17"/>
-              </w:rPr>
-              <w:t xml:space="preserve">(canonical Excel),</w:t>
-            </w:r>
-            <w:r>
-              <w:rPr>
-                <w:sz w:val="17"/>
-              </w:rPr>
-              <w:t xml:space="preserve"> </w:t>
-            </w:r>
-            <w:r>
-              <w:rPr>
-                <w:rStyle w:val="VerbatimChar"/>
-                <w:sz w:val="17"/>
-              </w:rPr>
-              <w:t xml:space="preserve">build_console.py</w:t>
-            </w:r>
-            <w:r>
-              <w:rPr>
-                <w:sz w:val="17"/>
-              </w:rPr>
-              <w:t xml:space="preserve"> </w:t>
-            </w:r>
-            <w:r>
-              <w:rPr>
-                <w:sz w:val="17"/>
-              </w:rPr>
-              <w:t xml:space="preserve">(console package),</w:t>
-            </w:r>
-            <w:r>
-              <w:rPr>
-                <w:sz w:val="17"/>
-              </w:rPr>
-              <w:t xml:space="preserve"> </w:t>
-            </w:r>
-            <w:r>
-              <w:rPr>
-                <w:rStyle w:val="VerbatimChar"/>
-                <w:sz w:val="17"/>
-              </w:rPr>
-              <w:t xml:space="preserve">narrative.py</w:t>
-            </w:r>
-            <w:r>
-              <w:rPr>
-                <w:sz w:val="17"/>
-              </w:rPr>
-              <w:t xml:space="preserve"> </w:t>
-            </w:r>
-            <w:r>
-              <w:rPr>
-                <w:sz w:val="17"/>
-              </w:rPr>
-              <w:t xml:space="preserve">(PDF/DOCX)</w:t>
+              <w:t xml:space="preserve">manual/SKILL.md</w:t>
+            </w:r>
+          </w:p>
+        </w:tc>
+        <w:tc>
+          <w:tcPr>
+            <w:tcW w:type="dxa" w:w="8136"/>
+          </w:tcPr>
+          <w:p>
+            <w:pPr>
+              <w:pStyle w:val="Compact"/>
+              <w:jc w:val="left"/>
+            </w:pPr>
+            <w:r>
+              <w:rPr>
+                <w:sz w:val="17"/>
+              </w:rPr>
+              <w:t xml:space="preserve">Copy of the manual-pass skill</w:t>
             </w:r>
           </w:p>
         </w:tc>
@@ -2549,7 +2843,7 @@
       <w:tr>
         <w:tc>
           <w:tcPr>
-            <w:tcW w:type="dxa" w:w="1278"/>
+            <w:tcW w:type="dxa" w:w="1224"/>
           </w:tcPr>
           <w:p>
             <w:pPr>
@@ -2561,62 +2855,24 @@
                 <w:rStyle w:val="VerbatimChar"/>
                 <w:sz w:val="17"/>
               </w:rPr>
-              <w:t xml:space="preserve">console/</w:t>
-            </w:r>
-          </w:p>
-        </w:tc>
-        <w:tc>
-          <w:tcPr>
-            <w:tcW w:type="dxa" w:w="8082"/>
-          </w:tcPr>
-          <w:p>
-            <w:pPr>
-              <w:pStyle w:val="Compact"/>
-              <w:jc w:val="left"/>
-            </w:pPr>
-            <w:r>
-              <w:rPr>
-                <w:rStyle w:val="VerbatimChar"/>
-                <w:sz w:val="17"/>
-              </w:rPr>
-              <w:t xml:space="preserve">index.html</w:t>
-            </w:r>
-            <w:r>
-              <w:rPr>
-                <w:sz w:val="17"/>
-              </w:rPr>
-              <w:t xml:space="preserve"> </w:t>
-            </w:r>
-            <w:r>
-              <w:rPr>
-                <w:sz w:val="17"/>
-              </w:rPr>
-              <w:t xml:space="preserve">(console page),</w:t>
-            </w:r>
-            <w:r>
-              <w:rPr>
-                <w:sz w:val="17"/>
-              </w:rPr>
-              <w:t xml:space="preserve"> </w:t>
-            </w:r>
-            <w:r>
-              <w:rPr>
-                <w:rStyle w:val="VerbatimChar"/>
-                <w:sz w:val="17"/>
-              </w:rPr>
-              <w:t xml:space="preserve">tracker_xlsx.js</w:t>
-            </w:r>
-            <w:r>
-              <w:rPr>
-                <w:sz w:val="17"/>
-              </w:rPr>
-              <w:t xml:space="preserve"> </w:t>
-            </w:r>
-            <w:r>
-              <w:rPr>
-                <w:sz w:val="17"/>
-              </w:rPr>
-              <w:t xml:space="preserve">(in-browser Excel builder)</w:t>
+              <w:t xml:space="preserve">deliverables/</w:t>
+            </w:r>
+          </w:p>
+        </w:tc>
+        <w:tc>
+          <w:tcPr>
+            <w:tcW w:type="dxa" w:w="8136"/>
+          </w:tcPr>
+          <w:p>
+            <w:pPr>
+              <w:pStyle w:val="Compact"/>
+              <w:jc w:val="left"/>
+            </w:pPr>
+            <w:r>
+              <w:rPr>
+                <w:sz w:val="17"/>
+              </w:rPr>
+              <w:t xml:space="preserve">Weekly Excel master and narrative when built from a session that can push (scheduled runs cannot)</w:t>
             </w:r>
           </w:p>
         </w:tc>
@@ -2624,7 +2880,7 @@
       <w:tr>
         <w:tc>
           <w:tcPr>
-            <w:tcW w:type="dxa" w:w="1278"/>
+            <w:tcW w:type="dxa" w:w="1224"/>
           </w:tcPr>
           <w:p>
             <w:pPr>
@@ -2636,31 +2892,50 @@
                 <w:rStyle w:val="VerbatimChar"/>
                 <w:sz w:val="17"/>
               </w:rPr>
-              <w:t xml:space="preserve">prompts/</w:t>
-            </w:r>
-          </w:p>
-        </w:tc>
-        <w:tc>
-          <w:tcPr>
-            <w:tcW w:type="dxa" w:w="8082"/>
-          </w:tcPr>
-          <w:p>
-            <w:pPr>
-              <w:pStyle w:val="Compact"/>
-              <w:jc w:val="left"/>
-            </w:pPr>
+              <w:t xml:space="preserve">SOURCES.md</w:t>
+            </w:r>
+            <w:r>
+              <w:rPr>
+                <w:sz w:val="17"/>
+              </w:rPr>
+              <w:t xml:space="preserve">,</w:t>
+            </w:r>
+            <w:r>
+              <w:rPr>
+                <w:sz w:val="17"/>
+              </w:rPr>
+              <w:t xml:space="preserve"> </w:t>
+            </w:r>
             <w:r>
               <w:rPr>
                 <w:rStyle w:val="VerbatimChar"/>
                 <w:sz w:val="17"/>
               </w:rPr>
-              <w:t xml:space="preserve">sweep.md</w:t>
-            </w:r>
-            <w:r>
-              <w:rPr>
-                <w:sz w:val="17"/>
-              </w:rPr>
-              <w:t xml:space="preserve">,</w:t>
+              <w:t xml:space="preserve">docs/</w:t>
+            </w:r>
+          </w:p>
+        </w:tc>
+        <w:tc>
+          <w:tcPr>
+            <w:tcW w:type="dxa" w:w="8136"/>
+          </w:tcPr>
+          <w:p>
+            <w:pPr>
+              <w:pStyle w:val="Compact"/>
+              <w:jc w:val="left"/>
+            </w:pPr>
+            <w:r>
+              <w:rPr>
+                <w:sz w:val="17"/>
+              </w:rPr>
+              <w:t xml:space="preserve">Source lists; this document (</w:t>
+            </w:r>
+            <w:r>
+              <w:rPr>
+                <w:rStyle w:val="VerbatimChar"/>
+                <w:sz w:val="17"/>
+              </w:rPr>
+              <w:t xml:space="preserve">.md</w:t>
             </w:r>
             <w:r>
               <w:rPr>
@@ -2670,99 +2945,28 @@
             </w:r>
             <w:r>
               <w:rPr>
+                <w:sz w:val="17"/>
+              </w:rPr>
+              <w:t xml:space="preserve">and</w:t>
+            </w:r>
+            <w:r>
+              <w:rPr>
+                <w:sz w:val="17"/>
+              </w:rPr>
+              <w:t xml:space="preserve"> </w:t>
+            </w:r>
+            <w:r>
+              <w:rPr>
                 <w:rStyle w:val="VerbatimChar"/>
                 <w:sz w:val="17"/>
               </w:rPr>
-              <w:t xml:space="preserve">brief.md</w:t>
-            </w:r>
-            <w:r>
-              <w:rPr>
-                <w:sz w:val="17"/>
-              </w:rPr>
-              <w:t xml:space="preserve"> </w:t>
-            </w:r>
-            <w:r>
-              <w:rPr>
-                <w:sz w:val="17"/>
-              </w:rPr>
-              <w:t xml:space="preserve">(</w:t>
-            </w:r>
-            <w:r>
-              <w:rPr>
-                <w:bCs/>
-                <w:b/>
-                <w:sz w:val="17"/>
-              </w:rPr>
-              <w:t xml:space="preserve">the live instructions</w:t>
-            </w:r>
-            <w:r>
-              <w:rPr>
-                <w:sz w:val="17"/>
-              </w:rPr>
-              <w:t xml:space="preserve"> </w:t>
-            </w:r>
-            <w:r>
-              <w:rPr>
-                <w:sz w:val="17"/>
-              </w:rPr>
-              <w:t xml:space="preserve">— the scheduled tasks read these at run time),</w:t>
-            </w:r>
-            <w:r>
-              <w:rPr>
-                <w:sz w:val="17"/>
-              </w:rPr>
-              <w:t xml:space="preserve"> </w:t>
-            </w:r>
-            <w:r>
-              <w:rPr>
-                <w:rStyle w:val="VerbatimChar"/>
-                <w:sz w:val="17"/>
-              </w:rPr>
-              <w:t xml:space="preserve">trigger_sweep.txt</w:t>
-            </w:r>
-            <w:r>
-              <w:rPr>
-                <w:sz w:val="17"/>
-              </w:rPr>
-              <w:t xml:space="preserve">,</w:t>
-            </w:r>
-            <w:r>
-              <w:rPr>
-                <w:sz w:val="17"/>
-              </w:rPr>
-              <w:t xml:space="preserve"> </w:t>
-            </w:r>
-            <w:r>
-              <w:rPr>
-                <w:rStyle w:val="VerbatimChar"/>
-                <w:sz w:val="17"/>
-              </w:rPr>
-              <w:t xml:space="preserve">trigger_brief.txt</w:t>
-            </w:r>
-            <w:r>
-              <w:rPr>
-                <w:sz w:val="17"/>
-              </w:rPr>
-              <w:t xml:space="preserve"> </w:t>
-            </w:r>
-            <w:r>
-              <w:rPr>
-                <w:sz w:val="17"/>
-              </w:rPr>
-              <w:t xml:space="preserve">(the bootstrap prompts loaded into the tasks),</w:t>
-            </w:r>
-            <w:r>
-              <w:rPr>
-                <w:sz w:val="17"/>
-              </w:rPr>
-              <w:t xml:space="preserve"> </w:t>
-            </w:r>
-            <w:r>
-              <w:rPr>
-                <w:rStyle w:val="VerbatimChar"/>
-                <w:sz w:val="17"/>
-              </w:rPr>
-              <w:t xml:space="preserve">corrections_queue.md</w:t>
+              <w:t xml:space="preserve">.docx</w:t>
+            </w:r>
+            <w:r>
+              <w:rPr>
+                <w:sz w:val="17"/>
+              </w:rPr>
+              <w:t xml:space="preserve">)</w:t>
             </w:r>
           </w:p>
         </w:tc>
@@ -2770,7 +2974,7 @@
       <w:tr>
         <w:tc>
           <w:tcPr>
-            <w:tcW w:type="dxa" w:w="1278"/>
+            <w:tcW w:type="dxa" w:w="1224"/>
           </w:tcPr>
           <w:p>
             <w:pPr>
@@ -2782,32 +2986,13 @@
                 <w:rStyle w:val="VerbatimChar"/>
                 <w:sz w:val="17"/>
               </w:rPr>
-              <w:t xml:space="preserve">manual/SKILL.md</w:t>
-            </w:r>
-          </w:p>
-        </w:tc>
-        <w:tc>
-          <w:tcPr>
-            <w:tcW w:type="dxa" w:w="8082"/>
-          </w:tcPr>
-          <w:p>
-            <w:pPr>
-              <w:pStyle w:val="Compact"/>
-              <w:jc w:val="left"/>
-            </w:pPr>
-            <w:r>
-              <w:rPr>
-                <w:sz w:val="17"/>
-              </w:rPr>
-              <w:t xml:space="preserve">Copy of the manual-pass skill</w:t>
-            </w:r>
-          </w:p>
-        </w:tc>
-      </w:tr>
-      <w:tr>
-        <w:tc>
-          <w:tcPr>
-            <w:tcW w:type="dxa" w:w="1278"/>
+              <w:t xml:space="preserve">.github/workflows/</w:t>
+            </w:r>
+          </w:p>
+        </w:tc>
+        <w:tc>
+          <w:tcPr>
+            <w:tcW w:type="dxa" w:w="8136"/>
           </w:tcPr>
           <w:p>
             <w:pPr>
@@ -2819,44 +3004,32 @@
                 <w:rStyle w:val="VerbatimChar"/>
                 <w:sz w:val="17"/>
               </w:rPr>
-              <w:t xml:space="preserve">deliverables/</w:t>
-            </w:r>
-          </w:p>
-        </w:tc>
-        <w:tc>
-          <w:tcPr>
-            <w:tcW w:type="dxa" w:w="8082"/>
-          </w:tcPr>
-          <w:p>
-            <w:pPr>
-              <w:pStyle w:val="Compact"/>
-              <w:jc w:val="left"/>
-            </w:pPr>
-            <w:r>
-              <w:rPr>
-                <w:sz w:val="17"/>
-              </w:rPr>
-              <w:t xml:space="preserve">Weekly Excel master and narrative when built from a session that can push (scheduled runs cannot)</w:t>
-            </w:r>
-          </w:p>
-        </w:tc>
-      </w:tr>
-      <w:tr>
-        <w:tc>
-          <w:tcPr>
-            <w:tcW w:type="dxa" w:w="1278"/>
-          </w:tcPr>
-          <w:p>
-            <w:pPr>
-              <w:pStyle w:val="Compact"/>
-              <w:jc w:val="left"/>
-            </w:pPr>
+              <w:t xml:space="preserve">collect.yml</w:t>
+            </w:r>
+            <w:r>
+              <w:rPr>
+                <w:sz w:val="17"/>
+              </w:rPr>
+              <w:t xml:space="preserve"> </w:t>
+            </w:r>
+            <w:r>
+              <w:rPr>
+                <w:sz w:val="17"/>
+              </w:rPr>
+              <w:t xml:space="preserve">(nightly + backfill dispatch),</w:t>
+            </w:r>
+            <w:r>
+              <w:rPr>
+                <w:sz w:val="17"/>
+              </w:rPr>
+              <w:t xml:space="preserve"> </w:t>
+            </w:r>
             <w:r>
               <w:rPr>
                 <w:rStyle w:val="VerbatimChar"/>
                 <w:sz w:val="17"/>
               </w:rPr>
-              <w:t xml:space="preserve">SOURCES.md</w:t>
+              <w:t xml:space="preserve">xlsx-parity.yml</w:t>
             </w:r>
             <w:r>
               <w:rPr>
@@ -2875,144 +3048,26 @@
                 <w:rStyle w:val="VerbatimChar"/>
                 <w:sz w:val="17"/>
               </w:rPr>
-              <w:t xml:space="preserve">docs/</w:t>
-            </w:r>
-          </w:p>
-        </w:tc>
-        <w:tc>
-          <w:tcPr>
-            <w:tcW w:type="dxa" w:w="8082"/>
-          </w:tcPr>
-          <w:p>
-            <w:pPr>
-              <w:pStyle w:val="Compact"/>
-              <w:jc w:val="left"/>
-            </w:pPr>
-            <w:r>
-              <w:rPr>
-                <w:sz w:val="17"/>
-              </w:rPr>
-              <w:t xml:space="preserve">Source lists, architecture note, this document</w:t>
-            </w:r>
-          </w:p>
-        </w:tc>
-      </w:tr>
-      <w:tr>
-        <w:tc>
-          <w:tcPr>
-            <w:tcW w:type="dxa" w:w="1278"/>
-          </w:tcPr>
-          <w:p>
-            <w:pPr>
-              <w:pStyle w:val="Compact"/>
-              <w:jc w:val="left"/>
-            </w:pPr>
+              <w:t xml:space="preserve">adapter-probe.yml</w:t>
+            </w:r>
+            <w:r>
+              <w:rPr>
+                <w:sz w:val="17"/>
+              </w:rPr>
+              <w:t xml:space="preserve">,</w:t>
+            </w:r>
+            <w:r>
+              <w:rPr>
+                <w:sz w:val="17"/>
+              </w:rPr>
+              <w:t xml:space="preserve"> </w:t>
+            </w:r>
             <w:r>
               <w:rPr>
                 <w:rStyle w:val="VerbatimChar"/>
                 <w:sz w:val="17"/>
               </w:rPr>
-              <w:t xml:space="preserve">.github/workflows/</w:t>
-            </w:r>
-          </w:p>
-        </w:tc>
-        <w:tc>
-          <w:tcPr>
-            <w:tcW w:type="dxa" w:w="8082"/>
-          </w:tcPr>
-          <w:p>
-            <w:pPr>
-              <w:pStyle w:val="Compact"/>
-              <w:jc w:val="left"/>
-            </w:pPr>
-            <w:r>
-              <w:rPr>
-                <w:rStyle w:val="VerbatimChar"/>
-                <w:sz w:val="17"/>
-              </w:rPr>
-              <w:t xml:space="preserve">collect.yml</w:t>
-            </w:r>
-            <w:r>
-              <w:rPr>
-                <w:sz w:val="17"/>
-              </w:rPr>
-              <w:t xml:space="preserve"> </w:t>
-            </w:r>
-            <w:r>
-              <w:rPr>
-                <w:sz w:val="17"/>
-              </w:rPr>
-              <w:t xml:space="preserve">(nightly + backfill dispatch),</w:t>
-            </w:r>
-            <w:r>
-              <w:rPr>
-                <w:sz w:val="17"/>
-              </w:rPr>
-              <w:t xml:space="preserve"> </w:t>
-            </w:r>
-            <w:r>
-              <w:rPr>
-                <w:rStyle w:val="VerbatimChar"/>
-                <w:sz w:val="17"/>
-              </w:rPr>
-              <w:t xml:space="preserve">xlsx-parity.yml</w:t>
-            </w:r>
-            <w:r>
-              <w:rPr>
-                <w:sz w:val="17"/>
-              </w:rPr>
-              <w:t xml:space="preserve">,</w:t>
-            </w:r>
-            <w:r>
-              <w:rPr>
-                <w:sz w:val="17"/>
-              </w:rPr>
-              <w:t xml:space="preserve"> </w:t>
-            </w:r>
-            <w:r>
-              <w:rPr>
-                <w:rStyle w:val="VerbatimChar"/>
-                <w:sz w:val="17"/>
-              </w:rPr>
-              <w:t xml:space="preserve">adapter-probe.yml</w:t>
-            </w:r>
-            <w:r>
-              <w:rPr>
-                <w:sz w:val="17"/>
-              </w:rPr>
-              <w:t xml:space="preserve">,</w:t>
-            </w:r>
-            <w:r>
-              <w:rPr>
-                <w:sz w:val="17"/>
-              </w:rPr>
-              <w:t xml:space="preserve"> </w:t>
-            </w:r>
-            <w:r>
-              <w:rPr>
-                <w:rStyle w:val="VerbatimChar"/>
-                <w:sz w:val="17"/>
-              </w:rPr>
               <w:t xml:space="preserve">discover.yml</w:t>
-            </w:r>
-            <w:r>
-              <w:rPr>
-                <w:sz w:val="17"/>
-              </w:rPr>
-              <w:t xml:space="preserve">,</w:t>
-            </w:r>
-            <w:r>
-              <w:rPr>
-                <w:sz w:val="17"/>
-              </w:rPr>
-              <w:t xml:space="preserve"> </w:t>
-            </w:r>
-            <w:r>
-              <w:rPr>
-                <w:rStyle w:val="VerbatimChar"/>
-                <w:sz w:val="17"/>
-              </w:rPr>
-              <w:t xml:space="preserve">probe.yml</w:t>
             </w:r>
           </w:p>
         </w:tc>
@@ -3208,41 +3263,17 @@
         <w:pStyle w:val="BodyText"/>
       </w:pPr>
       <w:r>
-        <w:t xml:space="preserve">Older v1 artifacts (protocol spec</w:t>
-      </w:r>
-      <w:r>
-        <w:t xml:space="preserve"> </w:t>
-      </w:r>
-      <w:r>
-        <w:rPr>
-          <w:rStyle w:val="VerbatimChar"/>
-        </w:rPr>
-        <w:t xml:space="preserve">Sqwj1xLtBTRPS9skXjbzKe</w:t>
-      </w:r>
-      <w:r>
-        <w:t xml:space="preserve">; config DB</w:t>
-      </w:r>
-      <w:r>
-        <w:t xml:space="preserve"> </w:t>
-      </w:r>
-      <w:r>
-        <w:rPr>
-          <w:rStyle w:val="VerbatimChar"/>
-        </w:rPr>
-        <w:t xml:space="preserve">68T91ssmaVqRQWQfbjw9TT</w:t>
-      </w:r>
-      <w:r>
-        <w:t xml:space="preserve">) are not used.</w:t>
+        <w:t xml:space="preserve">The four v1 artifacts (Grid Docket Protocol, Docket Watch Live, Docket Facet Schema, Grid Docket Watch) were deleted on 3 Oct 2026.</w:t>
       </w:r>
     </w:p>
     <w:bookmarkEnd w:id="27"/>
-    <w:bookmarkStart w:id="28" w:name="scheduled-tasks-cloud"/>
+    <w:bookmarkStart w:id="28" w:name="scheduled-tasks"/>
     <w:p>
       <w:pPr>
         <w:pStyle w:val="Heading3"/>
       </w:pPr>
       <w:r>
-        <w:t xml:space="preserve">Scheduled tasks (cloud)</w:t>
+        <w:t xml:space="preserve">Scheduled tasks</w:t>
       </w:r>
     </w:p>
     <w:tbl>
@@ -3262,10 +3293,10 @@
         <w:tblLayout w:type="fixed"/>
       </w:tblPr>
       <w:tblGrid>
-        <w:gridCol w:w="1964"/>
-        <w:gridCol w:w="1980"/>
-        <w:gridCol w:w="2647"/>
-        <w:gridCol w:w="2767"/>
+        <w:gridCol w:w="1762"/>
+        <w:gridCol w:w="1719"/>
+        <w:gridCol w:w="2408"/>
+        <w:gridCol w:w="3469"/>
       </w:tblGrid>
       <w:tr>
         <w:trPr>
@@ -3273,7 +3304,7 @@
         </w:trPr>
         <w:tc>
           <w:tcPr>
-            <w:tcW w:type="dxa" w:w="1964"/>
+            <w:tcW w:type="dxa" w:w="1763"/>
             <w:shd w:val="clear" w:fill="E7ECF0"/>
           </w:tcPr>
           <w:p>
@@ -3292,7 +3323,7 @@
         </w:tc>
         <w:tc>
           <w:tcPr>
-            <w:tcW w:type="dxa" w:w="1981"/>
+            <w:tcW w:type="dxa" w:w="1719"/>
             <w:shd w:val="clear" w:fill="E7ECF0"/>
           </w:tcPr>
           <w:p>
@@ -3311,7 +3342,7 @@
         </w:tc>
         <w:tc>
           <w:tcPr>
-            <w:tcW w:type="dxa" w:w="2647"/>
+            <w:tcW w:type="dxa" w:w="2409"/>
             <w:shd w:val="clear" w:fill="E7ECF0"/>
           </w:tcPr>
           <w:p>
@@ -3330,7 +3361,7 @@
         </w:tc>
         <w:tc>
           <w:tcPr>
-            <w:tcW w:type="dxa" w:w="2768"/>
+            <w:tcW w:type="dxa" w:w="3470"/>
             <w:shd w:val="clear" w:fill="E7ECF0"/>
           </w:tcPr>
           <w:p>
@@ -3351,7 +3382,7 @@
       <w:tr>
         <w:tc>
           <w:tcPr>
-            <w:tcW w:type="dxa" w:w="1964"/>
+            <w:tcW w:type="dxa" w:w="1763"/>
           </w:tcPr>
           <w:p>
             <w:pPr>
@@ -3368,7 +3399,7 @@
         </w:tc>
         <w:tc>
           <w:tcPr>
-            <w:tcW w:type="dxa" w:w="1981"/>
+            <w:tcW w:type="dxa" w:w="1719"/>
           </w:tcPr>
           <w:p>
             <w:pPr>
@@ -3386,7 +3417,7 @@
         </w:tc>
         <w:tc>
           <w:tcPr>
-            <w:tcW w:type="dxa" w:w="2647"/>
+            <w:tcW w:type="dxa" w:w="2409"/>
           </w:tcPr>
           <w:p>
             <w:pPr>
@@ -3416,7 +3447,7 @@
         </w:tc>
         <w:tc>
           <w:tcPr>
-            <w:tcW w:type="dxa" w:w="2768"/>
+            <w:tcW w:type="dxa" w:w="3470"/>
           </w:tcPr>
           <w:p>
             <w:pPr>
@@ -3435,7 +3466,7 @@
       <w:tr>
         <w:tc>
           <w:tcPr>
-            <w:tcW w:type="dxa" w:w="1964"/>
+            <w:tcW w:type="dxa" w:w="1763"/>
           </w:tcPr>
           <w:p>
             <w:pPr>
@@ -3452,7 +3483,7 @@
         </w:tc>
         <w:tc>
           <w:tcPr>
-            <w:tcW w:type="dxa" w:w="1981"/>
+            <w:tcW w:type="dxa" w:w="1719"/>
           </w:tcPr>
           <w:p>
             <w:pPr>
@@ -3470,7 +3501,7 @@
         </w:tc>
         <w:tc>
           <w:tcPr>
-            <w:tcW w:type="dxa" w:w="2647"/>
+            <w:tcW w:type="dxa" w:w="2409"/>
           </w:tcPr>
           <w:p>
             <w:pPr>
@@ -3500,7 +3531,7 @@
         </w:tc>
         <w:tc>
           <w:tcPr>
-            <w:tcW w:type="dxa" w:w="2768"/>
+            <w:tcW w:type="dxa" w:w="3470"/>
           </w:tcPr>
           <w:p>
             <w:pPr>
@@ -3519,7 +3550,117 @@
       <w:tr>
         <w:tc>
           <w:tcPr>
-            <w:tcW w:type="dxa" w:w="1964"/>
+            <w:tcW w:type="dxa" w:w="1763"/>
+          </w:tcPr>
+          <w:p>
+            <w:pPr>
+              <w:pStyle w:val="Compact"/>
+              <w:jc w:val="left"/>
+            </w:pPr>
+            <w:r>
+              <w:rPr>
+                <w:sz w:val="17"/>
+              </w:rPr>
+              <w:t xml:space="preserve">Grid Docket manual pass (reminder)</w:t>
+            </w:r>
+          </w:p>
+        </w:tc>
+        <w:tc>
+          <w:tcPr>
+            <w:tcW w:type="dxa" w:w="1719"/>
+          </w:tcPr>
+          <w:p>
+            <w:pPr>
+              <w:pStyle w:val="Compact"/>
+              <w:jc w:val="left"/>
+            </w:pPr>
+            <w:r>
+              <w:rPr>
+                <w:rStyle w:val="VerbatimChar"/>
+                <w:sz w:val="17"/>
+              </w:rPr>
+              <w:t xml:space="preserve">trig_015r1jt1qtx7CEYiyehWzSV2</w:t>
+            </w:r>
+          </w:p>
+        </w:tc>
+        <w:tc>
+          <w:tcPr>
+            <w:tcW w:type="dxa" w:w="2409"/>
+          </w:tcPr>
+          <w:p>
+            <w:pPr>
+              <w:pStyle w:val="Compact"/>
+              <w:jc w:val="left"/>
+            </w:pPr>
+            <w:r>
+              <w:rPr>
+                <w:sz w:val="17"/>
+              </w:rPr>
+              <w:t xml:space="preserve">Fri 14:51 PT (</w:t>
+            </w:r>
+            <w:r>
+              <w:rPr>
+                <w:rStyle w:val="VerbatimChar"/>
+                <w:sz w:val="17"/>
+              </w:rPr>
+              <w:t xml:space="preserve">CRON_TZ=America/Los_Angeles 51 14 * * 5</w:t>
+            </w:r>
+            <w:r>
+              <w:rPr>
+                <w:sz w:val="17"/>
+              </w:rPr>
+              <w:t xml:space="preserve">)</w:t>
+            </w:r>
+          </w:p>
+        </w:tc>
+        <w:tc>
+          <w:tcPr>
+            <w:tcW w:type="dxa" w:w="3470"/>
+          </w:tcPr>
+          <w:p>
+            <w:pPr>
+              <w:pStyle w:val="Compact"/>
+              <w:jc w:val="left"/>
+            </w:pPr>
+            <w:r>
+              <w:rPr>
+                <w:sz w:val="17"/>
+              </w:rPr>
+              <w:t xml:space="preserve">Runs</w:t>
+            </w:r>
+            <w:r>
+              <w:rPr>
+                <w:sz w:val="17"/>
+              </w:rPr>
+              <w:t xml:space="preserve"> </w:t>
+            </w:r>
+            <w:r>
+              <w:rPr>
+                <w:bCs/>
+                <w:b/>
+                <w:sz w:val="17"/>
+              </w:rPr>
+              <w:t xml:space="preserve">on Rett's computer</w:t>
+            </w:r>
+            <w:r>
+              <w:rPr>
+                <w:sz w:val="17"/>
+              </w:rPr>
+              <w:t xml:space="preserve"> </w:t>
+            </w:r>
+            <w:r>
+              <w:rPr>
+                <w:sz w:val="17"/>
+              </w:rPr>
+              <w:t xml:space="preserve">(desktop app must be open). Push notification; asks "Run now / Skip this week" and does nothing without "Run now". First fires 2026-10-09.</w:t>
+            </w:r>
+          </w:p>
+        </w:tc>
+      </w:tr>
+      <w:tr>
+        <w:tc>
+          <w:tcPr>
+            <w:tcW w:type="dxa" w:w="1763"/>
           </w:tcPr>
           <w:p>
             <w:pPr>
@@ -3536,7 +3677,7 @@
         </w:tc>
         <w:tc>
           <w:tcPr>
-            <w:tcW w:type="dxa" w:w="1981"/>
+            <w:tcW w:type="dxa" w:w="1719"/>
           </w:tcPr>
           <w:p>
             <w:pPr>
@@ -3554,7 +3695,7 @@
         </w:tc>
         <w:tc>
           <w:tcPr>
-            <w:tcW w:type="dxa" w:w="2647"/>
+            <w:tcW w:type="dxa" w:w="2409"/>
           </w:tcPr>
           <w:p>
             <w:pPr>
@@ -3571,7 +3712,7 @@
         </w:tc>
         <w:tc>
           <w:tcPr>
-            <w:tcW w:type="dxa" w:w="2768"/>
+            <w:tcW w:type="dxa" w:w="3470"/>
           </w:tcPr>
           <w:p>
             <w:pPr>
@@ -3714,6 +3855,113 @@
           <w:bCs/>
           <w:b/>
         </w:rPr>
+        <w:t xml:space="preserve">Model.</w:t>
+      </w:r>
+      <w:r>
+        <w:t xml:space="preserve"> </w:t>
+      </w:r>
+      <w:r>
+        <w:t xml:space="preserve">Each task stores its own model, set from the session that created or last updated it — all three run</w:t>
+      </w:r>
+      <w:r>
+        <w:t xml:space="preserve"> </w:t>
+      </w:r>
+      <w:r>
+        <w:rPr>
+          <w:rStyle w:val="VerbatimChar"/>
+          <w:bCs/>
+          <w:b/>
+        </w:rPr>
+        <w:t xml:space="preserve">claude-opus-5-5</w:t>
+      </w:r>
+      <w:r>
+        <w:t xml:space="preserve">. It changes only when Rett asks (any session can update it with the scheduled-task tools, or</w:t>
+      </w:r>
+      <w:r>
+        <w:t xml:space="preserve"> </w:t>
+      </w:r>
+      <w:r>
+        <w:t xml:space="preserve">Rett can change it in the task's settings). A cheaper model (Sonnet 5.5) for the Brief is a reasonable cost</w:t>
+      </w:r>
+      <w:r>
+        <w:t xml:space="preserve"> </w:t>
+      </w:r>
+      <w:r>
+        <w:t xml:space="preserve">option; the Sweep's classification and verification work benefits most from Opus.</w:t>
+      </w:r>
+    </w:p>
+    <w:p>
+      <w:pPr>
+        <w:pStyle w:val="BodyText"/>
+      </w:pPr>
+      <w:r>
+        <w:rPr>
+          <w:bCs/>
+          <w:b/>
+        </w:rPr>
+        <w:t xml:space="preserve">Why two cloud tasks, not one.</w:t>
+      </w:r>
+      <w:r>
+        <w:t xml:space="preserve"> </w:t>
+      </w:r>
+      <w:r>
+        <w:t xml:space="preserve">(1) The Brief is the watchdog: if the Sweep crashes, hangs or never fires, the</w:t>
+      </w:r>
+      <w:r>
+        <w:t xml:space="preserve"> </w:t>
+      </w:r>
+      <w:r>
+        <w:t xml:space="preserve">Brief still runs and sends the</w:t>
+      </w:r>
+      <w:r>
+        <w:t xml:space="preserve"> </w:t>
+      </w:r>
+      <w:r>
+        <w:rPr>
+          <w:rStyle w:val="VerbatimChar"/>
+        </w:rPr>
+        <w:t xml:space="preserve">[No sweep]</w:t>
+      </w:r>
+      <w:r>
+        <w:t xml:space="preserve"> </w:t>
+      </w:r>
+      <w:r>
+        <w:t xml:space="preserve">failure notice — one combined task would fail silently, the failure</w:t>
+      </w:r>
+      <w:r>
+        <w:t xml:space="preserve"> </w:t>
+      </w:r>
+      <w:r>
+        <w:t xml:space="preserve">that already cost two Mondays. (2) Single writer: the Sweep alone writes the store; the Brief only reads, so a</w:t>
+      </w:r>
+      <w:r>
+        <w:t xml:space="preserve"> </w:t>
+      </w:r>
+      <w:r>
+        <w:t xml:space="preserve">rendering or email problem can never damage data. (3) Context and time: the Sweep reads up to 25 long</w:t>
+      </w:r>
+      <w:r>
+        <w:t xml:space="preserve"> </w:t>
+      </w:r>
+      <w:r>
+        <w:t xml:space="preserve">documents; a separate Brief starts fresh with room for synthesis. The cost is one extra clone and store</w:t>
+      </w:r>
+      <w:r>
+        <w:t xml:space="preserve"> </w:t>
+      </w:r>
+      <w:r>
+        <w:t xml:space="preserve">download (a minute or two). Recommendation: keep two.</w:t>
+      </w:r>
+    </w:p>
+    <w:p>
+      <w:pPr>
+        <w:pStyle w:val="BodyText"/>
+      </w:pPr>
+      <w:r>
+        <w:rPr>
+          <w:bCs/>
+          <w:b/>
+        </w:rPr>
         <w:t xml:space="preserve">Possible desktop-local duplicates</w:t>
       </w:r>
       <w:r>
@@ -3826,7 +4074,50 @@
         <w:t xml:space="preserve"> </w:t>
       </w:r>
       <w:r>
-        <w:t xml:space="preserve">(docket history from a date).</w:t>
+        <w:t xml:space="preserve">(docket history from a date). Spare time at the end of each night</w:t>
+      </w:r>
+      <w:r>
+        <w:t xml:space="preserve"> </w:t>
+      </w:r>
+      <w:r>
+        <w:t xml:space="preserve">(up to the 70-minute deadline, ~150 documents) goes to</w:t>
+      </w:r>
+      <w:r>
+        <w:t xml:space="preserve"> </w:t>
+      </w:r>
+      <w:r>
+        <w:rPr>
+          <w:bCs/>
+          <w:b/>
+        </w:rPr>
+        <w:t xml:space="preserve">backfill enrichment</w:t>
+      </w:r>
+      <w:r>
+        <w:t xml:space="preserve">: fetching and extracting the</w:t>
+      </w:r>
+      <w:r>
+        <w:t xml:space="preserve"> </w:t>
+      </w:r>
+      <w:r>
+        <w:t xml:space="preserve">documents behind the docket-history backfill, tiered (1 commission-issued, 2 watched party — matched on the</w:t>
+      </w:r>
+      <w:r>
+        <w:t xml:space="preserve"> </w:t>
+      </w:r>
+      <w:r>
+        <w:t xml:space="preserve">cover page, 3 briefs/testimony/applications/tariffs, 4 other) into</w:t>
+      </w:r>
+      <w:r>
+        <w:t xml:space="preserve"> </w:t>
+      </w:r>
+      <w:r>
+        <w:rPr>
+          <w:rStyle w:val="VerbatimChar"/>
+        </w:rPr>
+        <w:t xml:space="preserve">data/backfill/enriched.jsonl</w:t>
+      </w:r>
+      <w:r>
+        <w:t xml:space="preserve">.</w:t>
       </w:r>
     </w:p>
     <w:p>
@@ -3937,13 +4228,7 @@
           <w:bCs/>
           <w:b/>
         </w:rPr>
-        <w:t xml:space="preserve">Scheduled runs never push to the repo.</w:t>
-      </w:r>
-      <w:r>
-        <w:t xml:space="preserve"> </w:t>
-      </w:r>
-      <w:r>
-        <w:t xml:space="preserve">Scheduled sessions have no</w:t>
+        <w:t xml:space="preserve">Two cursors.</w:t>
       </w:r>
       <w:r>
         <w:t xml:space="preserve"> </w:t>
@@ -3952,13 +4237,13 @@
         <w:rPr>
           <w:rStyle w:val="VerbatimChar"/>
         </w:rPr>
-        <w:t xml:space="preserve">add_repo</w:t>
-      </w:r>
-      <w:r>
-        <w:t xml:space="preserve"> </w:t>
-      </w:r>
-      <w:r>
-        <w:t xml:space="preserve">tool; they</w:t>
+        <w:t xml:space="preserve">state.last_successful_sweep</w:t>
+      </w:r>
+      <w:r>
+        <w:t xml:space="preserve"> </w:t>
+      </w:r>
+      <w:r>
+        <w:t xml:space="preserve">bounds mail, manual drops and WebFetch;</w:t>
       </w:r>
       <w:r>
         <w:t xml:space="preserve"> </w:t>
@@ -3967,34 +4252,19 @@
         <w:rPr>
           <w:rStyle w:val="VerbatimChar"/>
         </w:rPr>
-        <w:t xml:space="preserve">git clone --depth 1</w:t>
-      </w:r>
-      <w:r>
-        <w:t xml:space="preserve"> </w:t>
-      </w:r>
-      <w:r>
-        <w:t xml:space="preserve">the public repo, read collector data, prompts, watch list, corrections queue and validator, and build from a</w:t>
-      </w:r>
-      <w:r>
-        <w:t xml:space="preserve"> </w:t>
-      </w:r>
-      <w:r>
-        <w:t xml:space="preserve">local</w:t>
-      </w:r>
-      <w:r>
-        <w:t xml:space="preserve"> </w:t>
-      </w:r>
-      <w:r>
-        <w:rPr>
-          <w:rStyle w:val="VerbatimChar"/>
-        </w:rPr>
-        <w:t xml:space="preserve">store_live/</w:t>
-      </w:r>
-      <w:r>
-        <w:t xml:space="preserve"> </w:t>
-      </w:r>
-      <w:r>
-        <w:t xml:space="preserve">copy downloaded from OneDrive.</w:t>
+        <w:t xml:space="preserve">state.collector_cursor</w:t>
+      </w:r>
+      <w:r>
+        <w:t xml:space="preserve"> </w:t>
+      </w:r>
+      <w:r>
+        <w:t xml:space="preserve">(default 2026-09-18) bounds collector candidates, so a degraded run that read no collector data never skips</w:t>
+      </w:r>
+      <w:r>
+        <w:t xml:space="preserve"> </w:t>
+      </w:r>
+      <w:r>
+        <w:t xml:space="preserve">them. (Found 3 Oct: the degraded run had advanced the window past the first 506 candidates.)</w:t>
       </w:r>
     </w:p>
     <w:p>
@@ -4010,13 +4280,13 @@
           <w:bCs/>
           <w:b/>
         </w:rPr>
-        <w:t xml:space="preserve">Single writer.</w:t>
-      </w:r>
-      <w:r>
-        <w:t xml:space="preserve"> </w:t>
-      </w:r>
-      <w:r>
-        <w:t xml:space="preserve">Only the Sweep writes the row store. It takes</w:t>
+        <w:t xml:space="preserve">Scheduled runs never push to the repo.</w:t>
+      </w:r>
+      <w:r>
+        <w:t xml:space="preserve"> </w:t>
+      </w:r>
+      <w:r>
+        <w:t xml:space="preserve">Scheduled sessions have no</w:t>
       </w:r>
       <w:r>
         <w:t xml:space="preserve"> </w:t>
@@ -4025,25 +4295,49 @@
         <w:rPr>
           <w:rStyle w:val="VerbatimChar"/>
         </w:rPr>
-        <w:t xml:space="preserve">sweep_lock.json</w:t>
-      </w:r>
-      <w:r>
-        <w:t xml:space="preserve"> </w:t>
-      </w:r>
-      <w:r>
-        <w:t xml:space="preserve">(stops if another run holds</w:t>
-      </w:r>
-      <w:r>
-        <w:t xml:space="preserve"> </w:t>
-      </w:r>
-      <w:r>
-        <w:t xml:space="preserve">a lock under 3 hours old, or a run record already exists for today) and uploads each new part with</w:t>
-      </w:r>
-      <w:r>
-        <w:t xml:space="preserve"> </w:t>
-      </w:r>
-      <w:r>
-        <w:t xml:space="preserve">conflict-fail.</w:t>
+        <w:t xml:space="preserve">add_repo</w:t>
+      </w:r>
+      <w:r>
+        <w:t xml:space="preserve"> </w:t>
+      </w:r>
+      <w:r>
+        <w:t xml:space="preserve">tool; they</w:t>
+      </w:r>
+      <w:r>
+        <w:t xml:space="preserve"> </w:t>
+      </w:r>
+      <w:r>
+        <w:rPr>
+          <w:rStyle w:val="VerbatimChar"/>
+        </w:rPr>
+        <w:t xml:space="preserve">git clone --depth 1</w:t>
+      </w:r>
+      <w:r>
+        <w:t xml:space="preserve"> </w:t>
+      </w:r>
+      <w:r>
+        <w:t xml:space="preserve">the public repo, read collector data, prompts, watch list, corrections queue and validator, and build from a</w:t>
+      </w:r>
+      <w:r>
+        <w:t xml:space="preserve"> </w:t>
+      </w:r>
+      <w:r>
+        <w:t xml:space="preserve">local</w:t>
+      </w:r>
+      <w:r>
+        <w:t xml:space="preserve"> </w:t>
+      </w:r>
+      <w:r>
+        <w:rPr>
+          <w:rStyle w:val="VerbatimChar"/>
+        </w:rPr>
+        <w:t xml:space="preserve">store_live/</w:t>
+      </w:r>
+      <w:r>
+        <w:t xml:space="preserve"> </w:t>
+      </w:r>
+      <w:r>
+        <w:t xml:space="preserve">copy downloaded from OneDrive.</w:t>
       </w:r>
     </w:p>
     <w:p>
@@ -4059,13 +4353,13 @@
           <w:bCs/>
           <w:b/>
         </w:rPr>
-        <w:t xml:space="preserve">Commit order:</w:t>
-      </w:r>
-      <w:r>
-        <w:t xml:space="preserve"> </w:t>
-      </w:r>
-      <w:r>
-        <w:t xml:space="preserve">new part → manifest → seen index → metrics/tariffs → run record →</w:t>
+        <w:t xml:space="preserve">Single writer.</w:t>
+      </w:r>
+      <w:r>
+        <w:t xml:space="preserve"> </w:t>
+      </w:r>
+      <w:r>
+        <w:t xml:space="preserve">Only the Sweep writes the row store. It takes</w:t>
       </w:r>
       <w:r>
         <w:t xml:space="preserve"> </w:t>
@@ -4074,34 +4368,25 @@
         <w:rPr>
           <w:rStyle w:val="VerbatimChar"/>
         </w:rPr>
-        <w:t xml:space="preserve">state.json</w:t>
-      </w:r>
-      <w:r>
-        <w:t xml:space="preserve"> </w:t>
-      </w:r>
-      <w:r>
-        <w:t xml:space="preserve">last. A run</w:t>
-      </w:r>
-      <w:r>
-        <w:t xml:space="preserve"> </w:t>
-      </w:r>
-      <w:r>
-        <w:t xml:space="preserve">that dies repeats its window safely (identity + seen index +</w:t>
-      </w:r>
-      <w:r>
-        <w:t xml:space="preserve"> </w:t>
-      </w:r>
-      <w:r>
-        <w:rPr>
-          <w:rStyle w:val="VerbatimChar"/>
-        </w:rPr>
-        <w:t xml:space="preserve">manual_ingested</w:t>
-      </w:r>
-      <w:r>
-        <w:t xml:space="preserve"> </w:t>
-      </w:r>
-      <w:r>
-        <w:t xml:space="preserve">make it idempotent).</w:t>
+        <w:t xml:space="preserve">sweep_lock.json</w:t>
+      </w:r>
+      <w:r>
+        <w:t xml:space="preserve"> </w:t>
+      </w:r>
+      <w:r>
+        <w:t xml:space="preserve">(stops if another run holds</w:t>
+      </w:r>
+      <w:r>
+        <w:t xml:space="preserve"> </w:t>
+      </w:r>
+      <w:r>
+        <w:t xml:space="preserve">a lock under 3 hours old, or a run record already exists for today) and uploads each new part with</w:t>
+      </w:r>
+      <w:r>
+        <w:t xml:space="preserve"> </w:t>
+      </w:r>
+      <w:r>
+        <w:t xml:space="preserve">conflict-fail.</w:t>
       </w:r>
     </w:p>
     <w:p>
@@ -4117,7 +4402,13 @@
           <w:bCs/>
           <w:b/>
         </w:rPr>
-        <w:t xml:space="preserve">Immutable parts with overlays.</w:t>
+        <w:t xml:space="preserve">Commit order:</w:t>
+      </w:r>
+      <w:r>
+        <w:t xml:space="preserve"> </w:t>
+      </w:r>
+      <w:r>
+        <w:t xml:space="preserve">new part → manifest → seen index → metrics/tariffs → run record →</w:t>
       </w:r>
       <w:r>
         <w:t xml:space="preserve"> </w:t>
@@ -4126,19 +4417,19 @@
         <w:rPr>
           <w:rStyle w:val="VerbatimChar"/>
         </w:rPr>
-        <w:t xml:space="preserve">supersedes</w:t>
-      </w:r>
-      <w:r>
-        <w:t xml:space="preserve"> </w:t>
-      </w:r>
-      <w:r>
-        <w:t xml:space="preserve">[{old_event_id, new_event_id, reason}] marks all old rows</w:t>
-      </w:r>
-      <w:r>
-        <w:t xml:space="preserve"> </w:t>
-      </w:r>
-      <w:r>
-        <w:t xml:space="preserve">Superseded = Yes;</w:t>
+        <w:t xml:space="preserve">state.json</w:t>
+      </w:r>
+      <w:r>
+        <w:t xml:space="preserve"> </w:t>
+      </w:r>
+      <w:r>
+        <w:t xml:space="preserve">last. A run</w:t>
+      </w:r>
+      <w:r>
+        <w:t xml:space="preserve"> </w:t>
+      </w:r>
+      <w:r>
+        <w:t xml:space="preserve">that dies repeats its window safely (identity + seen index +</w:t>
       </w:r>
       <w:r>
         <w:t xml:space="preserve"> </w:t>
@@ -4147,34 +4438,13 @@
         <w:rPr>
           <w:rStyle w:val="VerbatimChar"/>
         </w:rPr>
-        <w:t xml:space="preserve">overlays</w:t>
-      </w:r>
-      <w:r>
-        <w:t xml:space="preserve"> </w:t>
-      </w:r>
-      <w:r>
-        <w:t xml:space="preserve">[{event_id, column, value, reason}] may change only Status, Next Milestone, Next</w:t>
-      </w:r>
-      <w:r>
-        <w:t xml:space="preserve"> </w:t>
-      </w:r>
-      <w:r>
-        <w:t xml:space="preserve">Date, Appeal, Superseded.</w:t>
-      </w:r>
-      <w:r>
-        <w:t xml:space="preserve"> </w:t>
-      </w:r>
-      <w:r>
-        <w:rPr>
-          <w:rStyle w:val="VerbatimChar"/>
-        </w:rPr>
-        <w:t xml:space="preserve">tracker/rowstore.py</w:t>
-      </w:r>
-      <w:r>
-        <w:t xml:space="preserve"> </w:t>
-      </w:r>
-      <w:r>
-        <w:t xml:space="preserve">applies them at load. A substantive change is a new event.</w:t>
+        <w:t xml:space="preserve">manual_ingested</w:t>
+      </w:r>
+      <w:r>
+        <w:t xml:space="preserve"> </w:t>
+      </w:r>
+      <w:r>
+        <w:t xml:space="preserve">make it idempotent).</w:t>
       </w:r>
     </w:p>
     <w:p>
@@ -4190,7 +4460,7 @@
           <w:bCs/>
           <w:b/>
         </w:rPr>
-        <w:t xml:space="preserve">Validation before any write:</w:t>
+        <w:t xml:space="preserve">Immutable parts with overlays.</w:t>
       </w:r>
       <w:r>
         <w:t xml:space="preserve"> </w:t>
@@ -4199,19 +4469,55 @@
         <w:rPr>
           <w:rStyle w:val="VerbatimChar"/>
         </w:rPr>
-        <w:t xml:space="preserve">python tracker/rowstore.py --store store_live --part &lt;file&gt;</w:t>
-      </w:r>
-      <w:r>
-        <w:t xml:space="preserve"> </w:t>
-      </w:r>
-      <w:r>
-        <w:t xml:space="preserve">checks</w:t>
-      </w:r>
-      <w:r>
-        <w:t xml:space="preserve"> </w:t>
-      </w:r>
-      <w:r>
-        <w:t xml:space="preserve">vocabulary, 26 cells, Event ID format and reuse, one date per event, overlay targets.</w:t>
+        <w:t xml:space="preserve">supersedes</w:t>
+      </w:r>
+      <w:r>
+        <w:t xml:space="preserve"> </w:t>
+      </w:r>
+      <w:r>
+        <w:t xml:space="preserve">[{old_event_id, new_event_id, reason}] marks all old rows</w:t>
+      </w:r>
+      <w:r>
+        <w:t xml:space="preserve"> </w:t>
+      </w:r>
+      <w:r>
+        <w:t xml:space="preserve">Superseded = Yes;</w:t>
+      </w:r>
+      <w:r>
+        <w:t xml:space="preserve"> </w:t>
+      </w:r>
+      <w:r>
+        <w:rPr>
+          <w:rStyle w:val="VerbatimChar"/>
+        </w:rPr>
+        <w:t xml:space="preserve">overlays</w:t>
+      </w:r>
+      <w:r>
+        <w:t xml:space="preserve"> </w:t>
+      </w:r>
+      <w:r>
+        <w:t xml:space="preserve">[{event_id, column, value, reason}] may change only Status, Next Milestone, Next</w:t>
+      </w:r>
+      <w:r>
+        <w:t xml:space="preserve"> </w:t>
+      </w:r>
+      <w:r>
+        <w:t xml:space="preserve">Date, Appeal, Superseded.</w:t>
+      </w:r>
+      <w:r>
+        <w:t xml:space="preserve"> </w:t>
+      </w:r>
+      <w:r>
+        <w:rPr>
+          <w:rStyle w:val="VerbatimChar"/>
+        </w:rPr>
+        <w:t xml:space="preserve">tracker/rowstore.py</w:t>
+      </w:r>
+      <w:r>
+        <w:t xml:space="preserve"> </w:t>
+      </w:r>
+      <w:r>
+        <w:t xml:space="preserve">applies them at load. A substantive change is a new event.</w:t>
       </w:r>
     </w:p>
     <w:p>
@@ -4227,13 +4533,7 @@
           <w:bCs/>
           <w:b/>
         </w:rPr>
-        <w:t xml:space="preserve">Manual-pass integration:</w:t>
-      </w:r>
-      <w:r>
-        <w:t xml:space="preserve"> </w:t>
-      </w:r>
-      <w:r>
-        <w:t xml:space="preserve">ingested only when</w:t>
+        <w:t xml:space="preserve">Validation before any write:</w:t>
       </w:r>
       <w:r>
         <w:t xml:space="preserve"> </w:t>
@@ -4242,46 +4542,19 @@
         <w:rPr>
           <w:rStyle w:val="VerbatimChar"/>
         </w:rPr>
-        <w:t xml:space="preserve">manual_&lt;run_id&gt;.json</w:t>
-      </w:r>
-      <w:r>
-        <w:t xml:space="preserve"> </w:t>
-      </w:r>
-      <w:r>
-        <w:t xml:space="preserve">exists with</w:t>
-      </w:r>
-      <w:r>
-        <w:t xml:space="preserve"> </w:t>
-      </w:r>
-      <w:r>
-        <w:rPr>
-          <w:rStyle w:val="VerbatimChar"/>
-        </w:rPr>
-        <w:t xml:space="preserve">"complete": true</w:t>
-      </w:r>
-      <w:r>
-        <w:t xml:space="preserve"> </w:t>
-      </w:r>
-      <w:r>
-        <w:t xml:space="preserve">and the</w:t>
-      </w:r>
-      <w:r>
-        <w:t xml:space="preserve"> </w:t>
-      </w:r>
-      <w:r>
-        <w:t xml:space="preserve">run_id is not in</w:t>
-      </w:r>
-      <w:r>
-        <w:t xml:space="preserve"> </w:t>
-      </w:r>
-      <w:r>
-        <w:rPr>
-          <w:rStyle w:val="VerbatimChar"/>
-        </w:rPr>
-        <w:t xml:space="preserve">state.manual_ingested</w:t>
-      </w:r>
-      <w:r>
-        <w:t xml:space="preserve">. Partial or abandoned runs are invisible.</w:t>
+        <w:t xml:space="preserve">python tracker/rowstore.py --store store_live --part &lt;file&gt;</w:t>
+      </w:r>
+      <w:r>
+        <w:t xml:space="preserve"> </w:t>
+      </w:r>
+      <w:r>
+        <w:t xml:space="preserve">checks</w:t>
+      </w:r>
+      <w:r>
+        <w:t xml:space="preserve"> </w:t>
+      </w:r>
+      <w:r>
+        <w:t xml:space="preserve">vocabulary, 26 cells, Event ID format and reuse, one date per event, overlay targets.</w:t>
       </w:r>
     </w:p>
     <w:p>
@@ -4297,6 +4570,76 @@
           <w:bCs/>
           <w:b/>
         </w:rPr>
+        <w:t xml:space="preserve">Manual-pass integration:</w:t>
+      </w:r>
+      <w:r>
+        <w:t xml:space="preserve"> </w:t>
+      </w:r>
+      <w:r>
+        <w:t xml:space="preserve">ingested only when</w:t>
+      </w:r>
+      <w:r>
+        <w:t xml:space="preserve"> </w:t>
+      </w:r>
+      <w:r>
+        <w:rPr>
+          <w:rStyle w:val="VerbatimChar"/>
+        </w:rPr>
+        <w:t xml:space="preserve">manual_&lt;run_id&gt;.json</w:t>
+      </w:r>
+      <w:r>
+        <w:t xml:space="preserve"> </w:t>
+      </w:r>
+      <w:r>
+        <w:t xml:space="preserve">exists with</w:t>
+      </w:r>
+      <w:r>
+        <w:t xml:space="preserve"> </w:t>
+      </w:r>
+      <w:r>
+        <w:rPr>
+          <w:rStyle w:val="VerbatimChar"/>
+        </w:rPr>
+        <w:t xml:space="preserve">"complete": true</w:t>
+      </w:r>
+      <w:r>
+        <w:t xml:space="preserve"> </w:t>
+      </w:r>
+      <w:r>
+        <w:t xml:space="preserve">and the</w:t>
+      </w:r>
+      <w:r>
+        <w:t xml:space="preserve"> </w:t>
+      </w:r>
+      <w:r>
+        <w:t xml:space="preserve">run_id is not in</w:t>
+      </w:r>
+      <w:r>
+        <w:t xml:space="preserve"> </w:t>
+      </w:r>
+      <w:r>
+        <w:rPr>
+          <w:rStyle w:val="VerbatimChar"/>
+        </w:rPr>
+        <w:t xml:space="preserve">state.manual_ingested</w:t>
+      </w:r>
+      <w:r>
+        <w:t xml:space="preserve">. Partial or abandoned runs are invisible.</w:t>
+      </w:r>
+    </w:p>
+    <w:p>
+      <w:pPr>
+        <w:numPr>
+          <w:ilvl w:val="0"/>
+          <w:numId w:val="1003"/>
+        </w:numPr>
+        <w:pStyle w:val="Compact"/>
+      </w:pPr>
+      <w:r>
+        <w:rPr>
+          <w:bCs/>
+          <w:b/>
+        </w:rPr>
         <w:t xml:space="preserve">Collector repair:</w:t>
       </w:r>
       <w:r>
@@ -4502,7 +4845,7 @@
         <w:t xml:space="preserve"> </w:t>
       </w:r>
       <w:r>
-        <w:t xml:space="preserve">grain/identity/supersession/dedupe → classify → corrections queue (up to 6 items/run) and backfill (10 docs/run)</w:t>
+        <w:t xml:space="preserve">grain/identity/supersession/dedupe → classify → corrections queue (up to 6 items/run) and enriched backfill (15 items/run, tiers 1–2 first)</w:t>
       </w:r>
       <w:r>
         <w:t xml:space="preserve"> </w:t>
@@ -5938,20 +6281,56 @@
           <w:bCs/>
           <w:b/>
         </w:rPr>
-        <w:t xml:space="preserve">Repo mirror</w:t>
-      </w:r>
-      <w:r>
-        <w:rPr>
-          <w:bCs/>
-          <w:b/>
-        </w:rPr>
+        <w:t xml:space="preserve">Flags recounted 3 Oct:</w:t>
+      </w:r>
+      <w:r>
+        <w:t xml:space="preserve"> </w:t>
+      </w:r>
+      <w:r>
+        <w:t xml:space="preserve">superseded 3 rows (2 events), on appeal 4 rows;</w:t>
+      </w:r>
+      <w:r>
         <w:t xml:space="preserve"> </w:t>
       </w:r>
       <w:r>
         <w:rPr>
           <w:rStyle w:val="VerbatimChar"/>
-          <w:bCs/>
-          <w:b/>
+        </w:rPr>
+        <w:t xml:space="preserve">state.json</w:t>
+      </w:r>
+      <w:r>
+        <w:t xml:space="preserve"> </w:t>
+      </w:r>
+      <w:r>
+        <w:t xml:space="preserve">and</w:t>
+      </w:r>
+      <w:r>
+        <w:t xml:space="preserve"> </w:t>
+      </w:r>
+      <w:r>
+        <w:rPr>
+          <w:rStyle w:val="VerbatimChar"/>
+        </w:rPr>
+        <w:t xml:space="preserve">rows.json</w:t>
+      </w:r>
+      <w:r>
+        <w:t xml:space="preserve"> </w:t>
+      </w:r>
+      <w:r>
+        <w:t xml:space="preserve">still carry</w:t>
+      </w:r>
+      <w:r>
+        <w:t xml:space="preserve"> </w:t>
+      </w:r>
+      <w:r>
+        <w:t xml:space="preserve">older values until the Sweep applies C-05. The repo's</w:t>
+      </w:r>
+      <w:r>
+        <w:t xml:space="preserve"> </w:t>
+      </w:r>
+      <w:r>
+        <w:rPr>
+          <w:rStyle w:val="VerbatimChar"/>
         </w:rPr>
         <w:t xml:space="preserve">store/</w:t>
       </w:r>
@@ -5959,22 +6338,7 @@
         <w:t xml:space="preserve"> </w:t>
       </w:r>
       <w:r>
-        <w:t xml:space="preserve">lacks</w:t>
-      </w:r>
-      <w:r>
-        <w:t xml:space="preserve"> </w:t>
-      </w:r>
-      <w:r>
-        <w:rPr>
-          <w:rStyle w:val="VerbatimChar"/>
-        </w:rPr>
-        <w:t xml:space="preserve">rows_p5</w:t>
-      </w:r>
-      <w:r>
-        <w:t xml:space="preserve"> </w:t>
-      </w:r>
-      <w:r>
-        <w:t xml:space="preserve">and is no longer maintained by scheduled runs. OneDrive wins.</w:t>
+        <w:t xml:space="preserve">is a frozen baseline copy, not a mirror.</w:t>
       </w:r>
     </w:p>
     <w:p>
@@ -6203,13 +6567,13 @@
           <w:bCs/>
           <w:b/>
         </w:rPr>
-        <w:t xml:space="preserve">Window:</w:t>
-      </w:r>
-      <w:r>
-        <w:t xml:space="preserve"> </w:t>
-      </w:r>
-      <w:r>
-        <w:t xml:space="preserve">the Sweep reads from</w:t>
+        <w:t xml:space="preserve">Window and cursor:</w:t>
+      </w:r>
+      <w:r>
+        <w:t xml:space="preserve"> </w:t>
+      </w:r>
+      <w:r>
+        <w:t xml:space="preserve">mail, manual drops and web routes are read from</w:t>
       </w:r>
       <w:r>
         <w:t xml:space="preserve"> </w:t>
@@ -6221,13 +6585,37 @@
         <w:t xml:space="preserve">last_successful_sweep</w:t>
       </w:r>
       <w:r>
-        <w:t xml:space="preserve">, so 5 Oct covers everything after the 3 Oct run, and</w:t>
-      </w:r>
-      <w:r>
-        <w:t xml:space="preserve"> </w:t>
-      </w:r>
-      <w:r>
-        <w:t xml:space="preserve">collector candidates from 18 Sept onward are still unprocessed and in scope.</w:t>
+        <w:t xml:space="preserve"> </w:t>
+      </w:r>
+      <w:r>
+        <w:t xml:space="preserve">(3 Oct); collector</w:t>
+      </w:r>
+      <w:r>
+        <w:t xml:space="preserve"> </w:t>
+      </w:r>
+      <w:r>
+        <w:t xml:space="preserve">candidates are read from</w:t>
+      </w:r>
+      <w:r>
+        <w:t xml:space="preserve"> </w:t>
+      </w:r>
+      <w:r>
+        <w:rPr>
+          <w:rStyle w:val="VerbatimChar"/>
+        </w:rPr>
+        <w:t xml:space="preserve">collector_cursor</w:t>
+      </w:r>
+      <w:r>
+        <w:t xml:space="preserve"> </w:t>
+      </w:r>
+      <w:r>
+        <w:t xml:space="preserve">(default 18 Sept), so the 506 candidates of 2 and 3 Oct that the</w:t>
+      </w:r>
+      <w:r>
+        <w:t xml:space="preserve"> </w:t>
+      </w:r>
+      <w:r>
+        <w:t xml:space="preserve">degraded run never saw are in scope for 5 Oct. (Before this fix they would have been skipped.)</w:t>
       </w:r>
     </w:p>
     <w:p>
@@ -6243,34 +6631,71 @@
           <w:bCs/>
           <w:b/>
         </w:rPr>
-        <w:t xml:space="preserve">Docket-history backfill</w:t>
-      </w:r>
-      <w:r>
-        <w:t xml:space="preserve"> </w:t>
-      </w:r>
-      <w:r>
-        <w:t xml:space="preserve">(</w:t>
+        <w:t xml:space="preserve">Docket-history backfill:</w:t>
+      </w:r>
+      <w:r>
+        <w:t xml:space="preserve"> </w:t>
+      </w:r>
+      <w:r>
+        <w:t xml:space="preserve">completed 3 Oct —</w:t>
+      </w:r>
+      <w:r>
+        <w:t xml:space="preserve"> </w:t>
+      </w:r>
+      <w:r>
+        <w:rPr>
+          <w:bCs/>
+          <w:b/>
+        </w:rPr>
+        <w:t xml:space="preserve">5,210 filings</w:t>
+      </w:r>
+      <w:r>
+        <w:t xml:space="preserve"> </w:t>
+      </w:r>
+      <w:r>
+        <w:t xml:space="preserve">since 2025-11-07 (TX 2,583, FERC 1,019, MO 773,</w:t>
+      </w:r>
+      <w:r>
+        <w:t xml:space="preserve"> </w:t>
+      </w:r>
+      <w:r>
+        <w:t xml:space="preserve">AZ 571, LA 135, NM 93, GA 27, KS 9), but its document budget ran out after FERC and Louisiana, so most items were</w:t>
+      </w:r>
+      <w:r>
+        <w:t xml:space="preserve"> </w:t>
+      </w:r>
+      <w:r>
+        <w:t xml:space="preserve">metadata only — and party briefs are often filed under an attorney's name (the Microsoft brief reads "Albert H.</w:t>
+      </w:r>
+      <w:r>
+        <w:t xml:space="preserve"> </w:t>
+      </w:r>
+      <w:r>
+        <w:t xml:space="preserve">Acken, Atty."). Fix: the collector now enriches ~1,800 substantive items with document text over the next</w:t>
+      </w:r>
+      <w:r>
+        <w:t xml:space="preserve"> </w:t>
+      </w:r>
+      <w:r>
+        <w:t xml:space="preserve">~2 weeks of nightly runs, matching watched parties on the cover page, into</w:t>
+      </w:r>
+      <w:r>
+        <w:t xml:space="preserve"> </w:t>
       </w:r>
       <w:r>
         <w:rPr>
           <w:rStyle w:val="VerbatimChar"/>
         </w:rPr>
-        <w:t xml:space="preserve">data/backfill/&lt;date&gt;.jsonl</w:t>
-      </w:r>
-      <w:r>
-        <w:t xml:space="preserve">): full docket activity since 2025-11-07 for the</w:t>
-      </w:r>
-      <w:r>
-        <w:t xml:space="preserve"> </w:t>
-      </w:r>
-      <w:r>
-        <w:t xml:space="preserve">collector states. The first attempt lost its data to a silent push failure; re-dispatched 3 Oct (run</w:t>
-      </w:r>
-      <w:r>
-        <w:t xml:space="preserve"> </w:t>
-      </w:r>
-      <w:r>
-        <w:t xml:space="preserve">37152584736, in progress at writing). Processed 10 documents per Sweep, newest and party filings first.</w:t>
+        <w:t xml:space="preserve">data/backfill/enriched.jsonl</w:t>
+      </w:r>
+      <w:r>
+        <w:t xml:space="preserve">; the</w:t>
+      </w:r>
+      <w:r>
+        <w:t xml:space="preserve"> </w:t>
+      </w:r>
+      <w:r>
+        <w:t xml:space="preserve">Sweep processes 15 per run, tiers 1–2 first (C-07).</w:t>
       </w:r>
     </w:p>
     <w:p>
@@ -6521,9 +6946,9 @@
         <w:tblLayout w:type="fixed"/>
       </w:tblPr>
       <w:tblGrid>
-        <w:gridCol w:w="1032"/>
-        <w:gridCol w:w="892"/>
-        <w:gridCol w:w="7435"/>
+        <w:gridCol w:w="937"/>
+        <w:gridCol w:w="896"/>
+        <w:gridCol w:w="7526"/>
       </w:tblGrid>
       <w:tr>
         <w:trPr>
@@ -6531,7 +6956,7 @@
         </w:trPr>
         <w:tc>
           <w:tcPr>
-            <w:tcW w:type="dxa" w:w="1032"/>
+            <w:tcW w:type="dxa" w:w="937"/>
             <w:shd w:val="clear" w:fill="E7ECF0"/>
           </w:tcPr>
           <w:p>
@@ -6550,7 +6975,7 @@
         </w:tc>
         <w:tc>
           <w:tcPr>
-            <w:tcW w:type="dxa" w:w="892"/>
+            <w:tcW w:type="dxa" w:w="896"/>
             <w:shd w:val="clear" w:fill="E7ECF0"/>
           </w:tcPr>
           <w:p>
@@ -6569,7 +6994,7 @@
         </w:tc>
         <w:tc>
           <w:tcPr>
-            <w:tcW w:type="dxa" w:w="7435"/>
+            <w:tcW w:type="dxa" w:w="7526"/>
             <w:shd w:val="clear" w:fill="E7ECF0"/>
           </w:tcPr>
           <w:p>
@@ -6590,7 +7015,7 @@
       <w:tr>
         <w:tc>
           <w:tcPr>
-            <w:tcW w:type="dxa" w:w="1032"/>
+            <w:tcW w:type="dxa" w:w="937"/>
           </w:tcPr>
           <w:p>
             <w:pPr>
@@ -6607,7 +7032,7 @@
         </w:tc>
         <w:tc>
           <w:tcPr>
-            <w:tcW w:type="dxa" w:w="892"/>
+            <w:tcW w:type="dxa" w:w="896"/>
           </w:tcPr>
           <w:p>
             <w:pPr>
@@ -6624,7 +7049,7 @@
         </w:tc>
         <w:tc>
           <w:tcPr>
-            <w:tcW w:type="dxa" w:w="7435"/>
+            <w:tcW w:type="dxa" w:w="7526"/>
           </w:tcPr>
           <w:p>
             <w:pPr>
@@ -6694,7 +7119,7 @@
       <w:tr>
         <w:tc>
           <w:tcPr>
-            <w:tcW w:type="dxa" w:w="1032"/>
+            <w:tcW w:type="dxa" w:w="937"/>
           </w:tcPr>
           <w:p>
             <w:pPr>
@@ -6711,7 +7136,7 @@
         </w:tc>
         <w:tc>
           <w:tcPr>
-            <w:tcW w:type="dxa" w:w="892"/>
+            <w:tcW w:type="dxa" w:w="896"/>
           </w:tcPr>
           <w:p>
             <w:pPr>
@@ -6728,7 +7153,7 @@
         </w:tc>
         <w:tc>
           <w:tcPr>
-            <w:tcW w:type="dxa" w:w="7435"/>
+            <w:tcW w:type="dxa" w:w="7526"/>
           </w:tcPr>
           <w:p>
             <w:pPr>
@@ -6747,7 +7172,7 @@
       <w:tr>
         <w:tc>
           <w:tcPr>
-            <w:tcW w:type="dxa" w:w="1032"/>
+            <w:tcW w:type="dxa" w:w="937"/>
           </w:tcPr>
           <w:p>
             <w:pPr>
@@ -6764,7 +7189,7 @@
         </w:tc>
         <w:tc>
           <w:tcPr>
-            <w:tcW w:type="dxa" w:w="892"/>
+            <w:tcW w:type="dxa" w:w="896"/>
           </w:tcPr>
           <w:p>
             <w:pPr>
@@ -6781,7 +7206,7 @@
         </w:tc>
         <w:tc>
           <w:tcPr>
-            <w:tcW w:type="dxa" w:w="7435"/>
+            <w:tcW w:type="dxa" w:w="7526"/>
           </w:tcPr>
           <w:p>
             <w:pPr>
@@ -6800,7 +7225,7 @@
       <w:tr>
         <w:tc>
           <w:tcPr>
-            <w:tcW w:type="dxa" w:w="1032"/>
+            <w:tcW w:type="dxa" w:w="937"/>
           </w:tcPr>
           <w:p>
             <w:pPr>
@@ -6817,7 +7242,7 @@
         </w:tc>
         <w:tc>
           <w:tcPr>
-            <w:tcW w:type="dxa" w:w="892"/>
+            <w:tcW w:type="dxa" w:w="896"/>
           </w:tcPr>
           <w:p>
             <w:pPr>
@@ -6834,18 +7259,18 @@
         </w:tc>
         <w:tc>
           <w:tcPr>
-            <w:tcW w:type="dxa" w:w="7435"/>
-          </w:tcPr>
-          <w:p>
-            <w:pPr>
-              <w:pStyle w:val="Compact"/>
-              <w:jc w:val="left"/>
-            </w:pPr>
-            <w:r>
-              <w:rPr>
-                <w:sz w:val="17"/>
-              </w:rPr>
-              <w:t xml:space="preserve">Interchange filing lists;</w:t>
+            <w:tcW w:type="dxa" w:w="7526"/>
+          </w:tcPr>
+          <w:p>
+            <w:pPr>
+              <w:pStyle w:val="Compact"/>
+              <w:jc w:val="left"/>
+            </w:pPr>
+            <w:r>
+              <w:rPr>
+                <w:sz w:val="17"/>
+              </w:rPr>
+              <w:t xml:space="preserve">Interchange filing lists; documents</w:t>
             </w:r>
             <w:r>
               <w:rPr>
@@ -6864,7 +7289,33 @@
               <w:rPr>
                 <w:sz w:val="17"/>
               </w:rPr>
-              <w:t xml:space="preserve">; watches 58317, 58481, 59142, 58000, 58482. Working. (WebFetch gets 402 on ~1 in 3 files; the collector doesn't.)</w:t>
+              <w:t xml:space="preserve">; watches 58317, 58481, 59142, 58000, 58482.</w:t>
+            </w:r>
+            <w:r>
+              <w:rPr>
+                <w:sz w:val="17"/>
+              </w:rPr>
+              <w:t xml:space="preserve"> </w:t>
+            </w:r>
+            <w:r>
+              <w:rPr>
+                <w:bCs/>
+                <w:b/>
+                <w:sz w:val="17"/>
+              </w:rPr>
+              <w:t xml:space="preserve">Document links were silently missed until 3 Oct</w:t>
+            </w:r>
+            <w:r>
+              <w:rPr>
+                <w:sz w:val="17"/>
+              </w:rPr>
+              <w:t xml:space="preserve"> </w:t>
+            </w:r>
+            <w:r>
+              <w:rPr>
+                <w:sz w:val="17"/>
+              </w:rPr>
+              <w:t xml:space="preserve">(the site switched to absolute links); fixed, and the nightly enrichment back-fills text for the candidates and backfill items that lacked it. (WebFetch gets 402 on ~1 in 3 files; the collector doesn't.)</w:t>
             </w:r>
           </w:p>
         </w:tc>
@@ -6872,7 +7323,7 @@
       <w:tr>
         <w:tc>
           <w:tcPr>
-            <w:tcW w:type="dxa" w:w="1032"/>
+            <w:tcW w:type="dxa" w:w="937"/>
           </w:tcPr>
           <w:p>
             <w:pPr>
@@ -6889,24 +7340,24 @@
         </w:tc>
         <w:tc>
           <w:tcPr>
-            <w:tcW w:type="dxa" w:w="892"/>
-          </w:tcPr>
-          <w:p>
-            <w:pPr>
-              <w:pStyle w:val="Compact"/>
-              <w:jc w:val="left"/>
-            </w:pPr>
-            <w:r>
-              <w:rPr>
-                <w:sz w:val="17"/>
-              </w:rPr>
-              <w:t xml:space="preserve">C (+W)</w:t>
-            </w:r>
-          </w:p>
-        </w:tc>
-        <w:tc>
-          <w:tcPr>
-            <w:tcW w:type="dxa" w:w="7435"/>
+            <w:tcW w:type="dxa" w:w="896"/>
+          </w:tcPr>
+          <w:p>
+            <w:pPr>
+              <w:pStyle w:val="Compact"/>
+              <w:jc w:val="left"/>
+            </w:pPr>
+            <w:r>
+              <w:rPr>
+                <w:sz w:val="17"/>
+              </w:rPr>
+              <w:t xml:space="preserve">C (listings) + P (documents)</w:t>
+            </w:r>
+          </w:p>
+        </w:tc>
+        <w:tc>
+          <w:tcPr>
+            <w:tcW w:type="dxa" w:w="7526"/>
           </w:tcPr>
           <w:p>
             <w:pPr>
@@ -6949,20 +7400,52 @@
               <w:rPr>
                 <w:sz w:val="17"/>
               </w:rPr>
-              <w:t xml:space="preserve">; PDFs at</w:t>
-            </w:r>
-            <w:r>
-              <w:rPr>
-                <w:sz w:val="17"/>
-              </w:rPr>
               <w:t xml:space="preserve"> </w:t>
             </w:r>
             <w:r>
               <w:rPr>
+                <w:sz w:val="17"/>
+              </w:rPr>
+              <w:t xml:space="preserve">list every filing.</w:t>
+            </w:r>
+            <w:r>
+              <w:rPr>
+                <w:sz w:val="17"/>
+              </w:rPr>
+              <w:t xml:space="preserve"> </w:t>
+            </w:r>
+            <w:r>
+              <w:rPr>
+                <w:bCs/>
+                <w:b/>
+                <w:sz w:val="17"/>
+              </w:rPr>
+              <w:t xml:space="preserve">Documents: not reachable from the cloud since at least 3 Oct</w:t>
+            </w:r>
+            <w:r>
+              <w:rPr>
+                <w:sz w:val="17"/>
+              </w:rPr>
+              <w:t xml:space="preserve"> </w:t>
+            </w:r>
+            <w:r>
+              <w:rPr>
+                <w:sz w:val="17"/>
+              </w:rPr>
+              <w:t xml:space="preserve">—</w:t>
+            </w:r>
+            <w:r>
+              <w:rPr>
+                <w:sz w:val="17"/>
+              </w:rPr>
+              <w:t xml:space="preserve"> </w:t>
+            </w:r>
+            <w:r>
+              <w:rPr>
                 <w:rStyle w:val="VerbatimChar"/>
                 <w:sz w:val="17"/>
               </w:rPr>
-              <w:t xml:space="preserve">images.edocket.azcc.gov/docketpdf/{img}.pdf</w:t>
+              <w:t xml:space="preserve">images.edocket.azcc.gov</w:t>
             </w:r>
             <w:r>
               <w:rPr>
@@ -6974,7 +7457,7 @@
               <w:rPr>
                 <w:sz w:val="17"/>
               </w:rPr>
-              <w:t xml:space="preserve">(AIA chain). Never</w:t>
+              <w:t xml:space="preserve">presents a certificate for another hostname (collector and WebFetch both refuse; never work around a certificate error), and</w:t>
             </w:r>
             <w:r>
               <w:rPr>
@@ -6999,7 +7482,26 @@
               <w:rPr>
                 <w:sz w:val="17"/>
               </w:rPr>
-              <w:t xml:space="preserve">(robots). Working.</w:t>
+              <w:t xml:space="preserve">is robots-disallowed. The Sweep queues the AZ documents it needs for the manual pass (item-detail URL</w:t>
+            </w:r>
+            <w:r>
+              <w:rPr>
+                <w:sz w:val="17"/>
+              </w:rPr>
+              <w:t xml:space="preserve"> </w:t>
+            </w:r>
+            <w:r>
+              <w:rPr>
+                <w:rStyle w:val="VerbatimChar"/>
+                <w:sz w:val="17"/>
+              </w:rPr>
+              <w:t xml:space="preserve">edocket.azcc.gov/search/document-search/item-detail/&lt;id&gt;</w:t>
+            </w:r>
+            <w:r>
+              <w:rPr>
+                <w:sz w:val="17"/>
+              </w:rPr>
+              <w:t xml:space="preserve">).</w:t>
             </w:r>
           </w:p>
         </w:tc>
@@ -7007,7 +7509,7 @@
       <w:tr>
         <w:tc>
           <w:tcPr>
-            <w:tcW w:type="dxa" w:w="1032"/>
+            <w:tcW w:type="dxa" w:w="937"/>
           </w:tcPr>
           <w:p>
             <w:pPr>
@@ -7024,7 +7526,7 @@
         </w:tc>
         <w:tc>
           <w:tcPr>
-            <w:tcW w:type="dxa" w:w="892"/>
+            <w:tcW w:type="dxa" w:w="896"/>
           </w:tcPr>
           <w:p>
             <w:pPr>
@@ -7041,7 +7543,7 @@
         </w:tc>
         <w:tc>
           <w:tcPr>
-            <w:tcW w:type="dxa" w:w="7435"/>
+            <w:tcW w:type="dxa" w:w="7526"/>
           </w:tcPr>
           <w:p>
             <w:pPr>
@@ -7086,7 +7588,7 @@
       <w:tr>
         <w:tc>
           <w:tcPr>
-            <w:tcW w:type="dxa" w:w="1032"/>
+            <w:tcW w:type="dxa" w:w="937"/>
           </w:tcPr>
           <w:p>
             <w:pPr>
@@ -7103,7 +7605,7 @@
         </w:tc>
         <w:tc>
           <w:tcPr>
-            <w:tcW w:type="dxa" w:w="892"/>
+            <w:tcW w:type="dxa" w:w="896"/>
           </w:tcPr>
           <w:p>
             <w:pPr>
@@ -7120,7 +7622,7 @@
         </w:tc>
         <w:tc>
           <w:tcPr>
-            <w:tcW w:type="dxa" w:w="7435"/>
+            <w:tcW w:type="dxa" w:w="7526"/>
           </w:tcPr>
           <w:p>
             <w:pPr>
@@ -7215,7 +7717,7 @@
       <w:tr>
         <w:tc>
           <w:tcPr>
-            <w:tcW w:type="dxa" w:w="1032"/>
+            <w:tcW w:type="dxa" w:w="937"/>
           </w:tcPr>
           <w:p>
             <w:pPr>
@@ -7232,7 +7734,7 @@
         </w:tc>
         <w:tc>
           <w:tcPr>
-            <w:tcW w:type="dxa" w:w="892"/>
+            <w:tcW w:type="dxa" w:w="896"/>
           </w:tcPr>
           <w:p>
             <w:pPr>
@@ -7249,7 +7751,7 @@
         </w:tc>
         <w:tc>
           <w:tcPr>
-            <w:tcW w:type="dxa" w:w="7435"/>
+            <w:tcW w:type="dxa" w:w="7526"/>
           </w:tcPr>
           <w:p>
             <w:pPr>
@@ -7306,7 +7808,7 @@
       <w:tr>
         <w:tc>
           <w:tcPr>
-            <w:tcW w:type="dxa" w:w="1032"/>
+            <w:tcW w:type="dxa" w:w="937"/>
           </w:tcPr>
           <w:p>
             <w:pPr>
@@ -7323,7 +7825,7 @@
         </w:tc>
         <w:tc>
           <w:tcPr>
-            <w:tcW w:type="dxa" w:w="892"/>
+            <w:tcW w:type="dxa" w:w="896"/>
           </w:tcPr>
           <w:p>
             <w:pPr>
@@ -7340,7 +7842,7 @@
         </w:tc>
         <w:tc>
           <w:tcPr>
-            <w:tcW w:type="dxa" w:w="7435"/>
+            <w:tcW w:type="dxa" w:w="7526"/>
           </w:tcPr>
           <w:p>
             <w:pPr>
@@ -7359,7 +7861,7 @@
       <w:tr>
         <w:tc>
           <w:tcPr>
-            <w:tcW w:type="dxa" w:w="1032"/>
+            <w:tcW w:type="dxa" w:w="937"/>
           </w:tcPr>
           <w:p>
             <w:pPr>
@@ -7376,7 +7878,7 @@
         </w:tc>
         <w:tc>
           <w:tcPr>
-            <w:tcW w:type="dxa" w:w="892"/>
+            <w:tcW w:type="dxa" w:w="896"/>
           </w:tcPr>
           <w:p>
             <w:pPr>
@@ -7393,7 +7895,7 @@
         </w:tc>
         <w:tc>
           <w:tcPr>
-            <w:tcW w:type="dxa" w:w="7435"/>
+            <w:tcW w:type="dxa" w:w="7526"/>
           </w:tcPr>
           <w:p>
             <w:pPr>
@@ -7437,7 +7939,7 @@
       <w:tr>
         <w:tc>
           <w:tcPr>
-            <w:tcW w:type="dxa" w:w="1032"/>
+            <w:tcW w:type="dxa" w:w="937"/>
           </w:tcPr>
           <w:p>
             <w:pPr>
@@ -7454,7 +7956,7 @@
         </w:tc>
         <w:tc>
           <w:tcPr>
-            <w:tcW w:type="dxa" w:w="892"/>
+            <w:tcW w:type="dxa" w:w="896"/>
           </w:tcPr>
           <w:p>
             <w:pPr>
@@ -7471,7 +7973,7 @@
         </w:tc>
         <w:tc>
           <w:tcPr>
-            <w:tcW w:type="dxa" w:w="7435"/>
+            <w:tcW w:type="dxa" w:w="7526"/>
           </w:tcPr>
           <w:p>
             <w:pPr>
@@ -7509,7 +8011,7 @@
       <w:tr>
         <w:tc>
           <w:tcPr>
-            <w:tcW w:type="dxa" w:w="1032"/>
+            <w:tcW w:type="dxa" w:w="937"/>
           </w:tcPr>
           <w:p>
             <w:pPr>
@@ -7526,7 +8028,7 @@
         </w:tc>
         <w:tc>
           <w:tcPr>
-            <w:tcW w:type="dxa" w:w="892"/>
+            <w:tcW w:type="dxa" w:w="896"/>
           </w:tcPr>
           <w:p>
             <w:pPr>
@@ -7543,7 +8045,7 @@
         </w:tc>
         <w:tc>
           <w:tcPr>
-            <w:tcW w:type="dxa" w:w="7435"/>
+            <w:tcW w:type="dxa" w:w="7526"/>
           </w:tcPr>
           <w:p>
             <w:pPr>
@@ -7562,7 +8064,7 @@
       <w:tr>
         <w:tc>
           <w:tcPr>
-            <w:tcW w:type="dxa" w:w="1032"/>
+            <w:tcW w:type="dxa" w:w="937"/>
           </w:tcPr>
           <w:p>
             <w:pPr>
@@ -7579,7 +8081,7 @@
         </w:tc>
         <w:tc>
           <w:tcPr>
-            <w:tcW w:type="dxa" w:w="892"/>
+            <w:tcW w:type="dxa" w:w="896"/>
           </w:tcPr>
           <w:p>
             <w:pPr>
@@ -7596,7 +8098,7 @@
         </w:tc>
         <w:tc>
           <w:tcPr>
-            <w:tcW w:type="dxa" w:w="7435"/>
+            <w:tcW w:type="dxa" w:w="7526"/>
           </w:tcPr>
           <w:p>
             <w:pPr>
@@ -7628,7 +8130,7 @@
       <w:tr>
         <w:tc>
           <w:tcPr>
-            <w:tcW w:type="dxa" w:w="1032"/>
+            <w:tcW w:type="dxa" w:w="937"/>
           </w:tcPr>
           <w:p>
             <w:pPr>
@@ -7645,7 +8147,7 @@
         </w:tc>
         <w:tc>
           <w:tcPr>
-            <w:tcW w:type="dxa" w:w="892"/>
+            <w:tcW w:type="dxa" w:w="896"/>
           </w:tcPr>
           <w:p>
             <w:pPr>
@@ -7662,7 +8164,7 @@
         </w:tc>
         <w:tc>
           <w:tcPr>
-            <w:tcW w:type="dxa" w:w="7435"/>
+            <w:tcW w:type="dxa" w:w="7526"/>
           </w:tcPr>
           <w:p>
             <w:pPr>
@@ -7713,7 +8215,7 @@
       <w:tr>
         <w:tc>
           <w:tcPr>
-            <w:tcW w:type="dxa" w:w="1032"/>
+            <w:tcW w:type="dxa" w:w="937"/>
           </w:tcPr>
           <w:p>
             <w:pPr>
@@ -7730,7 +8232,7 @@
         </w:tc>
         <w:tc>
           <w:tcPr>
-            <w:tcW w:type="dxa" w:w="892"/>
+            <w:tcW w:type="dxa" w:w="896"/>
           </w:tcPr>
           <w:p>
             <w:pPr>
@@ -7747,7 +8249,7 @@
         </w:tc>
         <w:tc>
           <w:tcPr>
-            <w:tcW w:type="dxa" w:w="7435"/>
+            <w:tcW w:type="dxa" w:w="7526"/>
           </w:tcPr>
           <w:p>
             <w:pPr>
@@ -7766,7 +8268,7 @@
       <w:tr>
         <w:tc>
           <w:tcPr>
-            <w:tcW w:type="dxa" w:w="1032"/>
+            <w:tcW w:type="dxa" w:w="937"/>
           </w:tcPr>
           <w:p>
             <w:pPr>
@@ -7783,7 +8285,7 @@
         </w:tc>
         <w:tc>
           <w:tcPr>
-            <w:tcW w:type="dxa" w:w="892"/>
+            <w:tcW w:type="dxa" w:w="896"/>
           </w:tcPr>
           <w:p>
             <w:pPr>
@@ -7800,7 +8302,7 @@
         </w:tc>
         <w:tc>
           <w:tcPr>
-            <w:tcW w:type="dxa" w:w="7435"/>
+            <w:tcW w:type="dxa" w:w="7526"/>
           </w:tcPr>
           <w:p>
             <w:pPr>
@@ -7845,7 +8347,7 @@
       <w:tr>
         <w:tc>
           <w:tcPr>
-            <w:tcW w:type="dxa" w:w="1032"/>
+            <w:tcW w:type="dxa" w:w="937"/>
           </w:tcPr>
           <w:p>
             <w:pPr>
@@ -7862,7 +8364,7 @@
         </w:tc>
         <w:tc>
           <w:tcPr>
-            <w:tcW w:type="dxa" w:w="892"/>
+            <w:tcW w:type="dxa" w:w="896"/>
           </w:tcPr>
           <w:p>
             <w:pPr>
@@ -7879,7 +8381,7 @@
         </w:tc>
         <w:tc>
           <w:tcPr>
-            <w:tcW w:type="dxa" w:w="7435"/>
+            <w:tcW w:type="dxa" w:w="7526"/>
           </w:tcPr>
           <w:p>
             <w:pPr>
@@ -7898,7 +8400,7 @@
       <w:tr>
         <w:tc>
           <w:tcPr>
-            <w:tcW w:type="dxa" w:w="1032"/>
+            <w:tcW w:type="dxa" w:w="937"/>
           </w:tcPr>
           <w:p>
             <w:pPr>
@@ -7915,7 +8417,7 @@
         </w:tc>
         <w:tc>
           <w:tcPr>
-            <w:tcW w:type="dxa" w:w="892"/>
+            <w:tcW w:type="dxa" w:w="896"/>
           </w:tcPr>
           <w:p>
             <w:pPr>
@@ -7932,7 +8434,7 @@
         </w:tc>
         <w:tc>
           <w:tcPr>
-            <w:tcW w:type="dxa" w:w="7435"/>
+            <w:tcW w:type="dxa" w:w="7526"/>
           </w:tcPr>
           <w:p>
             <w:pPr>
@@ -7995,7 +8497,7 @@
       <w:tr>
         <w:tc>
           <w:tcPr>
-            <w:tcW w:type="dxa" w:w="1032"/>
+            <w:tcW w:type="dxa" w:w="937"/>
           </w:tcPr>
           <w:p>
             <w:pPr>
@@ -8012,7 +8514,7 @@
         </w:tc>
         <w:tc>
           <w:tcPr>
-            <w:tcW w:type="dxa" w:w="892"/>
+            <w:tcW w:type="dxa" w:w="896"/>
           </w:tcPr>
           <w:p>
             <w:pPr>
@@ -8029,7 +8531,7 @@
         </w:tc>
         <w:tc>
           <w:tcPr>
-            <w:tcW w:type="dxa" w:w="7435"/>
+            <w:tcW w:type="dxa" w:w="7526"/>
           </w:tcPr>
           <w:p>
             <w:pPr>
@@ -8048,7 +8550,7 @@
       <w:tr>
         <w:tc>
           <w:tcPr>
-            <w:tcW w:type="dxa" w:w="1032"/>
+            <w:tcW w:type="dxa" w:w="937"/>
           </w:tcPr>
           <w:p>
             <w:pPr>
@@ -8065,7 +8567,7 @@
         </w:tc>
         <w:tc>
           <w:tcPr>
-            <w:tcW w:type="dxa" w:w="892"/>
+            <w:tcW w:type="dxa" w:w="896"/>
           </w:tcPr>
           <w:p>
             <w:pPr>
@@ -8082,7 +8584,7 @@
         </w:tc>
         <w:tc>
           <w:tcPr>
-            <w:tcW w:type="dxa" w:w="7435"/>
+            <w:tcW w:type="dxa" w:w="7526"/>
           </w:tcPr>
           <w:p>
             <w:pPr>
@@ -8101,7 +8603,7 @@
       <w:tr>
         <w:tc>
           <w:tcPr>
-            <w:tcW w:type="dxa" w:w="1032"/>
+            <w:tcW w:type="dxa" w:w="937"/>
           </w:tcPr>
           <w:p>
             <w:pPr>
@@ -8118,7 +8620,7 @@
         </w:tc>
         <w:tc>
           <w:tcPr>
-            <w:tcW w:type="dxa" w:w="892"/>
+            <w:tcW w:type="dxa" w:w="896"/>
           </w:tcPr>
           <w:p>
             <w:pPr>
@@ -8135,7 +8637,7 @@
         </w:tc>
         <w:tc>
           <w:tcPr>
-            <w:tcW w:type="dxa" w:w="7435"/>
+            <w:tcW w:type="dxa" w:w="7526"/>
           </w:tcPr>
           <w:p>
             <w:pPr>
@@ -8154,7 +8656,7 @@
       <w:tr>
         <w:tc>
           <w:tcPr>
-            <w:tcW w:type="dxa" w:w="1032"/>
+            <w:tcW w:type="dxa" w:w="937"/>
           </w:tcPr>
           <w:p>
             <w:pPr>
@@ -8171,7 +8673,7 @@
         </w:tc>
         <w:tc>
           <w:tcPr>
-            <w:tcW w:type="dxa" w:w="892"/>
+            <w:tcW w:type="dxa" w:w="896"/>
           </w:tcPr>
           <w:p>
             <w:pPr>
@@ -8188,7 +8690,7 @@
         </w:tc>
         <w:tc>
           <w:tcPr>
-            <w:tcW w:type="dxa" w:w="7435"/>
+            <w:tcW w:type="dxa" w:w="7526"/>
           </w:tcPr>
           <w:p>
             <w:pPr>
@@ -8207,7 +8709,7 @@
       <w:tr>
         <w:tc>
           <w:tcPr>
-            <w:tcW w:type="dxa" w:w="1032"/>
+            <w:tcW w:type="dxa" w:w="937"/>
           </w:tcPr>
           <w:p>
             <w:pPr>
@@ -8224,7 +8726,7 @@
         </w:tc>
         <w:tc>
           <w:tcPr>
-            <w:tcW w:type="dxa" w:w="892"/>
+            <w:tcW w:type="dxa" w:w="896"/>
           </w:tcPr>
           <w:p>
             <w:pPr>
@@ -8241,7 +8743,7 @@
         </w:tc>
         <w:tc>
           <w:tcPr>
-            <w:tcW w:type="dxa" w:w="7435"/>
+            <w:tcW w:type="dxa" w:w="7526"/>
           </w:tcPr>
           <w:p>
             <w:pPr>
@@ -8260,7 +8762,7 @@
       <w:tr>
         <w:tc>
           <w:tcPr>
-            <w:tcW w:type="dxa" w:w="1032"/>
+            <w:tcW w:type="dxa" w:w="937"/>
           </w:tcPr>
           <w:p>
             <w:pPr>
@@ -8277,7 +8779,7 @@
         </w:tc>
         <w:tc>
           <w:tcPr>
-            <w:tcW w:type="dxa" w:w="892"/>
+            <w:tcW w:type="dxa" w:w="896"/>
           </w:tcPr>
           <w:p>
             <w:pPr>
@@ -8294,7 +8796,7 @@
         </w:tc>
         <w:tc>
           <w:tcPr>
-            <w:tcW w:type="dxa" w:w="7435"/>
+            <w:tcW w:type="dxa" w:w="7526"/>
           </w:tcPr>
           <w:p>
             <w:pPr>
@@ -8313,7 +8815,7 @@
       <w:tr>
         <w:tc>
           <w:tcPr>
-            <w:tcW w:type="dxa" w:w="1032"/>
+            <w:tcW w:type="dxa" w:w="937"/>
           </w:tcPr>
           <w:p>
             <w:pPr>
@@ -8330,7 +8832,7 @@
         </w:tc>
         <w:tc>
           <w:tcPr>
-            <w:tcW w:type="dxa" w:w="892"/>
+            <w:tcW w:type="dxa" w:w="896"/>
           </w:tcPr>
           <w:p>
             <w:pPr>
@@ -8347,7 +8849,7 @@
         </w:tc>
         <w:tc>
           <w:tcPr>
-            <w:tcW w:type="dxa" w:w="7435"/>
+            <w:tcW w:type="dxa" w:w="7526"/>
           </w:tcPr>
           <w:p>
             <w:pPr>
@@ -8443,7 +8945,7 @@
       <w:tr>
         <w:tc>
           <w:tcPr>
-            <w:tcW w:type="dxa" w:w="1032"/>
+            <w:tcW w:type="dxa" w:w="937"/>
           </w:tcPr>
           <w:p>
             <w:pPr>
@@ -8460,7 +8962,7 @@
         </w:tc>
         <w:tc>
           <w:tcPr>
-            <w:tcW w:type="dxa" w:w="892"/>
+            <w:tcW w:type="dxa" w:w="896"/>
           </w:tcPr>
           <w:p>
             <w:pPr>
@@ -8477,7 +8979,7 @@
         </w:tc>
         <w:tc>
           <w:tcPr>
-            <w:tcW w:type="dxa" w:w="7435"/>
+            <w:tcW w:type="dxa" w:w="7526"/>
           </w:tcPr>
           <w:p>
             <w:pPr>
@@ -9667,10 +10169,10 @@
         <w:tblLayout w:type="fixed"/>
       </w:tblPr>
       <w:tblGrid>
-        <w:gridCol w:w="1655"/>
-        <w:gridCol w:w="1803"/>
-        <w:gridCol w:w="4705"/>
-        <w:gridCol w:w="1195"/>
+        <w:gridCol w:w="1500"/>
+        <w:gridCol w:w="1935"/>
+        <w:gridCol w:w="4457"/>
+        <w:gridCol w:w="1467"/>
       </w:tblGrid>
       <w:tr>
         <w:trPr>
@@ -9678,7 +10180,7 @@
         </w:trPr>
         <w:tc>
           <w:tcPr>
-            <w:tcW w:type="dxa" w:w="1656"/>
+            <w:tcW w:type="dxa" w:w="1500"/>
             <w:shd w:val="clear" w:fill="E7ECF0"/>
           </w:tcPr>
           <w:p>
@@ -9697,7 +10199,7 @@
         </w:tc>
         <w:tc>
           <w:tcPr>
-            <w:tcW w:type="dxa" w:w="1803"/>
+            <w:tcW w:type="dxa" w:w="1935"/>
             <w:shd w:val="clear" w:fill="E7ECF0"/>
           </w:tcPr>
           <w:p>
@@ -9716,7 +10218,7 @@
         </w:tc>
         <w:tc>
           <w:tcPr>
-            <w:tcW w:type="dxa" w:w="4705"/>
+            <w:tcW w:type="dxa" w:w="4457"/>
             <w:shd w:val="clear" w:fill="E7ECF0"/>
           </w:tcPr>
           <w:p>
@@ -9735,7 +10237,7 @@
         </w:tc>
         <w:tc>
           <w:tcPr>
-            <w:tcW w:type="dxa" w:w="1195"/>
+            <w:tcW w:type="dxa" w:w="1467"/>
             <w:shd w:val="clear" w:fill="E7ECF0"/>
           </w:tcPr>
           <w:p>
@@ -9756,7 +10258,7 @@
       <w:tr>
         <w:tc>
           <w:tcPr>
-            <w:tcW w:type="dxa" w:w="1656"/>
+            <w:tcW w:type="dxa" w:w="1500"/>
           </w:tcPr>
           <w:p>
             <w:pPr>
@@ -9787,7 +10289,7 @@
         </w:tc>
         <w:tc>
           <w:tcPr>
-            <w:tcW w:type="dxa" w:w="1803"/>
+            <w:tcW w:type="dxa" w:w="1935"/>
           </w:tcPr>
           <w:p>
             <w:pPr>
@@ -9804,7 +10306,7 @@
         </w:tc>
         <w:tc>
           <w:tcPr>
-            <w:tcW w:type="dxa" w:w="4705"/>
+            <w:tcW w:type="dxa" w:w="4457"/>
           </w:tcPr>
           <w:p>
             <w:pPr>
@@ -9821,7 +10323,7 @@
         </w:tc>
         <w:tc>
           <w:tcPr>
-            <w:tcW w:type="dxa" w:w="1195"/>
+            <w:tcW w:type="dxa" w:w="1467"/>
           </w:tcPr>
           <w:p>
             <w:pPr>
@@ -9840,7 +10342,7 @@
       <w:tr>
         <w:tc>
           <w:tcPr>
-            <w:tcW w:type="dxa" w:w="1656"/>
+            <w:tcW w:type="dxa" w:w="1500"/>
           </w:tcPr>
           <w:p>
             <w:pPr>
@@ -9871,7 +10373,7 @@
         </w:tc>
         <w:tc>
           <w:tcPr>
-            <w:tcW w:type="dxa" w:w="1803"/>
+            <w:tcW w:type="dxa" w:w="1935"/>
           </w:tcPr>
           <w:p>
             <w:pPr>
@@ -9889,7 +10391,7 @@
         </w:tc>
         <w:tc>
           <w:tcPr>
-            <w:tcW w:type="dxa" w:w="4705"/>
+            <w:tcW w:type="dxa" w:w="4457"/>
           </w:tcPr>
           <w:p>
             <w:pPr>
@@ -9906,7 +10408,7 @@
         </w:tc>
         <w:tc>
           <w:tcPr>
-            <w:tcW w:type="dxa" w:w="1195"/>
+            <w:tcW w:type="dxa" w:w="1467"/>
           </w:tcPr>
           <w:p>
             <w:pPr>
@@ -9925,7 +10427,7 @@
       <w:tr>
         <w:tc>
           <w:tcPr>
-            <w:tcW w:type="dxa" w:w="1656"/>
+            <w:tcW w:type="dxa" w:w="1500"/>
           </w:tcPr>
           <w:p>
             <w:pPr>
@@ -9956,7 +10458,7 @@
         </w:tc>
         <w:tc>
           <w:tcPr>
-            <w:tcW w:type="dxa" w:w="1803"/>
+            <w:tcW w:type="dxa" w:w="1935"/>
           </w:tcPr>
           <w:p>
             <w:pPr>
@@ -9986,7 +10488,7 @@
         </w:tc>
         <w:tc>
           <w:tcPr>
-            <w:tcW w:type="dxa" w:w="4705"/>
+            <w:tcW w:type="dxa" w:w="4457"/>
           </w:tcPr>
           <w:p>
             <w:pPr>
@@ -10003,7 +10505,7 @@
         </w:tc>
         <w:tc>
           <w:tcPr>
-            <w:tcW w:type="dxa" w:w="1195"/>
+            <w:tcW w:type="dxa" w:w="1467"/>
           </w:tcPr>
           <w:p>
             <w:pPr>
@@ -10022,7 +10524,7 @@
       <w:tr>
         <w:tc>
           <w:tcPr>
-            <w:tcW w:type="dxa" w:w="1656"/>
+            <w:tcW w:type="dxa" w:w="1500"/>
           </w:tcPr>
           <w:p>
             <w:pPr>
@@ -10053,7 +10555,7 @@
         </w:tc>
         <w:tc>
           <w:tcPr>
-            <w:tcW w:type="dxa" w:w="1803"/>
+            <w:tcW w:type="dxa" w:w="1935"/>
           </w:tcPr>
           <w:p>
             <w:pPr>
@@ -10070,7 +10572,7 @@
         </w:tc>
         <w:tc>
           <w:tcPr>
-            <w:tcW w:type="dxa" w:w="4705"/>
+            <w:tcW w:type="dxa" w:w="4457"/>
           </w:tcPr>
           <w:p>
             <w:pPr>
@@ -10087,7 +10589,7 @@
         </w:tc>
         <w:tc>
           <w:tcPr>
-            <w:tcW w:type="dxa" w:w="1195"/>
+            <w:tcW w:type="dxa" w:w="1467"/>
           </w:tcPr>
           <w:p>
             <w:pPr>
@@ -10106,7 +10608,7 @@
       <w:tr>
         <w:tc>
           <w:tcPr>
-            <w:tcW w:type="dxa" w:w="1656"/>
+            <w:tcW w:type="dxa" w:w="1500"/>
           </w:tcPr>
           <w:p>
             <w:pPr>
@@ -10138,7 +10640,7 @@
         </w:tc>
         <w:tc>
           <w:tcPr>
-            <w:tcW w:type="dxa" w:w="1803"/>
+            <w:tcW w:type="dxa" w:w="1935"/>
           </w:tcPr>
           <w:p>
             <w:pPr>
@@ -10155,7 +10657,7 @@
         </w:tc>
         <w:tc>
           <w:tcPr>
-            <w:tcW w:type="dxa" w:w="4705"/>
+            <w:tcW w:type="dxa" w:w="4457"/>
           </w:tcPr>
           <w:p>
             <w:pPr>
@@ -10216,7 +10718,7 @@
         </w:tc>
         <w:tc>
           <w:tcPr>
-            <w:tcW w:type="dxa" w:w="1195"/>
+            <w:tcW w:type="dxa" w:w="1467"/>
           </w:tcPr>
           <w:p>
             <w:pPr>
@@ -10235,7 +10737,7 @@
       <w:tr>
         <w:tc>
           <w:tcPr>
-            <w:tcW w:type="dxa" w:w="1656"/>
+            <w:tcW w:type="dxa" w:w="1500"/>
           </w:tcPr>
           <w:p>
             <w:pPr>
@@ -10254,7 +10756,7 @@
         </w:tc>
         <w:tc>
           <w:tcPr>
-            <w:tcW w:type="dxa" w:w="1803"/>
+            <w:tcW w:type="dxa" w:w="1935"/>
           </w:tcPr>
           <w:p>
             <w:pPr>
@@ -10271,7 +10773,7 @@
         </w:tc>
         <w:tc>
           <w:tcPr>
-            <w:tcW w:type="dxa" w:w="4705"/>
+            <w:tcW w:type="dxa" w:w="4457"/>
           </w:tcPr>
           <w:p>
             <w:pPr>
@@ -10301,7 +10803,7 @@
         </w:tc>
         <w:tc>
           <w:tcPr>
-            <w:tcW w:type="dxa" w:w="1195"/>
+            <w:tcW w:type="dxa" w:w="1467"/>
           </w:tcPr>
           <w:p>
             <w:pPr>
@@ -10320,7 +10822,7 @@
       <w:tr>
         <w:tc>
           <w:tcPr>
-            <w:tcW w:type="dxa" w:w="1656"/>
+            <w:tcW w:type="dxa" w:w="1500"/>
           </w:tcPr>
           <w:p>
             <w:pPr>
@@ -10339,7 +10841,7 @@
         </w:tc>
         <w:tc>
           <w:tcPr>
-            <w:tcW w:type="dxa" w:w="1803"/>
+            <w:tcW w:type="dxa" w:w="1935"/>
           </w:tcPr>
           <w:p>
             <w:pPr>
@@ -10356,7 +10858,7 @@
         </w:tc>
         <w:tc>
           <w:tcPr>
-            <w:tcW w:type="dxa" w:w="4705"/>
+            <w:tcW w:type="dxa" w:w="4457"/>
           </w:tcPr>
           <w:p>
             <w:pPr>
@@ -10373,7 +10875,7 @@
         </w:tc>
         <w:tc>
           <w:tcPr>
-            <w:tcW w:type="dxa" w:w="1195"/>
+            <w:tcW w:type="dxa" w:w="1467"/>
           </w:tcPr>
           <w:p>
             <w:pPr>
@@ -10392,7 +10894,7 @@
       <w:tr>
         <w:tc>
           <w:tcPr>
-            <w:tcW w:type="dxa" w:w="1656"/>
+            <w:tcW w:type="dxa" w:w="1500"/>
           </w:tcPr>
           <w:p>
             <w:pPr>
@@ -10409,7 +10911,7 @@
         </w:tc>
         <w:tc>
           <w:tcPr>
-            <w:tcW w:type="dxa" w:w="1803"/>
+            <w:tcW w:type="dxa" w:w="1935"/>
           </w:tcPr>
           <w:p>
             <w:pPr>
@@ -10426,7 +10928,7 @@
         </w:tc>
         <w:tc>
           <w:tcPr>
-            <w:tcW w:type="dxa" w:w="4705"/>
+            <w:tcW w:type="dxa" w:w="4457"/>
           </w:tcPr>
           <w:p>
             <w:pPr>
@@ -10457,7 +10959,7 @@
         </w:tc>
         <w:tc>
           <w:tcPr>
-            <w:tcW w:type="dxa" w:w="1195"/>
+            <w:tcW w:type="dxa" w:w="1467"/>
           </w:tcPr>
           <w:p>
             <w:pPr>
@@ -10476,18 +10978,36 @@
       <w:tr>
         <w:tc>
           <w:tcPr>
-            <w:tcW w:type="dxa" w:w="1656"/>
-          </w:tcPr>
-          <w:p>
-            <w:pPr>
-              <w:pStyle w:val="Compact"/>
-              <w:jc w:val="left"/>
-            </w:pPr>
-            <w:r>
-              <w:rPr>
-                <w:sz w:val="17"/>
-              </w:rPr>
-              <w:t xml:space="preserve">AZ</w:t>
+            <w:tcW w:type="dxa" w:w="1500"/>
+          </w:tcPr>
+          <w:p>
+            <w:pPr>
+              <w:pStyle w:val="Compact"/>
+              <w:jc w:val="left"/>
+            </w:pPr>
+            <w:r>
+              <w:rPr>
+                <w:sz w:val="17"/>
+              </w:rPr>
+              <w:t xml:space="preserve">AZ document hosts</w:t>
+            </w:r>
+          </w:p>
+        </w:tc>
+        <w:tc>
+          <w:tcPr>
+            <w:tcW w:type="dxa" w:w="1935"/>
+          </w:tcPr>
+          <w:p>
+            <w:pPr>
+              <w:pStyle w:val="Compact"/>
+              <w:jc w:val="left"/>
+            </w:pPr>
+            <w:r>
+              <w:rPr>
+                <w:rStyle w:val="VerbatimChar"/>
+                <w:sz w:val="17"/>
+              </w:rPr>
+              <w:t xml:space="preserve">docket.images.azcc.gov</w:t>
             </w:r>
             <w:r>
               <w:rPr>
@@ -10497,44 +11017,22 @@
             </w:r>
             <w:r>
               <w:rPr>
+                <w:sz w:val="17"/>
+              </w:rPr>
+              <w:t xml:space="preserve">robots;</w:t>
+            </w:r>
+            <w:r>
+              <w:rPr>
+                <w:sz w:val="17"/>
+              </w:rPr>
+              <w:t xml:space="preserve"> </w:t>
+            </w:r>
+            <w:r>
+              <w:rPr>
                 <w:rStyle w:val="VerbatimChar"/>
                 <w:sz w:val="17"/>
               </w:rPr>
-              <w:t xml:space="preserve">docket.images.azcc.gov</w:t>
-            </w:r>
-          </w:p>
-        </w:tc>
-        <w:tc>
-          <w:tcPr>
-            <w:tcW w:type="dxa" w:w="1803"/>
-          </w:tcPr>
-          <w:p>
-            <w:pPr>
-              <w:pStyle w:val="Compact"/>
-              <w:jc w:val="left"/>
-            </w:pPr>
-            <w:r>
-              <w:rPr>
-                <w:sz w:val="17"/>
-              </w:rPr>
-              <w:t xml:space="preserve">robots</w:t>
-            </w:r>
-          </w:p>
-        </w:tc>
-        <w:tc>
-          <w:tcPr>
-            <w:tcW w:type="dxa" w:w="4705"/>
-          </w:tcPr>
-          <w:p>
-            <w:pPr>
-              <w:pStyle w:val="Compact"/>
-              <w:jc w:val="left"/>
-            </w:pPr>
-            <w:r>
-              <w:rPr>
-                <w:sz w:val="17"/>
-              </w:rPr>
-              <w:t xml:space="preserve">Use</w:t>
+              <w:t xml:space="preserve">images.edocket.azcc.gov</w:t>
             </w:r>
             <w:r>
               <w:rPr>
@@ -10544,39 +11042,43 @@
             </w:r>
             <w:r>
               <w:rPr>
-                <w:rStyle w:val="VerbatimChar"/>
-                <w:sz w:val="17"/>
-              </w:rPr>
-              <w:t xml:space="preserve">images.edocket.azcc.gov</w:t>
-            </w:r>
-            <w:r>
-              <w:rPr>
-                <w:sz w:val="17"/>
-              </w:rPr>
-              <w:t xml:space="preserve"> </w:t>
-            </w:r>
-            <w:r>
-              <w:rPr>
-                <w:sz w:val="17"/>
-              </w:rPr>
-              <w:t xml:space="preserve">(works)</w:t>
-            </w:r>
-          </w:p>
-        </w:tc>
-        <w:tc>
-          <w:tcPr>
-            <w:tcW w:type="dxa" w:w="1195"/>
-          </w:tcPr>
-          <w:p>
-            <w:pPr>
-              <w:pStyle w:val="Compact"/>
-              <w:jc w:val="left"/>
-            </w:pPr>
-            <w:r>
-              <w:rPr>
-                <w:sz w:val="17"/>
-              </w:rPr>
-              <w:t xml:space="preserve">—</w:t>
+                <w:sz w:val="17"/>
+              </w:rPr>
+              <w:t xml:space="preserve">certificate hostname mismatch</w:t>
+            </w:r>
+          </w:p>
+        </w:tc>
+        <w:tc>
+          <w:tcPr>
+            <w:tcW w:type="dxa" w:w="4457"/>
+          </w:tcPr>
+          <w:p>
+            <w:pPr>
+              <w:pStyle w:val="Compact"/>
+              <w:jc w:val="left"/>
+            </w:pPr>
+            <w:r>
+              <w:rPr>
+                <w:sz w:val="17"/>
+              </w:rPr>
+              <w:t xml:space="preserve">Listings by the collector; documents via the manual pass (queued by the Sweep)</w:t>
+            </w:r>
+          </w:p>
+        </w:tc>
+        <w:tc>
+          <w:tcPr>
+            <w:tcW w:type="dxa" w:w="1467"/>
+          </w:tcPr>
+          <w:p>
+            <w:pPr>
+              <w:pStyle w:val="Compact"/>
+              <w:jc w:val="left"/>
+            </w:pPr>
+            <w:r>
+              <w:rPr>
+                <w:sz w:val="17"/>
+              </w:rPr>
+              <w:t xml:space="preserve">Recheck weekly — if the ACC fixes its certificate, the collector reads them again automatically</w:t>
             </w:r>
           </w:p>
         </w:tc>
@@ -10584,7 +11086,7 @@
       <w:tr>
         <w:tc>
           <w:tcPr>
-            <w:tcW w:type="dxa" w:w="1656"/>
+            <w:tcW w:type="dxa" w:w="1500"/>
           </w:tcPr>
           <w:p>
             <w:pPr>
@@ -10601,7 +11103,7 @@
         </w:tc>
         <w:tc>
           <w:tcPr>
-            <w:tcW w:type="dxa" w:w="1803"/>
+            <w:tcW w:type="dxa" w:w="1935"/>
           </w:tcPr>
           <w:p>
             <w:pPr>
@@ -10618,7 +11120,7 @@
         </w:tc>
         <w:tc>
           <w:tcPr>
-            <w:tcW w:type="dxa" w:w="4705"/>
+            <w:tcW w:type="dxa" w:w="4457"/>
           </w:tcPr>
           <w:p>
             <w:pPr>
@@ -10635,7 +11137,7 @@
         </w:tc>
         <w:tc>
           <w:tcPr>
-            <w:tcW w:type="dxa" w:w="1195"/>
+            <w:tcW w:type="dxa" w:w="1467"/>
           </w:tcPr>
           <w:p>
             <w:pPr>
@@ -10654,7 +11156,7 @@
       <w:tr>
         <w:tc>
           <w:tcPr>
-            <w:tcW w:type="dxa" w:w="1656"/>
+            <w:tcW w:type="dxa" w:w="1500"/>
           </w:tcPr>
           <w:p>
             <w:pPr>
@@ -10671,7 +11173,7 @@
         </w:tc>
         <w:tc>
           <w:tcPr>
-            <w:tcW w:type="dxa" w:w="1803"/>
+            <w:tcW w:type="dxa" w:w="1935"/>
           </w:tcPr>
           <w:p>
             <w:pPr>
@@ -10688,7 +11190,7 @@
         </w:tc>
         <w:tc>
           <w:tcPr>
-            <w:tcW w:type="dxa" w:w="4705"/>
+            <w:tcW w:type="dxa" w:w="4457"/>
           </w:tcPr>
           <w:p>
             <w:pPr>
@@ -10705,7 +11207,7 @@
         </w:tc>
         <w:tc>
           <w:tcPr>
-            <w:tcW w:type="dxa" w:w="1195"/>
+            <w:tcW w:type="dxa" w:w="1467"/>
           </w:tcPr>
           <w:p>
             <w:pPr>
@@ -10724,7 +11226,7 @@
       <w:tr>
         <w:tc>
           <w:tcPr>
-            <w:tcW w:type="dxa" w:w="1656"/>
+            <w:tcW w:type="dxa" w:w="1500"/>
           </w:tcPr>
           <w:p>
             <w:pPr>
@@ -10741,7 +11243,7 @@
         </w:tc>
         <w:tc>
           <w:tcPr>
-            <w:tcW w:type="dxa" w:w="1803"/>
+            <w:tcW w:type="dxa" w:w="1935"/>
           </w:tcPr>
           <w:p>
             <w:pPr>
@@ -10758,7 +11260,7 @@
         </w:tc>
         <w:tc>
           <w:tcPr>
-            <w:tcW w:type="dxa" w:w="4705"/>
+            <w:tcW w:type="dxa" w:w="4457"/>
           </w:tcPr>
           <w:p>
             <w:pPr>
@@ -10775,7 +11277,7 @@
         </w:tc>
         <w:tc>
           <w:tcPr>
-            <w:tcW w:type="dxa" w:w="1195"/>
+            <w:tcW w:type="dxa" w:w="1467"/>
           </w:tcPr>
           <w:p>
             <w:pPr>
@@ -10794,7 +11296,7 @@
       <w:tr>
         <w:tc>
           <w:tcPr>
-            <w:tcW w:type="dxa" w:w="1656"/>
+            <w:tcW w:type="dxa" w:w="1500"/>
           </w:tcPr>
           <w:p>
             <w:pPr>
@@ -10811,7 +11313,7 @@
         </w:tc>
         <w:tc>
           <w:tcPr>
-            <w:tcW w:type="dxa" w:w="1803"/>
+            <w:tcW w:type="dxa" w:w="1935"/>
           </w:tcPr>
           <w:p>
             <w:pPr>
@@ -10828,7 +11330,7 @@
         </w:tc>
         <w:tc>
           <w:tcPr>
-            <w:tcW w:type="dxa" w:w="4705"/>
+            <w:tcW w:type="dxa" w:w="4457"/>
           </w:tcPr>
           <w:p>
             <w:pPr>
@@ -10871,7 +11373,7 @@
         </w:tc>
         <w:tc>
           <w:tcPr>
-            <w:tcW w:type="dxa" w:w="1195"/>
+            <w:tcW w:type="dxa" w:w="1467"/>
           </w:tcPr>
           <w:p>
             <w:pPr>
@@ -10890,7 +11392,7 @@
       <w:tr>
         <w:tc>
           <w:tcPr>
-            <w:tcW w:type="dxa" w:w="1656"/>
+            <w:tcW w:type="dxa" w:w="1500"/>
           </w:tcPr>
           <w:p>
             <w:pPr>
@@ -10907,7 +11409,7 @@
         </w:tc>
         <w:tc>
           <w:tcPr>
-            <w:tcW w:type="dxa" w:w="1803"/>
+            <w:tcW w:type="dxa" w:w="1935"/>
           </w:tcPr>
           <w:p>
             <w:pPr>
@@ -10924,7 +11426,7 @@
         </w:tc>
         <w:tc>
           <w:tcPr>
-            <w:tcW w:type="dxa" w:w="4705"/>
+            <w:tcW w:type="dxa" w:w="4457"/>
           </w:tcPr>
           <w:p>
             <w:pPr>
@@ -10966,7 +11468,7 @@
         </w:tc>
         <w:tc>
           <w:tcPr>
-            <w:tcW w:type="dxa" w:w="1195"/>
+            <w:tcW w:type="dxa" w:w="1467"/>
           </w:tcPr>
           <w:p>
             <w:pPr>
@@ -10985,7 +11487,7 @@
       <w:tr>
         <w:tc>
           <w:tcPr>
-            <w:tcW w:type="dxa" w:w="1656"/>
+            <w:tcW w:type="dxa" w:w="1500"/>
           </w:tcPr>
           <w:p>
             <w:pPr>
@@ -11002,7 +11504,7 @@
         </w:tc>
         <w:tc>
           <w:tcPr>
-            <w:tcW w:type="dxa" w:w="1803"/>
+            <w:tcW w:type="dxa" w:w="1935"/>
           </w:tcPr>
           <w:p>
             <w:pPr>
@@ -11019,7 +11521,7 @@
         </w:tc>
         <w:tc>
           <w:tcPr>
-            <w:tcW w:type="dxa" w:w="4705"/>
+            <w:tcW w:type="dxa" w:w="4457"/>
           </w:tcPr>
           <w:p>
             <w:pPr>
@@ -11036,7 +11538,7 @@
         </w:tc>
         <w:tc>
           <w:tcPr>
-            <w:tcW w:type="dxa" w:w="1195"/>
+            <w:tcW w:type="dxa" w:w="1467"/>
           </w:tcPr>
           <w:p>
             <w:pPr>
@@ -11055,7 +11557,7 @@
       <w:tr>
         <w:tc>
           <w:tcPr>
-            <w:tcW w:type="dxa" w:w="1656"/>
+            <w:tcW w:type="dxa" w:w="1500"/>
           </w:tcPr>
           <w:p>
             <w:pPr>
@@ -11072,7 +11574,7 @@
         </w:tc>
         <w:tc>
           <w:tcPr>
-            <w:tcW w:type="dxa" w:w="1803"/>
+            <w:tcW w:type="dxa" w:w="1935"/>
           </w:tcPr>
           <w:p>
             <w:pPr>
@@ -11089,7 +11591,7 @@
         </w:tc>
         <w:tc>
           <w:tcPr>
-            <w:tcW w:type="dxa" w:w="4705"/>
+            <w:tcW w:type="dxa" w:w="4457"/>
           </w:tcPr>
           <w:p>
             <w:pPr>
@@ -11120,7 +11622,7 @@
         </w:tc>
         <w:tc>
           <w:tcPr>
-            <w:tcW w:type="dxa" w:w="1195"/>
+            <w:tcW w:type="dxa" w:w="1467"/>
           </w:tcPr>
           <w:p>
             <w:pPr>
@@ -11139,7 +11641,7 @@
       <w:tr>
         <w:tc>
           <w:tcPr>
-            <w:tcW w:type="dxa" w:w="1656"/>
+            <w:tcW w:type="dxa" w:w="1500"/>
           </w:tcPr>
           <w:p>
             <w:pPr>
@@ -11156,7 +11658,7 @@
         </w:tc>
         <w:tc>
           <w:tcPr>
-            <w:tcW w:type="dxa" w:w="1803"/>
+            <w:tcW w:type="dxa" w:w="1935"/>
           </w:tcPr>
           <w:p>
             <w:pPr>
@@ -11173,7 +11675,7 @@
         </w:tc>
         <w:tc>
           <w:tcPr>
-            <w:tcW w:type="dxa" w:w="4705"/>
+            <w:tcW w:type="dxa" w:w="4457"/>
           </w:tcPr>
           <w:p>
             <w:pPr>
@@ -11204,7 +11706,7 @@
         </w:tc>
         <w:tc>
           <w:tcPr>
-            <w:tcW w:type="dxa" w:w="1195"/>
+            <w:tcW w:type="dxa" w:w="1467"/>
           </w:tcPr>
           <w:p>
             <w:pPr>
@@ -11223,7 +11725,7 @@
       <w:tr>
         <w:tc>
           <w:tcPr>
-            <w:tcW w:type="dxa" w:w="1656"/>
+            <w:tcW w:type="dxa" w:w="1500"/>
           </w:tcPr>
           <w:p>
             <w:pPr>
@@ -11240,7 +11742,7 @@
         </w:tc>
         <w:tc>
           <w:tcPr>
-            <w:tcW w:type="dxa" w:w="1803"/>
+            <w:tcW w:type="dxa" w:w="1935"/>
           </w:tcPr>
           <w:p>
             <w:pPr>
@@ -11257,7 +11759,7 @@
         </w:tc>
         <w:tc>
           <w:tcPr>
-            <w:tcW w:type="dxa" w:w="4705"/>
+            <w:tcW w:type="dxa" w:w="4457"/>
           </w:tcPr>
           <w:p>
             <w:pPr>
@@ -11274,7 +11776,7 @@
         </w:tc>
         <w:tc>
           <w:tcPr>
-            <w:tcW w:type="dxa" w:w="1195"/>
+            <w:tcW w:type="dxa" w:w="1467"/>
           </w:tcPr>
           <w:p>
             <w:pPr>
@@ -11725,19 +12227,47 @@
           <w:bCs/>
           <w:b/>
         </w:rPr>
-        <w:t xml:space="preserve">When:</w:t>
-      </w:r>
-      <w:r>
-        <w:t xml:space="preserve"> </w:t>
-      </w:r>
-      <w:r>
-        <w:t xml:space="preserve">whenever Rett wants — before a Monday for fuller coverage of VA, NC, SC, IL, OH, WV, NV, or when a</w:t>
-      </w:r>
-      <w:r>
-        <w:t xml:space="preserve"> </w:t>
-      </w:r>
-      <w:r>
-        <w:t xml:space="preserve">run record lists documents the cloud couldn't open. Every run is independent and safe to repeat or abandon.</w:t>
+        <w:t xml:space="preserve">Friday reminder (set up 3 Oct).</w:t>
+      </w:r>
+      <w:r>
+        <w:t xml:space="preserve"> </w:t>
+      </w:r>
+      <w:r>
+        <w:t xml:space="preserve">Every Friday at 2:51 pm PT a scheduled task fires</w:t>
+      </w:r>
+      <w:r>
+        <w:t xml:space="preserve"> </w:t>
+      </w:r>
+      <w:r>
+        <w:rPr>
+          <w:bCs/>
+          <w:b/>
+        </w:rPr>
+        <w:t xml:space="preserve">on Rett's computer</w:t>
+      </w:r>
+      <w:r>
+        <w:t xml:space="preserve"> </w:t>
+      </w:r>
+      <w:r>
+        <w:t xml:space="preserve">(the Claude desktop app must be open and the computer awake) and sends a push notification. It asks "Run now" or</w:t>
+      </w:r>
+      <w:r>
+        <w:t xml:space="preserve"> </w:t>
+      </w:r>
+      <w:r>
+        <w:t xml:space="preserve">"Skip this week" — one click. It does nothing without "Run now", because the pass relies on Rett being present</w:t>
+      </w:r>
+      <w:r>
+        <w:t xml:space="preserve"> </w:t>
+      </w:r>
+      <w:r>
+        <w:t xml:space="preserve">(CAPTCHAs are his to solve, and the browsing is his). If the computer is off, that week's pass is simply missed;</w:t>
+      </w:r>
+      <w:r>
+        <w:t xml:space="preserve"> </w:t>
+      </w:r>
+      <w:r>
+        <w:t xml:space="preserve">the Brief names any blocked state that has gone more than 14 days without a manual drop.</w:t>
       </w:r>
     </w:p>
     <w:p>
@@ -11749,53 +12279,13 @@
           <w:bCs/>
           <w:b/>
         </w:rPr>
-        <w:t xml:space="preserve">How:</w:t>
-      </w:r>
-    </w:p>
-    <w:p>
-      <w:pPr>
-        <w:numPr>
-          <w:ilvl w:val="0"/>
-          <w:numId w:val="1011"/>
-        </w:numPr>
-        <w:pStyle w:val="Compact"/>
-      </w:pPr>
-      <w:r>
-        <w:t xml:space="preserve">Open the</w:t>
-      </w:r>
-      <w:r>
-        <w:t xml:space="preserve"> </w:t>
-      </w:r>
-      <w:r>
-        <w:rPr>
-          <w:bCs/>
-          <w:b/>
-        </w:rPr>
-        <w:t xml:space="preserve">Claude desktop app</w:t>
-      </w:r>
-      <w:r>
-        <w:t xml:space="preserve"> </w:t>
-      </w:r>
-      <w:r>
-        <w:t xml:space="preserve">on the work computer (the pass uses the app's built-in browser, or Claude in</w:t>
-      </w:r>
-      <w:r>
-        <w:t xml:space="preserve"> </w:t>
-      </w:r>
-      <w:r>
-        <w:t xml:space="preserve">Chrome if that's unavailable).</w:t>
-      </w:r>
-    </w:p>
-    <w:p>
-      <w:pPr>
-        <w:numPr>
-          <w:ilvl w:val="0"/>
-          <w:numId w:val="1011"/>
-        </w:numPr>
-        <w:pStyle w:val="Compact"/>
-      </w:pPr>
-      <w:r>
-        <w:t xml:space="preserve">Start a new task and type</w:t>
+        <w:t xml:space="preserve">Any other time:</w:t>
+      </w:r>
+      <w:r>
+        <w:t xml:space="preserve"> </w:t>
+      </w:r>
+      <w:r>
+        <w:t xml:space="preserve">open the desktop app, start a task and type</w:t>
       </w:r>
       <w:r>
         <w:t xml:space="preserve"> </w:t>
@@ -11809,28 +12299,25 @@
         <w:t xml:space="preserve">/grid-docket-manual-pass</w:t>
       </w:r>
       <w:r>
-        <w:t xml:space="preserve"> </w:t>
-      </w:r>
-      <w:r>
-        <w:t xml:space="preserve">(or "run the Grid Docket manual pass").</w:t>
-      </w:r>
-    </w:p>
-    <w:p>
-      <w:pPr>
-        <w:numPr>
-          <w:ilvl w:val="0"/>
-          <w:numId w:val="1011"/>
-        </w:numPr>
-        <w:pStyle w:val="Compact"/>
-      </w:pPr>
-      <w:r>
-        <w:t xml:space="preserve">Stay nearby. If a portal shows a CAPTCHA or bot check, Claude stops and asks Rett to complete it in the browser</w:t>
-      </w:r>
-      <w:r>
-        <w:t xml:space="preserve"> </w:t>
-      </w:r>
-      <w:r>
-        <w:t xml:space="preserve">pane; otherwise that state is skipped as</w:t>
+        <w:t xml:space="preserve">.</w:t>
+      </w:r>
+    </w:p>
+    <w:p>
+      <w:pPr>
+        <w:pStyle w:val="BodyText"/>
+      </w:pPr>
+      <w:r>
+        <w:rPr>
+          <w:bCs/>
+          <w:b/>
+        </w:rPr>
+        <w:t xml:space="preserve">It catches up by itself.</w:t>
+      </w:r>
+      <w:r>
+        <w:t xml:space="preserve"> </w:t>
+      </w:r>
+      <w:r>
+        <w:t xml:space="preserve">The pass reads</w:t>
       </w:r>
       <w:r>
         <w:t xml:space="preserve"> </w:t>
@@ -11839,22 +12326,25 @@
         <w:rPr>
           <w:rStyle w:val="VerbatimChar"/>
         </w:rPr>
-        <w:t xml:space="preserve">blocked_captcha</w:t>
-      </w:r>
-      <w:r>
-        <w:t xml:space="preserve">.</w:t>
-      </w:r>
-    </w:p>
-    <w:p>
-      <w:pPr>
-        <w:numPr>
-          <w:ilvl w:val="0"/>
-          <w:numId w:val="1011"/>
-        </w:numPr>
-        <w:pStyle w:val="Compact"/>
-      </w:pPr>
-      <w:r>
-        <w:t xml:space="preserve">Claude reads</w:t>
+        <w:t xml:space="preserve">manual_queue.json</w:t>
+      </w:r>
+      <w:r>
+        <w:t xml:space="preserve"> </w:t>
+      </w:r>
+      <w:r>
+        <w:t xml:space="preserve">(written by each Sweep: watched dockets, the</w:t>
+      </w:r>
+      <w:r>
+        <w:t xml:space="preserve"> </w:t>
+      </w:r>
+      <w:r>
+        <w:t xml:space="preserve">newest document already held, requests, new-case terms, extra pages) and the records of every earlier complete</w:t>
+      </w:r>
+      <w:r>
+        <w:t xml:space="preserve"> </w:t>
+      </w:r>
+      <w:r>
+        <w:t xml:space="preserve">manual run in</w:t>
       </w:r>
       <w:r>
         <w:t xml:space="preserve"> </w:t>
@@ -11863,16 +12353,68 @@
         <w:rPr>
           <w:rStyle w:val="VerbatimChar"/>
         </w:rPr>
-        <w:t xml:space="preserve">manual_queue.json</w:t>
-      </w:r>
-      <w:r>
-        <w:t xml:space="preserve">, visits only the watched dockets and requested documents, extracts text</w:t>
-      </w:r>
-      <w:r>
-        <w:t xml:space="preserve"> </w:t>
-      </w:r>
-      <w:r>
-        <w:t xml:space="preserve">(agency text layer first, then PDF text, OCR only as a last resort and flagged), saves one file per state to</w:t>
+        <w:t xml:space="preserve">/GridDocket/manual/</w:t>
+      </w:r>
+      <w:r>
+        <w:t xml:space="preserve">. For each docket it reads everything filed since the later of those two dates,</w:t>
+      </w:r>
+      <w:r>
+        <w:t xml:space="preserve"> </w:t>
+      </w:r>
+      <w:r>
+        <w:t xml:space="preserve">so skipping weeks loses nothing. Since 3 Oct it also</w:t>
+      </w:r>
+      <w:r>
+        <w:t xml:space="preserve"> </w:t>
+      </w:r>
+      <w:r>
+        <w:rPr>
+          <w:bCs/>
+          <w:b/>
+        </w:rPr>
+        <w:t xml:space="preserve">searches each portal for new cases</w:t>
+      </w:r>
+      <w:r>
+        <w:t xml:space="preserve"> </w:t>
+      </w:r>
+      <w:r>
+        <w:t xml:space="preserve">opened since the last</w:t>
+      </w:r>
+      <w:r>
+        <w:t xml:space="preserve"> </w:t>
+      </w:r>
+      <w:r>
+        <w:t xml:space="preserve">run (large-load tariffs, data-center contracts, generation certificates, cost-allocation cases, watched parties)</w:t>
+      </w:r>
+      <w:r>
+        <w:t xml:space="preserve"> </w:t>
+      </w:r>
+      <w:r>
+        <w:t xml:space="preserve">— the one thing the cloud fallbacks can never see — and reads extra pages the cloud can't (Arizona governor; IR</w:t>
+      </w:r>
+      <w:r>
+        <w:t xml:space="preserve"> </w:t>
+      </w:r>
+      <w:r>
+        <w:t xml:space="preserve">events pages in earnings season).</w:t>
+      </w:r>
+    </w:p>
+    <w:p>
+      <w:pPr>
+        <w:pStyle w:val="BodyText"/>
+      </w:pPr>
+      <w:r>
+        <w:rPr>
+          <w:bCs/>
+          <w:b/>
+        </w:rPr>
+        <w:t xml:space="preserve">What happens:</w:t>
+      </w:r>
+      <w:r>
+        <w:t xml:space="preserve"> </w:t>
+      </w:r>
+      <w:r>
+        <w:t xml:space="preserve">one file per state saved as it goes, then a manifest with</w:t>
       </w:r>
       <w:r>
         <w:t xml:space="preserve"> </w:t>
@@ -11881,25 +12423,31 @@
         <w:rPr>
           <w:rStyle w:val="VerbatimChar"/>
         </w:rPr>
-        <w:t xml:space="preserve">/GridDocket/manual/</w:t>
-      </w:r>
-      <w:r>
-        <w:t xml:space="preserve">, and writes</w:t>
-      </w:r>
-      <w:r>
-        <w:t xml:space="preserve"> </w:t>
+        <w:t xml:space="preserve">"complete": true</w:t>
+      </w:r>
+      <w:r>
+        <w:t xml:space="preserve">; the next Sweep</w:t>
+      </w:r>
+      <w:r>
+        <w:t xml:space="preserve"> </w:t>
+      </w:r>
+      <w:r>
+        <w:t xml:space="preserve">ingests it automatically (</w:t>
       </w:r>
       <w:r>
         <w:rPr>
           <w:rStyle w:val="VerbatimChar"/>
         </w:rPr>
-        <w:t xml:space="preserve">manual_&lt;run_id&gt;.json</w:t>
-      </w:r>
-      <w:r>
-        <w:t xml:space="preserve"> </w:t>
-      </w:r>
-      <w:r>
-        <w:t xml:space="preserve">with</w:t>
+        <w:t xml:space="preserve">state.manual_ingested</w:t>
+      </w:r>
+      <w:r>
+        <w:t xml:space="preserve">) and adds any new cases to the watch list. The pass never</w:t>
+      </w:r>
+      <w:r>
+        <w:t xml:space="preserve"> </w:t>
+      </w:r>
+      <w:r>
+        <w:t xml:space="preserve">writes the row store. Skill copy at</w:t>
       </w:r>
       <w:r>
         <w:t xml:space="preserve"> </w:t>
@@ -11908,57 +12456,16 @@
         <w:rPr>
           <w:rStyle w:val="VerbatimChar"/>
         </w:rPr>
-        <w:t xml:space="preserve">"complete": true</w:t>
-      </w:r>
-      <w:r>
-        <w:t xml:space="preserve"> </w:t>
-      </w:r>
-      <w:r>
-        <w:t xml:space="preserve">last.</w:t>
-      </w:r>
-    </w:p>
-    <w:p>
-      <w:pPr>
-        <w:numPr>
-          <w:ilvl w:val="0"/>
-          <w:numId w:val="1011"/>
-        </w:numPr>
-        <w:pStyle w:val="Compact"/>
-      </w:pPr>
-      <w:r>
-        <w:t xml:space="preserve">Nothing else to do: the next Sweep ingests completed runs automatically and records them in</w:t>
-      </w:r>
-      <w:r>
-        <w:t xml:space="preserve"> </w:t>
-      </w:r>
-      <w:r>
-        <w:rPr>
-          <w:rStyle w:val="VerbatimChar"/>
-        </w:rPr>
-        <w:t xml:space="preserve">state.manual_ingested</w:t>
-      </w:r>
-      <w:r>
-        <w:t xml:space="preserve">. The pass never writes the row store.</w:t>
-      </w:r>
-    </w:p>
-    <w:p>
-      <w:pPr>
-        <w:pStyle w:val="FirstParagraph"/>
-      </w:pPr>
-      <w:r>
-        <w:t xml:space="preserve">Skill copy in the repo at</w:t>
-      </w:r>
-      <w:r>
-        <w:t xml:space="preserve"> </w:t>
-      </w:r>
-      <w:r>
-        <w:rPr>
-          <w:rStyle w:val="VerbatimChar"/>
-        </w:rPr>
         <w:t xml:space="preserve">manual/SKILL.md</w:t>
       </w:r>
       <w:r>
-        <w:t xml:space="preserve">; the saved skill on Rett's account is authoritative.</w:t>
+        <w:t xml:space="preserve">; the saved skill on Rett's account is authoritative</w:t>
+      </w:r>
+      <w:r>
+        <w:t xml:space="preserve"> </w:t>
+      </w:r>
+      <w:r>
+        <w:t xml:space="preserve">(updated 3 Oct).</w:t>
       </w:r>
     </w:p>
     <w:p>
@@ -12823,7 +13330,7 @@
       <w:pPr>
         <w:numPr>
           <w:ilvl w:val="0"/>
-          <w:numId w:val="1012"/>
+          <w:numId w:val="1011"/>
         </w:numPr>
         <w:pStyle w:val="Compact"/>
       </w:pPr>
@@ -12869,7 +13376,7 @@
       <w:pPr>
         <w:numPr>
           <w:ilvl w:val="0"/>
-          <w:numId w:val="1012"/>
+          <w:numId w:val="1011"/>
         </w:numPr>
         <w:pStyle w:val="Compact"/>
       </w:pPr>
@@ -12894,7 +13401,7 @@
       <w:pPr>
         <w:numPr>
           <w:ilvl w:val="0"/>
-          <w:numId w:val="1012"/>
+          <w:numId w:val="1011"/>
         </w:numPr>
         <w:pStyle w:val="Compact"/>
       </w:pPr>
@@ -12922,7 +13429,7 @@
       <w:pPr>
         <w:numPr>
           <w:ilvl w:val="0"/>
-          <w:numId w:val="1012"/>
+          <w:numId w:val="1011"/>
         </w:numPr>
         <w:pStyle w:val="Compact"/>
       </w:pPr>
@@ -12947,7 +13454,7 @@
       <w:pPr>
         <w:numPr>
           <w:ilvl w:val="0"/>
-          <w:numId w:val="1012"/>
+          <w:numId w:val="1011"/>
         </w:numPr>
         <w:pStyle w:val="Compact"/>
       </w:pPr>
@@ -12969,7 +13476,7 @@
       <w:pPr>
         <w:numPr>
           <w:ilvl w:val="0"/>
-          <w:numId w:val="1012"/>
+          <w:numId w:val="1011"/>
         </w:numPr>
         <w:pStyle w:val="Compact"/>
       </w:pPr>
@@ -14551,7 +15058,7 @@
       <w:pPr>
         <w:numPr>
           <w:ilvl w:val="0"/>
-          <w:numId w:val="1013"/>
+          <w:numId w:val="1012"/>
         </w:numPr>
         <w:pStyle w:val="Compact"/>
       </w:pPr>
@@ -14598,7 +15105,7 @@
       <w:pPr>
         <w:numPr>
           <w:ilvl w:val="0"/>
-          <w:numId w:val="1013"/>
+          <w:numId w:val="1012"/>
         </w:numPr>
         <w:pStyle w:val="Compact"/>
       </w:pPr>
@@ -14626,7 +15133,7 @@
       <w:pPr>
         <w:numPr>
           <w:ilvl w:val="0"/>
-          <w:numId w:val="1013"/>
+          <w:numId w:val="1012"/>
         </w:numPr>
         <w:pStyle w:val="Compact"/>
       </w:pPr>
@@ -14644,7 +15151,7 @@
       <w:pPr>
         <w:numPr>
           <w:ilvl w:val="0"/>
-          <w:numId w:val="1013"/>
+          <w:numId w:val="1012"/>
         </w:numPr>
         <w:pStyle w:val="Compact"/>
       </w:pPr>
@@ -14656,7 +15163,7 @@
       <w:pPr>
         <w:numPr>
           <w:ilvl w:val="0"/>
-          <w:numId w:val="1013"/>
+          <w:numId w:val="1012"/>
         </w:numPr>
         <w:pStyle w:val="Compact"/>
       </w:pPr>
@@ -14721,7 +15228,7 @@
       <w:pPr>
         <w:numPr>
           <w:ilvl w:val="0"/>
-          <w:numId w:val="1013"/>
+          <w:numId w:val="1012"/>
         </w:numPr>
         <w:pStyle w:val="Compact"/>
       </w:pPr>
@@ -15842,7 +16349,7 @@
       <w:pPr>
         <w:numPr>
           <w:ilvl w:val="0"/>
-          <w:numId w:val="1014"/>
+          <w:numId w:val="1013"/>
         </w:numPr>
         <w:pStyle w:val="Compact"/>
       </w:pPr>
@@ -15854,6 +16361,150 @@
       </w:r>
       <w:r>
         <w:t xml:space="preserve">IL, OH, NC, WV); PA open only to WebFetch; EDGAR opened by the declared UA.</w:t>
+      </w:r>
+    </w:p>
+    <w:p>
+      <w:pPr>
+        <w:numPr>
+          <w:ilvl w:val="0"/>
+          <w:numId w:val="1013"/>
+        </w:numPr>
+        <w:pStyle w:val="Compact"/>
+      </w:pPr>
+      <w:r>
+        <w:t xml:space="preserve">Built v3: collector (15 adapters plus governor/party watching, health, circuit breakers, 70-minute deadline,</w:t>
+      </w:r>
+      <w:r>
+        <w:t xml:space="preserve"> </w:t>
+      </w:r>
+      <w:r>
+        <w:t xml:space="preserve">rotating start, checkpoints, per-list baselining, backfill mode, AIA completion); overlays and validation;</w:t>
+      </w:r>
+      <w:r>
+        <w:t xml:space="preserve"> </w:t>
+      </w:r>
+      <w:r>
+        <w:t xml:space="preserve">Excel in Python and in the browser with CI parity (0 differences); narrative PDF/DOCX; console; Sweep and</w:t>
+      </w:r>
+      <w:r>
+        <w:t xml:space="preserve"> </w:t>
+      </w:r>
+      <w:r>
+        <w:t xml:space="preserve">Brief prompts; corrections queue; manual-pass skill (saved by Rett);</w:t>
+      </w:r>
+      <w:r>
+        <w:t xml:space="preserve"> </w:t>
+      </w:r>
+      <w:r>
+        <w:rPr>
+          <w:rStyle w:val="VerbatimChar"/>
+        </w:rPr>
+        <w:t xml:space="preserve">SOURCES.md</w:t>
+      </w:r>
+      <w:r>
+        <w:t xml:space="preserve">.</w:t>
+      </w:r>
+    </w:p>
+    <w:p>
+      <w:pPr>
+        <w:numPr>
+          <w:ilvl w:val="0"/>
+          <w:numId w:val="1013"/>
+        </w:numPr>
+        <w:pStyle w:val="Compact"/>
+      </w:pPr>
+      <w:r>
+        <w:t xml:space="preserve">First collector run: 334 new items, 160 documents extracted, ~20 minutes. Fixed AZ, MO, OK (partly), TLS</w:t>
+      </w:r>
+      <w:r>
+        <w:t xml:space="preserve"> </w:t>
+      </w:r>
+      <w:r>
+        <w:t xml:space="preserve">chains; added PUCT 58317, party watch, governor and PUCT news pages.</w:t>
+      </w:r>
+    </w:p>
+    <w:p>
+      <w:pPr>
+        <w:numPr>
+          <w:ilvl w:val="0"/>
+          <w:numId w:val="1013"/>
+        </w:numPr>
+        <w:pStyle w:val="Compact"/>
+      </w:pPr>
+      <w:r>
+        <w:t xml:space="preserve">Allowlist drafts created in Outlook (not sent): VA</w:t>
+      </w:r>
+      <w:r>
+        <w:t xml:space="preserve"> </w:t>
+      </w:r>
+      <w:r>
+        <w:rPr>
+          <w:rStyle w:val="VerbatimChar"/>
+        </w:rPr>
+        <w:t xml:space="preserve">sccinfo@scc.virginia.gov</w:t>
+      </w:r>
+      <w:r>
+        <w:t xml:space="preserve">; NC</w:t>
+      </w:r>
+      <w:r>
+        <w:t xml:space="preserve"> </w:t>
+      </w:r>
+      <w:r>
+        <w:rPr>
+          <w:rStyle w:val="VerbatimChar"/>
+        </w:rPr>
+        <w:t xml:space="preserve">clerkhelpdesk@ncuc.gov</w:t>
+      </w:r>
+      <w:r>
+        <w:t xml:space="preserve">;</w:t>
+      </w:r>
+      <w:r>
+        <w:t xml:space="preserve"> </w:t>
+      </w:r>
+      <w:r>
+        <w:t xml:space="preserve">SC</w:t>
+      </w:r>
+      <w:r>
+        <w:t xml:space="preserve"> </w:t>
+      </w:r>
+      <w:r>
+        <w:rPr>
+          <w:rStyle w:val="VerbatimChar"/>
+        </w:rPr>
+        <w:t xml:space="preserve">contact@psc.sc.gov</w:t>
+      </w:r>
+      <w:r>
+        <w:t xml:space="preserve">; IL</w:t>
+      </w:r>
+      <w:r>
+        <w:t xml:space="preserve"> </w:t>
+      </w:r>
+      <w:r>
+        <w:rPr>
+          <w:rStyle w:val="VerbatimChar"/>
+        </w:rPr>
+        <w:t xml:space="preserve">ICC.FOIARequests@Illinois.gov</w:t>
+      </w:r>
+      <w:r>
+        <w:t xml:space="preserve">; OH (PUCO web form or 614-466-6843); WV (Executive</w:t>
+      </w:r>
+      <w:r>
+        <w:t xml:space="preserve"> </w:t>
+      </w:r>
+      <w:r>
+        <w:t xml:space="preserve">Secretary form or 304-340-0426).</w:t>
+      </w:r>
+    </w:p>
+    <w:p>
+      <w:pPr>
+        <w:pStyle w:val="FirstParagraph"/>
+      </w:pPr>
+      <w:r>
+        <w:rPr>
+          <w:bCs/>
+          <w:b/>
+        </w:rPr>
+        <w:t xml:space="preserve">2–3 October (verification runs):</w:t>
       </w:r>
     </w:p>
     <w:p>
@@ -15865,25 +16516,29 @@
         <w:pStyle w:val="Compact"/>
       </w:pPr>
       <w:r>
-        <w:t xml:space="preserve">Built v3: collector (15 adapters plus governor/party watching, health, circuit breakers, 70-minute deadline,</w:t>
-      </w:r>
-      <w:r>
-        <w:t xml:space="preserve"> </w:t>
-      </w:r>
-      <w:r>
-        <w:t xml:space="preserve">rotating start, checkpoints, per-list baselining, backfill mode, AIA completion); overlays and validation;</w:t>
-      </w:r>
-      <w:r>
-        <w:t xml:space="preserve"> </w:t>
-      </w:r>
-      <w:r>
-        <w:t xml:space="preserve">Excel in Python and in the browser with CI parity (0 differences); narrative PDF/DOCX; console; Sweep and</w:t>
-      </w:r>
-      <w:r>
-        <w:t xml:space="preserve"> </w:t>
-      </w:r>
-      <w:r>
-        <w:t xml:space="preserve">Brief prompts; corrections queue; manual-pass skill (saved by Rett);</w:t>
+        <w:rPr>
+          <w:bCs/>
+          <w:b/>
+        </w:rPr>
+        <w:t xml:space="preserve">Sweep fired off-schedule (run 2026-10-03-0019): worked, degraded.</w:t>
+      </w:r>
+      <w:r>
+        <w:t xml:space="preserve"> </w:t>
+      </w:r>
+      <w:r>
+        <w:t xml:space="preserve">The repo was private then and scheduled</w:t>
+      </w:r>
+      <w:r>
+        <w:t xml:space="preserve"> </w:t>
+      </w:r>
+      <w:r>
+        <w:t xml:space="preserve">sessions can't attach it; OneDrive read/write, read-only mail, DCC Bi-Weekly, PA web reader and the manual-folder</w:t>
+      </w:r>
+      <w:r>
+        <w:t xml:space="preserve"> </w:t>
+      </w:r>
+      <w:r>
+        <w:t xml:space="preserve">check all worked. Wrote</w:t>
       </w:r>
       <w:r>
         <w:t xml:space="preserve"> </w:t>
@@ -15892,10 +16547,13 @@
         <w:rPr>
           <w:rStyle w:val="VerbatimChar"/>
         </w:rPr>
-        <w:t xml:space="preserve">SOURCES.md</w:t>
-      </w:r>
-      <w:r>
-        <w:t xml:space="preserve">.</w:t>
+        <w:t xml:space="preserve">rows_p5</w:t>
+      </w:r>
+      <w:r>
+        <w:t xml:space="preserve"> </w:t>
+      </w:r>
+      <w:r>
+        <w:t xml:space="preserve">(§6).</w:t>
       </w:r>
     </w:p>
     <w:p>
@@ -15907,13 +16565,41 @@
         <w:pStyle w:val="Compact"/>
       </w:pPr>
       <w:r>
-        <w:t xml:space="preserve">First collector run: 334 new items, 160 documents extracted, ~20 minutes. Fixed AZ, MO, OK (partly), TLS</w:t>
-      </w:r>
-      <w:r>
-        <w:t xml:space="preserve"> </w:t>
-      </w:r>
-      <w:r>
-        <w:t xml:space="preserve">chains; added PUCT 58317, party watch, governor and PUCT news pages.</w:t>
+        <w:rPr>
+          <w:bCs/>
+          <w:b/>
+        </w:rPr>
+        <w:t xml:space="preserve">Brief fired off-schedule: worked via the repo-less path.</w:t>
+      </w:r>
+      <w:r>
+        <w:t xml:space="preserve"> </w:t>
+      </w:r>
+      <w:r>
+        <w:t xml:space="preserve">Email sent (</w:t>
+      </w:r>
+      <w:r>
+        <w:rPr>
+          <w:rStyle w:val="VerbatimChar"/>
+        </w:rPr>
+        <w:t xml:space="preserve">[Status] Grid Docket — 3 Oct · 9 high-impact …</w:t>
+      </w:r>
+      <w:r>
+        <w:t xml:space="preserve">, RED because of the repo regression); console v7 published with narrative and PDF;</w:t>
+      </w:r>
+      <w:r>
+        <w:t xml:space="preserve"> </w:t>
+      </w:r>
+      <w:r>
+        <w:rPr>
+          <w:rStyle w:val="VerbatimChar"/>
+        </w:rPr>
+        <w:t xml:space="preserve">briefs/2026-10-03.json</w:t>
+      </w:r>
+      <w:r>
+        <w:t xml:space="preserve"> </w:t>
+      </w:r>
+      <w:r>
+        <w:t xml:space="preserve">written.</w:t>
       </w:r>
     </w:p>
     <w:p>
@@ -15925,7 +16611,17 @@
         <w:pStyle w:val="Compact"/>
       </w:pPr>
       <w:r>
-        <w:t xml:space="preserve">Allowlist drafts created in Outlook (not sent): VA</w:t>
+        <w:rPr>
+          <w:bCs/>
+          <w:b/>
+        </w:rPr>
+        <w:t xml:space="preserve">Fix:</w:t>
+      </w:r>
+      <w:r>
+        <w:t xml:space="preserve"> </w:t>
+      </w:r>
+      <w:r>
+        <w:t xml:space="preserve">Rett made the repo public; both prompts now clone it read-only and build from</w:t>
       </w:r>
       <w:r>
         <w:t xml:space="preserve"> </w:t>
@@ -15934,58 +16630,52 @@
         <w:rPr>
           <w:rStyle w:val="VerbatimChar"/>
         </w:rPr>
-        <w:t xml:space="preserve">sccinfo@scc.virginia.gov</w:t>
-      </w:r>
-      <w:r>
-        <w:t xml:space="preserve">; NC</w:t>
-      </w:r>
-      <w:r>
-        <w:t xml:space="preserve"> </w:t>
-      </w:r>
-      <w:r>
-        <w:rPr>
-          <w:rStyle w:val="VerbatimChar"/>
-        </w:rPr>
-        <w:t xml:space="preserve">clerkhelpdesk@ncuc.gov</w:t>
-      </w:r>
-      <w:r>
-        <w:t xml:space="preserve">;</w:t>
-      </w:r>
-      <w:r>
-        <w:t xml:space="preserve"> </w:t>
-      </w:r>
-      <w:r>
-        <w:t xml:space="preserve">SC</w:t>
-      </w:r>
-      <w:r>
-        <w:t xml:space="preserve"> </w:t>
-      </w:r>
-      <w:r>
-        <w:rPr>
-          <w:rStyle w:val="VerbatimChar"/>
-        </w:rPr>
-        <w:t xml:space="preserve">contact@psc.sc.gov</w:t>
-      </w:r>
-      <w:r>
-        <w:t xml:space="preserve">; IL</w:t>
-      </w:r>
-      <w:r>
-        <w:t xml:space="preserve"> </w:t>
-      </w:r>
-      <w:r>
-        <w:rPr>
-          <w:rStyle w:val="VerbatimChar"/>
-        </w:rPr>
-        <w:t xml:space="preserve">ICC.FOIARequests@Illinois.gov</w:t>
-      </w:r>
-      <w:r>
-        <w:t xml:space="preserve">; OH (PUCO web form or 614-466-6843); WV (Executive</w:t>
-      </w:r>
-      <w:r>
-        <w:t xml:space="preserve"> </w:t>
-      </w:r>
-      <w:r>
-        <w:t xml:space="preserve">Secretary form or 304-340-0426).</w:t>
+        <w:t xml:space="preserve">store_live/</w:t>
+      </w:r>
+      <w:r>
+        <w:t xml:space="preserve">; the task</w:t>
+      </w:r>
+      <w:r>
+        <w:t xml:space="preserve"> </w:t>
+      </w:r>
+      <w:r>
+        <w:t xml:space="preserve">prompts were replaced with compact bootstraps and the crons re-set explicitly.</w:t>
+      </w:r>
+    </w:p>
+    <w:p>
+      <w:pPr>
+        <w:numPr>
+          <w:ilvl w:val="0"/>
+          <w:numId w:val="1014"/>
+        </w:numPr>
+        <w:pStyle w:val="Compact"/>
+      </w:pPr>
+      <w:r>
+        <w:t xml:space="preserve">Second-wave sources probed and working: MISO/SPP queues, 8 Legistar clients, capacity pages, VA appellate</w:t>
+      </w:r>
+      <w:r>
+        <w:t xml:space="preserve"> </w:t>
+      </w:r>
+      <w:r>
+        <w:t xml:space="preserve">courts, 8 more governors, 6 of 7 IRP/RFP pages, DOE pages, ERCOT notice archive (23 links).</w:t>
+      </w:r>
+    </w:p>
+    <w:p>
+      <w:pPr>
+        <w:numPr>
+          <w:ilvl w:val="0"/>
+          <w:numId w:val="1014"/>
+        </w:numPr>
+        <w:pStyle w:val="Compact"/>
+      </w:pPr>
+      <w:r>
+        <w:t xml:space="preserve">3 Oct: WebFetch confirmed for ERCOT large-load, planning and board pages, PJM newsroom, Kansas governor and Duke</w:t>
+      </w:r>
+      <w:r>
+        <w:t xml:space="preserve"> </w:t>
+      </w:r>
+      <w:r>
+        <w:t xml:space="preserve">IRP; added to Sweep steps 6.4 and 6.6. Arizona governor refuses both routes.</w:t>
       </w:r>
     </w:p>
     <w:p>
@@ -15997,7 +16687,7 @@
           <w:bCs/>
           <w:b/>
         </w:rPr>
-        <w:t xml:space="preserve">2–3 October (verification runs):</w:t>
+        <w:t xml:space="preserve">3 October, afternoon — full review:</w:t>
       </w:r>
     </w:p>
     <w:p>
@@ -16009,29 +16699,7 @@
         <w:pStyle w:val="Compact"/>
       </w:pPr>
       <w:r>
-        <w:rPr>
-          <w:bCs/>
-          <w:b/>
-        </w:rPr>
-        <w:t xml:space="preserve">Sweep fired off-schedule (run 2026-10-03-0019): worked, degraded.</w:t>
-      </w:r>
-      <w:r>
-        <w:t xml:space="preserve"> </w:t>
-      </w:r>
-      <w:r>
-        <w:t xml:space="preserve">The repo was private then and scheduled</w:t>
-      </w:r>
-      <w:r>
-        <w:t xml:space="preserve"> </w:t>
-      </w:r>
-      <w:r>
-        <w:t xml:space="preserve">sessions can't attach it; OneDrive read/write, read-only mail, DCC Bi-Weekly, PA web reader and the manual-folder</w:t>
-      </w:r>
-      <w:r>
-        <w:t xml:space="preserve"> </w:t>
-      </w:r>
-      <w:r>
-        <w:t xml:space="preserve">check all worked. Wrote</w:t>
+        <w:t xml:space="preserve">Found and fixed: the degraded run had advanced the Sweep window past all 506 collector candidates (now a separate</w:t>
       </w:r>
       <w:r>
         <w:t xml:space="preserve"> </w:t>
@@ -16040,13 +16708,40 @@
         <w:rPr>
           <w:rStyle w:val="VerbatimChar"/>
         </w:rPr>
-        <w:t xml:space="preserve">rows_p5</w:t>
-      </w:r>
-      <w:r>
-        <w:t xml:space="preserve"> </w:t>
-      </w:r>
-      <w:r>
-        <w:t xml:space="preserve">(§6).</w:t>
+        <w:t xml:space="preserve">collector_cursor</w:t>
+      </w:r>
+      <w:r>
+        <w:t xml:space="preserve">); Texas document links had been silently missed since the first run (site moved to absolute</w:t>
+      </w:r>
+      <w:r>
+        <w:t xml:space="preserve"> </w:t>
+      </w:r>
+      <w:r>
+        <w:t xml:space="preserve">links — fixed, text being back-filled); Arizona PDFs are unreachable from the cloud (certificate hostname</w:t>
+      </w:r>
+      <w:r>
+        <w:t xml:space="preserve"> </w:t>
+      </w:r>
+      <w:r>
+        <w:t xml:space="preserve">mismatch — routed to the manual pass); the backfill had text for only 357 of 5,210 filings (now nightly enrichment); the manual</w:t>
+      </w:r>
+      <w:r>
+        <w:t xml:space="preserve"> </w:t>
+      </w:r>
+      <w:r>
+        <w:t xml:space="preserve">pass never looked for new cases and restarted from fixed dates (now catches up from its last run and searches</w:t>
+      </w:r>
+      <w:r>
+        <w:t xml:space="preserve"> </w:t>
+      </w:r>
+      <w:r>
+        <w:t xml:space="preserve">for new cases); stale state entries and gaps queued for the Sweep (C-05); EIA and congress.gov running on the</w:t>
+      </w:r>
+      <w:r>
+        <w:t xml:space="preserve"> </w:t>
+      </w:r>
+      <w:r>
+        <w:t xml:space="preserve">public DEMO_KEY.</w:t>
       </w:r>
     </w:p>
     <w:p>
@@ -16058,41 +16753,13 @@
         <w:pStyle w:val="Compact"/>
       </w:pPr>
       <w:r>
-        <w:rPr>
-          <w:bCs/>
-          <w:b/>
-        </w:rPr>
-        <w:t xml:space="preserve">Brief fired off-schedule: worked via the repo-less path.</w:t>
-      </w:r>
-      <w:r>
-        <w:t xml:space="preserve"> </w:t>
-      </w:r>
-      <w:r>
-        <w:t xml:space="preserve">Email sent (</w:t>
-      </w:r>
-      <w:r>
-        <w:rPr>
-          <w:rStyle w:val="VerbatimChar"/>
-        </w:rPr>
-        <w:t xml:space="preserve">[Status] Grid Docket — 3 Oct · 9 high-impact …</w:t>
-      </w:r>
-      <w:r>
-        <w:t xml:space="preserve">, RED because of the repo regression); console v7 published with narrative and PDF;</w:t>
-      </w:r>
-      <w:r>
-        <w:t xml:space="preserve"> </w:t>
-      </w:r>
-      <w:r>
-        <w:rPr>
-          <w:rStyle w:val="VerbatimChar"/>
-        </w:rPr>
-        <w:t xml:space="preserve">briefs/2026-10-03.json</w:t>
-      </w:r>
-      <w:r>
-        <w:t xml:space="preserve"> </w:t>
-      </w:r>
-      <w:r>
-        <w:t xml:space="preserve">written.</w:t>
+        <w:t xml:space="preserve">Removed: v1 reachability probe and its workflow, discovery outputs, the superseded architecture note, four</w:t>
+      </w:r>
+      <w:r>
+        <w:t xml:space="preserve"> </w:t>
+      </w:r>
+      <w:r>
+        <w:t xml:space="preserve">obsolete project docs and the duplicate context copy, four v1 artifacts.</w:t>
       </w:r>
     </w:p>
     <w:p>
@@ -16104,71 +16771,7 @@
         <w:pStyle w:val="Compact"/>
       </w:pPr>
       <w:r>
-        <w:rPr>
-          <w:bCs/>
-          <w:b/>
-        </w:rPr>
-        <w:t xml:space="preserve">Fix:</w:t>
-      </w:r>
-      <w:r>
-        <w:t xml:space="preserve"> </w:t>
-      </w:r>
-      <w:r>
-        <w:t xml:space="preserve">Rett made the repo public; both prompts now clone it read-only and build from</w:t>
-      </w:r>
-      <w:r>
-        <w:t xml:space="preserve"> </w:t>
-      </w:r>
-      <w:r>
-        <w:rPr>
-          <w:rStyle w:val="VerbatimChar"/>
-        </w:rPr>
-        <w:t xml:space="preserve">store_live/</w:t>
-      </w:r>
-      <w:r>
-        <w:t xml:space="preserve">; the task</w:t>
-      </w:r>
-      <w:r>
-        <w:t xml:space="preserve"> </w:t>
-      </w:r>
-      <w:r>
-        <w:t xml:space="preserve">prompts were replaced with compact bootstraps and the crons re-set explicitly.</w:t>
-      </w:r>
-    </w:p>
-    <w:p>
-      <w:pPr>
-        <w:numPr>
-          <w:ilvl w:val="0"/>
-          <w:numId w:val="1015"/>
-        </w:numPr>
-        <w:pStyle w:val="Compact"/>
-      </w:pPr>
-      <w:r>
-        <w:t xml:space="preserve">Second-wave sources probed and working: MISO/SPP queues, 8 Legistar clients, capacity pages, VA appellate</w:t>
-      </w:r>
-      <w:r>
-        <w:t xml:space="preserve"> </w:t>
-      </w:r>
-      <w:r>
-        <w:t xml:space="preserve">courts, 8 more governors, 6 of 7 IRP/RFP pages, DOE pages, ERCOT notice archive (23 links).</w:t>
-      </w:r>
-    </w:p>
-    <w:p>
-      <w:pPr>
-        <w:numPr>
-          <w:ilvl w:val="0"/>
-          <w:numId w:val="1015"/>
-        </w:numPr>
-        <w:pStyle w:val="Compact"/>
-      </w:pPr>
-      <w:r>
-        <w:t xml:space="preserve">3 Oct: WebFetch confirmed for ERCOT large-load, planning and board pages, PJM newsroom, Kansas governor and Duke</w:t>
-      </w:r>
-      <w:r>
-        <w:t xml:space="preserve"> </w:t>
-      </w:r>
-      <w:r>
-        <w:t xml:space="preserve">IRP; added to Sweep steps 6.4 and 6.6. Arizona governor refuses both routes.</w:t>
+        <w:t xml:space="preserve">Added: the Friday manual-pass reminder task.</w:t>
       </w:r>
     </w:p>
     <w:p>
@@ -16199,7 +16802,7 @@
         <w:t xml:space="preserve">Monday 5 Oct, 04:55 PT</w:t>
       </w:r>
       <w:r>
-        <w:t xml:space="preserve">. The docket-history backfill rerun was still running at writing.</w:t>
+        <w:t xml:space="preserve">.</w:t>
       </w:r>
     </w:p>
     <w:p>
@@ -16404,13 +17007,13 @@
       </w:r>
     </w:p>
     <w:bookmarkEnd w:id="47"/>
-    <w:bookmarkStart w:id="48" w:name="Xaaf27484c54ea3ea07c519cefec2cbd15d92f2d"/>
+    <w:bookmarkStart w:id="48" w:name="X581ec3f6694aadaa3b783005cdeacf499ad12c0"/>
     <w:p>
       <w:pPr>
         <w:pStyle w:val="Heading2"/>
       </w:pPr>
       <w:r>
-        <w:t xml:space="preserve">18. Outstanding actions and open decisions</w:t>
+        <w:t xml:space="preserve">18. Outstanding actions, gaps and open decisions</w:t>
       </w:r>
     </w:p>
     <w:p>
@@ -16422,7 +17025,13 @@
           <w:bCs/>
           <w:b/>
         </w:rPr>
-        <w:t xml:space="preserve">Rett:</w:t>
+        <w:t xml:space="preserve">Nothing else is required from Rett for the system to run.</w:t>
+      </w:r>
+      <w:r>
+        <w:t xml:space="preserve"> </w:t>
+      </w:r>
+      <w:r>
+        <w:t xml:space="preserve">Optional or recurring:</w:t>
       </w:r>
     </w:p>
     <w:p>
@@ -16434,13 +17043,32 @@
         <w:pStyle w:val="Compact"/>
       </w:pPr>
       <w:r>
-        <w:t xml:space="preserve">Add the remaining API keys as repo secrets (§9). Consider ERCOT and PJM accounts; once their secrets exist, a</w:t>
-      </w:r>
-      <w:r>
-        <w:t xml:space="preserve"> </w:t>
-      </w:r>
-      <w:r>
-        <w:t xml:space="preserve">session with push access builds those adapters.</w:t>
+        <w:rPr>
+          <w:bCs/>
+          <w:b/>
+        </w:rPr>
+        <w:t xml:space="preserve">Fridays:</w:t>
+      </w:r>
+      <w:r>
+        <w:t xml:space="preserve"> </w:t>
+      </w:r>
+      <w:r>
+        <w:t xml:space="preserve">keep the desktop app open around 2:51 pm PT and click "Run now" (or run</w:t>
+      </w:r>
+      <w:r>
+        <w:t xml:space="preserve"> </w:t>
+      </w:r>
+      <w:r>
+        <w:rPr>
+          <w:rStyle w:val="VerbatimChar"/>
+        </w:rPr>
+        <w:t xml:space="preserve">/grid-docket-manual-pass</w:t>
+      </w:r>
+      <w:r>
+        <w:t xml:space="preserve"> </w:t>
+      </w:r>
+      <w:r>
+        <w:t xml:space="preserve">whenever convenient).</w:t>
       </w:r>
     </w:p>
     <w:p>
@@ -16452,7 +17080,47 @@
         <w:pStyle w:val="Compact"/>
       </w:pPr>
       <w:r>
-        <w:t xml:space="preserve">Disable any desktop-local copies of the old tracker tasks.</w:t>
+        <w:rPr>
+          <w:bCs/>
+          <w:b/>
+        </w:rPr>
+        <w:t xml:space="preserve">Keys (optional):</w:t>
+      </w:r>
+      <w:r>
+        <w:t xml:space="preserve"> </w:t>
+      </w:r>
+      <w:r>
+        <w:rPr>
+          <w:rStyle w:val="VerbatimChar"/>
+        </w:rPr>
+        <w:t xml:space="preserve">OPENSTATES_API_KEY</w:t>
+      </w:r>
+      <w:r>
+        <w:t xml:space="preserve"> </w:t>
+      </w:r>
+      <w:r>
+        <w:t xml:space="preserve">(state bills — the only wired source still off),</w:t>
+      </w:r>
+      <w:r>
+        <w:t xml:space="preserve"> </w:t>
+      </w:r>
+      <w:r>
+        <w:rPr>
+          <w:rStyle w:val="VerbatimChar"/>
+        </w:rPr>
+        <w:t xml:space="preserve">COURTLISTENER_TOKEN</w:t>
+      </w:r>
+      <w:r>
+        <w:t xml:space="preserve"> </w:t>
+      </w:r>
+      <w:r>
+        <w:t xml:space="preserve">(full court-search rate). Consider ERCOT Public API and PJM API accounts; a session</w:t>
+      </w:r>
+      <w:r>
+        <w:t xml:space="preserve"> </w:t>
+      </w:r>
+      <w:r>
+        <w:t xml:space="preserve">with push access builds those adapters once the secrets exist.</w:t>
       </w:r>
     </w:p>
     <w:p>
@@ -16464,31 +17132,60 @@
         <w:pStyle w:val="Compact"/>
       </w:pPr>
       <w:r>
-        <w:t xml:space="preserve">Optional: run the manual pass before Monday 5 Oct.</w:t>
-      </w:r>
-    </w:p>
-    <w:p>
-      <w:pPr>
-        <w:pStyle w:val="FirstParagraph"/>
-      </w:pPr>
-      <w:r>
-        <w:rPr>
-          <w:bCs/>
-          <w:b/>
-        </w:rPr>
-        <w:t xml:space="preserve">Open decisions:</w:t>
-      </w:r>
-      <w:r>
-        <w:t xml:space="preserve"> </w:t>
-      </w:r>
-      <w:r>
-        <w:t xml:space="preserve">recipients after burn-in</w:t>
-      </w:r>
-      <w:r>
-        <w:t xml:space="preserve"> </w:t>
-      </w:r>
-      <w:r>
-        <w:t xml:space="preserve">(only Rett now; possibly</w:t>
+        <w:rPr>
+          <w:bCs/>
+          <w:b/>
+        </w:rPr>
+        <w:t xml:space="preserve">Check once:</w:t>
+      </w:r>
+      <w:r>
+        <w:t xml:space="preserve"> </w:t>
+      </w:r>
+      <w:r>
+        <w:t xml:space="preserve">disable any desktop-local copies of the old tracker tasks (</w:t>
+      </w:r>
+      <w:r>
+        <w:rPr>
+          <w:rStyle w:val="VerbatimChar"/>
+        </w:rPr>
+        <w:t xml:space="preserve">utility-tracker-sweep</w:t>
+      </w:r>
+      <w:r>
+        <w:t xml:space="preserve">,</w:t>
+      </w:r>
+      <w:r>
+        <w:t xml:space="preserve"> </w:t>
+      </w:r>
+      <w:r>
+        <w:rPr>
+          <w:rStyle w:val="VerbatimChar"/>
+        </w:rPr>
+        <w:t xml:space="preserve">weekly-utility-brief</w:t>
+      </w:r>
+      <w:r>
+        <w:t xml:space="preserve">) if they still exist — a local Brief would send a second email.</w:t>
+      </w:r>
+    </w:p>
+    <w:p>
+      <w:pPr>
+        <w:numPr>
+          <w:ilvl w:val="0"/>
+          <w:numId w:val="1016"/>
+        </w:numPr>
+        <w:pStyle w:val="Compact"/>
+      </w:pPr>
+      <w:r>
+        <w:rPr>
+          <w:bCs/>
+          <w:b/>
+        </w:rPr>
+        <w:t xml:space="preserve">Optional decisions:</w:t>
+      </w:r>
+      <w:r>
+        <w:t xml:space="preserve"> </w:t>
+      </w:r>
+      <w:r>
+        <w:t xml:space="preserve">recipients after burn-in (only Rett now; possibly</w:t>
       </w:r>
       <w:r>
         <w:t xml:space="preserve"> </w:t>
@@ -16502,828 +17199,37 @@
         </w:r>
       </w:hyperlink>
       <w:r>
-        <w:t xml:space="preserve">); whether a personal public GitHub repo is acceptable under Blue</w:t>
-      </w:r>
-      <w:r>
-        <w:t xml:space="preserve"> </w:t>
-      </w:r>
-      <w:r>
-        <w:t xml:space="preserve">Owl policy long term (fallback: Azure Container Apps job, needs IT); Blue Owl branding for the narrative; send mode</w:t>
-      </w:r>
-      <w:r>
-        <w:t xml:space="preserve"> </w:t>
-      </w:r>
-      <w:r>
-        <w:t xml:space="preserve">stays auto-send unless changed.</w:t>
-      </w:r>
-    </w:p>
-    <w:p>
-      <w:pPr>
-        <w:pStyle w:val="BodyText"/>
-      </w:pPr>
-      <w:r>
-        <w:rPr>
-          <w:bCs/>
-          <w:b/>
-        </w:rPr>
-        <w:t xml:space="preserve">Next session should first:</w:t>
-      </w:r>
-      <w:r>
-        <w:t xml:space="preserve"> </w:t>
-      </w:r>
-      <w:r>
-        <w:t xml:space="preserve">read the 5 Oct Sweep run record (</w:t>
-      </w:r>
-      <w:r>
-        <w:rPr>
-          <w:rStyle w:val="VerbatimChar"/>
-        </w:rPr>
-        <w:t xml:space="preserve">/GridDocket/runs/</w:t>
-      </w:r>
-      <w:r>
-        <w:t xml:space="preserve">) and Brief record</w:t>
-      </w:r>
-      <w:r>
-        <w:t xml:space="preserve"> </w:t>
-      </w:r>
-      <w:r>
-        <w:t xml:space="preserve">(</w:t>
-      </w:r>
-      <w:r>
-        <w:rPr>
-          <w:rStyle w:val="VerbatimChar"/>
-        </w:rPr>
-        <w:t xml:space="preserve">/GridDocket/briefs/</w:t>
-      </w:r>
-      <w:r>
-        <w:t xml:space="preserve">); confirm the Sweep read collector data (not degraded); apply any repair proposals; confirm</w:t>
-      </w:r>
-      <w:r>
-        <w:t xml:space="preserve"> </w:t>
-      </w:r>
-      <w:r>
-        <w:t xml:space="preserve">the backfill run finished and its file landed in</w:t>
-      </w:r>
-      <w:r>
-        <w:t xml:space="preserve"> </w:t>
-      </w:r>
-      <w:r>
-        <w:rPr>
-          <w:rStyle w:val="VerbatimChar"/>
-        </w:rPr>
-        <w:t xml:space="preserve">data/backfill/</w:t>
-      </w:r>
-      <w:r>
-        <w:t xml:space="preserve">; check the collector health issue on GitHub;</w:t>
-      </w:r>
-      <w:r>
-        <w:t xml:space="preserve"> </w:t>
-      </w:r>
-      <w:r>
-        <w:t xml:space="preserve">confirm both scheduled tasks are still enabled.</w:t>
-      </w:r>
-    </w:p>
-    <w:p>
-      <w:r>
-        <w:pict>
-          <v:rect style="width:0;height:1.5pt" o:hralign="center" o:hrstd="t" o:hr="t"/>
-        </w:pict>
-      </w:r>
-    </w:p>
-    <w:bookmarkEnd w:id="48"/>
-    <w:bookmarkStart w:id="49" w:name="X73bd691d93d8aac14b7e64e50648ad4cd6a3115"/>
-    <w:p>
-      <w:pPr>
-        <w:pStyle w:val="Heading2"/>
-      </w:pPr>
-      <w:r>
-        <w:t xml:space="preserve">19. Process lessons (do not repeat)</w:t>
-      </w:r>
-    </w:p>
-    <w:p>
-      <w:pPr>
-        <w:numPr>
-          <w:ilvl w:val="0"/>
-          <w:numId w:val="1017"/>
-        </w:numPr>
-        <w:pStyle w:val="Compact"/>
-      </w:pPr>
-      <w:r>
-        <w:rPr>
-          <w:bCs/>
-          <w:b/>
-        </w:rPr>
-        <w:t xml:space="preserve">Test every access method in the exact runtime it will run in.</w:t>
-      </w:r>
-      <w:r>
-        <w:t xml:space="preserve"> </w:t>
-      </w:r>
-      <w:r>
-        <w:t xml:space="preserve">v1 validated methods in a session with a</w:t>
-      </w:r>
-      <w:r>
-        <w:t xml:space="preserve"> </w:t>
-      </w:r>
-      <w:r>
-        <w:t xml:space="preserve">browser; the scheduled task had none and wrote nothing. v3's first scheduled run then found that scheduled</w:t>
-      </w:r>
-      <w:r>
-        <w:t xml:space="preserve"> </w:t>
-      </w:r>
-      <w:r>
-        <w:t xml:space="preserve">sessions can't attach a private repo — fixed by making it public.</w:t>
-      </w:r>
-    </w:p>
-    <w:p>
-      <w:pPr>
-        <w:numPr>
-          <w:ilvl w:val="0"/>
-          <w:numId w:val="1017"/>
-        </w:numPr>
-        <w:pStyle w:val="Compact"/>
-      </w:pPr>
-      <w:r>
-        <w:rPr>
-          <w:bCs/>
-          <w:b/>
-        </w:rPr>
-        <w:t xml:space="preserve">Scheduled sessions differ from interactive ones:</w:t>
-      </w:r>
-      <w:r>
-        <w:t xml:space="preserve"> </w:t>
-      </w:r>
-      <w:r>
-        <w:t xml:space="preserve">no</w:t>
-      </w:r>
-      <w:r>
-        <w:t xml:space="preserve"> </w:t>
-      </w:r>
-      <w:r>
-        <w:rPr>
-          <w:rStyle w:val="VerbatimChar"/>
-        </w:rPr>
-        <w:t xml:space="preserve">add_repo</w:t>
-      </w:r>
-      <w:r>
-        <w:t xml:space="preserve">, so no push; treat the repo as read-only</w:t>
-      </w:r>
-      <w:r>
-        <w:t xml:space="preserve"> </w:t>
-      </w:r>
-      <w:r>
-        <w:t xml:space="preserve">there and put repair proposals in the run record.</w:t>
-      </w:r>
-    </w:p>
-    <w:p>
-      <w:pPr>
-        <w:numPr>
-          <w:ilvl w:val="0"/>
-          <w:numId w:val="1017"/>
-        </w:numPr>
-        <w:pStyle w:val="Compact"/>
-      </w:pPr>
-      <w:r>
-        <w:rPr>
-          <w:bCs/>
-          <w:b/>
-        </w:rPr>
-        <w:t xml:space="preserve">Updating a task's prompt can alter its schedule</w:t>
-      </w:r>
-      <w:r>
-        <w:t xml:space="preserve"> </w:t>
-      </w:r>
-      <w:r>
-        <w:t xml:space="preserve">— re-set the cron explicitly and verify</w:t>
-      </w:r>
-      <w:r>
-        <w:t xml:space="preserve"> </w:t>
-      </w:r>
-      <w:r>
-        <w:rPr>
-          <w:rStyle w:val="VerbatimChar"/>
-        </w:rPr>
-        <w:t xml:space="preserve">next_run_at</w:t>
-      </w:r>
-      <w:r>
-        <w:t xml:space="preserve">.</w:t>
-      </w:r>
-    </w:p>
-    <w:p>
-      <w:pPr>
-        <w:numPr>
-          <w:ilvl w:val="0"/>
-          <w:numId w:val="1017"/>
-        </w:numPr>
-        <w:pStyle w:val="Compact"/>
-      </w:pPr>
-      <w:r>
-        <w:rPr>
-          <w:bCs/>
-          <w:b/>
-        </w:rPr>
-        <w:t xml:space="preserve">Cron is UTC unless</w:t>
-      </w:r>
-      <w:r>
-        <w:rPr>
-          <w:bCs/>
-          <w:b/>
-        </w:rPr>
-        <w:t xml:space="preserve"> </w:t>
-      </w:r>
-      <w:r>
-        <w:rPr>
-          <w:rStyle w:val="VerbatimChar"/>
-          <w:bCs/>
-          <w:b/>
-        </w:rPr>
-        <w:t xml:space="preserve">CRON_TZ</w:t>
-      </w:r>
-      <w:r>
-        <w:rPr>
-          <w:bCs/>
-          <w:b/>
-        </w:rPr>
-        <w:t xml:space="preserve"> </w:t>
-      </w:r>
-      <w:r>
-        <w:rPr>
-          <w:bCs/>
-          <w:b/>
-        </w:rPr>
-        <w:t xml:space="preserve">is set.</w:t>
-      </w:r>
-      <w:r>
-        <w:t xml:space="preserve"> </w:t>
-      </w:r>
-      <w:r>
-        <w:t xml:space="preserve">Both tasks use</w:t>
-      </w:r>
-      <w:r>
-        <w:t xml:space="preserve"> </w:t>
-      </w:r>
-      <w:r>
-        <w:rPr>
-          <w:rStyle w:val="VerbatimChar"/>
-        </w:rPr>
-        <w:t xml:space="preserve">CRON_TZ=America/Los_Angeles</w:t>
-      </w:r>
-      <w:r>
-        <w:t xml:space="preserve">.</w:t>
-      </w:r>
-    </w:p>
-    <w:p>
-      <w:pPr>
-        <w:numPr>
-          <w:ilvl w:val="0"/>
-          <w:numId w:val="1017"/>
-        </w:numPr>
-        <w:pStyle w:val="Compact"/>
-      </w:pPr>
-      <w:r>
-        <w:rPr>
-          <w:bCs/>
-          <w:b/>
-        </w:rPr>
-        <w:t xml:space="preserve">A disabled task emits no failure notice</w:t>
-      </w:r>
-      <w:r>
-        <w:t xml:space="preserve"> </w:t>
-      </w:r>
-      <w:r>
-        <w:t xml:space="preserve">— two Mondays passed silently. Verify tasks are enabled after any</w:t>
-      </w:r>
-      <w:r>
-        <w:t xml:space="preserve"> </w:t>
-      </w:r>
-      <w:r>
-        <w:t xml:space="preserve">change.</w:t>
-      </w:r>
-    </w:p>
-    <w:p>
-      <w:pPr>
-        <w:numPr>
-          <w:ilvl w:val="0"/>
-          <w:numId w:val="1017"/>
-        </w:numPr>
-        <w:pStyle w:val="Compact"/>
-      </w:pPr>
-      <w:r>
-        <w:rPr>
-          <w:bCs/>
-          <w:b/>
-        </w:rPr>
-        <w:t xml:space="preserve">Connectors attach per scheduled task</w:t>
-      </w:r>
-      <w:r>
-        <w:t xml:space="preserve">; both tasks have M365 and Box.</w:t>
-      </w:r>
-    </w:p>
-    <w:p>
-      <w:pPr>
-        <w:numPr>
-          <w:ilvl w:val="0"/>
-          <w:numId w:val="1017"/>
-        </w:numPr>
-        <w:pStyle w:val="Compact"/>
-      </w:pPr>
-      <w:r>
-        <w:rPr>
-          <w:bCs/>
-          <w:b/>
-        </w:rPr>
-        <w:t xml:space="preserve">Pushes from Actions can fail silently</w:t>
-      </w:r>
-      <w:r>
-        <w:t xml:space="preserve"> </w:t>
-      </w:r>
-      <w:r>
-        <w:t xml:space="preserve">— the first rerun and first backfill lost their data. The push step</w:t>
-      </w:r>
-      <w:r>
-        <w:t xml:space="preserve"> </w:t>
-      </w:r>
-      <w:r>
-        <w:t xml:space="preserve">now rebases with</w:t>
-      </w:r>
-      <w:r>
-        <w:t xml:space="preserve"> </w:t>
-      </w:r>
-      <w:r>
-        <w:rPr>
-          <w:rStyle w:val="VerbatimChar"/>
-        </w:rPr>
-        <w:t xml:space="preserve">-X theirs</w:t>
-      </w:r>
-      <w:r>
-        <w:t xml:space="preserve"> </w:t>
-      </w:r>
-      <w:r>
-        <w:t xml:space="preserve">and fails the job loudly.</w:t>
-      </w:r>
-    </w:p>
-    <w:p>
-      <w:pPr>
-        <w:numPr>
-          <w:ilvl w:val="0"/>
-          <w:numId w:val="1017"/>
-        </w:numPr>
-        <w:pStyle w:val="Compact"/>
-      </w:pPr>
-      <w:r>
-        <w:rPr>
-          <w:bCs/>
-          <w:b/>
-        </w:rPr>
-        <w:t xml:space="preserve">Workflow concurrency:</w:t>
-      </w:r>
-      <w:r>
-        <w:t xml:space="preserve"> </w:t>
-      </w:r>
-      <w:r>
-        <w:t xml:space="preserve">one pending run per group; a new push replaces a queued run. Use</w:t>
-      </w:r>
-      <w:r>
-        <w:t xml:space="preserve"> </w:t>
-      </w:r>
-      <w:r>
-        <w:rPr>
-          <w:rStyle w:val="VerbatimChar"/>
-        </w:rPr>
-        <w:t xml:space="preserve">[skip ci]</w:t>
-      </w:r>
-      <w:r>
-        <w:t xml:space="preserve"> </w:t>
-      </w:r>
-      <w:r>
-        <w:t xml:space="preserve">when</w:t>
-      </w:r>
-      <w:r>
-        <w:t xml:space="preserve"> </w:t>
-      </w:r>
-      <w:r>
-        <w:t xml:space="preserve">pushing while a dispatched run is queued; parity has its own group.</w:t>
-      </w:r>
-    </w:p>
-    <w:p>
-      <w:pPr>
-        <w:numPr>
-          <w:ilvl w:val="0"/>
-          <w:numId w:val="1017"/>
-        </w:numPr>
-        <w:pStyle w:val="Compact"/>
-      </w:pPr>
-      <w:r>
-        <w:rPr>
-          <w:bCs/>
-          <w:b/>
-        </w:rPr>
-        <w:t xml:space="preserve">First-run baselining hides history:</w:t>
-      </w:r>
-      <w:r>
-        <w:t xml:space="preserve"> </w:t>
-      </w:r>
-      <w:r>
-        <w:t xml:space="preserve">links already on a page at first sight were marked seen. Now</w:t>
-      </w:r>
-      <w:r>
-        <w:t xml:space="preserve"> </w:t>
-      </w:r>
-      <w:r>
-        <w:t xml:space="preserve">re-listed into</w:t>
-      </w:r>
-      <w:r>
-        <w:t xml:space="preserve"> </w:t>
-      </w:r>
-      <w:r>
-        <w:rPr>
-          <w:rStyle w:val="VerbatimChar"/>
-        </w:rPr>
-        <w:t xml:space="preserve">baseline_links_&lt;date&gt;.jsonl</w:t>
-      </w:r>
-      <w:r>
-        <w:t xml:space="preserve"> </w:t>
-      </w:r>
-      <w:r>
-        <w:t xml:space="preserve">for triage.</w:t>
-      </w:r>
-    </w:p>
-    <w:p>
-      <w:pPr>
-        <w:numPr>
-          <w:ilvl w:val="0"/>
-          <w:numId w:val="1017"/>
-        </w:numPr>
-        <w:pStyle w:val="Compact"/>
-      </w:pPr>
-      <w:r>
-        <w:rPr>
-          <w:bCs/>
-          <w:b/>
-        </w:rPr>
-        <w:t xml:space="preserve">Never set</w:t>
-      </w:r>
-      <w:r>
-        <w:rPr>
-          <w:bCs/>
-          <w:b/>
-        </w:rPr>
-        <w:t xml:space="preserve"> </w:t>
-      </w:r>
-      <w:r>
-        <w:rPr>
-          <w:rStyle w:val="VerbatimChar"/>
-          <w:bCs/>
-          <w:b/>
-        </w:rPr>
-        <w:t xml:space="preserve">last_successful_sweep</w:t>
-      </w:r>
-      <w:r>
-        <w:rPr>
-          <w:bCs/>
-          <w:b/>
-        </w:rPr>
-        <w:t xml:space="preserve"> </w:t>
-      </w:r>
-      <w:r>
-        <w:rPr>
-          <w:bCs/>
-          <w:b/>
-        </w:rPr>
-        <w:t xml:space="preserve">to the baseline date without intent</w:t>
-      </w:r>
-      <w:r>
-        <w:t xml:space="preserve"> </w:t>
-      </w:r>
-      <w:r>
-        <w:t xml:space="preserve">(v1's zero-length window).</w:t>
-      </w:r>
-    </w:p>
-    <w:p>
-      <w:pPr>
-        <w:numPr>
-          <w:ilvl w:val="0"/>
-          <w:numId w:val="1017"/>
-        </w:numPr>
-        <w:pStyle w:val="Compact"/>
-      </w:pPr>
-      <w:r>
-        <w:rPr>
-          <w:bCs/>
-          <w:b/>
-        </w:rPr>
-        <w:t xml:space="preserve">Robots and consent:</w:t>
-      </w:r>
-      <w:r>
-        <w:t xml:space="preserve"> </w:t>
-      </w:r>
-      <w:r>
-        <w:t xml:space="preserve">verbal consent does not change what robots.txt says. An override was refused by the</w:t>
-      </w:r>
-      <w:r>
-        <w:t xml:space="preserve"> </w:t>
-      </w:r>
-      <w:r>
-        <w:t xml:space="preserve">environment's safety controls; don't re-attempt by any route.</w:t>
-      </w:r>
-    </w:p>
-    <w:p>
-      <w:pPr>
-        <w:numPr>
-          <w:ilvl w:val="0"/>
-          <w:numId w:val="1017"/>
-        </w:numPr>
-        <w:pStyle w:val="Compact"/>
-      </w:pPr>
-      <w:r>
-        <w:rPr>
-          <w:bCs/>
-          <w:b/>
-        </w:rPr>
-        <w:t xml:space="preserve">A robots.txt BOM can hide</w:t>
-      </w:r>
-      <w:r>
-        <w:rPr>
-          <w:bCs/>
-          <w:b/>
-        </w:rPr>
-        <w:t xml:space="preserve"> </w:t>
-      </w:r>
-      <w:r>
-        <w:rPr>
-          <w:rStyle w:val="VerbatimChar"/>
-          <w:bCs/>
-          <w:b/>
-        </w:rPr>
-        <w:t xml:space="preserve">Disallow: /</w:t>
-      </w:r>
-      <w:r>
-        <w:t xml:space="preserve"> </w:t>
-      </w:r>
-      <w:r>
-        <w:t xml:space="preserve">— decode with utf-8-sig. Distinguish firewall pages from app shells.</w:t>
-      </w:r>
-    </w:p>
-    <w:p>
-      <w:pPr>
-        <w:numPr>
-          <w:ilvl w:val="0"/>
-          <w:numId w:val="1017"/>
-        </w:numPr>
-        <w:pStyle w:val="Compact"/>
-      </w:pPr>
-      <w:r>
-        <w:rPr>
-          <w:bCs/>
-          <w:b/>
-        </w:rPr>
-        <w:t xml:space="preserve">Runner-refused is not WebFetch-refused</w:t>
-      </w:r>
-      <w:r>
-        <w:t xml:space="preserve"> </w:t>
-      </w:r>
-      <w:r>
-        <w:t xml:space="preserve">— PA, ERCOT pages, KS governor and Duke IRP open to WebFetch. Test</w:t>
-      </w:r>
-      <w:r>
-        <w:t xml:space="preserve"> </w:t>
-      </w:r>
-      <w:r>
-        <w:t xml:space="preserve">both before declaring a source closed.</w:t>
-      </w:r>
-    </w:p>
-    <w:p>
-      <w:pPr>
-        <w:numPr>
-          <w:ilvl w:val="0"/>
-          <w:numId w:val="1017"/>
-        </w:numPr>
-        <w:pStyle w:val="Compact"/>
-      </w:pPr>
-      <w:r>
-        <w:rPr>
-          <w:bCs/>
-          <w:b/>
-        </w:rPr>
-        <w:t xml:space="preserve">Subagent budgets overran on 6 of 8 attempts</w:t>
-      </w:r>
-      <w:r>
-        <w:t xml:space="preserve"> </w:t>
-      </w:r>
-      <w:r>
-        <w:t xml:space="preserve">— scope narrowly, set hard call budgets.</w:t>
-      </w:r>
-    </w:p>
-    <w:p>
-      <w:pPr>
-        <w:numPr>
-          <w:ilvl w:val="0"/>
-          <w:numId w:val="1017"/>
-        </w:numPr>
-        <w:pStyle w:val="Compact"/>
-      </w:pPr>
-      <w:r>
-        <w:rPr>
-          <w:bCs/>
-          <w:b/>
-        </w:rPr>
-        <w:t xml:space="preserve">Dedupe on specific document URL</w:t>
-      </w:r>
-      <w:r>
-        <w:t xml:space="preserve">, not docket number; a shared search-landing URL is not a duplicate signal.</w:t>
-      </w:r>
-    </w:p>
-    <w:p>
-      <w:pPr>
-        <w:numPr>
-          <w:ilvl w:val="0"/>
-          <w:numId w:val="1017"/>
-        </w:numPr>
-        <w:pStyle w:val="Compact"/>
-      </w:pPr>
-      <w:r>
-        <w:rPr>
-          <w:bCs/>
-          <w:b/>
-        </w:rPr>
-        <w:t xml:space="preserve">Check arithmetic between a stated level and a stated change</w:t>
-      </w:r>
-      <w:r>
-        <w:t xml:space="preserve"> </w:t>
-      </w:r>
-      <w:r>
-        <w:t xml:space="preserve">(the Duke +2.7/+3.1 error).</w:t>
-      </w:r>
-    </w:p>
-    <w:p>
-      <w:pPr>
-        <w:numPr>
-          <w:ilvl w:val="0"/>
-          <w:numId w:val="1017"/>
-        </w:numPr>
-        <w:pStyle w:val="Compact"/>
-      </w:pPr>
-      <w:r>
-        <w:rPr>
-          <w:bCs/>
-          <w:b/>
-        </w:rPr>
-        <w:t xml:space="preserve">Binary files can't round-trip through the Graph text/base64 path</w:t>
-      </w:r>
-      <w:r>
-        <w:t xml:space="preserve">; build the workbook in the browser.</w:t>
-      </w:r>
-    </w:p>
-    <w:p>
-      <w:pPr>
-        <w:numPr>
-          <w:ilvl w:val="0"/>
-          <w:numId w:val="1017"/>
-        </w:numPr>
-        <w:pStyle w:val="Compact"/>
-      </w:pPr>
-      <w:r>
-        <w:rPr>
-          <w:bCs/>
-          <w:b/>
-        </w:rPr>
-        <w:t xml:space="preserve">LibreOffice recalc times out on styled workbooks</w:t>
-      </w:r>
-      <w:r>
-        <w:t xml:space="preserve"> </w:t>
-      </w:r>
-      <w:r>
-        <w:t xml:space="preserve">— verify formulas on a stripped copy.</w:t>
-      </w:r>
-    </w:p>
-    <w:p>
-      <w:pPr>
-        <w:numPr>
-          <w:ilvl w:val="0"/>
-          <w:numId w:val="1017"/>
-        </w:numPr>
-        <w:pStyle w:val="Compact"/>
-      </w:pPr>
-      <w:r>
-        <w:rPr>
-          <w:bCs/>
-          <w:b/>
-        </w:rPr>
-        <w:t xml:space="preserve">ExcelJS omits column width 9</w:t>
-      </w:r>
-      <w:r>
-        <w:t xml:space="preserve"> </w:t>
-      </w:r>
-      <w:r>
-        <w:t xml:space="preserve">(write 9.001);</w:t>
-      </w:r>
-      <w:r>
-        <w:t xml:space="preserve"> </w:t>
-      </w:r>
-      <w:r>
-        <w:rPr>
-          <w:rStyle w:val="VerbatimChar"/>
-        </w:rPr>
-        <w:t xml:space="preserve">&lt;col&gt;</w:t>
-      </w:r>
-      <w:r>
-        <w:t xml:space="preserve"> </w:t>
-      </w:r>
-      <w:r>
-        <w:t xml:space="preserve">spans group equal widths (expand before comparing).</w:t>
-      </w:r>
-    </w:p>
-    <w:p>
-      <w:pPr>
-        <w:numPr>
-          <w:ilvl w:val="0"/>
-          <w:numId w:val="1017"/>
-        </w:numPr>
-        <w:pStyle w:val="Compact"/>
-      </w:pPr>
-      <w:r>
-        <w:rPr>
-          <w:bCs/>
-          <w:b/>
-        </w:rPr>
-        <w:t xml:space="preserve">From Claude sessions:</w:t>
-      </w:r>
-      <w:r>
-        <w:t xml:space="preserve"> </w:t>
-      </w:r>
-      <w:r>
-        <w:t xml:space="preserve">GitHub GraphQL unavailable (use</w:t>
-      </w:r>
-      <w:r>
-        <w:t xml:space="preserve"> </w:t>
-      </w:r>
-      <w:r>
-        <w:rPr>
-          <w:rStyle w:val="VerbatimChar"/>
-        </w:rPr>
-        <w:t xml:space="preserve">gh api</w:t>
-      </w:r>
-      <w:r>
-        <w:t xml:space="preserve"> </w:t>
-      </w:r>
-      <w:r>
-        <w:t xml:space="preserve">REST); Actions log downloads blocked (jobs</w:t>
-      </w:r>
-      <w:r>
-        <w:t xml:space="preserve"> </w:t>
-      </w:r>
-      <w:r>
-        <w:t xml:space="preserve">commit diagnostics to</w:t>
-      </w:r>
-      <w:r>
-        <w:t xml:space="preserve"> </w:t>
-      </w:r>
-      <w:r>
-        <w:rPr>
-          <w:rStyle w:val="VerbatimChar"/>
-        </w:rPr>
-        <w:t xml:space="preserve">data/debug/</w:t>
-      </w:r>
-      <w:r>
-        <w:t xml:space="preserve">); the workspace shell can't reach most target hosts (test in Actions).</w:t>
-      </w:r>
-    </w:p>
-    <w:p>
-      <w:pPr>
-        <w:numPr>
-          <w:ilvl w:val="0"/>
-          <w:numId w:val="1017"/>
-        </w:numPr>
-        <w:pStyle w:val="Compact"/>
-      </w:pPr>
-      <w:r>
-        <w:rPr>
-          <w:bCs/>
-          <w:b/>
-        </w:rPr>
-        <w:t xml:space="preserve">Check the console loads after every publish</w:t>
-      </w:r>
-      <w:r>
-        <w:t xml:space="preserve"> </w:t>
-      </w:r>
-      <w:r>
-        <w:t xml:space="preserve">(a syntax error once stopped it rendering).</w:t>
-      </w:r>
-    </w:p>
-    <w:p>
-      <w:r>
-        <w:pict>
-          <v:rect style="width:0;height:1.5pt" o:hralign="center" o:hrstd="t" o:hr="t"/>
-        </w:pict>
-      </w:r>
-    </w:p>
-    <w:bookmarkEnd w:id="49"/>
-    <w:bookmarkStart w:id="50" w:name="X754d27a39027492866a18d97f2a1771c61e3014"/>
-    <w:p>
-      <w:pPr>
-        <w:pStyle w:val="Heading2"/>
-      </w:pPr>
-      <w:r>
-        <w:t xml:space="preserve">20. Change log</w:t>
+        <w:t xml:space="preserve">); whether a</w:t>
+      </w:r>
+      <w:r>
+        <w:t xml:space="preserve"> </w:t>
+      </w:r>
+      <w:r>
+        <w:t xml:space="preserve">personal public GitHub repo is acceptable under Blue Owl policy long term (fallback: an Azure job, needs IT);</w:t>
+      </w:r>
+      <w:r>
+        <w:t xml:space="preserve"> </w:t>
+      </w:r>
+      <w:r>
+        <w:t xml:space="preserve">Blue Owl branding for the narrative; Sonnet instead of Opus for the Brief to save cost; whether to license</w:t>
+      </w:r>
+      <w:r>
+        <w:t xml:space="preserve"> </w:t>
+      </w:r>
+      <w:r>
+        <w:t xml:space="preserve">S&amp;P RRA (the only fully cloud route to the seven blocked commissions).</w:t>
+      </w:r>
+    </w:p>
+    <w:p>
+      <w:pPr>
+        <w:pStyle w:val="FirstParagraph"/>
+      </w:pPr>
+      <w:r>
+        <w:rPr>
+          <w:bCs/>
+          <w:b/>
+        </w:rPr>
+        <w:t xml:space="preserve">Remaining gaps and how they are filled:</w:t>
       </w:r>
     </w:p>
     <w:tbl>
@@ -17343,8 +17249,8 @@
         <w:tblLayout w:type="fixed"/>
       </w:tblPr>
       <w:tblGrid>
-        <w:gridCol w:w="1139"/>
-        <w:gridCol w:w="8220"/>
+        <w:gridCol w:w="4813"/>
+        <w:gridCol w:w="4546"/>
       </w:tblGrid>
       <w:tr>
         <w:trPr>
@@ -17352,7 +17258,7 @@
         </w:trPr>
         <w:tc>
           <w:tcPr>
-            <w:tcW w:type="dxa" w:w="1139"/>
+            <w:tcW w:type="dxa" w:w="4814"/>
             <w:shd w:val="clear" w:fill="E7ECF0"/>
           </w:tcPr>
           <w:p>
@@ -17365,13 +17271,13 @@
                 <w:b/>
                 <w:sz w:val="17"/>
               </w:rPr>
-              <w:t xml:space="preserve">Date</w:t>
-            </w:r>
-          </w:p>
-        </w:tc>
-        <w:tc>
-          <w:tcPr>
-            <w:tcW w:type="dxa" w:w="8221"/>
+              <w:t xml:space="preserve">Gap</w:t>
+            </w:r>
+          </w:p>
+        </w:tc>
+        <w:tc>
+          <w:tcPr>
+            <w:tcW w:type="dxa" w:w="4546"/>
             <w:shd w:val="clear" w:fill="E7ECF0"/>
           </w:tcPr>
           <w:p>
@@ -17384,7 +17290,7 @@
                 <w:b/>
                 <w:sz w:val="17"/>
               </w:rPr>
-              <w:t xml:space="preserve">Change</w:t>
+              <w:t xml:space="preserve">Filled by</w:t>
             </w:r>
           </w:p>
         </w:tc>
@@ -17392,35 +17298,35 @@
       <w:tr>
         <w:tc>
           <w:tcPr>
-            <w:tcW w:type="dxa" w:w="1139"/>
-          </w:tcPr>
-          <w:p>
-            <w:pPr>
-              <w:pStyle w:val="Compact"/>
-              <w:jc w:val="left"/>
-            </w:pPr>
-            <w:r>
-              <w:rPr>
-                <w:sz w:val="17"/>
-              </w:rPr>
-              <w:t xml:space="preserve">2026-09-17/18</w:t>
-            </w:r>
-          </w:p>
-        </w:tc>
-        <w:tc>
-          <w:tcPr>
-            <w:tcW w:type="dxa" w:w="8221"/>
-          </w:tcPr>
-          <w:p>
-            <w:pPr>
-              <w:pStyle w:val="Compact"/>
-              <w:jc w:val="left"/>
-            </w:pPr>
-            <w:r>
-              <w:rPr>
-                <w:sz w:val="17"/>
-              </w:rPr>
-              <w:t xml:space="preserve">v1/v2 built; baseline 161 events / 229 rows loaded; tasks later found disabled</w:t>
+            <w:tcW w:type="dxa" w:w="4814"/>
+          </w:tcPr>
+          <w:p>
+            <w:pPr>
+              <w:pStyle w:val="Compact"/>
+              <w:jc w:val="left"/>
+            </w:pPr>
+            <w:r>
+              <w:rPr>
+                <w:sz w:val="17"/>
+              </w:rPr>
+              <w:t xml:space="preserve">Seven blocked commissions (VA, SC, IL, OH, NC, WV, NV)</w:t>
+            </w:r>
+          </w:p>
+        </w:tc>
+        <w:tc>
+          <w:tcPr>
+            <w:tcW w:type="dxa" w:w="4546"/>
+          </w:tcPr>
+          <w:p>
+            <w:pPr>
+              <w:pStyle w:val="Compact"/>
+              <w:jc w:val="left"/>
+            </w:pPr>
+            <w:r>
+              <w:rPr>
+                <w:sz w:val="17"/>
+              </w:rPr>
+              <w:t xml:space="preserve">Manual pass weekly (dockets + new cases), cloud fallbacks between passes; S&amp;P RRA if licensed</w:t>
             </w:r>
           </w:p>
         </w:tc>
@@ -17428,35 +17334,35 @@
       <w:tr>
         <w:tc>
           <w:tcPr>
-            <w:tcW w:type="dxa" w:w="1139"/>
-          </w:tcPr>
-          <w:p>
-            <w:pPr>
-              <w:pStyle w:val="Compact"/>
-              <w:jc w:val="left"/>
-            </w:pPr>
-            <w:r>
-              <w:rPr>
-                <w:sz w:val="17"/>
-              </w:rPr>
-              <w:t xml:space="preserve">2026-10-02</w:t>
-            </w:r>
-          </w:p>
-        </w:tc>
-        <w:tc>
-          <w:tcPr>
-            <w:tcW w:type="dxa" w:w="8221"/>
-          </w:tcPr>
-          <w:p>
-            <w:pPr>
-              <w:pStyle w:val="Compact"/>
-              <w:jc w:val="left"/>
-            </w:pPr>
-            <w:r>
-              <w:rPr>
-                <w:sz w:val="17"/>
-              </w:rPr>
-              <w:t xml:space="preserve">v3 built (collector, overlays, Excel parity, console v6, prompts, manual skill); first collector run; backfill dispatched</w:t>
+            <w:tcW w:type="dxa" w:w="4814"/>
+          </w:tcPr>
+          <w:p>
+            <w:pPr>
+              <w:pStyle w:val="Compact"/>
+              <w:jc w:val="left"/>
+            </w:pPr>
+            <w:r>
+              <w:rPr>
+                <w:sz w:val="17"/>
+              </w:rPr>
+              <w:t xml:space="preserve">Nevada document content (no text layer)</w:t>
+            </w:r>
+          </w:p>
+        </w:tc>
+        <w:tc>
+          <w:tcPr>
+            <w:tcW w:type="dxa" w:w="4546"/>
+          </w:tcPr>
+          <w:p>
+            <w:pPr>
+              <w:pStyle w:val="Compact"/>
+              <w:jc w:val="left"/>
+            </w:pPr>
+            <w:r>
+              <w:rPr>
+                <w:sz w:val="17"/>
+              </w:rPr>
+              <w:t xml:space="preserve">Metadata only; OCR (Reported at best); RRA</w:t>
             </w:r>
           </w:p>
         </w:tc>
@@ -17464,7 +17370,1428 @@
       <w:tr>
         <w:tc>
           <w:tcPr>
-            <w:tcW w:type="dxa" w:w="1139"/>
+            <w:tcW w:type="dxa" w:w="4814"/>
+          </w:tcPr>
+          <w:p>
+            <w:pPr>
+              <w:pStyle w:val="Compact"/>
+              <w:jc w:val="left"/>
+            </w:pPr>
+            <w:r>
+              <w:rPr>
+                <w:sz w:val="17"/>
+              </w:rPr>
+              <w:t xml:space="preserve">Docket history before 3 Oct for collector states</w:t>
+            </w:r>
+          </w:p>
+        </w:tc>
+        <w:tc>
+          <w:tcPr>
+            <w:tcW w:type="dxa" w:w="4546"/>
+          </w:tcPr>
+          <w:p>
+            <w:pPr>
+              <w:pStyle w:val="Compact"/>
+              <w:jc w:val="left"/>
+            </w:pPr>
+            <w:r>
+              <w:rPr>
+                <w:sz w:val="17"/>
+              </w:rPr>
+              <w:t xml:space="preserve">Nightly enrichment (~2 weeks) + Sweep C-07</w:t>
+            </w:r>
+          </w:p>
+        </w:tc>
+      </w:tr>
+      <w:tr>
+        <w:tc>
+          <w:tcPr>
+            <w:tcW w:type="dxa" w:w="4814"/>
+          </w:tcPr>
+          <w:p>
+            <w:pPr>
+              <w:pStyle w:val="Compact"/>
+              <w:jc w:val="left"/>
+            </w:pPr>
+            <w:r>
+              <w:rPr>
+                <w:sz w:val="17"/>
+              </w:rPr>
+              <w:t xml:space="preserve">Arizona documents (ACC PDF host certificate mismatch)</w:t>
+            </w:r>
+          </w:p>
+        </w:tc>
+        <w:tc>
+          <w:tcPr>
+            <w:tcW w:type="dxa" w:w="4546"/>
+          </w:tcPr>
+          <w:p>
+            <w:pPr>
+              <w:pStyle w:val="Compact"/>
+              <w:jc w:val="left"/>
+            </w:pPr>
+            <w:r>
+              <w:rPr>
+                <w:sz w:val="17"/>
+              </w:rPr>
+              <w:t xml:space="preserve">Manual pass requests queued by the Sweep; automatic again if the certificate is fixed</w:t>
+            </w:r>
+          </w:p>
+        </w:tc>
+      </w:tr>
+      <w:tr>
+        <w:tc>
+          <w:tcPr>
+            <w:tcW w:type="dxa" w:w="4814"/>
+          </w:tcPr>
+          <w:p>
+            <w:pPr>
+              <w:pStyle w:val="Compact"/>
+              <w:jc w:val="left"/>
+            </w:pPr>
+            <w:r>
+              <w:rPr>
+                <w:sz w:val="17"/>
+              </w:rPr>
+              <w:t xml:space="preserve">Arizona governor, IR pages for Southern/Evergy/Exelon/OGE/Oncor/BHE</w:t>
+            </w:r>
+          </w:p>
+        </w:tc>
+        <w:tc>
+          <w:tcPr>
+            <w:tcW w:type="dxa" w:w="4546"/>
+          </w:tcPr>
+          <w:p>
+            <w:pPr>
+              <w:pStyle w:val="Compact"/>
+              <w:jc w:val="left"/>
+            </w:pPr>
+            <w:r>
+              <w:rPr>
+                <w:sz w:val="17"/>
+              </w:rPr>
+              <w:t xml:space="preserve">EDGAR exhibits and deck search; manual pass extra pages</w:t>
+            </w:r>
+          </w:p>
+        </w:tc>
+      </w:tr>
+      <w:tr>
+        <w:tc>
+          <w:tcPr>
+            <w:tcW w:type="dxa" w:w="4814"/>
+          </w:tcPr>
+          <w:p>
+            <w:pPr>
+              <w:pStyle w:val="Compact"/>
+              <w:jc w:val="left"/>
+            </w:pPr>
+            <w:r>
+              <w:rPr>
+                <w:sz w:val="17"/>
+              </w:rPr>
+              <w:t xml:space="preserve">New Mexico documents endpoint (empty)</w:t>
+            </w:r>
+          </w:p>
+        </w:tc>
+        <w:tc>
+          <w:tcPr>
+            <w:tcW w:type="dxa" w:w="4546"/>
+          </w:tcPr>
+          <w:p>
+            <w:pPr>
+              <w:pStyle w:val="Compact"/>
+              <w:jc w:val="left"/>
+            </w:pPr>
+            <w:r>
+              <w:rPr>
+                <w:sz w:val="17"/>
+              </w:rPr>
+              <w:t xml:space="preserve">Manual pass; repair when the endpoint is diagnosed</w:t>
+            </w:r>
+          </w:p>
+        </w:tc>
+      </w:tr>
+      <w:tr>
+        <w:tc>
+          <w:tcPr>
+            <w:tcW w:type="dxa" w:w="4814"/>
+          </w:tcPr>
+          <w:p>
+            <w:pPr>
+              <w:pStyle w:val="Compact"/>
+              <w:jc w:val="left"/>
+            </w:pPr>
+            <w:r>
+              <w:rPr>
+                <w:sz w:val="17"/>
+              </w:rPr>
+              <w:t xml:space="preserve">ERCOT data products, PJM data</w:t>
+            </w:r>
+          </w:p>
+        </w:tc>
+        <w:tc>
+          <w:tcPr>
+            <w:tcW w:type="dxa" w:w="4546"/>
+          </w:tcPr>
+          <w:p>
+            <w:pPr>
+              <w:pStyle w:val="Compact"/>
+              <w:jc w:val="left"/>
+            </w:pPr>
+            <w:r>
+              <w:rPr>
+                <w:sz w:val="17"/>
+              </w:rPr>
+              <w:t xml:space="preserve">ERCOT Public API / PJM API (accounts needed)</w:t>
+            </w:r>
+          </w:p>
+        </w:tc>
+      </w:tr>
+      <w:tr>
+        <w:tc>
+          <w:tcPr>
+            <w:tcW w:type="dxa" w:w="4814"/>
+          </w:tcPr>
+          <w:p>
+            <w:pPr>
+              <w:pStyle w:val="Compact"/>
+              <w:jc w:val="left"/>
+            </w:pPr>
+            <w:r>
+              <w:rPr>
+                <w:sz w:val="17"/>
+              </w:rPr>
+              <w:t xml:space="preserve">State bills</w:t>
+            </w:r>
+          </w:p>
+        </w:tc>
+        <w:tc>
+          <w:tcPr>
+            <w:tcW w:type="dxa" w:w="4546"/>
+          </w:tcPr>
+          <w:p>
+            <w:pPr>
+              <w:pStyle w:val="Compact"/>
+              <w:jc w:val="left"/>
+            </w:pPr>
+            <w:r>
+              <w:rPr>
+                <w:sz w:val="17"/>
+              </w:rPr>
+              <w:t xml:space="preserve">Open States key</w:t>
+            </w:r>
+          </w:p>
+        </w:tc>
+      </w:tr>
+      <w:tr>
+        <w:tc>
+          <w:tcPr>
+            <w:tcW w:type="dxa" w:w="4814"/>
+          </w:tcPr>
+          <w:p>
+            <w:pPr>
+              <w:pStyle w:val="Compact"/>
+              <w:jc w:val="left"/>
+            </w:pPr>
+            <w:r>
+              <w:rPr>
+                <w:sz w:val="17"/>
+              </w:rPr>
+              <w:t xml:space="preserve">Counties outside Legistar, appellate courts beyond Virginia, three empty watch pages (NYISO capacity, NRC news, PA Commonwealth Court)</w:t>
+            </w:r>
+          </w:p>
+        </w:tc>
+        <w:tc>
+          <w:tcPr>
+            <w:tcW w:type="dxa" w:w="4546"/>
+          </w:tcPr>
+          <w:p>
+            <w:pPr>
+              <w:pStyle w:val="Compact"/>
+              <w:jc w:val="left"/>
+            </w:pPr>
+            <w:r>
+              <w:rPr>
+                <w:sz w:val="17"/>
+              </w:rPr>
+              <w:t xml:space="preserve">Build work, no access barrier</w:t>
+            </w:r>
+          </w:p>
+        </w:tc>
+      </w:tr>
+      <w:tr>
+        <w:tc>
+          <w:tcPr>
+            <w:tcW w:type="dxa" w:w="4814"/>
+          </w:tcPr>
+          <w:p>
+            <w:pPr>
+              <w:pStyle w:val="Compact"/>
+              <w:jc w:val="left"/>
+            </w:pPr>
+            <w:r>
+              <w:rPr>
+                <w:sz w:val="17"/>
+              </w:rPr>
+              <w:t xml:space="preserve">Never published (Kansas ESAs, GRDA terms, Entergy absolute GW, confidential filings)</w:t>
+            </w:r>
+          </w:p>
+        </w:tc>
+        <w:tc>
+          <w:tcPr>
+            <w:tcW w:type="dxa" w:w="4546"/>
+          </w:tcPr>
+          <w:p>
+            <w:pPr>
+              <w:pStyle w:val="Compact"/>
+              <w:jc w:val="left"/>
+            </w:pPr>
+            <w:r>
+              <w:rPr>
+                <w:sz w:val="17"/>
+              </w:rPr>
+              <w:t xml:space="preserve">Company disclosure only, or recorded as known unknowns</w:t>
+            </w:r>
+          </w:p>
+        </w:tc>
+      </w:tr>
+    </w:tbl>
+    <w:p>
+      <w:pPr>
+        <w:pStyle w:val="BodyText"/>
+      </w:pPr>
+      <w:r>
+        <w:rPr>
+          <w:bCs/>
+          <w:b/>
+        </w:rPr>
+        <w:t xml:space="preserve">Next session should first:</w:t>
+      </w:r>
+      <w:r>
+        <w:t xml:space="preserve"> </w:t>
+      </w:r>
+      <w:r>
+        <w:t xml:space="preserve">read the 5 Oct Sweep run record (</w:t>
+      </w:r>
+      <w:r>
+        <w:rPr>
+          <w:rStyle w:val="VerbatimChar"/>
+        </w:rPr>
+        <w:t xml:space="preserve">/GridDocket/runs/</w:t>
+      </w:r>
+      <w:r>
+        <w:t xml:space="preserve">) and Brief record</w:t>
+      </w:r>
+      <w:r>
+        <w:t xml:space="preserve"> </w:t>
+      </w:r>
+      <w:r>
+        <w:t xml:space="preserve">(</w:t>
+      </w:r>
+      <w:r>
+        <w:rPr>
+          <w:rStyle w:val="VerbatimChar"/>
+        </w:rPr>
+        <w:t xml:space="preserve">/GridDocket/briefs/</w:t>
+      </w:r>
+      <w:r>
+        <w:t xml:space="preserve">); confirm the Sweep ran FULL (not degraded) and read the 2–3 Oct candidates; apply any</w:t>
+      </w:r>
+      <w:r>
+        <w:t xml:space="preserve"> </w:t>
+      </w:r>
+      <w:r>
+        <w:t xml:space="preserve">repair proposals; check</w:t>
+      </w:r>
+      <w:r>
+        <w:t xml:space="preserve"> </w:t>
+      </w:r>
+      <w:r>
+        <w:rPr>
+          <w:rStyle w:val="VerbatimChar"/>
+        </w:rPr>
+        <w:t xml:space="preserve">data/health/latest.json</w:t>
+      </w:r>
+      <w:r>
+        <w:t xml:space="preserve"> </w:t>
+      </w:r>
+      <w:r>
+        <w:t xml:space="preserve">→</w:t>
+      </w:r>
+      <w:r>
+        <w:t xml:space="preserve"> </w:t>
+      </w:r>
+      <w:r>
+        <w:rPr>
+          <w:rStyle w:val="VerbatimChar"/>
+        </w:rPr>
+        <w:t xml:space="preserve">backfill_text</w:t>
+      </w:r>
+      <w:r>
+        <w:t xml:space="preserve"> </w:t>
+      </w:r>
+      <w:r>
+        <w:t xml:space="preserve">progress; confirm all three scheduled tasks</w:t>
+      </w:r>
+      <w:r>
+        <w:t xml:space="preserve"> </w:t>
+      </w:r>
+      <w:r>
+        <w:t xml:space="preserve">are enabled.</w:t>
+      </w:r>
+    </w:p>
+    <w:p>
+      <w:r>
+        <w:pict>
+          <v:rect style="width:0;height:1.5pt" o:hralign="center" o:hrstd="t" o:hr="t"/>
+        </w:pict>
+      </w:r>
+    </w:p>
+    <w:bookmarkEnd w:id="48"/>
+    <w:bookmarkStart w:id="49" w:name="X73bd691d93d8aac14b7e64e50648ad4cd6a3115"/>
+    <w:p>
+      <w:pPr>
+        <w:pStyle w:val="Heading2"/>
+      </w:pPr>
+      <w:r>
+        <w:t xml:space="preserve">19. Process lessons (do not repeat)</w:t>
+      </w:r>
+    </w:p>
+    <w:p>
+      <w:pPr>
+        <w:numPr>
+          <w:ilvl w:val="0"/>
+          <w:numId w:val="1017"/>
+        </w:numPr>
+        <w:pStyle w:val="Compact"/>
+      </w:pPr>
+      <w:r>
+        <w:rPr>
+          <w:bCs/>
+          <w:b/>
+        </w:rPr>
+        <w:t xml:space="preserve">Test every access method in the exact runtime it will run in.</w:t>
+      </w:r>
+      <w:r>
+        <w:t xml:space="preserve"> </w:t>
+      </w:r>
+      <w:r>
+        <w:t xml:space="preserve">v1 validated methods in a session with a</w:t>
+      </w:r>
+      <w:r>
+        <w:t xml:space="preserve"> </w:t>
+      </w:r>
+      <w:r>
+        <w:t xml:space="preserve">browser; the scheduled task had none and wrote nothing. v3's first scheduled run then found that scheduled</w:t>
+      </w:r>
+      <w:r>
+        <w:t xml:space="preserve"> </w:t>
+      </w:r>
+      <w:r>
+        <w:t xml:space="preserve">sessions can't attach a private repo — fixed by making it public.</w:t>
+      </w:r>
+    </w:p>
+    <w:p>
+      <w:pPr>
+        <w:numPr>
+          <w:ilvl w:val="0"/>
+          <w:numId w:val="1017"/>
+        </w:numPr>
+        <w:pStyle w:val="Compact"/>
+      </w:pPr>
+      <w:r>
+        <w:rPr>
+          <w:bCs/>
+          <w:b/>
+        </w:rPr>
+        <w:t xml:space="preserve">Scheduled sessions differ from interactive ones:</w:t>
+      </w:r>
+      <w:r>
+        <w:t xml:space="preserve"> </w:t>
+      </w:r>
+      <w:r>
+        <w:t xml:space="preserve">no</w:t>
+      </w:r>
+      <w:r>
+        <w:t xml:space="preserve"> </w:t>
+      </w:r>
+      <w:r>
+        <w:rPr>
+          <w:rStyle w:val="VerbatimChar"/>
+        </w:rPr>
+        <w:t xml:space="preserve">add_repo</w:t>
+      </w:r>
+      <w:r>
+        <w:t xml:space="preserve">, so no push; treat the repo as read-only</w:t>
+      </w:r>
+      <w:r>
+        <w:t xml:space="preserve"> </w:t>
+      </w:r>
+      <w:r>
+        <w:t xml:space="preserve">there and put repair proposals in the run record.</w:t>
+      </w:r>
+    </w:p>
+    <w:p>
+      <w:pPr>
+        <w:numPr>
+          <w:ilvl w:val="0"/>
+          <w:numId w:val="1017"/>
+        </w:numPr>
+        <w:pStyle w:val="Compact"/>
+      </w:pPr>
+      <w:r>
+        <w:rPr>
+          <w:bCs/>
+          <w:b/>
+        </w:rPr>
+        <w:t xml:space="preserve">Updating a task's prompt can alter its schedule</w:t>
+      </w:r>
+      <w:r>
+        <w:t xml:space="preserve"> </w:t>
+      </w:r>
+      <w:r>
+        <w:t xml:space="preserve">— re-set the cron explicitly and verify</w:t>
+      </w:r>
+      <w:r>
+        <w:t xml:space="preserve"> </w:t>
+      </w:r>
+      <w:r>
+        <w:rPr>
+          <w:rStyle w:val="VerbatimChar"/>
+        </w:rPr>
+        <w:t xml:space="preserve">next_run_at</w:t>
+      </w:r>
+      <w:r>
+        <w:t xml:space="preserve">.</w:t>
+      </w:r>
+    </w:p>
+    <w:p>
+      <w:pPr>
+        <w:numPr>
+          <w:ilvl w:val="0"/>
+          <w:numId w:val="1017"/>
+        </w:numPr>
+        <w:pStyle w:val="Compact"/>
+      </w:pPr>
+      <w:r>
+        <w:rPr>
+          <w:bCs/>
+          <w:b/>
+        </w:rPr>
+        <w:t xml:space="preserve">Cron is UTC unless</w:t>
+      </w:r>
+      <w:r>
+        <w:rPr>
+          <w:bCs/>
+          <w:b/>
+        </w:rPr>
+        <w:t xml:space="preserve"> </w:t>
+      </w:r>
+      <w:r>
+        <w:rPr>
+          <w:rStyle w:val="VerbatimChar"/>
+          <w:bCs/>
+          <w:b/>
+        </w:rPr>
+        <w:t xml:space="preserve">CRON_TZ</w:t>
+      </w:r>
+      <w:r>
+        <w:rPr>
+          <w:bCs/>
+          <w:b/>
+        </w:rPr>
+        <w:t xml:space="preserve"> </w:t>
+      </w:r>
+      <w:r>
+        <w:rPr>
+          <w:bCs/>
+          <w:b/>
+        </w:rPr>
+        <w:t xml:space="preserve">is set.</w:t>
+      </w:r>
+      <w:r>
+        <w:t xml:space="preserve"> </w:t>
+      </w:r>
+      <w:r>
+        <w:t xml:space="preserve">Both tasks use</w:t>
+      </w:r>
+      <w:r>
+        <w:t xml:space="preserve"> </w:t>
+      </w:r>
+      <w:r>
+        <w:rPr>
+          <w:rStyle w:val="VerbatimChar"/>
+        </w:rPr>
+        <w:t xml:space="preserve">CRON_TZ=America/Los_Angeles</w:t>
+      </w:r>
+      <w:r>
+        <w:t xml:space="preserve">.</w:t>
+      </w:r>
+    </w:p>
+    <w:p>
+      <w:pPr>
+        <w:numPr>
+          <w:ilvl w:val="0"/>
+          <w:numId w:val="1017"/>
+        </w:numPr>
+        <w:pStyle w:val="Compact"/>
+      </w:pPr>
+      <w:r>
+        <w:rPr>
+          <w:bCs/>
+          <w:b/>
+        </w:rPr>
+        <w:t xml:space="preserve">A disabled task emits no failure notice</w:t>
+      </w:r>
+      <w:r>
+        <w:t xml:space="preserve"> </w:t>
+      </w:r>
+      <w:r>
+        <w:t xml:space="preserve">— two Mondays passed silently. Verify tasks are enabled after any</w:t>
+      </w:r>
+      <w:r>
+        <w:t xml:space="preserve"> </w:t>
+      </w:r>
+      <w:r>
+        <w:t xml:space="preserve">change.</w:t>
+      </w:r>
+    </w:p>
+    <w:p>
+      <w:pPr>
+        <w:numPr>
+          <w:ilvl w:val="0"/>
+          <w:numId w:val="1017"/>
+        </w:numPr>
+        <w:pStyle w:val="Compact"/>
+      </w:pPr>
+      <w:r>
+        <w:rPr>
+          <w:bCs/>
+          <w:b/>
+        </w:rPr>
+        <w:t xml:space="preserve">Connectors attach per scheduled task</w:t>
+      </w:r>
+      <w:r>
+        <w:t xml:space="preserve">; both tasks have M365 and Box.</w:t>
+      </w:r>
+    </w:p>
+    <w:p>
+      <w:pPr>
+        <w:numPr>
+          <w:ilvl w:val="0"/>
+          <w:numId w:val="1017"/>
+        </w:numPr>
+        <w:pStyle w:val="Compact"/>
+      </w:pPr>
+      <w:r>
+        <w:rPr>
+          <w:bCs/>
+          <w:b/>
+        </w:rPr>
+        <w:t xml:space="preserve">Pushes from Actions can fail silently</w:t>
+      </w:r>
+      <w:r>
+        <w:t xml:space="preserve"> </w:t>
+      </w:r>
+      <w:r>
+        <w:t xml:space="preserve">— the first rerun and first backfill lost their data. The push step</w:t>
+      </w:r>
+      <w:r>
+        <w:t xml:space="preserve"> </w:t>
+      </w:r>
+      <w:r>
+        <w:t xml:space="preserve">now rebases with</w:t>
+      </w:r>
+      <w:r>
+        <w:t xml:space="preserve"> </w:t>
+      </w:r>
+      <w:r>
+        <w:rPr>
+          <w:rStyle w:val="VerbatimChar"/>
+        </w:rPr>
+        <w:t xml:space="preserve">-X theirs</w:t>
+      </w:r>
+      <w:r>
+        <w:t xml:space="preserve"> </w:t>
+      </w:r>
+      <w:r>
+        <w:t xml:space="preserve">and fails the job loudly.</w:t>
+      </w:r>
+    </w:p>
+    <w:p>
+      <w:pPr>
+        <w:numPr>
+          <w:ilvl w:val="0"/>
+          <w:numId w:val="1017"/>
+        </w:numPr>
+        <w:pStyle w:val="Compact"/>
+      </w:pPr>
+      <w:r>
+        <w:rPr>
+          <w:bCs/>
+          <w:b/>
+        </w:rPr>
+        <w:t xml:space="preserve">Workflow concurrency:</w:t>
+      </w:r>
+      <w:r>
+        <w:t xml:space="preserve"> </w:t>
+      </w:r>
+      <w:r>
+        <w:t xml:space="preserve">one pending run per group; a new push replaces a queued run. Use</w:t>
+      </w:r>
+      <w:r>
+        <w:t xml:space="preserve"> </w:t>
+      </w:r>
+      <w:r>
+        <w:rPr>
+          <w:rStyle w:val="VerbatimChar"/>
+        </w:rPr>
+        <w:t xml:space="preserve">[skip ci]</w:t>
+      </w:r>
+      <w:r>
+        <w:t xml:space="preserve"> </w:t>
+      </w:r>
+      <w:r>
+        <w:t xml:space="preserve">when</w:t>
+      </w:r>
+      <w:r>
+        <w:t xml:space="preserve"> </w:t>
+      </w:r>
+      <w:r>
+        <w:t xml:space="preserve">pushing while a dispatched run is queued; parity has its own group.</w:t>
+      </w:r>
+    </w:p>
+    <w:p>
+      <w:pPr>
+        <w:numPr>
+          <w:ilvl w:val="0"/>
+          <w:numId w:val="1017"/>
+        </w:numPr>
+        <w:pStyle w:val="Compact"/>
+      </w:pPr>
+      <w:r>
+        <w:rPr>
+          <w:bCs/>
+          <w:b/>
+        </w:rPr>
+        <w:t xml:space="preserve">First-run baselining hides history:</w:t>
+      </w:r>
+      <w:r>
+        <w:t xml:space="preserve"> </w:t>
+      </w:r>
+      <w:r>
+        <w:t xml:space="preserve">links already on a page at first sight were marked seen. Now</w:t>
+      </w:r>
+      <w:r>
+        <w:t xml:space="preserve"> </w:t>
+      </w:r>
+      <w:r>
+        <w:t xml:space="preserve">re-listed into</w:t>
+      </w:r>
+      <w:r>
+        <w:t xml:space="preserve"> </w:t>
+      </w:r>
+      <w:r>
+        <w:rPr>
+          <w:rStyle w:val="VerbatimChar"/>
+        </w:rPr>
+        <w:t xml:space="preserve">baseline_links_&lt;date&gt;.jsonl</w:t>
+      </w:r>
+      <w:r>
+        <w:t xml:space="preserve"> </w:t>
+      </w:r>
+      <w:r>
+        <w:t xml:space="preserve">for triage.</w:t>
+      </w:r>
+    </w:p>
+    <w:p>
+      <w:pPr>
+        <w:numPr>
+          <w:ilvl w:val="0"/>
+          <w:numId w:val="1017"/>
+        </w:numPr>
+        <w:pStyle w:val="Compact"/>
+      </w:pPr>
+      <w:r>
+        <w:rPr>
+          <w:bCs/>
+          <w:b/>
+        </w:rPr>
+        <w:t xml:space="preserve">Never set</w:t>
+      </w:r>
+      <w:r>
+        <w:rPr>
+          <w:bCs/>
+          <w:b/>
+        </w:rPr>
+        <w:t xml:space="preserve"> </w:t>
+      </w:r>
+      <w:r>
+        <w:rPr>
+          <w:rStyle w:val="VerbatimChar"/>
+          <w:bCs/>
+          <w:b/>
+        </w:rPr>
+        <w:t xml:space="preserve">last_successful_sweep</w:t>
+      </w:r>
+      <w:r>
+        <w:rPr>
+          <w:bCs/>
+          <w:b/>
+        </w:rPr>
+        <w:t xml:space="preserve"> </w:t>
+      </w:r>
+      <w:r>
+        <w:rPr>
+          <w:bCs/>
+          <w:b/>
+        </w:rPr>
+        <w:t xml:space="preserve">to the baseline date without intent</w:t>
+      </w:r>
+      <w:r>
+        <w:t xml:space="preserve"> </w:t>
+      </w:r>
+      <w:r>
+        <w:t xml:space="preserve">(v1's zero-length window).</w:t>
+      </w:r>
+    </w:p>
+    <w:p>
+      <w:pPr>
+        <w:numPr>
+          <w:ilvl w:val="0"/>
+          <w:numId w:val="1017"/>
+        </w:numPr>
+        <w:pStyle w:val="Compact"/>
+      </w:pPr>
+      <w:r>
+        <w:rPr>
+          <w:bCs/>
+          <w:b/>
+        </w:rPr>
+        <w:t xml:space="preserve">Robots and consent:</w:t>
+      </w:r>
+      <w:r>
+        <w:t xml:space="preserve"> </w:t>
+      </w:r>
+      <w:r>
+        <w:t xml:space="preserve">verbal consent does not change what robots.txt says. An override was refused by the</w:t>
+      </w:r>
+      <w:r>
+        <w:t xml:space="preserve"> </w:t>
+      </w:r>
+      <w:r>
+        <w:t xml:space="preserve">environment's safety controls; don't re-attempt by any route.</w:t>
+      </w:r>
+    </w:p>
+    <w:p>
+      <w:pPr>
+        <w:numPr>
+          <w:ilvl w:val="0"/>
+          <w:numId w:val="1017"/>
+        </w:numPr>
+        <w:pStyle w:val="Compact"/>
+      </w:pPr>
+      <w:r>
+        <w:rPr>
+          <w:bCs/>
+          <w:b/>
+        </w:rPr>
+        <w:t xml:space="preserve">A robots.txt BOM can hide</w:t>
+      </w:r>
+      <w:r>
+        <w:rPr>
+          <w:bCs/>
+          <w:b/>
+        </w:rPr>
+        <w:t xml:space="preserve"> </w:t>
+      </w:r>
+      <w:r>
+        <w:rPr>
+          <w:rStyle w:val="VerbatimChar"/>
+          <w:bCs/>
+          <w:b/>
+        </w:rPr>
+        <w:t xml:space="preserve">Disallow: /</w:t>
+      </w:r>
+      <w:r>
+        <w:t xml:space="preserve"> </w:t>
+      </w:r>
+      <w:r>
+        <w:t xml:space="preserve">— decode with utf-8-sig. Distinguish firewall pages from app shells.</w:t>
+      </w:r>
+    </w:p>
+    <w:p>
+      <w:pPr>
+        <w:numPr>
+          <w:ilvl w:val="0"/>
+          <w:numId w:val="1017"/>
+        </w:numPr>
+        <w:pStyle w:val="Compact"/>
+      </w:pPr>
+      <w:r>
+        <w:rPr>
+          <w:bCs/>
+          <w:b/>
+        </w:rPr>
+        <w:t xml:space="preserve">Runner-refused is not WebFetch-refused</w:t>
+      </w:r>
+      <w:r>
+        <w:t xml:space="preserve"> </w:t>
+      </w:r>
+      <w:r>
+        <w:t xml:space="preserve">— PA, ERCOT pages, KS governor and Duke IRP open to WebFetch. Test</w:t>
+      </w:r>
+      <w:r>
+        <w:t xml:space="preserve"> </w:t>
+      </w:r>
+      <w:r>
+        <w:t xml:space="preserve">both before declaring a source closed.</w:t>
+      </w:r>
+    </w:p>
+    <w:p>
+      <w:pPr>
+        <w:numPr>
+          <w:ilvl w:val="0"/>
+          <w:numId w:val="1017"/>
+        </w:numPr>
+        <w:pStyle w:val="Compact"/>
+      </w:pPr>
+      <w:r>
+        <w:rPr>
+          <w:bCs/>
+          <w:b/>
+        </w:rPr>
+        <w:t xml:space="preserve">Subagent budgets overran on 6 of 8 attempts</w:t>
+      </w:r>
+      <w:r>
+        <w:t xml:space="preserve"> </w:t>
+      </w:r>
+      <w:r>
+        <w:t xml:space="preserve">— scope narrowly, set hard call budgets.</w:t>
+      </w:r>
+    </w:p>
+    <w:p>
+      <w:pPr>
+        <w:numPr>
+          <w:ilvl w:val="0"/>
+          <w:numId w:val="1017"/>
+        </w:numPr>
+        <w:pStyle w:val="Compact"/>
+      </w:pPr>
+      <w:r>
+        <w:rPr>
+          <w:bCs/>
+          <w:b/>
+        </w:rPr>
+        <w:t xml:space="preserve">Dedupe on specific document URL</w:t>
+      </w:r>
+      <w:r>
+        <w:t xml:space="preserve">, not docket number; a shared search-landing URL is not a duplicate signal.</w:t>
+      </w:r>
+    </w:p>
+    <w:p>
+      <w:pPr>
+        <w:numPr>
+          <w:ilvl w:val="0"/>
+          <w:numId w:val="1017"/>
+        </w:numPr>
+        <w:pStyle w:val="Compact"/>
+      </w:pPr>
+      <w:r>
+        <w:rPr>
+          <w:bCs/>
+          <w:b/>
+        </w:rPr>
+        <w:t xml:space="preserve">Check arithmetic between a stated level and a stated change</w:t>
+      </w:r>
+      <w:r>
+        <w:t xml:space="preserve"> </w:t>
+      </w:r>
+      <w:r>
+        <w:t xml:space="preserve">(the Duke +2.7/+3.1 error).</w:t>
+      </w:r>
+    </w:p>
+    <w:p>
+      <w:pPr>
+        <w:numPr>
+          <w:ilvl w:val="0"/>
+          <w:numId w:val="1017"/>
+        </w:numPr>
+        <w:pStyle w:val="Compact"/>
+      </w:pPr>
+      <w:r>
+        <w:rPr>
+          <w:bCs/>
+          <w:b/>
+        </w:rPr>
+        <w:t xml:space="preserve">Binary files can't round-trip through the Graph text/base64 path</w:t>
+      </w:r>
+      <w:r>
+        <w:t xml:space="preserve">; build the workbook in the browser.</w:t>
+      </w:r>
+    </w:p>
+    <w:p>
+      <w:pPr>
+        <w:numPr>
+          <w:ilvl w:val="0"/>
+          <w:numId w:val="1017"/>
+        </w:numPr>
+        <w:pStyle w:val="Compact"/>
+      </w:pPr>
+      <w:r>
+        <w:rPr>
+          <w:bCs/>
+          <w:b/>
+        </w:rPr>
+        <w:t xml:space="preserve">LibreOffice recalc times out on styled workbooks</w:t>
+      </w:r>
+      <w:r>
+        <w:t xml:space="preserve"> </w:t>
+      </w:r>
+      <w:r>
+        <w:t xml:space="preserve">— verify formulas on a stripped copy.</w:t>
+      </w:r>
+    </w:p>
+    <w:p>
+      <w:pPr>
+        <w:numPr>
+          <w:ilvl w:val="0"/>
+          <w:numId w:val="1017"/>
+        </w:numPr>
+        <w:pStyle w:val="Compact"/>
+      </w:pPr>
+      <w:r>
+        <w:rPr>
+          <w:bCs/>
+          <w:b/>
+        </w:rPr>
+        <w:t xml:space="preserve">ExcelJS omits column width 9</w:t>
+      </w:r>
+      <w:r>
+        <w:t xml:space="preserve"> </w:t>
+      </w:r>
+      <w:r>
+        <w:t xml:space="preserve">(write 9.001);</w:t>
+      </w:r>
+      <w:r>
+        <w:t xml:space="preserve"> </w:t>
+      </w:r>
+      <w:r>
+        <w:rPr>
+          <w:rStyle w:val="VerbatimChar"/>
+        </w:rPr>
+        <w:t xml:space="preserve">&lt;col&gt;</w:t>
+      </w:r>
+      <w:r>
+        <w:t xml:space="preserve"> </w:t>
+      </w:r>
+      <w:r>
+        <w:t xml:space="preserve">spans group equal widths (expand before comparing).</w:t>
+      </w:r>
+    </w:p>
+    <w:p>
+      <w:pPr>
+        <w:numPr>
+          <w:ilvl w:val="0"/>
+          <w:numId w:val="1017"/>
+        </w:numPr>
+        <w:pStyle w:val="Compact"/>
+      </w:pPr>
+      <w:r>
+        <w:rPr>
+          <w:bCs/>
+          <w:b/>
+        </w:rPr>
+        <w:t xml:space="preserve">From Claude sessions:</w:t>
+      </w:r>
+      <w:r>
+        <w:t xml:space="preserve"> </w:t>
+      </w:r>
+      <w:r>
+        <w:t xml:space="preserve">GitHub GraphQL unavailable (use</w:t>
+      </w:r>
+      <w:r>
+        <w:t xml:space="preserve"> </w:t>
+      </w:r>
+      <w:r>
+        <w:rPr>
+          <w:rStyle w:val="VerbatimChar"/>
+        </w:rPr>
+        <w:t xml:space="preserve">gh api</w:t>
+      </w:r>
+      <w:r>
+        <w:t xml:space="preserve"> </w:t>
+      </w:r>
+      <w:r>
+        <w:t xml:space="preserve">REST); Actions log downloads blocked (jobs</w:t>
+      </w:r>
+      <w:r>
+        <w:t xml:space="preserve"> </w:t>
+      </w:r>
+      <w:r>
+        <w:t xml:space="preserve">commit diagnostics to</w:t>
+      </w:r>
+      <w:r>
+        <w:t xml:space="preserve"> </w:t>
+      </w:r>
+      <w:r>
+        <w:rPr>
+          <w:rStyle w:val="VerbatimChar"/>
+        </w:rPr>
+        <w:t xml:space="preserve">data/debug/</w:t>
+      </w:r>
+      <w:r>
+        <w:t xml:space="preserve">); the workspace shell can't reach most target hosts (test in Actions).</w:t>
+      </w:r>
+    </w:p>
+    <w:p>
+      <w:pPr>
+        <w:numPr>
+          <w:ilvl w:val="0"/>
+          <w:numId w:val="1017"/>
+        </w:numPr>
+        <w:pStyle w:val="Compact"/>
+      </w:pPr>
+      <w:r>
+        <w:rPr>
+          <w:bCs/>
+          <w:b/>
+        </w:rPr>
+        <w:t xml:space="preserve">Check the console loads after every publish</w:t>
+      </w:r>
+      <w:r>
+        <w:t xml:space="preserve"> </w:t>
+      </w:r>
+      <w:r>
+        <w:t xml:space="preserve">(a syntax error once stopped it rendering).</w:t>
+      </w:r>
+    </w:p>
+    <w:p>
+      <w:pPr>
+        <w:numPr>
+          <w:ilvl w:val="0"/>
+          <w:numId w:val="1017"/>
+        </w:numPr>
+        <w:pStyle w:val="Compact"/>
+      </w:pPr>
+      <w:r>
+        <w:rPr>
+          <w:bCs/>
+          <w:b/>
+        </w:rPr>
+        <w:t xml:space="preserve">Never let one cursor serve two inputs.</w:t>
+      </w:r>
+      <w:r>
+        <w:t xml:space="preserve"> </w:t>
+      </w:r>
+      <w:r>
+        <w:t xml:space="preserve">A degraded run that read only mail advanced the shared window and</w:t>
+      </w:r>
+      <w:r>
+        <w:t xml:space="preserve"> </w:t>
+      </w:r>
+      <w:r>
+        <w:t xml:space="preserve">would have skipped every collector candidate; each input now has its own cursor.</w:t>
+      </w:r>
+    </w:p>
+    <w:p>
+      <w:pPr>
+        <w:numPr>
+          <w:ilvl w:val="0"/>
+          <w:numId w:val="1017"/>
+        </w:numPr>
+        <w:pStyle w:val="Compact"/>
+      </w:pPr>
+      <w:r>
+        <w:rPr>
+          <w:bCs/>
+          <w:b/>
+        </w:rPr>
+        <w:t xml:space="preserve">A shared document budget starves whoever runs last.</w:t>
+      </w:r>
+      <w:r>
+        <w:t xml:space="preserve"> </w:t>
+      </w:r>
+      <w:r>
+        <w:t xml:space="preserve">The backfill spent its whole budget on FERC and</w:t>
+      </w:r>
+      <w:r>
+        <w:t xml:space="preserve"> </w:t>
+      </w:r>
+      <w:r>
+        <w:t xml:space="preserve">Louisiana; spare-time enrichment with a tiered queue replaced it.</w:t>
+      </w:r>
+    </w:p>
+    <w:p>
+      <w:pPr>
+        <w:numPr>
+          <w:ilvl w:val="0"/>
+          <w:numId w:val="1017"/>
+        </w:numPr>
+        <w:pStyle w:val="Compact"/>
+      </w:pPr>
+      <w:r>
+        <w:rPr>
+          <w:bCs/>
+          <w:b/>
+        </w:rPr>
+        <w:t xml:space="preserve">Party filings hide behind attorneys' names.</w:t>
+      </w:r>
+      <w:r>
+        <w:t xml:space="preserve"> </w:t>
+      </w:r>
+      <w:r>
+        <w:t xml:space="preserve">Match watched parties on the document's cover page, not only the</w:t>
+      </w:r>
+      <w:r>
+        <w:t xml:space="preserve"> </w:t>
+      </w:r>
+      <w:r>
+        <w:t xml:space="preserve">filer field.</w:t>
+      </w:r>
+    </w:p>
+    <w:p>
+      <w:pPr>
+        <w:numPr>
+          <w:ilvl w:val="0"/>
+          <w:numId w:val="1017"/>
+        </w:numPr>
+        <w:pStyle w:val="Compact"/>
+      </w:pPr>
+      <w:r>
+        <w:rPr>
+          <w:bCs/>
+          <w:b/>
+        </w:rPr>
+        <w:t xml:space="preserve">"Working" means text extracted, not items listed.</w:t>
+      </w:r>
+      <w:r>
+        <w:t xml:space="preserve"> </w:t>
+      </w:r>
+      <w:r>
+        <w:t xml:space="preserve">Texas and Arizona listed filings for days with no document</w:t>
+      </w:r>
+      <w:r>
+        <w:t xml:space="preserve"> </w:t>
+      </w:r>
+      <w:r>
+        <w:t xml:space="preserve">text behind them; health now has to be read per document, and enrichment retries failures.</w:t>
+      </w:r>
+    </w:p>
+    <w:p>
+      <w:pPr>
+        <w:numPr>
+          <w:ilvl w:val="0"/>
+          <w:numId w:val="1017"/>
+        </w:numPr>
+        <w:pStyle w:val="Compact"/>
+      </w:pPr>
+      <w:r>
+        <w:rPr>
+          <w:bCs/>
+          <w:b/>
+        </w:rPr>
+        <w:t xml:space="preserve">The manual pass depends on Rett being present.</w:t>
+      </w:r>
+      <w:r>
+        <w:t xml:space="preserve"> </w:t>
+      </w:r>
+      <w:r>
+        <w:t xml:space="preserve">The Friday task asks first and never browses unattended.</w:t>
+      </w:r>
+    </w:p>
+    <w:p>
+      <w:r>
+        <w:pict>
+          <v:rect style="width:0;height:1.5pt" o:hralign="center" o:hrstd="t" o:hr="t"/>
+        </w:pict>
+      </w:r>
+    </w:p>
+    <w:bookmarkEnd w:id="49"/>
+    <w:bookmarkStart w:id="50" w:name="X754d27a39027492866a18d97f2a1771c61e3014"/>
+    <w:p>
+      <w:pPr>
+        <w:pStyle w:val="Heading2"/>
+      </w:pPr>
+      <w:r>
+        <w:t xml:space="preserve">20. Change log</w:t>
+      </w:r>
+    </w:p>
+    <w:tbl>
+      <w:tblPr>
+        <w:tblStyle w:val="Table"/>
+        <w:tblLook w:firstRow="1" w:lastRow="0" w:firstColumn="0" w:lastColumn="0" w:noHBand="0" w:noVBand="0" w:val="0020"/>
+        <w:jc w:val="start"/>
+        <w:tblBorders>
+          <w:top w:val="single" w:sz="4" w:color="BFBFBF"/>
+          <w:left w:val="single" w:sz="4" w:color="BFBFBF"/>
+          <w:bottom w:val="single" w:sz="4" w:color="BFBFBF"/>
+          <w:right w:val="single" w:sz="4" w:color="BFBFBF"/>
+          <w:insideH w:val="single" w:sz="4" w:color="BFBFBF"/>
+          <w:insideV w:val="single" w:sz="4" w:color="BFBFBF"/>
+        </w:tblBorders>
+        <w:tblW w:w="9360" w:type="dxa"/>
+        <w:tblLayout w:type="fixed"/>
+      </w:tblPr>
+      <w:tblGrid>
+        <w:gridCol w:w="1141"/>
+        <w:gridCol w:w="8218"/>
+      </w:tblGrid>
+      <w:tr>
+        <w:trPr>
+          <w:tblHeader w:val="true"/>
+        </w:trPr>
+        <w:tc>
+          <w:tcPr>
+            <w:tcW w:type="dxa" w:w="1141"/>
+            <w:shd w:val="clear" w:fill="E7ECF0"/>
+          </w:tcPr>
+          <w:p>
+            <w:pPr>
+              <w:pStyle w:val="Compact"/>
+              <w:jc w:val="left"/>
+            </w:pPr>
+            <w:r>
+              <w:rPr>
+                <w:b/>
+                <w:sz w:val="17"/>
+              </w:rPr>
+              <w:t xml:space="preserve">Date</w:t>
+            </w:r>
+          </w:p>
+        </w:tc>
+        <w:tc>
+          <w:tcPr>
+            <w:tcW w:type="dxa" w:w="8219"/>
+            <w:shd w:val="clear" w:fill="E7ECF0"/>
+          </w:tcPr>
+          <w:p>
+            <w:pPr>
+              <w:pStyle w:val="Compact"/>
+              <w:jc w:val="left"/>
+            </w:pPr>
+            <w:r>
+              <w:rPr>
+                <w:b/>
+                <w:sz w:val="17"/>
+              </w:rPr>
+              <w:t xml:space="preserve">Change</w:t>
+            </w:r>
+          </w:p>
+        </w:tc>
+      </w:tr>
+      <w:tr>
+        <w:tc>
+          <w:tcPr>
+            <w:tcW w:type="dxa" w:w="1141"/>
+          </w:tcPr>
+          <w:p>
+            <w:pPr>
+              <w:pStyle w:val="Compact"/>
+              <w:jc w:val="left"/>
+            </w:pPr>
+            <w:r>
+              <w:rPr>
+                <w:sz w:val="17"/>
+              </w:rPr>
+              <w:t xml:space="preserve">2026-09-17/18</w:t>
+            </w:r>
+          </w:p>
+        </w:tc>
+        <w:tc>
+          <w:tcPr>
+            <w:tcW w:type="dxa" w:w="8219"/>
+          </w:tcPr>
+          <w:p>
+            <w:pPr>
+              <w:pStyle w:val="Compact"/>
+              <w:jc w:val="left"/>
+            </w:pPr>
+            <w:r>
+              <w:rPr>
+                <w:sz w:val="17"/>
+              </w:rPr>
+              <w:t xml:space="preserve">v1/v2 built; baseline 161 events / 229 rows loaded; tasks later found disabled</w:t>
+            </w:r>
+          </w:p>
+        </w:tc>
+      </w:tr>
+      <w:tr>
+        <w:tc>
+          <w:tcPr>
+            <w:tcW w:type="dxa" w:w="1141"/>
+          </w:tcPr>
+          <w:p>
+            <w:pPr>
+              <w:pStyle w:val="Compact"/>
+              <w:jc w:val="left"/>
+            </w:pPr>
+            <w:r>
+              <w:rPr>
+                <w:sz w:val="17"/>
+              </w:rPr>
+              <w:t xml:space="preserve">2026-10-02</w:t>
+            </w:r>
+          </w:p>
+        </w:tc>
+        <w:tc>
+          <w:tcPr>
+            <w:tcW w:type="dxa" w:w="8219"/>
+          </w:tcPr>
+          <w:p>
+            <w:pPr>
+              <w:pStyle w:val="Compact"/>
+              <w:jc w:val="left"/>
+            </w:pPr>
+            <w:r>
+              <w:rPr>
+                <w:sz w:val="17"/>
+              </w:rPr>
+              <w:t xml:space="preserve">v3 built (collector, overlays, Excel parity, console v6, prompts, manual skill); first collector run; backfill dispatched</w:t>
+            </w:r>
+          </w:p>
+        </w:tc>
+      </w:tr>
+      <w:tr>
+        <w:tc>
+          <w:tcPr>
+            <w:tcW w:type="dxa" w:w="1141"/>
+          </w:tcPr>
+          <w:p>
+            <w:pPr>
+              <w:pStyle w:val="Compact"/>
+              <w:jc w:val="left"/>
+            </w:pPr>
+            <w:r>
+              <w:rPr>
+                <w:sz w:val="17"/>
+              </w:rPr>
+              <w:t xml:space="preserve">2026-10-03 (pm)</w:t>
+            </w:r>
+          </w:p>
+        </w:tc>
+        <w:tc>
+          <w:tcPr>
+            <w:tcW w:type="dxa" w:w="8219"/>
+          </w:tcPr>
+          <w:p>
+            <w:pPr>
+              <w:pStyle w:val="Compact"/>
+              <w:jc w:val="left"/>
+            </w:pPr>
+            <w:r>
+              <w:rPr>
+                <w:sz w:val="17"/>
+              </w:rPr>
+              <w:t xml:space="preserve">Full review: collector cursor fix, nightly backfill enrichment, manual pass catch-up and new-case discovery, Friday reminder task, DEMO_KEY for EIA/congress.gov, cleanup of obsolete files, docs and artifacts</w:t>
+            </w:r>
+          </w:p>
+        </w:tc>
+      </w:tr>
+      <w:tr>
+        <w:tc>
+          <w:tcPr>
+            <w:tcW w:type="dxa" w:w="1141"/>
           </w:tcPr>
           <w:p>
             <w:pPr>
@@ -17481,7 +18808,7 @@
         </w:tc>
         <w:tc>
           <w:tcPr>
-            <w:tcW w:type="dxa" w:w="8221"/>
+            <w:tcW w:type="dxa" w:w="8219"/>
           </w:tcPr>
           <w:p>
             <w:pPr>
@@ -17874,34 +19201,7 @@
     <w:abstractNumId w:val="991"/>
   </w:num>
   <w:num w:numId="1011">
-    <w:abstractNumId w:val="99411"/>
-    <w:lvlOverride w:ilvl="0">
-      <w:startOverride w:val="1"/>
-    </w:lvlOverride>
-    <w:lvlOverride w:ilvl="1">
-      <w:startOverride w:val="1"/>
-    </w:lvlOverride>
-    <w:lvlOverride w:ilvl="2">
-      <w:startOverride w:val="1"/>
-    </w:lvlOverride>
-    <w:lvlOverride w:ilvl="3">
-      <w:startOverride w:val="1"/>
-    </w:lvlOverride>
-    <w:lvlOverride w:ilvl="4">
-      <w:startOverride w:val="1"/>
-    </w:lvlOverride>
-    <w:lvlOverride w:ilvl="5">
-      <w:startOverride w:val="1"/>
-    </w:lvlOverride>
-    <w:lvlOverride w:ilvl="6">
-      <w:startOverride w:val="1"/>
-    </w:lvlOverride>
-    <w:lvlOverride w:ilvl="7">
-      <w:startOverride w:val="1"/>
-    </w:lvlOverride>
-    <w:lvlOverride w:ilvl="8">
-      <w:startOverride w:val="1"/>
-    </w:lvlOverride>
+    <w:abstractNumId w:val="991"/>
   </w:num>
   <w:num w:numId="1012">
     <w:abstractNumId w:val="991"/>

--- a/docs/GRID_DOCKET_CONTEXT.docx
+++ b/docs/GRID_DOCKET_CONTEXT.docx
@@ -9273,7 +9273,7 @@
         <w:t xml:space="preserve"> </w:t>
       </w:r>
       <w:r>
-        <w:t xml:space="preserve">EIA and congress.gov already run nightly on api.data.gov's public</w:t>
+        <w:t xml:space="preserve">congress.gov runs nightly on api.data.gov's public</w:t>
       </w:r>
       <w:r>
         <w:t xml:space="preserve"> </w:t>
@@ -9288,7 +9288,22 @@
         <w:t xml:space="preserve"> </w:t>
       </w:r>
       <w:r>
-        <w:t xml:space="preserve">(verified 3 Oct; low rate limit, enough for one nightly query) — their own keys are optional. Open States needs its key; CourtListener runs keyless but rate-limited:</w:t>
+        <w:t xml:space="preserve">(verified 3 Oct); EIA accepts it too but is often rate-limited on GitHub's shared runners, so an</w:t>
+      </w:r>
+      <w:r>
+        <w:t xml:space="preserve"> </w:t>
+      </w:r>
+      <w:r>
+        <w:rPr>
+          <w:rStyle w:val="VerbatimChar"/>
+        </w:rPr>
+        <w:t xml:space="preserve">EIA_API_KEY</w:t>
+      </w:r>
+      <w:r>
+        <w:t xml:space="preserve"> </w:t>
+      </w:r>
+      <w:r>
+        <w:t xml:space="preserve">is recommended. Open States needs its key; CourtListener runs keyless but rate-limited:</w:t>
       </w:r>
     </w:p>
     <w:tbl>
@@ -9308,10 +9323,10 @@
         <w:tblLayout w:type="fixed"/>
       </w:tblPr>
       <w:tblGrid>
-        <w:gridCol w:w="1644"/>
-        <w:gridCol w:w="2313"/>
+        <w:gridCol w:w="1674"/>
+        <w:gridCol w:w="2303"/>
         <w:gridCol w:w="896"/>
-        <w:gridCol w:w="4505"/>
+        <w:gridCol w:w="4485"/>
       </w:tblGrid>
       <w:tr>
         <w:trPr>
@@ -9319,7 +9334,7 @@
         </w:trPr>
         <w:tc>
           <w:tcPr>
-            <w:tcW w:type="dxa" w:w="1644"/>
+            <w:tcW w:type="dxa" w:w="1675"/>
             <w:shd w:val="clear" w:fill="E7ECF0"/>
           </w:tcPr>
           <w:p>
@@ -9338,7 +9353,7 @@
         </w:tc>
         <w:tc>
           <w:tcPr>
-            <w:tcW w:type="dxa" w:w="2314"/>
+            <w:tcW w:type="dxa" w:w="2304"/>
             <w:shd w:val="clear" w:fill="E7ECF0"/>
           </w:tcPr>
           <w:p>
@@ -9357,7 +9372,7 @@
         </w:tc>
         <w:tc>
           <w:tcPr>
-            <w:tcW w:type="dxa" w:w="897"/>
+            <w:tcW w:type="dxa" w:w="896"/>
             <w:shd w:val="clear" w:fill="E7ECF0"/>
           </w:tcPr>
           <w:p>
@@ -9376,7 +9391,7 @@
         </w:tc>
         <w:tc>
           <w:tcPr>
-            <w:tcW w:type="dxa" w:w="4505"/>
+            <w:tcW w:type="dxa" w:w="4485"/>
             <w:shd w:val="clear" w:fill="E7ECF0"/>
           </w:tcPr>
           <w:p>
@@ -9397,7 +9412,7 @@
       <w:tr>
         <w:tc>
           <w:tcPr>
-            <w:tcW w:type="dxa" w:w="1644"/>
+            <w:tcW w:type="dxa" w:w="1675"/>
           </w:tcPr>
           <w:p>
             <w:pPr>
@@ -9421,13 +9436,13 @@
               <w:rPr>
                 <w:sz w:val="17"/>
               </w:rPr>
-              <w:t xml:space="preserve">(optional)</w:t>
-            </w:r>
-          </w:p>
-        </w:tc>
-        <w:tc>
-          <w:tcPr>
-            <w:tcW w:type="dxa" w:w="2314"/>
+              <w:t xml:space="preserve">(recommended)</w:t>
+            </w:r>
+          </w:p>
+        </w:tc>
+        <w:tc>
+          <w:tcPr>
+            <w:tcW w:type="dxa" w:w="2304"/>
           </w:tcPr>
           <w:p>
             <w:pPr>
@@ -9444,7 +9459,7 @@
         </w:tc>
         <w:tc>
           <w:tcPr>
-            <w:tcW w:type="dxa" w:w="897"/>
+            <w:tcW w:type="dxa" w:w="896"/>
           </w:tcPr>
           <w:p>
             <w:pPr>
@@ -9461,7 +9476,7 @@
         </w:tc>
         <w:tc>
           <w:tcPr>
-            <w:tcW w:type="dxa" w:w="4505"/>
+            <w:tcW w:type="dxa" w:w="4485"/>
           </w:tcPr>
           <w:p>
             <w:pPr>
@@ -9480,7 +9495,7 @@
       <w:tr>
         <w:tc>
           <w:tcPr>
-            <w:tcW w:type="dxa" w:w="1644"/>
+            <w:tcW w:type="dxa" w:w="1675"/>
           </w:tcPr>
           <w:p>
             <w:pPr>
@@ -9510,7 +9525,7 @@
         </w:tc>
         <w:tc>
           <w:tcPr>
-            <w:tcW w:type="dxa" w:w="2314"/>
+            <w:tcW w:type="dxa" w:w="2304"/>
           </w:tcPr>
           <w:p>
             <w:pPr>
@@ -9527,7 +9542,7 @@
         </w:tc>
         <w:tc>
           <w:tcPr>
-            <w:tcW w:type="dxa" w:w="897"/>
+            <w:tcW w:type="dxa" w:w="896"/>
           </w:tcPr>
           <w:p>
             <w:pPr>
@@ -9544,7 +9559,7 @@
         </w:tc>
         <w:tc>
           <w:tcPr>
-            <w:tcW w:type="dxa" w:w="4505"/>
+            <w:tcW w:type="dxa" w:w="4485"/>
           </w:tcPr>
           <w:p>
             <w:pPr>
@@ -9563,7 +9578,7 @@
       <w:tr>
         <w:tc>
           <w:tcPr>
-            <w:tcW w:type="dxa" w:w="1644"/>
+            <w:tcW w:type="dxa" w:w="1675"/>
           </w:tcPr>
           <w:p>
             <w:pPr>
@@ -9581,7 +9596,7 @@
         </w:tc>
         <w:tc>
           <w:tcPr>
-            <w:tcW w:type="dxa" w:w="2314"/>
+            <w:tcW w:type="dxa" w:w="2304"/>
           </w:tcPr>
           <w:p>
             <w:pPr>
@@ -9598,7 +9613,7 @@
         </w:tc>
         <w:tc>
           <w:tcPr>
-            <w:tcW w:type="dxa" w:w="897"/>
+            <w:tcW w:type="dxa" w:w="896"/>
           </w:tcPr>
           <w:p>
             <w:pPr>
@@ -9615,7 +9630,7 @@
         </w:tc>
         <w:tc>
           <w:tcPr>
-            <w:tcW w:type="dxa" w:w="4505"/>
+            <w:tcW w:type="dxa" w:w="4485"/>
           </w:tcPr>
           <w:p>
             <w:pPr>
@@ -9634,7 +9649,7 @@
       <w:tr>
         <w:tc>
           <w:tcPr>
-            <w:tcW w:type="dxa" w:w="1644"/>
+            <w:tcW w:type="dxa" w:w="1675"/>
           </w:tcPr>
           <w:p>
             <w:pPr>
@@ -9652,7 +9667,7 @@
         </w:tc>
         <w:tc>
           <w:tcPr>
-            <w:tcW w:type="dxa" w:w="2314"/>
+            <w:tcW w:type="dxa" w:w="2304"/>
           </w:tcPr>
           <w:p>
             <w:pPr>
@@ -9669,7 +9684,7 @@
         </w:tc>
         <w:tc>
           <w:tcPr>
-            <w:tcW w:type="dxa" w:w="897"/>
+            <w:tcW w:type="dxa" w:w="896"/>
           </w:tcPr>
           <w:p>
             <w:pPr>
@@ -9686,7 +9701,7 @@
         </w:tc>
         <w:tc>
           <w:tcPr>
-            <w:tcW w:type="dxa" w:w="4505"/>
+            <w:tcW w:type="dxa" w:w="4485"/>
           </w:tcPr>
           <w:p>
             <w:pPr>
@@ -16776,6 +16791,57 @@
     </w:p>
     <w:p>
       <w:pPr>
+        <w:numPr>
+          <w:ilvl w:val="0"/>
+          <w:numId w:val="1015"/>
+        </w:numPr>
+        <w:pStyle w:val="Compact"/>
+      </w:pPr>
+      <w:r>
+        <w:t xml:space="preserve">Verified in two extra collector runs the same afternoon: Texas documents extracting again (80 PUCT filings with</w:t>
+      </w:r>
+      <w:r>
+        <w:t xml:space="preserve"> </w:t>
+      </w:r>
+      <w:r>
+        <w:t xml:space="preserve">text after the first fixed run); 217 current candidates back-filled with text ahead of Monday; 125 backfill</w:t>
+      </w:r>
+      <w:r>
+        <w:t xml:space="preserve"> </w:t>
+      </w:r>
+      <w:r>
+        <w:t xml:space="preserve">items enriched (tiers 1–2: commission-issued and watched-party filings) with ~1,880 queued; party matching made</w:t>
+      </w:r>
+      <w:r>
+        <w:t xml:space="preserve"> </w:t>
+      </w:r>
+      <w:r>
+        <w:t xml:space="preserve">whole-word after "AWS" matched "Dawson's"; EIA's public DEMO_KEY is rate-limited on shared runners (congress.gov</w:t>
+      </w:r>
+      <w:r>
+        <w:t xml:space="preserve"> </w:t>
+      </w:r>
+      <w:r>
+        <w:t xml:space="preserve">works) — an</w:t>
+      </w:r>
+      <w:r>
+        <w:t xml:space="preserve"> </w:t>
+      </w:r>
+      <w:r>
+        <w:rPr>
+          <w:rStyle w:val="VerbatimChar"/>
+        </w:rPr>
+        <w:t xml:space="preserve">EIA_API_KEY</w:t>
+      </w:r>
+      <w:r>
+        <w:t xml:space="preserve"> </w:t>
+      </w:r>
+      <w:r>
+        <w:t xml:space="preserve">secret would avoid it.</w:t>
+      </w:r>
+    </w:p>
+    <w:p>
+      <w:pPr>
         <w:pStyle w:val="FirstParagraph"/>
       </w:pPr>
       <w:r>
@@ -17100,6 +17166,21 @@
       </w:r>
       <w:r>
         <w:t xml:space="preserve">(state bills — the only wired source still off),</w:t>
+      </w:r>
+      <w:r>
+        <w:t xml:space="preserve"> </w:t>
+      </w:r>
+      <w:r>
+        <w:rPr>
+          <w:rStyle w:val="VerbatimChar"/>
+        </w:rPr>
+        <w:t xml:space="preserve">EIA_API_KEY</w:t>
+      </w:r>
+      <w:r>
+        <w:t xml:space="preserve"> </w:t>
+      </w:r>
+      <w:r>
+        <w:t xml:space="preserve">(the public demo key is often rate-limited on GitHub's shared runners),</w:t>
       </w:r>
       <w:r>
         <w:t xml:space="preserve"> </w:t>

--- a/docs/GRID_DOCKET_CONTEXT.docx
+++ b/docs/GRID_DOCKET_CONTEXT.docx
@@ -12405,13 +12405,25 @@
         <w:t xml:space="preserve"> </w:t>
       </w:r>
       <w:r>
-        <w:t xml:space="preserve">— the one thing the cloud fallbacks can never see — and reads extra pages the cloud can't (Arizona governor; IR</w:t>
-      </w:r>
-      <w:r>
-        <w:t xml:space="preserve"> </w:t>
-      </w:r>
-      <w:r>
-        <w:t xml:space="preserve">events pages in earnings season).</w:t>
+        <w:t xml:space="preserve">— the one thing the cloud fallbacks can never see — records the route it used so the next run reuses it, and</w:t>
+      </w:r>
+      <w:r>
+        <w:t xml:space="preserve"> </w:t>
+      </w:r>
+      <w:r>
+        <w:t xml:space="preserve">reads what the cloud can't: Arizona and New Mexico documents, the Arizona governor's newsroom, and IR events pages</w:t>
+      </w:r>
+      <w:r>
+        <w:t xml:space="preserve"> </w:t>
+      </w:r>
+      <w:r>
+        <w:t xml:space="preserve">in earnings season. For Nevada (no text layer) it looks for a text copy elsewhere first (filer's site, FERC, SEC,</w:t>
+      </w:r>
+      <w:r>
+        <w:t xml:space="preserve"> </w:t>
+      </w:r>
+      <w:r>
+        <w:t xml:space="preserve">intervenors), otherwise reads the pages visually — still Reported at most.</w:t>
       </w:r>
     </w:p>
     <w:p>
@@ -17330,8 +17342,8 @@
         <w:tblLayout w:type="fixed"/>
       </w:tblPr>
       <w:tblGrid>
-        <w:gridCol w:w="4813"/>
-        <w:gridCol w:w="4546"/>
+        <w:gridCol w:w="4136"/>
+        <w:gridCol w:w="5223"/>
       </w:tblGrid>
       <w:tr>
         <w:trPr>
@@ -17339,7 +17351,7 @@
         </w:trPr>
         <w:tc>
           <w:tcPr>
-            <w:tcW w:type="dxa" w:w="4814"/>
+            <w:tcW w:type="dxa" w:w="4136"/>
             <w:shd w:val="clear" w:fill="E7ECF0"/>
           </w:tcPr>
           <w:p>
@@ -17358,7 +17370,7 @@
         </w:tc>
         <w:tc>
           <w:tcPr>
-            <w:tcW w:type="dxa" w:w="4546"/>
+            <w:tcW w:type="dxa" w:w="5224"/>
             <w:shd w:val="clear" w:fill="E7ECF0"/>
           </w:tcPr>
           <w:p>
@@ -17379,7 +17391,7 @@
       <w:tr>
         <w:tc>
           <w:tcPr>
-            <w:tcW w:type="dxa" w:w="4814"/>
+            <w:tcW w:type="dxa" w:w="4136"/>
           </w:tcPr>
           <w:p>
             <w:pPr>
@@ -17396,7 +17408,7 @@
         </w:tc>
         <w:tc>
           <w:tcPr>
-            <w:tcW w:type="dxa" w:w="4546"/>
+            <w:tcW w:type="dxa" w:w="5224"/>
           </w:tcPr>
           <w:p>
             <w:pPr>
@@ -17415,7 +17427,7 @@
       <w:tr>
         <w:tc>
           <w:tcPr>
-            <w:tcW w:type="dxa" w:w="4814"/>
+            <w:tcW w:type="dxa" w:w="4136"/>
           </w:tcPr>
           <w:p>
             <w:pPr>
@@ -17432,18 +17444,18 @@
         </w:tc>
         <w:tc>
           <w:tcPr>
-            <w:tcW w:type="dxa" w:w="4546"/>
-          </w:tcPr>
-          <w:p>
-            <w:pPr>
-              <w:pStyle w:val="Compact"/>
-              <w:jc w:val="left"/>
-            </w:pPr>
-            <w:r>
-              <w:rPr>
-                <w:sz w:val="17"/>
-              </w:rPr>
-              <w:t xml:space="preserve">Metadata only; OCR (Reported at best); RRA</w:t>
+            <w:tcW w:type="dxa" w:w="5224"/>
+          </w:tcPr>
+          <w:p>
+            <w:pPr>
+              <w:pStyle w:val="Compact"/>
+              <w:jc w:val="left"/>
+            </w:pPr>
+            <w:r>
+              <w:rPr>
+                <w:sz w:val="17"/>
+              </w:rPr>
+              <w:t xml:space="preserve">Manual pass: text copies from the filer, FERC, SEC or intervenors (can be Verified when it is the same document from the filer, FERC or SEC); otherwise visual reading (Reported). Options: a public-records request to the PUCN for the documents as filed (filers usually submit searchable PDFs); S&amp;P RRA</w:t>
             </w:r>
           </w:p>
         </w:tc>
@@ -17451,7 +17463,7 @@
       <w:tr>
         <w:tc>
           <w:tcPr>
-            <w:tcW w:type="dxa" w:w="4814"/>
+            <w:tcW w:type="dxa" w:w="4136"/>
           </w:tcPr>
           <w:p>
             <w:pPr>
@@ -17468,7 +17480,7 @@
         </w:tc>
         <w:tc>
           <w:tcPr>
-            <w:tcW w:type="dxa" w:w="4546"/>
+            <w:tcW w:type="dxa" w:w="5224"/>
           </w:tcPr>
           <w:p>
             <w:pPr>
@@ -17487,7 +17499,7 @@
       <w:tr>
         <w:tc>
           <w:tcPr>
-            <w:tcW w:type="dxa" w:w="4814"/>
+            <w:tcW w:type="dxa" w:w="4136"/>
           </w:tcPr>
           <w:p>
             <w:pPr>
@@ -17504,7 +17516,7 @@
         </w:tc>
         <w:tc>
           <w:tcPr>
-            <w:tcW w:type="dxa" w:w="4546"/>
+            <w:tcW w:type="dxa" w:w="5224"/>
           </w:tcPr>
           <w:p>
             <w:pPr>
@@ -17523,7 +17535,7 @@
       <w:tr>
         <w:tc>
           <w:tcPr>
-            <w:tcW w:type="dxa" w:w="4814"/>
+            <w:tcW w:type="dxa" w:w="4136"/>
           </w:tcPr>
           <w:p>
             <w:pPr>
@@ -17540,7 +17552,7 @@
         </w:tc>
         <w:tc>
           <w:tcPr>
-            <w:tcW w:type="dxa" w:w="4546"/>
+            <w:tcW w:type="dxa" w:w="5224"/>
           </w:tcPr>
           <w:p>
             <w:pPr>
@@ -17559,35 +17571,35 @@
       <w:tr>
         <w:tc>
           <w:tcPr>
-            <w:tcW w:type="dxa" w:w="4814"/>
-          </w:tcPr>
-          <w:p>
-            <w:pPr>
-              <w:pStyle w:val="Compact"/>
-              <w:jc w:val="left"/>
-            </w:pPr>
-            <w:r>
-              <w:rPr>
-                <w:sz w:val="17"/>
-              </w:rPr>
-              <w:t xml:space="preserve">New Mexico documents endpoint (empty)</w:t>
-            </w:r>
-          </w:p>
-        </w:tc>
-        <w:tc>
-          <w:tcPr>
-            <w:tcW w:type="dxa" w:w="4546"/>
-          </w:tcPr>
-          <w:p>
-            <w:pPr>
-              <w:pStyle w:val="Compact"/>
-              <w:jc w:val="left"/>
-            </w:pPr>
-            <w:r>
-              <w:rPr>
-                <w:sz w:val="17"/>
-              </w:rPr>
-              <w:t xml:space="preserve">Manual pass; repair when the endpoint is diagnosed</w:t>
+            <w:tcW w:type="dxa" w:w="4136"/>
+          </w:tcPr>
+          <w:p>
+            <w:pPr>
+              <w:pStyle w:val="Compact"/>
+              <w:jc w:val="left"/>
+            </w:pPr>
+            <w:r>
+              <w:rPr>
+                <w:sz w:val="17"/>
+              </w:rPr>
+              <w:t xml:space="preserve">New Mexico documents (cloud list returns nothing; ten request variants tried 3 Oct)</w:t>
+            </w:r>
+          </w:p>
+        </w:tc>
+        <w:tc>
+          <w:tcPr>
+            <w:tcW w:type="dxa" w:w="5224"/>
+          </w:tcPr>
+          <w:p>
+            <w:pPr>
+              <w:pStyle w:val="Compact"/>
+              <w:jc w:val="left"/>
+            </w:pPr>
+            <w:r>
+              <w:rPr>
+                <w:sz w:val="17"/>
+              </w:rPr>
+              <w:t xml:space="preserve">Manual pass reads them and records the request the e360 page makes, so the collector can be repaired</w:t>
             </w:r>
           </w:p>
         </w:tc>
@@ -17595,7 +17607,7 @@
       <w:tr>
         <w:tc>
           <w:tcPr>
-            <w:tcW w:type="dxa" w:w="4814"/>
+            <w:tcW w:type="dxa" w:w="4136"/>
           </w:tcPr>
           <w:p>
             <w:pPr>
@@ -17612,7 +17624,7 @@
         </w:tc>
         <w:tc>
           <w:tcPr>
-            <w:tcW w:type="dxa" w:w="4546"/>
+            <w:tcW w:type="dxa" w:w="5224"/>
           </w:tcPr>
           <w:p>
             <w:pPr>
@@ -17631,7 +17643,7 @@
       <w:tr>
         <w:tc>
           <w:tcPr>
-            <w:tcW w:type="dxa" w:w="4814"/>
+            <w:tcW w:type="dxa" w:w="4136"/>
           </w:tcPr>
           <w:p>
             <w:pPr>
@@ -17648,7 +17660,7 @@
         </w:tc>
         <w:tc>
           <w:tcPr>
-            <w:tcW w:type="dxa" w:w="4546"/>
+            <w:tcW w:type="dxa" w:w="5224"/>
           </w:tcPr>
           <w:p>
             <w:pPr>
@@ -17667,7 +17679,7 @@
       <w:tr>
         <w:tc>
           <w:tcPr>
-            <w:tcW w:type="dxa" w:w="4814"/>
+            <w:tcW w:type="dxa" w:w="4136"/>
           </w:tcPr>
           <w:p>
             <w:pPr>
@@ -17684,7 +17696,7 @@
         </w:tc>
         <w:tc>
           <w:tcPr>
-            <w:tcW w:type="dxa" w:w="4546"/>
+            <w:tcW w:type="dxa" w:w="5224"/>
           </w:tcPr>
           <w:p>
             <w:pPr>
@@ -17703,7 +17715,7 @@
       <w:tr>
         <w:tc>
           <w:tcPr>
-            <w:tcW w:type="dxa" w:w="4814"/>
+            <w:tcW w:type="dxa" w:w="4136"/>
           </w:tcPr>
           <w:p>
             <w:pPr>
@@ -17720,7 +17732,7 @@
         </w:tc>
         <w:tc>
           <w:tcPr>
-            <w:tcW w:type="dxa" w:w="4546"/>
+            <w:tcW w:type="dxa" w:w="5224"/>
           </w:tcPr>
           <w:p>
             <w:pPr>

--- a/docs/GRID_DOCKET_CONTEXT.docx
+++ b/docs/GRID_DOCKET_CONTEXT.docx
@@ -3855,364 +3855,7 @@
           <w:bCs/>
           <w:b/>
         </w:rPr>
-        <w:t xml:space="preserve">Model.</w:t>
-      </w:r>
-      <w:r>
-        <w:t xml:space="preserve"> </w:t>
-      </w:r>
-      <w:r>
-        <w:t xml:space="preserve">Each task stores its own model, set from the session that created or last updated it — all three run</w:t>
-      </w:r>
-      <w:r>
-        <w:t xml:space="preserve"> </w:t>
-      </w:r>
-      <w:r>
-        <w:rPr>
-          <w:rStyle w:val="VerbatimChar"/>
-          <w:bCs/>
-          <w:b/>
-        </w:rPr>
-        <w:t xml:space="preserve">claude-opus-5-5</w:t>
-      </w:r>
-      <w:r>
-        <w:t xml:space="preserve">. It changes only when Rett asks (any session can update it with the scheduled-task tools, or</w:t>
-      </w:r>
-      <w:r>
-        <w:t xml:space="preserve"> </w:t>
-      </w:r>
-      <w:r>
-        <w:t xml:space="preserve">Rett can change it in the task's settings). A cheaper model (Sonnet 5.5) for the Brief is a reasonable cost</w:t>
-      </w:r>
-      <w:r>
-        <w:t xml:space="preserve"> </w:t>
-      </w:r>
-      <w:r>
-        <w:t xml:space="preserve">option; the Sweep's classification and verification work benefits most from Opus.</w:t>
-      </w:r>
-    </w:p>
-    <w:p>
-      <w:pPr>
-        <w:pStyle w:val="BodyText"/>
-      </w:pPr>
-      <w:r>
-        <w:rPr>
-          <w:bCs/>
-          <w:b/>
-        </w:rPr>
-        <w:t xml:space="preserve">Why two cloud tasks, not one.</w:t>
-      </w:r>
-      <w:r>
-        <w:t xml:space="preserve"> </w:t>
-      </w:r>
-      <w:r>
-        <w:t xml:space="preserve">(1) The Brief is the watchdog: if the Sweep crashes, hangs or never fires, the</w:t>
-      </w:r>
-      <w:r>
-        <w:t xml:space="preserve"> </w:t>
-      </w:r>
-      <w:r>
-        <w:t xml:space="preserve">Brief still runs and sends the</w:t>
-      </w:r>
-      <w:r>
-        <w:t xml:space="preserve"> </w:t>
-      </w:r>
-      <w:r>
-        <w:rPr>
-          <w:rStyle w:val="VerbatimChar"/>
-        </w:rPr>
-        <w:t xml:space="preserve">[No sweep]</w:t>
-      </w:r>
-      <w:r>
-        <w:t xml:space="preserve"> </w:t>
-      </w:r>
-      <w:r>
-        <w:t xml:space="preserve">failure notice — one combined task would fail silently, the failure</w:t>
-      </w:r>
-      <w:r>
-        <w:t xml:space="preserve"> </w:t>
-      </w:r>
-      <w:r>
-        <w:t xml:space="preserve">that already cost two Mondays. (2) Single writer: the Sweep alone writes the store; the Brief only reads, so a</w:t>
-      </w:r>
-      <w:r>
-        <w:t xml:space="preserve"> </w:t>
-      </w:r>
-      <w:r>
-        <w:t xml:space="preserve">rendering or email problem can never damage data. (3) Context and time: the Sweep reads up to 25 long</w:t>
-      </w:r>
-      <w:r>
-        <w:t xml:space="preserve"> </w:t>
-      </w:r>
-      <w:r>
-        <w:t xml:space="preserve">documents; a separate Brief starts fresh with room for synthesis. The cost is one extra clone and store</w:t>
-      </w:r>
-      <w:r>
-        <w:t xml:space="preserve"> </w:t>
-      </w:r>
-      <w:r>
-        <w:t xml:space="preserve">download (a minute or two). Recommendation: keep two.</w:t>
-      </w:r>
-    </w:p>
-    <w:p>
-      <w:pPr>
-        <w:pStyle w:val="BodyText"/>
-      </w:pPr>
-      <w:r>
-        <w:rPr>
-          <w:bCs/>
-          <w:b/>
-        </w:rPr>
-        <w:t xml:space="preserve">Possible desktop-local duplicates</w:t>
-      </w:r>
-      <w:r>
-        <w:t xml:space="preserve"> </w:t>
-      </w:r>
-      <w:r>
-        <w:t xml:space="preserve">(</w:t>
-      </w:r>
-      <w:r>
-        <w:rPr>
-          <w:rStyle w:val="VerbatimChar"/>
-        </w:rPr>
-        <w:t xml:space="preserve">utility-tracker-sweep</w:t>
-      </w:r>
-      <w:r>
-        <w:t xml:space="preserve"> </w:t>
-      </w:r>
-      <w:r>
-        <w:t xml:space="preserve">Mon 05:11,</w:t>
-      </w:r>
-      <w:r>
-        <w:t xml:space="preserve"> </w:t>
-      </w:r>
-      <w:r>
-        <w:rPr>
-          <w:rStyle w:val="VerbatimChar"/>
-        </w:rPr>
-        <w:t xml:space="preserve">weekly-utility-brief</w:t>
-      </w:r>
-      <w:r>
-        <w:t xml:space="preserve"> </w:t>
-      </w:r>
-      <w:r>
-        <w:t xml:space="preserve">Mon 08:00) may</w:t>
-      </w:r>
-      <w:r>
-        <w:t xml:space="preserve"> </w:t>
-      </w:r>
-      <w:r>
-        <w:t xml:space="preserve">still exist on Rett's computer; they are invisible from the cloud. If present, disable them — the lock prevents</w:t>
-      </w:r>
-      <w:r>
-        <w:t xml:space="preserve"> </w:t>
-      </w:r>
-      <w:r>
-        <w:t xml:space="preserve">double rows, but a local Brief would send a second email.</w:t>
-      </w:r>
-    </w:p>
-    <w:bookmarkEnd w:id="28"/>
-    <w:bookmarkStart w:id="29" w:name="collector-github-actions"/>
-    <w:p>
-      <w:pPr>
-        <w:pStyle w:val="Heading3"/>
-      </w:pPr>
-      <w:r>
-        <w:t xml:space="preserve">Collector (GitHub Actions)</w:t>
-      </w:r>
-    </w:p>
-    <w:p>
-      <w:pPr>
-        <w:pStyle w:val="FirstParagraph"/>
-      </w:pPr>
-      <w:r>
-        <w:t xml:space="preserve">Nightly at</w:t>
-      </w:r>
-      <w:r>
-        <w:t xml:space="preserve"> </w:t>
-      </w:r>
-      <w:r>
-        <w:rPr>
-          <w:bCs/>
-          <w:b/>
-        </w:rPr>
-        <w:t xml:space="preserve">06:17 UTC</w:t>
-      </w:r>
-      <w:r>
-        <w:t xml:space="preserve"> </w:t>
-      </w:r>
-      <w:r>
-        <w:t xml:space="preserve">(~23:17 PT). Writes only to the repo's</w:t>
-      </w:r>
-      <w:r>
-        <w:t xml:space="preserve"> </w:t>
-      </w:r>
-      <w:r>
-        <w:rPr>
-          <w:rStyle w:val="VerbatimChar"/>
-        </w:rPr>
-        <w:t xml:space="preserve">data/</w:t>
-      </w:r>
-      <w:r>
-        <w:t xml:space="preserve">. Never classifies, never writes the row</w:t>
-      </w:r>
-      <w:r>
-        <w:t xml:space="preserve"> </w:t>
-      </w:r>
-      <w:r>
-        <w:t xml:space="preserve">store. Manual dispatch accepts</w:t>
-      </w:r>
-      <w:r>
-        <w:t xml:space="preserve"> </w:t>
-      </w:r>
-      <w:r>
-        <w:rPr>
-          <w:rStyle w:val="VerbatimChar"/>
-        </w:rPr>
-        <w:t xml:space="preserve">backfill_since</w:t>
-      </w:r>
-      <w:r>
-        <w:t xml:space="preserve"> </w:t>
-      </w:r>
-      <w:r>
-        <w:t xml:space="preserve">(docket history from a date). Spare time at the end of each night</w:t>
-      </w:r>
-      <w:r>
-        <w:t xml:space="preserve"> </w:t>
-      </w:r>
-      <w:r>
-        <w:t xml:space="preserve">(up to the 70-minute deadline, ~150 documents) goes to</w:t>
-      </w:r>
-      <w:r>
-        <w:t xml:space="preserve"> </w:t>
-      </w:r>
-      <w:r>
-        <w:rPr>
-          <w:bCs/>
-          <w:b/>
-        </w:rPr>
-        <w:t xml:space="preserve">backfill enrichment</w:t>
-      </w:r>
-      <w:r>
-        <w:t xml:space="preserve">: fetching and extracting the</w:t>
-      </w:r>
-      <w:r>
-        <w:t xml:space="preserve"> </w:t>
-      </w:r>
-      <w:r>
-        <w:t xml:space="preserve">documents behind the docket-history backfill, tiered (1 commission-issued, 2 watched party — matched on the</w:t>
-      </w:r>
-      <w:r>
-        <w:t xml:space="preserve"> </w:t>
-      </w:r>
-      <w:r>
-        <w:t xml:space="preserve">cover page, 3 briefs/testimony/applications/tariffs, 4 other) into</w:t>
-      </w:r>
-      <w:r>
-        <w:t xml:space="preserve"> </w:t>
-      </w:r>
-      <w:r>
-        <w:rPr>
-          <w:rStyle w:val="VerbatimChar"/>
-        </w:rPr>
-        <w:t xml:space="preserve">data/backfill/enriched.jsonl</w:t>
-      </w:r>
-      <w:r>
-        <w:t xml:space="preserve">.</w:t>
-      </w:r>
-    </w:p>
-    <w:p>
-      <w:r>
-        <w:pict>
-          <v:rect style="width:0;height:1.5pt" o:hralign="center" o:hrstd="t" o:hr="t"/>
-        </w:pict>
-      </w:r>
-    </w:p>
-    <w:bookmarkEnd w:id="29"/>
-    <w:bookmarkEnd w:id="30"/>
-    <w:bookmarkStart w:id="33" w:name="Xe6ddb08bc8a32b65ffc2f75a6c08a64538d8345"/>
-    <w:p>
-      <w:pPr>
-        <w:pStyle w:val="Heading2"/>
-      </w:pPr>
-      <w:r>
-        <w:t xml:space="preserve">4. Architecture v3 (current)</w:t>
-      </w:r>
-    </w:p>
-    <w:p>
-      <w:pPr>
-        <w:pStyle w:val="SourceCode"/>
-      </w:pPr>
-      <w:r>
-        <w:rPr>
-          <w:rStyle w:val="VerbatimChar"/>
-        </w:rPr>
-        <w:t xml:space="preserve">Nightly    GitHub Actions collector ──► public repo data/ (candidates + full-text filings + health + backfill)</w:t>
-      </w:r>
-      <w:r>
-        <w:br/>
-      </w:r>
-      <w:r>
-        <w:rPr>
-          <w:rStyle w:val="VerbatimChar"/>
-        </w:rPr>
-        <w:t xml:space="preserve">Mon 04:55  Sweep (Claude, cloud)    ──► git clone (read-only) + OneDrive store + Outlook (read-only)</w:t>
-      </w:r>
-      <w:r>
-        <w:br/>
-      </w:r>
-      <w:r>
-        <w:rPr>
-          <w:rStyle w:val="VerbatimChar"/>
-        </w:rPr>
-        <w:t xml:space="preserve">                                        + manual drops + WebFetch routes</w:t>
-      </w:r>
-      <w:r>
-        <w:br/>
-      </w:r>
-      <w:r>
-        <w:rPr>
-          <w:rStyle w:val="VerbatimChar"/>
-        </w:rPr>
-        <w:t xml:space="preserve">                                    ──► NEW immutable part in OneDrive + run record (+ repair proposals)</w:t>
-      </w:r>
-      <w:r>
-        <w:br/>
-      </w:r>
-      <w:r>
-        <w:rPr>
-          <w:rStyle w:val="VerbatimChar"/>
-        </w:rPr>
-        <w:t xml:space="preserve">Mon 07:54  Brief (Claude, cloud)    ──► Excel + narrative built in the session ──► console republished</w:t>
-      </w:r>
-      <w:r>
-        <w:br/>
-      </w:r>
-      <w:r>
-        <w:rPr>
-          <w:rStyle w:val="VerbatimChar"/>
-        </w:rPr>
-        <w:t xml:space="preserve">                                    ──► email to Rett ──► brief record</w:t>
-      </w:r>
-      <w:r>
-        <w:br/>
-      </w:r>
-      <w:r>
-        <w:rPr>
-          <w:rStyle w:val="VerbatimChar"/>
-        </w:rPr>
-        <w:t xml:space="preserve">Any time   Manual pass (desktop app, Rett present) ──► OneDrive /GridDocket/manual/ ──► next Sweep ingests</w:t>
-      </w:r>
-    </w:p>
-    <w:p>
-      <w:pPr>
-        <w:pStyle w:val="FirstParagraph"/>
-      </w:pPr>
-      <w:r>
-        <w:rPr>
-          <w:bCs/>
-          <w:b/>
-        </w:rPr>
-        <w:t xml:space="preserve">Design rules:</w:t>
+        <w:t xml:space="preserve">Models (set 3 Oct, at Rett's request: Opus where judgment matters, Sonnet where it is enough).</w:t>
       </w:r>
     </w:p>
     <w:p>
@@ -4228,7 +3871,13 @@
           <w:bCs/>
           <w:b/>
         </w:rPr>
-        <w:t xml:space="preserve">Two cursors.</w:t>
+        <w:t xml:space="preserve">Sweep</w:t>
+      </w:r>
+      <w:r>
+        <w:t xml:space="preserve"> </w:t>
+      </w:r>
+      <w:r>
+        <w:t xml:space="preserve">runs on</w:t>
       </w:r>
       <w:r>
         <w:t xml:space="preserve"> </w:t>
@@ -4237,13 +3886,19 @@
         <w:rPr>
           <w:rStyle w:val="VerbatimChar"/>
         </w:rPr>
-        <w:t xml:space="preserve">state.last_successful_sweep</w:t>
-      </w:r>
-      <w:r>
-        <w:t xml:space="preserve"> </w:t>
-      </w:r>
-      <w:r>
-        <w:t xml:space="preserve">bounds mail, manual drops and WebFetch;</w:t>
+        <w:t xml:space="preserve">claude-opus-5-5</w:t>
+      </w:r>
+      <w:r>
+        <w:t xml:space="preserve"> </w:t>
+      </w:r>
+      <w:r>
+        <w:t xml:space="preserve">(triage, classification, verification, corrections, commits) and hands bulk</w:t>
+      </w:r>
+      <w:r>
+        <w:t xml:space="preserve"> </w:t>
+      </w:r>
+      <w:r>
+        <w:t xml:space="preserve">reading — per-document fact extraction, mail extraction, health tabulation — to subagents on</w:t>
       </w:r>
       <w:r>
         <w:t xml:space="preserve"> </w:t>
@@ -4252,19 +3907,10 @@
         <w:rPr>
           <w:rStyle w:val="VerbatimChar"/>
         </w:rPr>
-        <w:t xml:space="preserve">state.collector_cursor</w:t>
-      </w:r>
-      <w:r>
-        <w:t xml:space="preserve"> </w:t>
-      </w:r>
-      <w:r>
-        <w:t xml:space="preserve">(default 2026-09-18) bounds collector candidates, so a degraded run that read no collector data never skips</w:t>
-      </w:r>
-      <w:r>
-        <w:t xml:space="preserve"> </w:t>
-      </w:r>
-      <w:r>
-        <w:t xml:space="preserve">them. (Found 3 Oct: the degraded run had advanced the window past the first 506 candidates.)</w:t>
+        <w:t xml:space="preserve">sonnet</w:t>
+      </w:r>
+      <w:r>
+        <w:t xml:space="preserve">.</w:t>
       </w:r>
     </w:p>
     <w:p>
@@ -4280,13 +3926,13 @@
           <w:bCs/>
           <w:b/>
         </w:rPr>
-        <w:t xml:space="preserve">Scheduled runs never push to the repo.</w:t>
-      </w:r>
-      <w:r>
-        <w:t xml:space="preserve"> </w:t>
-      </w:r>
-      <w:r>
-        <w:t xml:space="preserve">Scheduled sessions have no</w:t>
+        <w:t xml:space="preserve">Brief</w:t>
+      </w:r>
+      <w:r>
+        <w:t xml:space="preserve"> </w:t>
+      </w:r>
+      <w:r>
+        <w:t xml:space="preserve">runs on</w:t>
       </w:r>
       <w:r>
         <w:t xml:space="preserve"> </w:t>
@@ -4295,13 +3941,19 @@
         <w:rPr>
           <w:rStyle w:val="VerbatimChar"/>
         </w:rPr>
-        <w:t xml:space="preserve">add_repo</w:t>
-      </w:r>
-      <w:r>
-        <w:t xml:space="preserve"> </w:t>
-      </w:r>
-      <w:r>
-        <w:t xml:space="preserve">tool; they</w:t>
+        <w:t xml:space="preserve">claude-sonnet-5-5</w:t>
+      </w:r>
+      <w:r>
+        <w:t xml:space="preserve"> </w:t>
+      </w:r>
+      <w:r>
+        <w:t xml:space="preserve">(setup, status, milestones, build, publish, send, record) and hands the</w:t>
+      </w:r>
+      <w:r>
+        <w:t xml:space="preserve"> </w:t>
+      </w:r>
+      <w:r>
+        <w:t xml:space="preserve">synthesis — narrative and email body — to one subagent on</w:t>
       </w:r>
       <w:r>
         <w:t xml:space="preserve"> </w:t>
@@ -4310,34 +3962,16 @@
         <w:rPr>
           <w:rStyle w:val="VerbatimChar"/>
         </w:rPr>
-        <w:t xml:space="preserve">git clone --depth 1</w:t>
-      </w:r>
-      <w:r>
-        <w:t xml:space="preserve"> </w:t>
-      </w:r>
-      <w:r>
-        <w:t xml:space="preserve">the public repo, read collector data, prompts, watch list, corrections queue and validator, and build from a</w:t>
-      </w:r>
-      <w:r>
-        <w:t xml:space="preserve"> </w:t>
-      </w:r>
-      <w:r>
-        <w:t xml:space="preserve">local</w:t>
-      </w:r>
-      <w:r>
-        <w:t xml:space="preserve"> </w:t>
-      </w:r>
-      <w:r>
-        <w:rPr>
-          <w:rStyle w:val="VerbatimChar"/>
-        </w:rPr>
-        <w:t xml:space="preserve">store_live/</w:t>
-      </w:r>
-      <w:r>
-        <w:t xml:space="preserve"> </w:t>
-      </w:r>
-      <w:r>
-        <w:t xml:space="preserve">copy downloaded from OneDrive.</w:t>
+        <w:t xml:space="preserve">opus</w:t>
+      </w:r>
+      <w:r>
+        <w:t xml:space="preserve">, then checks the email against the</w:t>
+      </w:r>
+      <w:r>
+        <w:t xml:space="preserve"> </w:t>
+      </w:r>
+      <w:r>
+        <w:t xml:space="preserve">invariants before sending.</w:t>
       </w:r>
     </w:p>
     <w:p>
@@ -4353,13 +3987,13 @@
           <w:bCs/>
           <w:b/>
         </w:rPr>
-        <w:t xml:space="preserve">Single writer.</w:t>
-      </w:r>
-      <w:r>
-        <w:t xml:space="preserve"> </w:t>
-      </w:r>
-      <w:r>
-        <w:t xml:space="preserve">Only the Sweep writes the row store. It takes</w:t>
+        <w:t xml:space="preserve">Manual pass</w:t>
+      </w:r>
+      <w:r>
+        <w:t xml:space="preserve"> </w:t>
+      </w:r>
+      <w:r>
+        <w:t xml:space="preserve">(Friday task) runs on</w:t>
       </w:r>
       <w:r>
         <w:t xml:space="preserve"> </w:t>
@@ -4368,25 +4002,16 @@
         <w:rPr>
           <w:rStyle w:val="VerbatimChar"/>
         </w:rPr>
-        <w:t xml:space="preserve">sweep_lock.json</w:t>
-      </w:r>
-      <w:r>
-        <w:t xml:space="preserve"> </w:t>
-      </w:r>
-      <w:r>
-        <w:t xml:space="preserve">(stops if another run holds</w:t>
-      </w:r>
-      <w:r>
-        <w:t xml:space="preserve"> </w:t>
-      </w:r>
-      <w:r>
-        <w:t xml:space="preserve">a lock under 3 hours old, or a run record already exists for today) and uploads each new part with</w:t>
-      </w:r>
-      <w:r>
-        <w:t xml:space="preserve"> </w:t>
-      </w:r>
-      <w:r>
-        <w:t xml:space="preserve">conflict-fail.</w:t>
+        <w:t xml:space="preserve">claude-opus-5-5</w:t>
+      </w:r>
+      <w:r>
+        <w:t xml:space="preserve">; Sonnet would do. A task bound to Rett's computer can</w:t>
+      </w:r>
+      <w:r>
+        <w:t xml:space="preserve"> </w:t>
+      </w:r>
+      <w:r>
+        <w:t xml:space="preserve">only have its model changed in the desktop app's task settings.</w:t>
       </w:r>
     </w:p>
     <w:p>
@@ -4402,13 +4027,13 @@
           <w:bCs/>
           <w:b/>
         </w:rPr>
-        <w:t xml:space="preserve">Commit order:</w:t>
-      </w:r>
-      <w:r>
-        <w:t xml:space="preserve"> </w:t>
-      </w:r>
-      <w:r>
-        <w:t xml:space="preserve">new part → manifest → seen index → metrics/tariffs → run record →</w:t>
+        <w:t xml:space="preserve">Staying current.</w:t>
+      </w:r>
+      <w:r>
+        <w:t xml:space="preserve"> </w:t>
+      </w:r>
+      <w:r>
+        <w:t xml:space="preserve">Subagents use the aliases</w:t>
       </w:r>
       <w:r>
         <w:t xml:space="preserve"> </w:t>
@@ -4417,19 +4042,13 @@
         <w:rPr>
           <w:rStyle w:val="VerbatimChar"/>
         </w:rPr>
-        <w:t xml:space="preserve">state.json</w:t>
-      </w:r>
-      <w:r>
-        <w:t xml:space="preserve"> </w:t>
-      </w:r>
-      <w:r>
-        <w:t xml:space="preserve">last. A run</w:t>
-      </w:r>
-      <w:r>
-        <w:t xml:space="preserve"> </w:t>
-      </w:r>
-      <w:r>
-        <w:t xml:space="preserve">that dies repeats its window safely (identity + seen index +</w:t>
+        <w:t xml:space="preserve">opus</w:t>
+      </w:r>
+      <w:r>
+        <w:t xml:space="preserve"> </w:t>
+      </w:r>
+      <w:r>
+        <w:t xml:space="preserve">/</w:t>
       </w:r>
       <w:r>
         <w:t xml:space="preserve"> </w:t>
@@ -4438,256 +4057,828 @@
         <w:rPr>
           <w:rStyle w:val="VerbatimChar"/>
         </w:rPr>
-        <w:t xml:space="preserve">manual_ingested</w:t>
-      </w:r>
-      <w:r>
-        <w:t xml:space="preserve"> </w:t>
-      </w:r>
-      <w:r>
-        <w:t xml:space="preserve">make it idempotent).</w:t>
+        <w:t xml:space="preserve">sonnet</w:t>
+      </w:r>
+      <w:r>
+        <w:t xml:space="preserve">, which always resolve to the newest model.</w:t>
+      </w:r>
+      <w:r>
+        <w:t xml:space="preserve"> </w:t>
+      </w:r>
+      <w:r>
+        <w:t xml:space="preserve">A task's own model is a fixed ID (the platform rejects aliases there), so each run records the models in use</w:t>
+      </w:r>
+      <w:r>
+        <w:t xml:space="preserve"> </w:t>
+      </w:r>
+      <w:r>
+        <w:t xml:space="preserve">and asks the alias subagents for their IDs; when a newer one appears, the Brief's STATUS CHECK says so and an</w:t>
+      </w:r>
+      <w:r>
+        <w:t xml:space="preserve"> </w:t>
+      </w:r>
+      <w:r>
+        <w:t xml:space="preserve">interactive session updates the tasks (scheduled runs never change their own model).</w:t>
+      </w:r>
+    </w:p>
+    <w:p>
+      <w:pPr>
+        <w:pStyle w:val="FirstParagraph"/>
+      </w:pPr>
+      <w:r>
+        <w:rPr>
+          <w:bCs/>
+          <w:b/>
+        </w:rPr>
+        <w:t xml:space="preserve">Why two cloud tasks, not one.</w:t>
+      </w:r>
+      <w:r>
+        <w:t xml:space="preserve"> </w:t>
+      </w:r>
+      <w:r>
+        <w:t xml:space="preserve">(1) The Brief is the watchdog: if the Sweep crashes, hangs or never fires, the</w:t>
+      </w:r>
+      <w:r>
+        <w:t xml:space="preserve"> </w:t>
+      </w:r>
+      <w:r>
+        <w:t xml:space="preserve">Brief still runs and sends the</w:t>
+      </w:r>
+      <w:r>
+        <w:t xml:space="preserve"> </w:t>
+      </w:r>
+      <w:r>
+        <w:rPr>
+          <w:rStyle w:val="VerbatimChar"/>
+        </w:rPr>
+        <w:t xml:space="preserve">[No sweep]</w:t>
+      </w:r>
+      <w:r>
+        <w:t xml:space="preserve"> </w:t>
+      </w:r>
+      <w:r>
+        <w:t xml:space="preserve">failure notice — one combined task would fail silently, the failure</w:t>
+      </w:r>
+      <w:r>
+        <w:t xml:space="preserve"> </w:t>
+      </w:r>
+      <w:r>
+        <w:t xml:space="preserve">that already cost two Mondays. (2) Single writer: the Sweep alone writes the store; the Brief only reads, so a</w:t>
+      </w:r>
+      <w:r>
+        <w:t xml:space="preserve"> </w:t>
+      </w:r>
+      <w:r>
+        <w:t xml:space="preserve">rendering or email problem can never damage data. (3) Context and time: the Sweep reads up to 25 long</w:t>
+      </w:r>
+      <w:r>
+        <w:t xml:space="preserve"> </w:t>
+      </w:r>
+      <w:r>
+        <w:t xml:space="preserve">documents; a separate Brief starts fresh with room for synthesis. The cost is one extra clone and store</w:t>
+      </w:r>
+      <w:r>
+        <w:t xml:space="preserve"> </w:t>
+      </w:r>
+      <w:r>
+        <w:t xml:space="preserve">download (a minute or two). Recommendation: keep two.</w:t>
+      </w:r>
+    </w:p>
+    <w:p>
+      <w:pPr>
+        <w:pStyle w:val="BodyText"/>
+      </w:pPr>
+      <w:r>
+        <w:rPr>
+          <w:bCs/>
+          <w:b/>
+        </w:rPr>
+        <w:t xml:space="preserve">Possible desktop-local duplicates</w:t>
+      </w:r>
+      <w:r>
+        <w:t xml:space="preserve"> </w:t>
+      </w:r>
+      <w:r>
+        <w:t xml:space="preserve">(</w:t>
+      </w:r>
+      <w:r>
+        <w:rPr>
+          <w:rStyle w:val="VerbatimChar"/>
+        </w:rPr>
+        <w:t xml:space="preserve">utility-tracker-sweep</w:t>
+      </w:r>
+      <w:r>
+        <w:t xml:space="preserve"> </w:t>
+      </w:r>
+      <w:r>
+        <w:t xml:space="preserve">Mon 05:11,</w:t>
+      </w:r>
+      <w:r>
+        <w:t xml:space="preserve"> </w:t>
+      </w:r>
+      <w:r>
+        <w:rPr>
+          <w:rStyle w:val="VerbatimChar"/>
+        </w:rPr>
+        <w:t xml:space="preserve">weekly-utility-brief</w:t>
+      </w:r>
+      <w:r>
+        <w:t xml:space="preserve"> </w:t>
+      </w:r>
+      <w:r>
+        <w:t xml:space="preserve">Mon 08:00) may</w:t>
+      </w:r>
+      <w:r>
+        <w:t xml:space="preserve"> </w:t>
+      </w:r>
+      <w:r>
+        <w:t xml:space="preserve">still exist on Rett's computer; they are invisible from the cloud. If present, disable them — the lock prevents</w:t>
+      </w:r>
+      <w:r>
+        <w:t xml:space="preserve"> </w:t>
+      </w:r>
+      <w:r>
+        <w:t xml:space="preserve">double rows, but a local Brief would send a second email.</w:t>
+      </w:r>
+    </w:p>
+    <w:bookmarkEnd w:id="28"/>
+    <w:bookmarkStart w:id="29" w:name="collector-github-actions"/>
+    <w:p>
+      <w:pPr>
+        <w:pStyle w:val="Heading3"/>
+      </w:pPr>
+      <w:r>
+        <w:t xml:space="preserve">Collector (GitHub Actions)</w:t>
+      </w:r>
+    </w:p>
+    <w:p>
+      <w:pPr>
+        <w:pStyle w:val="FirstParagraph"/>
+      </w:pPr>
+      <w:r>
+        <w:t xml:space="preserve">Nightly at</w:t>
+      </w:r>
+      <w:r>
+        <w:t xml:space="preserve"> </w:t>
+      </w:r>
+      <w:r>
+        <w:rPr>
+          <w:bCs/>
+          <w:b/>
+        </w:rPr>
+        <w:t xml:space="preserve">06:17 UTC</w:t>
+      </w:r>
+      <w:r>
+        <w:t xml:space="preserve"> </w:t>
+      </w:r>
+      <w:r>
+        <w:t xml:space="preserve">(~23:17 PT). Writes only to the repo's</w:t>
+      </w:r>
+      <w:r>
+        <w:t xml:space="preserve"> </w:t>
+      </w:r>
+      <w:r>
+        <w:rPr>
+          <w:rStyle w:val="VerbatimChar"/>
+        </w:rPr>
+        <w:t xml:space="preserve">data/</w:t>
+      </w:r>
+      <w:r>
+        <w:t xml:space="preserve">. Never classifies, never writes the row</w:t>
+      </w:r>
+      <w:r>
+        <w:t xml:space="preserve"> </w:t>
+      </w:r>
+      <w:r>
+        <w:t xml:space="preserve">store. Manual dispatch accepts</w:t>
+      </w:r>
+      <w:r>
+        <w:t xml:space="preserve"> </w:t>
+      </w:r>
+      <w:r>
+        <w:rPr>
+          <w:rStyle w:val="VerbatimChar"/>
+        </w:rPr>
+        <w:t xml:space="preserve">backfill_since</w:t>
+      </w:r>
+      <w:r>
+        <w:t xml:space="preserve"> </w:t>
+      </w:r>
+      <w:r>
+        <w:t xml:space="preserve">(docket history from a date). Spare time at the end of each night</w:t>
+      </w:r>
+      <w:r>
+        <w:t xml:space="preserve"> </w:t>
+      </w:r>
+      <w:r>
+        <w:t xml:space="preserve">(up to the 70-minute deadline, ~150 documents) goes to</w:t>
+      </w:r>
+      <w:r>
+        <w:t xml:space="preserve"> </w:t>
+      </w:r>
+      <w:r>
+        <w:rPr>
+          <w:bCs/>
+          <w:b/>
+        </w:rPr>
+        <w:t xml:space="preserve">backfill enrichment</w:t>
+      </w:r>
+      <w:r>
+        <w:t xml:space="preserve">: fetching and extracting the</w:t>
+      </w:r>
+      <w:r>
+        <w:t xml:space="preserve"> </w:t>
+      </w:r>
+      <w:r>
+        <w:t xml:space="preserve">documents behind the docket-history backfill, tiered (1 commission-issued, 2 watched party — matched on the</w:t>
+      </w:r>
+      <w:r>
+        <w:t xml:space="preserve"> </w:t>
+      </w:r>
+      <w:r>
+        <w:t xml:space="preserve">cover page, 3 briefs/testimony/applications/tariffs, 4 other) into</w:t>
+      </w:r>
+      <w:r>
+        <w:t xml:space="preserve"> </w:t>
+      </w:r>
+      <w:r>
+        <w:rPr>
+          <w:rStyle w:val="VerbatimChar"/>
+        </w:rPr>
+        <w:t xml:space="preserve">data/backfill/enriched.jsonl</w:t>
+      </w:r>
+      <w:r>
+        <w:t xml:space="preserve">.</w:t>
+      </w:r>
+    </w:p>
+    <w:p>
+      <w:r>
+        <w:pict>
+          <v:rect style="width:0;height:1.5pt" o:hralign="center" o:hrstd="t" o:hr="t"/>
+        </w:pict>
+      </w:r>
+    </w:p>
+    <w:bookmarkEnd w:id="29"/>
+    <w:bookmarkEnd w:id="30"/>
+    <w:bookmarkStart w:id="33" w:name="Xe6ddb08bc8a32b65ffc2f75a6c08a64538d8345"/>
+    <w:p>
+      <w:pPr>
+        <w:pStyle w:val="Heading2"/>
+      </w:pPr>
+      <w:r>
+        <w:t xml:space="preserve">4. Architecture v3 (current)</w:t>
+      </w:r>
+    </w:p>
+    <w:p>
+      <w:pPr>
+        <w:pStyle w:val="SourceCode"/>
+      </w:pPr>
+      <w:r>
+        <w:rPr>
+          <w:rStyle w:val="VerbatimChar"/>
+        </w:rPr>
+        <w:t xml:space="preserve">Nightly    GitHub Actions collector ──► public repo data/ (candidates + full-text filings + health + backfill)</w:t>
+      </w:r>
+      <w:r>
+        <w:br/>
+      </w:r>
+      <w:r>
+        <w:rPr>
+          <w:rStyle w:val="VerbatimChar"/>
+        </w:rPr>
+        <w:t xml:space="preserve">Mon 04:55  Sweep (Claude, cloud)    ──► git clone (read-only) + OneDrive store + Outlook (read-only)</w:t>
+      </w:r>
+      <w:r>
+        <w:br/>
+      </w:r>
+      <w:r>
+        <w:rPr>
+          <w:rStyle w:val="VerbatimChar"/>
+        </w:rPr>
+        <w:t xml:space="preserve">                                        + manual drops + WebFetch routes</w:t>
+      </w:r>
+      <w:r>
+        <w:br/>
+      </w:r>
+      <w:r>
+        <w:rPr>
+          <w:rStyle w:val="VerbatimChar"/>
+        </w:rPr>
+        <w:t xml:space="preserve">                                    ──► NEW immutable part in OneDrive + run record (+ repair proposals)</w:t>
+      </w:r>
+      <w:r>
+        <w:br/>
+      </w:r>
+      <w:r>
+        <w:rPr>
+          <w:rStyle w:val="VerbatimChar"/>
+        </w:rPr>
+        <w:t xml:space="preserve">Mon 07:54  Brief (Claude, cloud)    ──► Excel + narrative built in the session ──► console republished</w:t>
+      </w:r>
+      <w:r>
+        <w:br/>
+      </w:r>
+      <w:r>
+        <w:rPr>
+          <w:rStyle w:val="VerbatimChar"/>
+        </w:rPr>
+        <w:t xml:space="preserve">                                    ──► email to Rett ──► brief record</w:t>
+      </w:r>
+      <w:r>
+        <w:br/>
+      </w:r>
+      <w:r>
+        <w:rPr>
+          <w:rStyle w:val="VerbatimChar"/>
+        </w:rPr>
+        <w:t xml:space="preserve">Any time   Manual pass (desktop app, Rett present) ──► OneDrive /GridDocket/manual/ ──► next Sweep ingests</w:t>
+      </w:r>
+    </w:p>
+    <w:p>
+      <w:pPr>
+        <w:pStyle w:val="FirstParagraph"/>
+      </w:pPr>
+      <w:r>
+        <w:rPr>
+          <w:bCs/>
+          <w:b/>
+        </w:rPr>
+        <w:t xml:space="preserve">Design rules:</w:t>
       </w:r>
     </w:p>
     <w:p>
       <w:pPr>
         <w:numPr>
           <w:ilvl w:val="0"/>
-          <w:numId w:val="1003"/>
-        </w:numPr>
-        <w:pStyle w:val="Compact"/>
-      </w:pPr>
-      <w:r>
-        <w:rPr>
-          <w:bCs/>
-          <w:b/>
-        </w:rPr>
-        <w:t xml:space="preserve">Immutable parts with overlays.</w:t>
-      </w:r>
-      <w:r>
-        <w:t xml:space="preserve"> </w:t>
-      </w:r>
-      <w:r>
-        <w:rPr>
-          <w:rStyle w:val="VerbatimChar"/>
-        </w:rPr>
-        <w:t xml:space="preserve">supersedes</w:t>
-      </w:r>
-      <w:r>
-        <w:t xml:space="preserve"> </w:t>
-      </w:r>
-      <w:r>
-        <w:t xml:space="preserve">[{old_event_id, new_event_id, reason}] marks all old rows</w:t>
-      </w:r>
-      <w:r>
-        <w:t xml:space="preserve"> </w:t>
-      </w:r>
-      <w:r>
-        <w:t xml:space="preserve">Superseded = Yes;</w:t>
-      </w:r>
-      <w:r>
-        <w:t xml:space="preserve"> </w:t>
-      </w:r>
-      <w:r>
-        <w:rPr>
-          <w:rStyle w:val="VerbatimChar"/>
-        </w:rPr>
-        <w:t xml:space="preserve">overlays</w:t>
-      </w:r>
-      <w:r>
-        <w:t xml:space="preserve"> </w:t>
-      </w:r>
-      <w:r>
-        <w:t xml:space="preserve">[{event_id, column, value, reason}] may change only Status, Next Milestone, Next</w:t>
-      </w:r>
-      <w:r>
-        <w:t xml:space="preserve"> </w:t>
-      </w:r>
-      <w:r>
-        <w:t xml:space="preserve">Date, Appeal, Superseded.</w:t>
-      </w:r>
-      <w:r>
-        <w:t xml:space="preserve"> </w:t>
-      </w:r>
-      <w:r>
-        <w:rPr>
-          <w:rStyle w:val="VerbatimChar"/>
-        </w:rPr>
-        <w:t xml:space="preserve">tracker/rowstore.py</w:t>
-      </w:r>
-      <w:r>
-        <w:t xml:space="preserve"> </w:t>
-      </w:r>
-      <w:r>
-        <w:t xml:space="preserve">applies them at load. A substantive change is a new event.</w:t>
-      </w:r>
-    </w:p>
-    <w:p>
-      <w:pPr>
-        <w:numPr>
-          <w:ilvl w:val="0"/>
-          <w:numId w:val="1003"/>
-        </w:numPr>
-        <w:pStyle w:val="Compact"/>
-      </w:pPr>
-      <w:r>
-        <w:rPr>
-          <w:bCs/>
-          <w:b/>
-        </w:rPr>
-        <w:t xml:space="preserve">Validation before any write:</w:t>
-      </w:r>
-      <w:r>
-        <w:t xml:space="preserve"> </w:t>
-      </w:r>
-      <w:r>
-        <w:rPr>
-          <w:rStyle w:val="VerbatimChar"/>
-        </w:rPr>
-        <w:t xml:space="preserve">python tracker/rowstore.py --store store_live --part &lt;file&gt;</w:t>
-      </w:r>
-      <w:r>
-        <w:t xml:space="preserve"> </w:t>
-      </w:r>
-      <w:r>
-        <w:t xml:space="preserve">checks</w:t>
-      </w:r>
-      <w:r>
-        <w:t xml:space="preserve"> </w:t>
-      </w:r>
-      <w:r>
-        <w:t xml:space="preserve">vocabulary, 26 cells, Event ID format and reuse, one date per event, overlay targets.</w:t>
-      </w:r>
-    </w:p>
-    <w:p>
-      <w:pPr>
-        <w:numPr>
-          <w:ilvl w:val="0"/>
-          <w:numId w:val="1003"/>
-        </w:numPr>
-        <w:pStyle w:val="Compact"/>
-      </w:pPr>
-      <w:r>
-        <w:rPr>
-          <w:bCs/>
-          <w:b/>
-        </w:rPr>
-        <w:t xml:space="preserve">Manual-pass integration:</w:t>
-      </w:r>
-      <w:r>
-        <w:t xml:space="preserve"> </w:t>
-      </w:r>
-      <w:r>
-        <w:t xml:space="preserve">ingested only when</w:t>
-      </w:r>
-      <w:r>
-        <w:t xml:space="preserve"> </w:t>
-      </w:r>
-      <w:r>
-        <w:rPr>
-          <w:rStyle w:val="VerbatimChar"/>
-        </w:rPr>
-        <w:t xml:space="preserve">manual_&lt;run_id&gt;.json</w:t>
-      </w:r>
-      <w:r>
-        <w:t xml:space="preserve"> </w:t>
-      </w:r>
-      <w:r>
-        <w:t xml:space="preserve">exists with</w:t>
-      </w:r>
-      <w:r>
-        <w:t xml:space="preserve"> </w:t>
-      </w:r>
-      <w:r>
-        <w:rPr>
-          <w:rStyle w:val="VerbatimChar"/>
-        </w:rPr>
-        <w:t xml:space="preserve">"complete": true</w:t>
-      </w:r>
-      <w:r>
-        <w:t xml:space="preserve"> </w:t>
-      </w:r>
-      <w:r>
-        <w:t xml:space="preserve">and the</w:t>
-      </w:r>
-      <w:r>
-        <w:t xml:space="preserve"> </w:t>
-      </w:r>
-      <w:r>
-        <w:t xml:space="preserve">run_id is not in</w:t>
-      </w:r>
-      <w:r>
-        <w:t xml:space="preserve"> </w:t>
-      </w:r>
-      <w:r>
-        <w:rPr>
-          <w:rStyle w:val="VerbatimChar"/>
-        </w:rPr>
-        <w:t xml:space="preserve">state.manual_ingested</w:t>
-      </w:r>
-      <w:r>
-        <w:t xml:space="preserve">. Partial or abandoned runs are invisible.</w:t>
-      </w:r>
-    </w:p>
-    <w:p>
-      <w:pPr>
-        <w:numPr>
-          <w:ilvl w:val="0"/>
-          <w:numId w:val="1003"/>
-        </w:numPr>
-        <w:pStyle w:val="Compact"/>
-      </w:pPr>
-      <w:r>
-        <w:rPr>
-          <w:bCs/>
-          <w:b/>
-        </w:rPr>
-        <w:t xml:space="preserve">Collector repair:</w:t>
-      </w:r>
-      <w:r>
-        <w:t xml:space="preserve"> </w:t>
-      </w:r>
-      <w:r>
-        <w:t xml:space="preserve">for a source failing 2+ consecutive nights, the Sweep writes a</w:t>
-      </w:r>
-      <w:r>
-        <w:t xml:space="preserve"> </w:t>
-      </w:r>
-      <w:r>
-        <w:rPr>
-          <w:bCs/>
-          <w:b/>
-        </w:rPr>
-        <w:t xml:space="preserve">repair proposal</w:t>
-      </w:r>
-      <w:r>
-        <w:t xml:space="preserve"> </w:t>
-      </w:r>
-      <w:r>
-        <w:t xml:space="preserve">(diagnosis</w:t>
-      </w:r>
-    </w:p>
-    <w:p>
-      <w:pPr>
-        <w:numPr>
-          <w:ilvl w:val="1"/>
           <w:numId w:val="1004"/>
         </w:numPr>
         <w:pStyle w:val="Compact"/>
       </w:pPr>
       <w:r>
-        <w:t xml:space="preserve">patch) into its run record and the report; a session with push access applies it. Fixes that would defeat a</w:t>
-      </w:r>
-      <w:r>
-        <w:t xml:space="preserve"> </w:t>
-      </w:r>
-      <w:r>
-        <w:t xml:space="preserve">block, ignore robots.txt or use a credential are not fixes.</w:t>
+        <w:rPr>
+          <w:bCs/>
+          <w:b/>
+        </w:rPr>
+        <w:t xml:space="preserve">Two cursors.</w:t>
+      </w:r>
+      <w:r>
+        <w:t xml:space="preserve"> </w:t>
+      </w:r>
+      <w:r>
+        <w:rPr>
+          <w:rStyle w:val="VerbatimChar"/>
+        </w:rPr>
+        <w:t xml:space="preserve">state.last_successful_sweep</w:t>
+      </w:r>
+      <w:r>
+        <w:t xml:space="preserve"> </w:t>
+      </w:r>
+      <w:r>
+        <w:t xml:space="preserve">bounds mail, manual drops and WebFetch;</w:t>
+      </w:r>
+      <w:r>
+        <w:t xml:space="preserve"> </w:t>
+      </w:r>
+      <w:r>
+        <w:rPr>
+          <w:rStyle w:val="VerbatimChar"/>
+        </w:rPr>
+        <w:t xml:space="preserve">state.collector_cursor</w:t>
+      </w:r>
+      <w:r>
+        <w:t xml:space="preserve"> </w:t>
+      </w:r>
+      <w:r>
+        <w:t xml:space="preserve">(default 2026-09-18) bounds collector candidates, so a degraded run that read no collector data never skips</w:t>
+      </w:r>
+      <w:r>
+        <w:t xml:space="preserve"> </w:t>
+      </w:r>
+      <w:r>
+        <w:t xml:space="preserve">them. (Found 3 Oct: the degraded run had advanced the window past the first 506 candidates.)</w:t>
       </w:r>
     </w:p>
     <w:p>
       <w:pPr>
         <w:numPr>
           <w:ilvl w:val="0"/>
-          <w:numId w:val="1003"/>
+          <w:numId w:val="1004"/>
+        </w:numPr>
+        <w:pStyle w:val="Compact"/>
+      </w:pPr>
+      <w:r>
+        <w:rPr>
+          <w:bCs/>
+          <w:b/>
+        </w:rPr>
+        <w:t xml:space="preserve">Scheduled runs never push to the repo.</w:t>
+      </w:r>
+      <w:r>
+        <w:t xml:space="preserve"> </w:t>
+      </w:r>
+      <w:r>
+        <w:t xml:space="preserve">Scheduled sessions have no</w:t>
+      </w:r>
+      <w:r>
+        <w:t xml:space="preserve"> </w:t>
+      </w:r>
+      <w:r>
+        <w:rPr>
+          <w:rStyle w:val="VerbatimChar"/>
+        </w:rPr>
+        <w:t xml:space="preserve">add_repo</w:t>
+      </w:r>
+      <w:r>
+        <w:t xml:space="preserve"> </w:t>
+      </w:r>
+      <w:r>
+        <w:t xml:space="preserve">tool; they</w:t>
+      </w:r>
+      <w:r>
+        <w:t xml:space="preserve"> </w:t>
+      </w:r>
+      <w:r>
+        <w:rPr>
+          <w:rStyle w:val="VerbatimChar"/>
+        </w:rPr>
+        <w:t xml:space="preserve">git clone --depth 1</w:t>
+      </w:r>
+      <w:r>
+        <w:t xml:space="preserve"> </w:t>
+      </w:r>
+      <w:r>
+        <w:t xml:space="preserve">the public repo, read collector data, prompts, watch list, corrections queue and validator, and build from a</w:t>
+      </w:r>
+      <w:r>
+        <w:t xml:space="preserve"> </w:t>
+      </w:r>
+      <w:r>
+        <w:t xml:space="preserve">local</w:t>
+      </w:r>
+      <w:r>
+        <w:t xml:space="preserve"> </w:t>
+      </w:r>
+      <w:r>
+        <w:rPr>
+          <w:rStyle w:val="VerbatimChar"/>
+        </w:rPr>
+        <w:t xml:space="preserve">store_live/</w:t>
+      </w:r>
+      <w:r>
+        <w:t xml:space="preserve"> </w:t>
+      </w:r>
+      <w:r>
+        <w:t xml:space="preserve">copy downloaded from OneDrive.</w:t>
+      </w:r>
+    </w:p>
+    <w:p>
+      <w:pPr>
+        <w:numPr>
+          <w:ilvl w:val="0"/>
+          <w:numId w:val="1004"/>
+        </w:numPr>
+        <w:pStyle w:val="Compact"/>
+      </w:pPr>
+      <w:r>
+        <w:rPr>
+          <w:bCs/>
+          <w:b/>
+        </w:rPr>
+        <w:t xml:space="preserve">Single writer.</w:t>
+      </w:r>
+      <w:r>
+        <w:t xml:space="preserve"> </w:t>
+      </w:r>
+      <w:r>
+        <w:t xml:space="preserve">Only the Sweep writes the row store. It takes</w:t>
+      </w:r>
+      <w:r>
+        <w:t xml:space="preserve"> </w:t>
+      </w:r>
+      <w:r>
+        <w:rPr>
+          <w:rStyle w:val="VerbatimChar"/>
+        </w:rPr>
+        <w:t xml:space="preserve">sweep_lock.json</w:t>
+      </w:r>
+      <w:r>
+        <w:t xml:space="preserve"> </w:t>
+      </w:r>
+      <w:r>
+        <w:t xml:space="preserve">(stops if another run holds</w:t>
+      </w:r>
+      <w:r>
+        <w:t xml:space="preserve"> </w:t>
+      </w:r>
+      <w:r>
+        <w:t xml:space="preserve">a lock under 3 hours old, or a run record already exists for today) and uploads each new part with</w:t>
+      </w:r>
+      <w:r>
+        <w:t xml:space="preserve"> </w:t>
+      </w:r>
+      <w:r>
+        <w:t xml:space="preserve">conflict-fail.</w:t>
+      </w:r>
+    </w:p>
+    <w:p>
+      <w:pPr>
+        <w:numPr>
+          <w:ilvl w:val="0"/>
+          <w:numId w:val="1004"/>
+        </w:numPr>
+        <w:pStyle w:val="Compact"/>
+      </w:pPr>
+      <w:r>
+        <w:rPr>
+          <w:bCs/>
+          <w:b/>
+        </w:rPr>
+        <w:t xml:space="preserve">Commit order:</w:t>
+      </w:r>
+      <w:r>
+        <w:t xml:space="preserve"> </w:t>
+      </w:r>
+      <w:r>
+        <w:t xml:space="preserve">new part → manifest → seen index → metrics/tariffs → run record →</w:t>
+      </w:r>
+      <w:r>
+        <w:t xml:space="preserve"> </w:t>
+      </w:r>
+      <w:r>
+        <w:rPr>
+          <w:rStyle w:val="VerbatimChar"/>
+        </w:rPr>
+        <w:t xml:space="preserve">state.json</w:t>
+      </w:r>
+      <w:r>
+        <w:t xml:space="preserve"> </w:t>
+      </w:r>
+      <w:r>
+        <w:t xml:space="preserve">last. A run</w:t>
+      </w:r>
+      <w:r>
+        <w:t xml:space="preserve"> </w:t>
+      </w:r>
+      <w:r>
+        <w:t xml:space="preserve">that dies repeats its window safely (identity + seen index +</w:t>
+      </w:r>
+      <w:r>
+        <w:t xml:space="preserve"> </w:t>
+      </w:r>
+      <w:r>
+        <w:rPr>
+          <w:rStyle w:val="VerbatimChar"/>
+        </w:rPr>
+        <w:t xml:space="preserve">manual_ingested</w:t>
+      </w:r>
+      <w:r>
+        <w:t xml:space="preserve"> </w:t>
+      </w:r>
+      <w:r>
+        <w:t xml:space="preserve">make it idempotent).</w:t>
+      </w:r>
+    </w:p>
+    <w:p>
+      <w:pPr>
+        <w:numPr>
+          <w:ilvl w:val="0"/>
+          <w:numId w:val="1004"/>
+        </w:numPr>
+        <w:pStyle w:val="Compact"/>
+      </w:pPr>
+      <w:r>
+        <w:rPr>
+          <w:bCs/>
+          <w:b/>
+        </w:rPr>
+        <w:t xml:space="preserve">Immutable parts with overlays.</w:t>
+      </w:r>
+      <w:r>
+        <w:t xml:space="preserve"> </w:t>
+      </w:r>
+      <w:r>
+        <w:rPr>
+          <w:rStyle w:val="VerbatimChar"/>
+        </w:rPr>
+        <w:t xml:space="preserve">supersedes</w:t>
+      </w:r>
+      <w:r>
+        <w:t xml:space="preserve"> </w:t>
+      </w:r>
+      <w:r>
+        <w:t xml:space="preserve">[{old_event_id, new_event_id, reason}] marks all old rows</w:t>
+      </w:r>
+      <w:r>
+        <w:t xml:space="preserve"> </w:t>
+      </w:r>
+      <w:r>
+        <w:t xml:space="preserve">Superseded = Yes;</w:t>
+      </w:r>
+      <w:r>
+        <w:t xml:space="preserve"> </w:t>
+      </w:r>
+      <w:r>
+        <w:rPr>
+          <w:rStyle w:val="VerbatimChar"/>
+        </w:rPr>
+        <w:t xml:space="preserve">overlays</w:t>
+      </w:r>
+      <w:r>
+        <w:t xml:space="preserve"> </w:t>
+      </w:r>
+      <w:r>
+        <w:t xml:space="preserve">[{event_id, column, value, reason}] may change only Status, Next Milestone, Next</w:t>
+      </w:r>
+      <w:r>
+        <w:t xml:space="preserve"> </w:t>
+      </w:r>
+      <w:r>
+        <w:t xml:space="preserve">Date, Appeal, Superseded.</w:t>
+      </w:r>
+      <w:r>
+        <w:t xml:space="preserve"> </w:t>
+      </w:r>
+      <w:r>
+        <w:rPr>
+          <w:rStyle w:val="VerbatimChar"/>
+        </w:rPr>
+        <w:t xml:space="preserve">tracker/rowstore.py</w:t>
+      </w:r>
+      <w:r>
+        <w:t xml:space="preserve"> </w:t>
+      </w:r>
+      <w:r>
+        <w:t xml:space="preserve">applies them at load. A substantive change is a new event.</w:t>
+      </w:r>
+    </w:p>
+    <w:p>
+      <w:pPr>
+        <w:numPr>
+          <w:ilvl w:val="0"/>
+          <w:numId w:val="1004"/>
+        </w:numPr>
+        <w:pStyle w:val="Compact"/>
+      </w:pPr>
+      <w:r>
+        <w:rPr>
+          <w:bCs/>
+          <w:b/>
+        </w:rPr>
+        <w:t xml:space="preserve">Validation before any write:</w:t>
+      </w:r>
+      <w:r>
+        <w:t xml:space="preserve"> </w:t>
+      </w:r>
+      <w:r>
+        <w:rPr>
+          <w:rStyle w:val="VerbatimChar"/>
+        </w:rPr>
+        <w:t xml:space="preserve">python tracker/rowstore.py --store store_live --part &lt;file&gt;</w:t>
+      </w:r>
+      <w:r>
+        <w:t xml:space="preserve"> </w:t>
+      </w:r>
+      <w:r>
+        <w:t xml:space="preserve">checks</w:t>
+      </w:r>
+      <w:r>
+        <w:t xml:space="preserve"> </w:t>
+      </w:r>
+      <w:r>
+        <w:t xml:space="preserve">vocabulary, 26 cells, Event ID format and reuse, one date per event, overlay targets.</w:t>
+      </w:r>
+    </w:p>
+    <w:p>
+      <w:pPr>
+        <w:numPr>
+          <w:ilvl w:val="0"/>
+          <w:numId w:val="1004"/>
+        </w:numPr>
+        <w:pStyle w:val="Compact"/>
+      </w:pPr>
+      <w:r>
+        <w:rPr>
+          <w:bCs/>
+          <w:b/>
+        </w:rPr>
+        <w:t xml:space="preserve">Manual-pass integration:</w:t>
+      </w:r>
+      <w:r>
+        <w:t xml:space="preserve"> </w:t>
+      </w:r>
+      <w:r>
+        <w:t xml:space="preserve">ingested only when</w:t>
+      </w:r>
+      <w:r>
+        <w:t xml:space="preserve"> </w:t>
+      </w:r>
+      <w:r>
+        <w:rPr>
+          <w:rStyle w:val="VerbatimChar"/>
+        </w:rPr>
+        <w:t xml:space="preserve">manual_&lt;run_id&gt;.json</w:t>
+      </w:r>
+      <w:r>
+        <w:t xml:space="preserve"> </w:t>
+      </w:r>
+      <w:r>
+        <w:t xml:space="preserve">exists with</w:t>
+      </w:r>
+      <w:r>
+        <w:t xml:space="preserve"> </w:t>
+      </w:r>
+      <w:r>
+        <w:rPr>
+          <w:rStyle w:val="VerbatimChar"/>
+        </w:rPr>
+        <w:t xml:space="preserve">"complete": true</w:t>
+      </w:r>
+      <w:r>
+        <w:t xml:space="preserve"> </w:t>
+      </w:r>
+      <w:r>
+        <w:t xml:space="preserve">and the</w:t>
+      </w:r>
+      <w:r>
+        <w:t xml:space="preserve"> </w:t>
+      </w:r>
+      <w:r>
+        <w:t xml:space="preserve">run_id is not in</w:t>
+      </w:r>
+      <w:r>
+        <w:t xml:space="preserve"> </w:t>
+      </w:r>
+      <w:r>
+        <w:rPr>
+          <w:rStyle w:val="VerbatimChar"/>
+        </w:rPr>
+        <w:t xml:space="preserve">state.manual_ingested</w:t>
+      </w:r>
+      <w:r>
+        <w:t xml:space="preserve">. Partial or abandoned runs are invisible.</w:t>
+      </w:r>
+    </w:p>
+    <w:p>
+      <w:pPr>
+        <w:numPr>
+          <w:ilvl w:val="0"/>
+          <w:numId w:val="1004"/>
+        </w:numPr>
+        <w:pStyle w:val="Compact"/>
+      </w:pPr>
+      <w:r>
+        <w:rPr>
+          <w:bCs/>
+          <w:b/>
+        </w:rPr>
+        <w:t xml:space="preserve">Collector repair:</w:t>
+      </w:r>
+      <w:r>
+        <w:t xml:space="preserve"> </w:t>
+      </w:r>
+      <w:r>
+        <w:t xml:space="preserve">for a source failing 2+ consecutive nights, the Sweep writes a</w:t>
+      </w:r>
+      <w:r>
+        <w:t xml:space="preserve"> </w:t>
+      </w:r>
+      <w:r>
+        <w:rPr>
+          <w:bCs/>
+          <w:b/>
+        </w:rPr>
+        <w:t xml:space="preserve">repair proposal</w:t>
+      </w:r>
+      <w:r>
+        <w:t xml:space="preserve"> </w:t>
+      </w:r>
+      <w:r>
+        <w:t xml:space="preserve">(diagnosis</w:t>
+      </w:r>
+    </w:p>
+    <w:p>
+      <w:pPr>
+        <w:numPr>
+          <w:ilvl w:val="1"/>
+          <w:numId w:val="1005"/>
+        </w:numPr>
+        <w:pStyle w:val="Compact"/>
+      </w:pPr>
+      <w:r>
+        <w:t xml:space="preserve">patch) into its run record and the report; a session with push access applies it. Fixes that would defeat a</w:t>
+      </w:r>
+      <w:r>
+        <w:t xml:space="preserve"> </w:t>
+      </w:r>
+      <w:r>
+        <w:t xml:space="preserve">block, ignore robots.txt or use a credential are not fixes.</w:t>
+      </w:r>
+    </w:p>
+    <w:p>
+      <w:pPr>
+        <w:numPr>
+          <w:ilvl w:val="0"/>
+          <w:numId w:val="1004"/>
         </w:numPr>
         <w:pStyle w:val="Compact"/>
       </w:pPr>
@@ -5191,434 +5382,230 @@
       <w:pPr>
         <w:numPr>
           <w:ilvl w:val="0"/>
-          <w:numId w:val="1005"/>
-        </w:numPr>
-        <w:pStyle w:val="Compact"/>
-      </w:pPr>
-      <w:r>
-        <w:rPr>
-          <w:bCs/>
-          <w:b/>
-        </w:rPr>
-        <w:t xml:space="preserve">Grain: one row per (event × entity × jurisdiction).</w:t>
-      </w:r>
-      <w:r>
-        <w:t xml:space="preserve"> </w:t>
-      </w:r>
-      <w:r>
-        <w:t xml:space="preserve">Utility and Jurisdiction are single-valued. Explode</w:t>
-      </w:r>
-      <w:r>
-        <w:t xml:space="preserve"> </w:t>
-      </w:r>
-      <w:r>
-        <w:t xml:space="preserve">combined items (SWEPCO TX/LA, Entergy LA/TX, EPE TX/NM, SPS TX/NM, ApCo VA/WV, Evergy KS/MO, Duke NC/SC) and</w:t>
-      </w:r>
-      <w:r>
-        <w:t xml:space="preserve"> </w:t>
-      </w:r>
-      <w:r>
-        <w:t xml:space="preserve">keep them adjacent. Combined cells break sorting and filtering, the primary way the workbook is used.</w:t>
-      </w:r>
-    </w:p>
-    <w:p>
-      <w:pPr>
-        <w:numPr>
-          <w:ilvl w:val="0"/>
-          <w:numId w:val="1005"/>
-        </w:numPr>
-        <w:pStyle w:val="Compact"/>
-      </w:pPr>
-      <w:r>
-        <w:rPr>
-          <w:bCs/>
-          <w:b/>
-        </w:rPr>
-        <w:t xml:space="preserve">Count distinct Event IDs for "how many things happened"; count rows only for entity exposure.</w:t>
-      </w:r>
-      <w:r>
-        <w:t xml:space="preserve"> </w:t>
-      </w:r>
-      <w:r>
-        <w:t xml:space="preserve">161 events</w:t>
-      </w:r>
-      <w:r>
-        <w:t xml:space="preserve"> </w:t>
-      </w:r>
-      <w:r>
-        <w:t xml:space="preserve">≠ 229 rows.</w:t>
-      </w:r>
-    </w:p>
-    <w:p>
-      <w:pPr>
-        <w:numPr>
-          <w:ilvl w:val="0"/>
-          <w:numId w:val="1005"/>
-        </w:numPr>
-        <w:pStyle w:val="Compact"/>
-      </w:pPr>
-      <w:r>
-        <w:rPr>
-          <w:bCs/>
-          <w:b/>
-        </w:rPr>
-        <w:t xml:space="preserve">Event ID =</w:t>
-      </w:r>
-      <w:r>
-        <w:rPr>
-          <w:bCs/>
-          <w:b/>
-        </w:rPr>
-        <w:t xml:space="preserve"> </w:t>
-      </w:r>
-      <w:r>
-        <w:rPr>
-          <w:rStyle w:val="VerbatimChar"/>
-          <w:bCs/>
-          <w:b/>
-        </w:rPr>
-        <w:t xml:space="preserve">E-YYYYMMDD-NNN</w:t>
-      </w:r>
-      <w:r>
-        <w:rPr>
-          <w:bCs/>
-          <w:b/>
-        </w:rPr>
-        <w:t xml:space="preserve">, the DISCOVERY date</w:t>
-      </w:r>
-      <w:r>
-        <w:t xml:space="preserve">, not the event date. No separate date-added column.</w:t>
-      </w:r>
-      <w:r>
-        <w:t xml:space="preserve"> </w:t>
-      </w:r>
-      <w:r>
-        <w:t xml:space="preserve">Baseline rows all carry</w:t>
-      </w:r>
-      <w:r>
-        <w:t xml:space="preserve"> </w:t>
-      </w:r>
-      <w:r>
-        <w:rPr>
-          <w:rStyle w:val="VerbatimChar"/>
-        </w:rPr>
-        <w:t xml:space="preserve">E-20260918-</w:t>
-      </w:r>
-      <w:r>
-        <w:t xml:space="preserve">.</w:t>
-      </w:r>
-    </w:p>
-    <w:p>
-      <w:pPr>
-        <w:numPr>
-          <w:ilvl w:val="0"/>
-          <w:numId w:val="1005"/>
-        </w:numPr>
-        <w:pStyle w:val="Compact"/>
-      </w:pPr>
-      <w:r>
-        <w:rPr>
-          <w:bCs/>
-          <w:b/>
-        </w:rPr>
-        <w:t xml:space="preserve">RTOs are first-class entities</w:t>
-      </w:r>
-      <w:r>
-        <w:t xml:space="preserve">, one row each, RTO name alone in Utility. Track all 8 (PJM, MISO, SPP,</w:t>
-      </w:r>
-      <w:r>
-        <w:t xml:space="preserve"> </w:t>
-      </w:r>
-      <w:r>
-        <w:t xml:space="preserve">ERCOT, CAISO, NYISO, ISO-NE, Western Power Pool / WRAP).</w:t>
-      </w:r>
-      <w:r>
-        <w:t xml:space="preserve"> </w:t>
-      </w:r>
-      <w:r>
-        <w:rPr>
-          <w:bCs/>
-          <w:b/>
-        </w:rPr>
-        <w:t xml:space="preserve">ERCOT rows carry Jurisdiction</w:t>
-      </w:r>
-      <w:r>
-        <w:rPr>
-          <w:bCs/>
-          <w:b/>
-        </w:rPr>
-        <w:t xml:space="preserve"> </w:t>
-      </w:r>
-      <w:r>
-        <w:rPr>
-          <w:rStyle w:val="VerbatimChar"/>
-          <w:bCs/>
-          <w:b/>
-        </w:rPr>
-        <w:t xml:space="preserve">TX</w:t>
-      </w:r>
-      <w:r>
-        <w:t xml:space="preserve">, never</w:t>
-      </w:r>
-      <w:r>
-        <w:t xml:space="preserve"> </w:t>
-      </w:r>
-      <w:r>
-        <w:rPr>
-          <w:rStyle w:val="VerbatimChar"/>
-        </w:rPr>
-        <w:t xml:space="preserve">PUCT</w:t>
-      </w:r>
-      <w:r>
-        <w:t xml:space="preserve">; ERCOT is not FERC-jurisdictional.</w:t>
-      </w:r>
-    </w:p>
-    <w:p>
-      <w:pPr>
-        <w:numPr>
-          <w:ilvl w:val="0"/>
-          <w:numId w:val="1005"/>
-        </w:numPr>
-        <w:pStyle w:val="Compact"/>
-      </w:pPr>
-      <w:r>
-        <w:rPr>
-          <w:bCs/>
-          <w:b/>
-        </w:rPr>
-        <w:t xml:space="preserve">Levers:</w:t>
-      </w:r>
-      <w:r>
-        <w:t xml:space="preserve"> </w:t>
-      </w:r>
-      <w:r>
-        <w:t xml:space="preserve">eight columns, integer</w:t>
-      </w:r>
-      <w:r>
-        <w:t xml:space="preserve"> </w:t>
-      </w:r>
-      <w:r>
-        <w:rPr>
-          <w:rStyle w:val="VerbatimChar"/>
-        </w:rPr>
-        <w:t xml:space="preserve">1</w:t>
-      </w:r>
-      <w:r>
-        <w:t xml:space="preserve"> </w:t>
-      </w:r>
-      <w:r>
-        <w:t xml:space="preserve">or blank, never free text, Y/N or colour; fixed order as above.</w:t>
-      </w:r>
-    </w:p>
-    <w:p>
-      <w:pPr>
-        <w:numPr>
-          <w:ilvl w:val="0"/>
-          <w:numId w:val="1005"/>
-        </w:numPr>
-        <w:pStyle w:val="Compact"/>
-      </w:pPr>
-      <w:r>
-        <w:rPr>
-          <w:bCs/>
-          <w:b/>
-        </w:rPr>
-        <w:t xml:space="preserve">Vocabularies:</w:t>
-      </w:r>
-    </w:p>
-    <w:p>
-      <w:pPr>
-        <w:numPr>
-          <w:ilvl w:val="1"/>
           <w:numId w:val="1006"/>
         </w:numPr>
         <w:pStyle w:val="Compact"/>
       </w:pPr>
       <w:r>
-        <w:t xml:space="preserve">Subject: Large Load Customer Terms · Generation Supply · Rates &amp; Cost Allocation · Law &amp; Governance ·</w:t>
-      </w:r>
-      <w:r>
-        <w:t xml:space="preserve"> </w:t>
-      </w:r>
-      <w:r>
-        <w:t xml:space="preserve">Interconnection Queue · Commercial Activity · Transmission &amp; Delivery · Self-Supply &amp; Colocation · Market</w:t>
-      </w:r>
-      <w:r>
-        <w:t xml:space="preserve"> </w:t>
-      </w:r>
-      <w:r>
-        <w:t xml:space="preserve">Structure · Technology</w:t>
+        <w:rPr>
+          <w:bCs/>
+          <w:b/>
+        </w:rPr>
+        <w:t xml:space="preserve">Grain: one row per (event × entity × jurisdiction).</w:t>
+      </w:r>
+      <w:r>
+        <w:t xml:space="preserve"> </w:t>
+      </w:r>
+      <w:r>
+        <w:t xml:space="preserve">Utility and Jurisdiction are single-valued. Explode</w:t>
+      </w:r>
+      <w:r>
+        <w:t xml:space="preserve"> </w:t>
+      </w:r>
+      <w:r>
+        <w:t xml:space="preserve">combined items (SWEPCO TX/LA, Entergy LA/TX, EPE TX/NM, SPS TX/NM, ApCo VA/WV, Evergy KS/MO, Duke NC/SC) and</w:t>
+      </w:r>
+      <w:r>
+        <w:t xml:space="preserve"> </w:t>
+      </w:r>
+      <w:r>
+        <w:t xml:space="preserve">keep them adjacent. Combined cells break sorting and filtering, the primary way the workbook is used.</w:t>
       </w:r>
     </w:p>
     <w:p>
       <w:pPr>
         <w:numPr>
-          <w:ilvl w:val="1"/>
+          <w:ilvl w:val="0"/>
           <w:numId w:val="1006"/>
         </w:numPr>
         <w:pStyle w:val="Compact"/>
       </w:pPr>
       <w:r>
-        <w:t xml:space="preserve">Venue: State Commission · Utility · Legislature · Market Operator · Court · Other State/Federal Agency ·</w:t>
-      </w:r>
-      <w:r>
-        <w:t xml:space="preserve"> </w:t>
-      </w:r>
-      <w:r>
-        <w:t xml:space="preserve">FERC · Executive · Company / Industry Group · Misc</w:t>
+        <w:rPr>
+          <w:bCs/>
+          <w:b/>
+        </w:rPr>
+        <w:t xml:space="preserve">Count distinct Event IDs for "how many things happened"; count rows only for entity exposure.</w:t>
+      </w:r>
+      <w:r>
+        <w:t xml:space="preserve"> </w:t>
+      </w:r>
+      <w:r>
+        <w:t xml:space="preserve">161 events</w:t>
+      </w:r>
+      <w:r>
+        <w:t xml:space="preserve"> </w:t>
+      </w:r>
+      <w:r>
+        <w:t xml:space="preserve">≠ 229 rows.</w:t>
       </w:r>
     </w:p>
     <w:p>
       <w:pPr>
         <w:numPr>
-          <w:ilvl w:val="1"/>
+          <w:ilvl w:val="0"/>
           <w:numId w:val="1006"/>
         </w:numPr>
         <w:pStyle w:val="Compact"/>
       </w:pPr>
       <w:r>
-        <w:t xml:space="preserve">Instrument (by what was created, not the caption): Statute · Rule · Directive · Final Order · Procedural</w:t>
-      </w:r>
-      <w:r>
-        <w:t xml:space="preserve"> </w:t>
-      </w:r>
-      <w:r>
-        <w:t xml:space="preserve">Order · Tariff · Contract · Settlement / Stipulation · Application / Petition · Auction Result · Study /</w:t>
-      </w:r>
-      <w:r>
-        <w:t xml:space="preserve"> </w:t>
-      </w:r>
-      <w:r>
-        <w:t xml:space="preserve">Report · Disclosure</w:t>
+        <w:rPr>
+          <w:bCs/>
+          <w:b/>
+        </w:rPr>
+        <w:t xml:space="preserve">Event ID =</w:t>
+      </w:r>
+      <w:r>
+        <w:rPr>
+          <w:bCs/>
+          <w:b/>
+        </w:rPr>
+        <w:t xml:space="preserve"> </w:t>
+      </w:r>
+      <w:r>
+        <w:rPr>
+          <w:rStyle w:val="VerbatimChar"/>
+          <w:bCs/>
+          <w:b/>
+        </w:rPr>
+        <w:t xml:space="preserve">E-YYYYMMDD-NNN</w:t>
+      </w:r>
+      <w:r>
+        <w:rPr>
+          <w:bCs/>
+          <w:b/>
+        </w:rPr>
+        <w:t xml:space="preserve">, the DISCOVERY date</w:t>
+      </w:r>
+      <w:r>
+        <w:t xml:space="preserve">, not the event date. No separate date-added column.</w:t>
+      </w:r>
+      <w:r>
+        <w:t xml:space="preserve"> </w:t>
+      </w:r>
+      <w:r>
+        <w:t xml:space="preserve">Baseline rows all carry</w:t>
+      </w:r>
+      <w:r>
+        <w:t xml:space="preserve"> </w:t>
+      </w:r>
+      <w:r>
+        <w:rPr>
+          <w:rStyle w:val="VerbatimChar"/>
+        </w:rPr>
+        <w:t xml:space="preserve">E-20260918-</w:t>
+      </w:r>
+      <w:r>
+        <w:t xml:space="preserve">.</w:t>
       </w:r>
     </w:p>
     <w:p>
       <w:pPr>
         <w:numPr>
-          <w:ilvl w:val="1"/>
+          <w:ilvl w:val="0"/>
           <w:numId w:val="1006"/>
         </w:numPr>
         <w:pStyle w:val="Compact"/>
       </w:pPr>
       <w:r>
-        <w:t xml:space="preserve">Materiality floor:</w:t>
-      </w:r>
-      <w:r>
-        <w:t xml:space="preserve"> </w:t>
-      </w:r>
-      <w:r>
-        <w:rPr>
-          <w:bCs/>
-          <w:b/>
-        </w:rPr>
-        <w:t xml:space="preserve">High / near-term</w:t>
-      </w:r>
-      <w:r>
-        <w:t xml:space="preserve"> </w:t>
-      </w:r>
-      <w:r>
-        <w:t xml:space="preserve">and</w:t>
-      </w:r>
-      <w:r>
-        <w:t xml:space="preserve"> </w:t>
-      </w:r>
-      <w:r>
-        <w:rPr>
-          <w:bCs/>
-          <w:b/>
-        </w:rPr>
-        <w:t xml:space="preserve">Medium / long-term</w:t>
-      </w:r>
-      <w:r>
-        <w:t xml:space="preserve"> </w:t>
-      </w:r>
-      <w:r>
-        <w:t xml:space="preserve">only; Context is discarded (keeps</w:t>
-      </w:r>
-      <w:r>
-        <w:t xml:space="preserve"> </w:t>
-      </w:r>
-      <w:r>
-        <w:t xml:space="preserve">week-over-week volume meaningful).</w:t>
+        <w:rPr>
+          <w:bCs/>
+          <w:b/>
+        </w:rPr>
+        <w:t xml:space="preserve">RTOs are first-class entities</w:t>
+      </w:r>
+      <w:r>
+        <w:t xml:space="preserve">, one row each, RTO name alone in Utility. Track all 8 (PJM, MISO, SPP,</w:t>
+      </w:r>
+      <w:r>
+        <w:t xml:space="preserve"> </w:t>
+      </w:r>
+      <w:r>
+        <w:t xml:space="preserve">ERCOT, CAISO, NYISO, ISO-NE, Western Power Pool / WRAP).</w:t>
+      </w:r>
+      <w:r>
+        <w:t xml:space="preserve"> </w:t>
+      </w:r>
+      <w:r>
+        <w:rPr>
+          <w:bCs/>
+          <w:b/>
+        </w:rPr>
+        <w:t xml:space="preserve">ERCOT rows carry Jurisdiction</w:t>
+      </w:r>
+      <w:r>
+        <w:rPr>
+          <w:bCs/>
+          <w:b/>
+        </w:rPr>
+        <w:t xml:space="preserve"> </w:t>
+      </w:r>
+      <w:r>
+        <w:rPr>
+          <w:rStyle w:val="VerbatimChar"/>
+          <w:bCs/>
+          <w:b/>
+        </w:rPr>
+        <w:t xml:space="preserve">TX</w:t>
+      </w:r>
+      <w:r>
+        <w:t xml:space="preserve">, never</w:t>
+      </w:r>
+      <w:r>
+        <w:t xml:space="preserve"> </w:t>
+      </w:r>
+      <w:r>
+        <w:rPr>
+          <w:rStyle w:val="VerbatimChar"/>
+        </w:rPr>
+        <w:t xml:space="preserve">PUCT</w:t>
+      </w:r>
+      <w:r>
+        <w:t xml:space="preserve">; ERCOT is not FERC-jurisdictional.</w:t>
       </w:r>
     </w:p>
     <w:p>
       <w:pPr>
         <w:numPr>
-          <w:ilvl w:val="1"/>
+          <w:ilvl w:val="0"/>
           <w:numId w:val="1006"/>
         </w:numPr>
         <w:pStyle w:val="Compact"/>
       </w:pPr>
       <w:r>
-        <w:t xml:space="preserve">Confidence:</w:t>
-      </w:r>
-      <w:r>
-        <w:t xml:space="preserve"> </w:t>
-      </w:r>
-      <w:r>
-        <w:rPr>
-          <w:bCs/>
-          <w:b/>
-        </w:rPr>
-        <w:t xml:space="preserve">Verified</w:t>
-      </w:r>
-      <w:r>
-        <w:t xml:space="preserve"> </w:t>
-      </w:r>
-      <w:r>
-        <w:t xml:space="preserve">(primary document's text layer read) ·</w:t>
-      </w:r>
-      <w:r>
-        <w:t xml:space="preserve"> </w:t>
-      </w:r>
-      <w:r>
-        <w:rPr>
-          <w:bCs/>
-          <w:b/>
-        </w:rPr>
-        <w:t xml:space="preserve">Reported</w:t>
-      </w:r>
-      <w:r>
-        <w:t xml:space="preserve"> </w:t>
-      </w:r>
-      <w:r>
-        <w:t xml:space="preserve">(secondary, licensed, snippet,</w:t>
-      </w:r>
-      <w:r>
-        <w:t xml:space="preserve"> </w:t>
-      </w:r>
-      <w:r>
-        <w:t xml:space="preserve">paywalled, OCR, or a re-read figure from a corrupt source) ·</w:t>
-      </w:r>
-      <w:r>
-        <w:t xml:space="preserve"> </w:t>
-      </w:r>
-      <w:r>
-        <w:rPr>
-          <w:bCs/>
-          <w:b/>
-        </w:rPr>
-        <w:t xml:space="preserve">Unverified</w:t>
-      </w:r>
-      <w:r>
-        <w:t xml:space="preserve"> </w:t>
-      </w:r>
-      <w:r>
-        <w:t xml:space="preserve">(extraction failed — event row</w:t>
-      </w:r>
-      <w:r>
-        <w:t xml:space="preserve"> </w:t>
-      </w:r>
-      <w:r>
-        <w:t xml:space="preserve">only, no numbers). Nothing is Verified on OCR alone or on a search snippet.</w:t>
+        <w:rPr>
+          <w:bCs/>
+          <w:b/>
+        </w:rPr>
+        <w:t xml:space="preserve">Levers:</w:t>
+      </w:r>
+      <w:r>
+        <w:t xml:space="preserve"> </w:t>
+      </w:r>
+      <w:r>
+        <w:t xml:space="preserve">eight columns, integer</w:t>
+      </w:r>
+      <w:r>
+        <w:t xml:space="preserve"> </w:t>
+      </w:r>
+      <w:r>
+        <w:rPr>
+          <w:rStyle w:val="VerbatimChar"/>
+        </w:rPr>
+        <w:t xml:space="preserve">1</w:t>
+      </w:r>
+      <w:r>
+        <w:t xml:space="preserve"> </w:t>
+      </w:r>
+      <w:r>
+        <w:t xml:space="preserve">or blank, never free text, Y/N or colour; fixed order as above.</w:t>
       </w:r>
     </w:p>
     <w:p>
       <w:pPr>
         <w:numPr>
           <w:ilvl w:val="0"/>
-          <w:numId w:val="1005"/>
+          <w:numId w:val="1006"/>
         </w:numPr>
         <w:pStyle w:val="Compact"/>
       </w:pPr>
@@ -5627,20 +5614,202 @@
           <w:bCs/>
           <w:b/>
         </w:rPr>
-        <w:t xml:space="preserve">Document</w:t>
-      </w:r>
-      <w:r>
-        <w:t xml:space="preserve"> </w:t>
-      </w:r>
-      <w:r>
-        <w:t xml:space="preserve">is descriptive and contains "Docket" when it is one.</w:t>
+        <w:t xml:space="preserve">Vocabularies:</w:t>
+      </w:r>
+    </w:p>
+    <w:p>
+      <w:pPr>
+        <w:numPr>
+          <w:ilvl w:val="1"/>
+          <w:numId w:val="1007"/>
+        </w:numPr>
+        <w:pStyle w:val="Compact"/>
+      </w:pPr>
+      <w:r>
+        <w:t xml:space="preserve">Subject: Large Load Customer Terms · Generation Supply · Rates &amp; Cost Allocation · Law &amp; Governance ·</w:t>
+      </w:r>
+      <w:r>
+        <w:t xml:space="preserve"> </w:t>
+      </w:r>
+      <w:r>
+        <w:t xml:space="preserve">Interconnection Queue · Commercial Activity · Transmission &amp; Delivery · Self-Supply &amp; Colocation · Market</w:t>
+      </w:r>
+      <w:r>
+        <w:t xml:space="preserve"> </w:t>
+      </w:r>
+      <w:r>
+        <w:t xml:space="preserve">Structure · Technology</w:t>
+      </w:r>
+    </w:p>
+    <w:p>
+      <w:pPr>
+        <w:numPr>
+          <w:ilvl w:val="1"/>
+          <w:numId w:val="1007"/>
+        </w:numPr>
+        <w:pStyle w:val="Compact"/>
+      </w:pPr>
+      <w:r>
+        <w:t xml:space="preserve">Venue: State Commission · Utility · Legislature · Market Operator · Court · Other State/Federal Agency ·</w:t>
+      </w:r>
+      <w:r>
+        <w:t xml:space="preserve"> </w:t>
+      </w:r>
+      <w:r>
+        <w:t xml:space="preserve">FERC · Executive · Company / Industry Group · Misc</w:t>
+      </w:r>
+    </w:p>
+    <w:p>
+      <w:pPr>
+        <w:numPr>
+          <w:ilvl w:val="1"/>
+          <w:numId w:val="1007"/>
+        </w:numPr>
+        <w:pStyle w:val="Compact"/>
+      </w:pPr>
+      <w:r>
+        <w:t xml:space="preserve">Instrument (by what was created, not the caption): Statute · Rule · Directive · Final Order · Procedural</w:t>
+      </w:r>
+      <w:r>
+        <w:t xml:space="preserve"> </w:t>
+      </w:r>
+      <w:r>
+        <w:t xml:space="preserve">Order · Tariff · Contract · Settlement / Stipulation · Application / Petition · Auction Result · Study /</w:t>
+      </w:r>
+      <w:r>
+        <w:t xml:space="preserve"> </w:t>
+      </w:r>
+      <w:r>
+        <w:t xml:space="preserve">Report · Disclosure</w:t>
+      </w:r>
+    </w:p>
+    <w:p>
+      <w:pPr>
+        <w:numPr>
+          <w:ilvl w:val="1"/>
+          <w:numId w:val="1007"/>
+        </w:numPr>
+        <w:pStyle w:val="Compact"/>
+      </w:pPr>
+      <w:r>
+        <w:t xml:space="preserve">Materiality floor:</w:t>
+      </w:r>
+      <w:r>
+        <w:t xml:space="preserve"> </w:t>
+      </w:r>
+      <w:r>
+        <w:rPr>
+          <w:bCs/>
+          <w:b/>
+        </w:rPr>
+        <w:t xml:space="preserve">High / near-term</w:t>
+      </w:r>
+      <w:r>
+        <w:t xml:space="preserve"> </w:t>
+      </w:r>
+      <w:r>
+        <w:t xml:space="preserve">and</w:t>
+      </w:r>
+      <w:r>
+        <w:t xml:space="preserve"> </w:t>
+      </w:r>
+      <w:r>
+        <w:rPr>
+          <w:bCs/>
+          <w:b/>
+        </w:rPr>
+        <w:t xml:space="preserve">Medium / long-term</w:t>
+      </w:r>
+      <w:r>
+        <w:t xml:space="preserve"> </w:t>
+      </w:r>
+      <w:r>
+        <w:t xml:space="preserve">only; Context is discarded (keeps</w:t>
+      </w:r>
+      <w:r>
+        <w:t xml:space="preserve"> </w:t>
+      </w:r>
+      <w:r>
+        <w:t xml:space="preserve">week-over-week volume meaningful).</w:t>
+      </w:r>
+    </w:p>
+    <w:p>
+      <w:pPr>
+        <w:numPr>
+          <w:ilvl w:val="1"/>
+          <w:numId w:val="1007"/>
+        </w:numPr>
+        <w:pStyle w:val="Compact"/>
+      </w:pPr>
+      <w:r>
+        <w:t xml:space="preserve">Confidence:</w:t>
+      </w:r>
+      <w:r>
+        <w:t xml:space="preserve"> </w:t>
+      </w:r>
+      <w:r>
+        <w:rPr>
+          <w:bCs/>
+          <w:b/>
+        </w:rPr>
+        <w:t xml:space="preserve">Verified</w:t>
+      </w:r>
+      <w:r>
+        <w:t xml:space="preserve"> </w:t>
+      </w:r>
+      <w:r>
+        <w:t xml:space="preserve">(primary document's text layer read) ·</w:t>
+      </w:r>
+      <w:r>
+        <w:t xml:space="preserve"> </w:t>
+      </w:r>
+      <w:r>
+        <w:rPr>
+          <w:bCs/>
+          <w:b/>
+        </w:rPr>
+        <w:t xml:space="preserve">Reported</w:t>
+      </w:r>
+      <w:r>
+        <w:t xml:space="preserve"> </w:t>
+      </w:r>
+      <w:r>
+        <w:t xml:space="preserve">(secondary, licensed, snippet,</w:t>
+      </w:r>
+      <w:r>
+        <w:t xml:space="preserve"> </w:t>
+      </w:r>
+      <w:r>
+        <w:t xml:space="preserve">paywalled, OCR, or a re-read figure from a corrupt source) ·</w:t>
+      </w:r>
+      <w:r>
+        <w:t xml:space="preserve"> </w:t>
+      </w:r>
+      <w:r>
+        <w:rPr>
+          <w:bCs/>
+          <w:b/>
+        </w:rPr>
+        <w:t xml:space="preserve">Unverified</w:t>
+      </w:r>
+      <w:r>
+        <w:t xml:space="preserve"> </w:t>
+      </w:r>
+      <w:r>
+        <w:t xml:space="preserve">(extraction failed — event row</w:t>
+      </w:r>
+      <w:r>
+        <w:t xml:space="preserve"> </w:t>
+      </w:r>
+      <w:r>
+        <w:t xml:space="preserve">only, no numbers). Nothing is Verified on OCR alone or on a search snippet.</w:t>
       </w:r>
     </w:p>
     <w:p>
       <w:pPr>
         <w:numPr>
           <w:ilvl w:val="0"/>
-          <w:numId w:val="1005"/>
+          <w:numId w:val="1006"/>
         </w:numPr>
         <w:pStyle w:val="Compact"/>
       </w:pPr>
@@ -5649,47 +5818,20 @@
           <w:bCs/>
           <w:b/>
         </w:rPr>
-        <w:t xml:space="preserve">Never delete a row.</w:t>
-      </w:r>
-      <w:r>
-        <w:t xml:space="preserve"> </w:t>
-      </w:r>
-      <w:r>
-        <w:t xml:space="preserve">Supersede by adding a row and flagging the old (via</w:t>
-      </w:r>
-      <w:r>
-        <w:t xml:space="preserve"> </w:t>
-      </w:r>
-      <w:r>
-        <w:rPr>
-          <w:rStyle w:val="VerbatimChar"/>
-        </w:rPr>
-        <w:t xml:space="preserve">supersedes</w:t>
-      </w:r>
-      <w:r>
-        <w:t xml:space="preserve"> </w:t>
-      </w:r>
-      <w:r>
-        <w:t xml:space="preserve">/</w:t>
-      </w:r>
-      <w:r>
-        <w:t xml:space="preserve"> </w:t>
-      </w:r>
-      <w:r>
-        <w:rPr>
-          <w:rStyle w:val="VerbatimChar"/>
-        </w:rPr>
-        <w:t xml:space="preserve">overlays</w:t>
-      </w:r>
-      <w:r>
-        <w:t xml:space="preserve">, §4).</w:t>
+        <w:t xml:space="preserve">Document</w:t>
+      </w:r>
+      <w:r>
+        <w:t xml:space="preserve"> </w:t>
+      </w:r>
+      <w:r>
+        <w:t xml:space="preserve">is descriptive and contains "Docket" when it is one.</w:t>
       </w:r>
     </w:p>
     <w:p>
       <w:pPr>
         <w:numPr>
           <w:ilvl w:val="0"/>
-          <w:numId w:val="1005"/>
+          <w:numId w:val="1006"/>
         </w:numPr>
         <w:pStyle w:val="Compact"/>
       </w:pPr>
@@ -5698,20 +5840,47 @@
           <w:bCs/>
           <w:b/>
         </w:rPr>
-        <w:t xml:space="preserve">Appeal and Superseded</w:t>
-      </w:r>
-      <w:r>
-        <w:t xml:space="preserve"> </w:t>
-      </w:r>
-      <w:r>
-        <w:t xml:space="preserve">hold "Yes" or "No".</w:t>
+        <w:t xml:space="preserve">Never delete a row.</w:t>
+      </w:r>
+      <w:r>
+        <w:t xml:space="preserve"> </w:t>
+      </w:r>
+      <w:r>
+        <w:t xml:space="preserve">Supersede by adding a row and flagging the old (via</w:t>
+      </w:r>
+      <w:r>
+        <w:t xml:space="preserve"> </w:t>
+      </w:r>
+      <w:r>
+        <w:rPr>
+          <w:rStyle w:val="VerbatimChar"/>
+        </w:rPr>
+        <w:t xml:space="preserve">supersedes</w:t>
+      </w:r>
+      <w:r>
+        <w:t xml:space="preserve"> </w:t>
+      </w:r>
+      <w:r>
+        <w:t xml:space="preserve">/</w:t>
+      </w:r>
+      <w:r>
+        <w:t xml:space="preserve"> </w:t>
+      </w:r>
+      <w:r>
+        <w:rPr>
+          <w:rStyle w:val="VerbatimChar"/>
+        </w:rPr>
+        <w:t xml:space="preserve">overlays</w:t>
+      </w:r>
+      <w:r>
+        <w:t xml:space="preserve">, §4).</w:t>
       </w:r>
     </w:p>
     <w:p>
       <w:pPr>
         <w:numPr>
           <w:ilvl w:val="0"/>
-          <w:numId w:val="1005"/>
+          <w:numId w:val="1006"/>
         </w:numPr>
         <w:pStyle w:val="Compact"/>
       </w:pPr>
@@ -5720,219 +5889,20 @@
           <w:bCs/>
           <w:b/>
         </w:rPr>
-        <w:t xml:space="preserve">Workbook formatting:</w:t>
-      </w:r>
-      <w:r>
-        <w:t xml:space="preserve"> </w:t>
-      </w:r>
-      <w:r>
-        <w:t xml:space="preserve">Tracker sheet Arial 9; header bold white on</w:t>
-      </w:r>
-      <w:r>
-        <w:t xml:space="preserve"> </w:t>
-      </w:r>
-      <w:r>
-        <w:rPr>
-          <w:rStyle w:val="VerbatimChar"/>
-        </w:rPr>
-        <w:t xml:space="preserve">1F3243</w:t>
-      </w:r>
-      <w:r>
-        <w:t xml:space="preserve">, height 34; data rows height</w:t>
-      </w:r>
-      <w:r>
-        <w:t xml:space="preserve"> </w:t>
-      </w:r>
-      <w:r>
-        <w:t xml:space="preserve">76, every cell centred and middle-aligned, wrap on; thin</w:t>
-      </w:r>
-      <w:r>
-        <w:t xml:space="preserve"> </w:t>
-      </w:r>
-      <w:r>
-        <w:rPr>
-          <w:rStyle w:val="VerbatimChar"/>
-        </w:rPr>
-        <w:t xml:space="preserve">D9D9D9</w:t>
-      </w:r>
-      <w:r>
-        <w:t xml:space="preserve"> </w:t>
-      </w:r>
-      <w:r>
-        <w:t xml:space="preserve">borders; alternating band</w:t>
-      </w:r>
-      <w:r>
-        <w:t xml:space="preserve"> </w:t>
-      </w:r>
-      <w:r>
-        <w:rPr>
-          <w:rStyle w:val="VerbatimChar"/>
-        </w:rPr>
-        <w:t xml:space="preserve">F7F5F1</w:t>
-      </w:r>
-      <w:r>
-        <w:t xml:space="preserve"> </w:t>
-      </w:r>
-      <w:r>
-        <w:t xml:space="preserve">per</w:t>
-      </w:r>
-      <w:r>
-        <w:t xml:space="preserve"> </w:t>
-      </w:r>
-      <w:r>
-        <w:t xml:space="preserve">Event ID (first block unbanded); Materiality by font (High</w:t>
-      </w:r>
-      <w:r>
-        <w:t xml:space="preserve"> </w:t>
-      </w:r>
-      <w:r>
-        <w:rPr>
-          <w:rStyle w:val="VerbatimChar"/>
-        </w:rPr>
-        <w:t xml:space="preserve">9A2F2F</w:t>
-      </w:r>
-      <w:r>
-        <w:t xml:space="preserve"> </w:t>
-      </w:r>
-      <w:r>
-        <w:t xml:space="preserve">bold, Medium</w:t>
-      </w:r>
-      <w:r>
-        <w:t xml:space="preserve"> </w:t>
-      </w:r>
-      <w:r>
-        <w:rPr>
-          <w:rStyle w:val="VerbatimChar"/>
-        </w:rPr>
-        <w:t xml:space="preserve">8A6414</w:t>
-      </w:r>
-      <w:r>
-        <w:t xml:space="preserve">); Confidence by</w:t>
-      </w:r>
-      <w:r>
-        <w:t xml:space="preserve"> </w:t>
-      </w:r>
-      <w:r>
-        <w:t xml:space="preserve">fill (Verified</w:t>
-      </w:r>
-      <w:r>
-        <w:t xml:space="preserve"> </w:t>
-      </w:r>
-      <w:r>
-        <w:rPr>
-          <w:rStyle w:val="VerbatimChar"/>
-        </w:rPr>
-        <w:t xml:space="preserve">E3F0E8</w:t>
-      </w:r>
-      <w:r>
-        <w:t xml:space="preserve">, Reported</w:t>
-      </w:r>
-      <w:r>
-        <w:t xml:space="preserve"> </w:t>
-      </w:r>
-      <w:r>
-        <w:rPr>
-          <w:rStyle w:val="VerbatimChar"/>
-        </w:rPr>
-        <w:t xml:space="preserve">F8EED6</w:t>
-      </w:r>
-      <w:r>
-        <w:t xml:space="preserve">, Unverified</w:t>
-      </w:r>
-      <w:r>
-        <w:t xml:space="preserve"> </w:t>
-      </w:r>
-      <w:r>
-        <w:rPr>
-          <w:rStyle w:val="VerbatimChar"/>
-        </w:rPr>
-        <w:t xml:space="preserve">F6E2E0</w:t>
-      </w:r>
-      <w:r>
-        <w:t xml:space="preserve">); fixed widths;</w:t>
-      </w:r>
-      <w:r>
-        <w:t xml:space="preserve"> </w:t>
-      </w:r>
-      <w:r>
-        <w:rPr>
-          <w:bCs/>
-          <w:b/>
-        </w:rPr>
-        <w:t xml:space="preserve">freeze C2</w:t>
-      </w:r>
-      <w:r>
-        <w:t xml:space="preserve">; autofilter</w:t>
-      </w:r>
-      <w:r>
-        <w:t xml:space="preserve"> </w:t>
-      </w:r>
-      <w:r>
-        <w:t xml:space="preserve">across all columns; sorted by (Date, Event ID) descending. Summary sheet: rows vs distinct events vs</w:t>
-      </w:r>
-      <w:r>
-        <w:t xml:space="preserve"> </w:t>
-      </w:r>
-      <w:r>
-        <w:t xml:space="preserve">average; counts by materiality, confidence, subject, venue, lever, jurisdiction, appeal, superseded —</w:t>
-      </w:r>
-      <w:r>
-        <w:t xml:space="preserve"> </w:t>
-      </w:r>
-      <w:r>
-        <w:rPr>
-          <w:bCs/>
-          <w:b/>
-        </w:rPr>
-        <w:t xml:space="preserve">all</w:t>
-      </w:r>
-      <w:r>
-        <w:rPr>
-          <w:bCs/>
-          <w:b/>
-        </w:rPr>
-        <w:t xml:space="preserve"> </w:t>
-      </w:r>
-      <w:r>
-        <w:rPr>
-          <w:bCs/>
-          <w:b/>
-        </w:rPr>
-        <w:t xml:space="preserve">live formulas</w:t>
-      </w:r>
-      <w:r>
-        <w:t xml:space="preserve">. Distinct events:</w:t>
-      </w:r>
-      <w:r>
-        <w:t xml:space="preserve"> </w:t>
-      </w:r>
-      <w:r>
-        <w:rPr>
-          <w:rStyle w:val="VerbatimChar"/>
-        </w:rPr>
-        <w:t xml:space="preserve">=SUMPRODUCT((Tracker!$B$2:$B$n&lt;&gt;"")/COUNTIF(Tracker!$B$2:$B$n,Tracker!$B$2:$B$n&amp;""))</w:t>
-      </w:r>
-      <w:r>
-        <w:t xml:space="preserve">. Sanity check:</w:t>
-      </w:r>
-      <w:r>
-        <w:t xml:space="preserve"> </w:t>
-      </w:r>
-      <w:r>
-        <w:t xml:space="preserve">materiality, confidence, subject and jurisdiction totals each equal the row count, else the build fails</w:t>
-      </w:r>
-      <w:r>
-        <w:t xml:space="preserve"> </w:t>
-      </w:r>
-      <w:r>
-        <w:t xml:space="preserve">loudly.</w:t>
+        <w:t xml:space="preserve">Appeal and Superseded</w:t>
+      </w:r>
+      <w:r>
+        <w:t xml:space="preserve"> </w:t>
+      </w:r>
+      <w:r>
+        <w:t xml:space="preserve">hold "Yes" or "No".</w:t>
       </w:r>
     </w:p>
     <w:p>
       <w:pPr>
         <w:numPr>
           <w:ilvl w:val="0"/>
-          <w:numId w:val="1005"/>
+          <w:numId w:val="1006"/>
         </w:numPr>
         <w:pStyle w:val="Compact"/>
       </w:pPr>
@@ -5941,26 +5911,247 @@
           <w:bCs/>
           <w:b/>
         </w:rPr>
-        <w:t xml:space="preserve">Naming:</w:t>
-      </w:r>
-      <w:r>
-        <w:t xml:space="preserve"> </w:t>
-      </w:r>
-      <w:r>
-        <w:t xml:space="preserve">email sections are "STATUS CHECK" and "UPCOMING MILESTONES". "So What" became "Takeaway". The</w:t>
-      </w:r>
-      <w:r>
-        <w:t xml:space="preserve"> </w:t>
-      </w:r>
-      <w:r>
-        <w:t xml:space="preserve">"lens" taxonomy and the "Schema" column were dropped.</w:t>
+        <w:t xml:space="preserve">Workbook formatting:</w:t>
+      </w:r>
+      <w:r>
+        <w:t xml:space="preserve"> </w:t>
+      </w:r>
+      <w:r>
+        <w:t xml:space="preserve">Tracker sheet Arial 9; header bold white on</w:t>
+      </w:r>
+      <w:r>
+        <w:t xml:space="preserve"> </w:t>
+      </w:r>
+      <w:r>
+        <w:rPr>
+          <w:rStyle w:val="VerbatimChar"/>
+        </w:rPr>
+        <w:t xml:space="preserve">1F3243</w:t>
+      </w:r>
+      <w:r>
+        <w:t xml:space="preserve">, height 34; data rows height</w:t>
+      </w:r>
+      <w:r>
+        <w:t xml:space="preserve"> </w:t>
+      </w:r>
+      <w:r>
+        <w:t xml:space="preserve">76, every cell centred and middle-aligned, wrap on; thin</w:t>
+      </w:r>
+      <w:r>
+        <w:t xml:space="preserve"> </w:t>
+      </w:r>
+      <w:r>
+        <w:rPr>
+          <w:rStyle w:val="VerbatimChar"/>
+        </w:rPr>
+        <w:t xml:space="preserve">D9D9D9</w:t>
+      </w:r>
+      <w:r>
+        <w:t xml:space="preserve"> </w:t>
+      </w:r>
+      <w:r>
+        <w:t xml:space="preserve">borders; alternating band</w:t>
+      </w:r>
+      <w:r>
+        <w:t xml:space="preserve"> </w:t>
+      </w:r>
+      <w:r>
+        <w:rPr>
+          <w:rStyle w:val="VerbatimChar"/>
+        </w:rPr>
+        <w:t xml:space="preserve">F7F5F1</w:t>
+      </w:r>
+      <w:r>
+        <w:t xml:space="preserve"> </w:t>
+      </w:r>
+      <w:r>
+        <w:t xml:space="preserve">per</w:t>
+      </w:r>
+      <w:r>
+        <w:t xml:space="preserve"> </w:t>
+      </w:r>
+      <w:r>
+        <w:t xml:space="preserve">Event ID (first block unbanded); Materiality by font (High</w:t>
+      </w:r>
+      <w:r>
+        <w:t xml:space="preserve"> </w:t>
+      </w:r>
+      <w:r>
+        <w:rPr>
+          <w:rStyle w:val="VerbatimChar"/>
+        </w:rPr>
+        <w:t xml:space="preserve">9A2F2F</w:t>
+      </w:r>
+      <w:r>
+        <w:t xml:space="preserve"> </w:t>
+      </w:r>
+      <w:r>
+        <w:t xml:space="preserve">bold, Medium</w:t>
+      </w:r>
+      <w:r>
+        <w:t xml:space="preserve"> </w:t>
+      </w:r>
+      <w:r>
+        <w:rPr>
+          <w:rStyle w:val="VerbatimChar"/>
+        </w:rPr>
+        <w:t xml:space="preserve">8A6414</w:t>
+      </w:r>
+      <w:r>
+        <w:t xml:space="preserve">); Confidence by</w:t>
+      </w:r>
+      <w:r>
+        <w:t xml:space="preserve"> </w:t>
+      </w:r>
+      <w:r>
+        <w:t xml:space="preserve">fill (Verified</w:t>
+      </w:r>
+      <w:r>
+        <w:t xml:space="preserve"> </w:t>
+      </w:r>
+      <w:r>
+        <w:rPr>
+          <w:rStyle w:val="VerbatimChar"/>
+        </w:rPr>
+        <w:t xml:space="preserve">E3F0E8</w:t>
+      </w:r>
+      <w:r>
+        <w:t xml:space="preserve">, Reported</w:t>
+      </w:r>
+      <w:r>
+        <w:t xml:space="preserve"> </w:t>
+      </w:r>
+      <w:r>
+        <w:rPr>
+          <w:rStyle w:val="VerbatimChar"/>
+        </w:rPr>
+        <w:t xml:space="preserve">F8EED6</w:t>
+      </w:r>
+      <w:r>
+        <w:t xml:space="preserve">, Unverified</w:t>
+      </w:r>
+      <w:r>
+        <w:t xml:space="preserve"> </w:t>
+      </w:r>
+      <w:r>
+        <w:rPr>
+          <w:rStyle w:val="VerbatimChar"/>
+        </w:rPr>
+        <w:t xml:space="preserve">F6E2E0</w:t>
+      </w:r>
+      <w:r>
+        <w:t xml:space="preserve">); fixed widths;</w:t>
+      </w:r>
+      <w:r>
+        <w:t xml:space="preserve"> </w:t>
+      </w:r>
+      <w:r>
+        <w:rPr>
+          <w:bCs/>
+          <w:b/>
+        </w:rPr>
+        <w:t xml:space="preserve">freeze C2</w:t>
+      </w:r>
+      <w:r>
+        <w:t xml:space="preserve">; autofilter</w:t>
+      </w:r>
+      <w:r>
+        <w:t xml:space="preserve"> </w:t>
+      </w:r>
+      <w:r>
+        <w:t xml:space="preserve">across all columns; sorted by (Date, Event ID) descending. Summary sheet: rows vs distinct events vs</w:t>
+      </w:r>
+      <w:r>
+        <w:t xml:space="preserve"> </w:t>
+      </w:r>
+      <w:r>
+        <w:t xml:space="preserve">average; counts by materiality, confidence, subject, venue, lever, jurisdiction, appeal, superseded —</w:t>
+      </w:r>
+      <w:r>
+        <w:t xml:space="preserve"> </w:t>
+      </w:r>
+      <w:r>
+        <w:rPr>
+          <w:bCs/>
+          <w:b/>
+        </w:rPr>
+        <w:t xml:space="preserve">all</w:t>
+      </w:r>
+      <w:r>
+        <w:rPr>
+          <w:bCs/>
+          <w:b/>
+        </w:rPr>
+        <w:t xml:space="preserve"> </w:t>
+      </w:r>
+      <w:r>
+        <w:rPr>
+          <w:bCs/>
+          <w:b/>
+        </w:rPr>
+        <w:t xml:space="preserve">live formulas</w:t>
+      </w:r>
+      <w:r>
+        <w:t xml:space="preserve">. Distinct events:</w:t>
+      </w:r>
+      <w:r>
+        <w:t xml:space="preserve"> </w:t>
+      </w:r>
+      <w:r>
+        <w:rPr>
+          <w:rStyle w:val="VerbatimChar"/>
+        </w:rPr>
+        <w:t xml:space="preserve">=SUMPRODUCT((Tracker!$B$2:$B$n&lt;&gt;"")/COUNTIF(Tracker!$B$2:$B$n,Tracker!$B$2:$B$n&amp;""))</w:t>
+      </w:r>
+      <w:r>
+        <w:t xml:space="preserve">. Sanity check:</w:t>
+      </w:r>
+      <w:r>
+        <w:t xml:space="preserve"> </w:t>
+      </w:r>
+      <w:r>
+        <w:t xml:space="preserve">materiality, confidence, subject and jurisdiction totals each equal the row count, else the build fails</w:t>
+      </w:r>
+      <w:r>
+        <w:t xml:space="preserve"> </w:t>
+      </w:r>
+      <w:r>
+        <w:t xml:space="preserve">loudly.</w:t>
       </w:r>
     </w:p>
     <w:p>
       <w:pPr>
         <w:numPr>
           <w:ilvl w:val="0"/>
-          <w:numId w:val="1005"/>
+          <w:numId w:val="1006"/>
+        </w:numPr>
+        <w:pStyle w:val="Compact"/>
+      </w:pPr>
+      <w:r>
+        <w:rPr>
+          <w:bCs/>
+          <w:b/>
+        </w:rPr>
+        <w:t xml:space="preserve">Naming:</w:t>
+      </w:r>
+      <w:r>
+        <w:t xml:space="preserve"> </w:t>
+      </w:r>
+      <w:r>
+        <w:t xml:space="preserve">email sections are "STATUS CHECK" and "UPCOMING MILESTONES". "So What" became "Takeaway". The</w:t>
+      </w:r>
+      <w:r>
+        <w:t xml:space="preserve"> </w:t>
+      </w:r>
+      <w:r>
+        <w:t xml:space="preserve">"lens" taxonomy and the "Schema" column were dropped.</w:t>
+      </w:r>
+    </w:p>
+    <w:p>
+      <w:pPr>
+        <w:numPr>
+          <w:ilvl w:val="0"/>
+          <w:numId w:val="1006"/>
         </w:numPr>
         <w:pStyle w:val="Compact"/>
       </w:pPr>
@@ -6137,237 +6328,6 @@
       </w:r>
       <w:r>
         <w:t xml:space="preserve">.</w:t>
-      </w:r>
-    </w:p>
-    <w:p>
-      <w:pPr>
-        <w:numPr>
-          <w:ilvl w:val="0"/>
-          <w:numId w:val="1007"/>
-        </w:numPr>
-        <w:pStyle w:val="Compact"/>
-      </w:pPr>
-      <w:r>
-        <w:rPr>
-          <w:bCs/>
-          <w:b/>
-        </w:rPr>
-        <w:t xml:space="preserve">Baseline v2 (loaded 2026-09-18): 161 events / 229 rows</w:t>
-      </w:r>
-      <w:r>
-        <w:t xml:space="preserve">, 2025-11-07 to 2026-09-18, 18 jurisdictions, 33</w:t>
-      </w:r>
-      <w:r>
-        <w:t xml:space="preserve"> </w:t>
-      </w:r>
-      <w:r>
-        <w:t xml:space="preserve">entities. Confidence 185 Verified / 42 Reported / 2 Unverified. Materiality 149 High / 80 Medium. On appeal: 4</w:t>
-      </w:r>
-      <w:r>
-        <w:t xml:space="preserve"> </w:t>
-      </w:r>
-      <w:r>
-        <w:t xml:space="preserve">rows. Superseded: 3 rows across 2 events (E-20260918-035 ×2 Duke NC+SC; E-20260918-110 APS).</w:t>
-      </w:r>
-    </w:p>
-    <w:p>
-      <w:pPr>
-        <w:numPr>
-          <w:ilvl w:val="0"/>
-          <w:numId w:val="1007"/>
-        </w:numPr>
-        <w:pStyle w:val="Compact"/>
-      </w:pPr>
-      <w:r>
-        <w:rPr>
-          <w:rStyle w:val="VerbatimChar"/>
-          <w:bCs/>
-          <w:b/>
-        </w:rPr>
-        <w:t xml:space="preserve">rows_p5</w:t>
-      </w:r>
-      <w:r>
-        <w:rPr>
-          <w:bCs/>
-          <w:b/>
-        </w:rPr>
-        <w:t xml:space="preserve"> </w:t>
-      </w:r>
-      <w:r>
-        <w:rPr>
-          <w:bCs/>
-          <w:b/>
-        </w:rPr>
-        <w:t xml:space="preserve">(3 Oct, degraded Sweep): 19 events / 24 rows, all Reported</w:t>
-      </w:r>
-      <w:r>
-        <w:t xml:space="preserve">, plus 2 overlays on E-20260918-098.</w:t>
-      </w:r>
-      <w:r>
-        <w:t xml:space="preserve"> </w:t>
-      </w:r>
-      <w:r>
-        <w:t xml:space="preserve">Contents include PUCT adoption of 16 TAC §25.194 (Project 58481); the Governor's TCEQ permit halt</w:t>
-      </w:r>
-      <w:r>
-        <w:t xml:space="preserve"> </w:t>
-      </w:r>
-      <w:r>
-        <w:t xml:space="preserve">(E-20261003-002); the ERCOT Batch Zero audit sequence (E-20261003-011 community-impact RFI, -012 verification</w:t>
-      </w:r>
-      <w:r>
-        <w:t xml:space="preserve"> </w:t>
-      </w:r>
-      <w:r>
-        <w:t xml:space="preserve">RFI, -013 directive and delay notice, -014 provisional classifications); five FERC §206 rehearing dismissals;</w:t>
-      </w:r>
-      <w:r>
-        <w:t xml:space="preserve"> </w:t>
-      </w:r>
-      <w:r>
-        <w:t xml:space="preserve">the PJM backstop order; a Senate permitting proposal; PUCT 58000 and 58482; ICC 26-0364 and the Illinois Joint</w:t>
-      </w:r>
-      <w:r>
-        <w:t xml:space="preserve"> </w:t>
-      </w:r>
-      <w:r>
-        <w:t xml:space="preserve">IRP; two PA model-tariff reconsideration orders.</w:t>
-      </w:r>
-    </w:p>
-    <w:p>
-      <w:pPr>
-        <w:numPr>
-          <w:ilvl w:val="0"/>
-          <w:numId w:val="1007"/>
-        </w:numPr>
-        <w:pStyle w:val="Compact"/>
-      </w:pPr>
-      <w:r>
-        <w:rPr>
-          <w:bCs/>
-          <w:b/>
-        </w:rPr>
-        <w:t xml:space="preserve">Gap:</w:t>
-      </w:r>
-      <w:r>
-        <w:t xml:space="preserve"> </w:t>
-      </w:r>
-      <w:r>
-        <w:t xml:space="preserve">the Mondays of 21 and 28 September passed silently (tasks were disabled). The 3 Oct run covered the</w:t>
-      </w:r>
-      <w:r>
-        <w:t xml:space="preserve"> </w:t>
-      </w:r>
-      <w:r>
-        <w:t xml:space="preserve">window from mail and the web; the first full run (5 Oct) adds collector material and upgrades the Reported</w:t>
-      </w:r>
-      <w:r>
-        <w:t xml:space="preserve"> </w:t>
-      </w:r>
-      <w:r>
-        <w:t xml:space="preserve">Texas rows to Verified where the primary documents confirm them (C-01).</w:t>
-      </w:r>
-    </w:p>
-    <w:p>
-      <w:pPr>
-        <w:numPr>
-          <w:ilvl w:val="0"/>
-          <w:numId w:val="1007"/>
-        </w:numPr>
-        <w:pStyle w:val="Compact"/>
-      </w:pPr>
-      <w:r>
-        <w:rPr>
-          <w:bCs/>
-          <w:b/>
-        </w:rPr>
-        <w:t xml:space="preserve">Flags recounted 3 Oct:</w:t>
-      </w:r>
-      <w:r>
-        <w:t xml:space="preserve"> </w:t>
-      </w:r>
-      <w:r>
-        <w:t xml:space="preserve">superseded 3 rows (2 events), on appeal 4 rows;</w:t>
-      </w:r>
-      <w:r>
-        <w:t xml:space="preserve"> </w:t>
-      </w:r>
-      <w:r>
-        <w:rPr>
-          <w:rStyle w:val="VerbatimChar"/>
-        </w:rPr>
-        <w:t xml:space="preserve">state.json</w:t>
-      </w:r>
-      <w:r>
-        <w:t xml:space="preserve"> </w:t>
-      </w:r>
-      <w:r>
-        <w:t xml:space="preserve">and</w:t>
-      </w:r>
-      <w:r>
-        <w:t xml:space="preserve"> </w:t>
-      </w:r>
-      <w:r>
-        <w:rPr>
-          <w:rStyle w:val="VerbatimChar"/>
-        </w:rPr>
-        <w:t xml:space="preserve">rows.json</w:t>
-      </w:r>
-      <w:r>
-        <w:t xml:space="preserve"> </w:t>
-      </w:r>
-      <w:r>
-        <w:t xml:space="preserve">still carry</w:t>
-      </w:r>
-      <w:r>
-        <w:t xml:space="preserve"> </w:t>
-      </w:r>
-      <w:r>
-        <w:t xml:space="preserve">older values until the Sweep applies C-05. The repo's</w:t>
-      </w:r>
-      <w:r>
-        <w:t xml:space="preserve"> </w:t>
-      </w:r>
-      <w:r>
-        <w:rPr>
-          <w:rStyle w:val="VerbatimChar"/>
-        </w:rPr>
-        <w:t xml:space="preserve">store/</w:t>
-      </w:r>
-      <w:r>
-        <w:t xml:space="preserve"> </w:t>
-      </w:r>
-      <w:r>
-        <w:t xml:space="preserve">is a frozen baseline copy, not a mirror.</w:t>
-      </w:r>
-    </w:p>
-    <w:p>
-      <w:r>
-        <w:pict>
-          <v:rect style="width:0;height:1.5pt" o:hralign="center" o:hrstd="t" o:hr="t"/>
-        </w:pict>
-      </w:r>
-    </w:p>
-    <w:bookmarkEnd w:id="35"/>
-    <w:bookmarkStart w:id="36" w:name="X819735cdf724bc7fee201b39a3bf4c469baaeca"/>
-    <w:p>
-      <w:pPr>
-        <w:pStyle w:val="Heading2"/>
-      </w:pPr>
-      <w:r>
-        <w:t xml:space="preserve">7. Coverage history, catch-up and corrections</w:t>
-      </w:r>
-    </w:p>
-    <w:p>
-      <w:pPr>
-        <w:pStyle w:val="FirstParagraph"/>
-      </w:pPr>
-      <w:r>
-        <w:rPr>
-          <w:bCs/>
-          <w:b/>
-        </w:rPr>
-        <w:t xml:space="preserve">How the baseline was built (and why it missed things):</w:t>
       </w:r>
     </w:p>
     <w:p>
@@ -6379,7 +6339,26 @@
         <w:pStyle w:val="Compact"/>
       </w:pPr>
       <w:r>
-        <w:t xml:space="preserve">Phase 1 (investor disclosure), 2026-09-18: 39 events / 71 rows, 16 issuers, Q4 2025–Q2 2026.</w:t>
+        <w:rPr>
+          <w:bCs/>
+          <w:b/>
+        </w:rPr>
+        <w:t xml:space="preserve">Baseline v2 (loaded 2026-09-18): 161 events / 229 rows</w:t>
+      </w:r>
+      <w:r>
+        <w:t xml:space="preserve">, 2025-11-07 to 2026-09-18, 18 jurisdictions, 33</w:t>
+      </w:r>
+      <w:r>
+        <w:t xml:space="preserve"> </w:t>
+      </w:r>
+      <w:r>
+        <w:t xml:space="preserve">entities. Confidence 185 Verified / 42 Reported / 2 Unverified. Materiality 149 High / 80 Medium. On appeal: 4</w:t>
+      </w:r>
+      <w:r>
+        <w:t xml:space="preserve"> </w:t>
+      </w:r>
+      <w:r>
+        <w:t xml:space="preserve">rows. Superseded: 3 rows across 2 events (E-20260918-035 ×2 Duke NC+SC; E-20260918-110 APS).</w:t>
       </w:r>
     </w:p>
     <w:p>
@@ -6391,35 +6370,59 @@
         <w:pStyle w:val="Compact"/>
       </w:pPr>
       <w:r>
-        <w:t xml:space="preserve">Phases 2–3 (federal/RTO and state dockets) were one pass on 2026-09-18, with a gap-closing second pass only for</w:t>
-      </w:r>
-      <w:r>
-        <w:t xml:space="preserve"> </w:t>
-      </w:r>
-      <w:r>
-        <w:t xml:space="preserve">VA, AZ, NM, SC, GRDA, KS and WV.</w:t>
-      </w:r>
-      <w:r>
-        <w:t xml:space="preserve"> </w:t>
-      </w:r>
-      <w:r>
-        <w:rPr>
-          <w:bCs/>
-          <w:b/>
-        </w:rPr>
-        <w:t xml:space="preserve">Docket activity was never enumerated filing by filing</w:t>
-      </w:r>
-      <w:r>
-        <w:t xml:space="preserve"> </w:t>
-      </w:r>
-      <w:r>
-        <w:t xml:space="preserve">— collection</w:t>
-      </w:r>
-      <w:r>
-        <w:t xml:space="preserve"> </w:t>
-      </w:r>
-      <w:r>
-        <w:t xml:space="preserve">followed known docket numbers.</w:t>
+        <w:rPr>
+          <w:rStyle w:val="VerbatimChar"/>
+          <w:bCs/>
+          <w:b/>
+        </w:rPr>
+        <w:t xml:space="preserve">rows_p5</w:t>
+      </w:r>
+      <w:r>
+        <w:rPr>
+          <w:bCs/>
+          <w:b/>
+        </w:rPr>
+        <w:t xml:space="preserve"> </w:t>
+      </w:r>
+      <w:r>
+        <w:rPr>
+          <w:bCs/>
+          <w:b/>
+        </w:rPr>
+        <w:t xml:space="preserve">(3 Oct, degraded Sweep): 19 events / 24 rows, all Reported</w:t>
+      </w:r>
+      <w:r>
+        <w:t xml:space="preserve">, plus 2 overlays on E-20260918-098.</w:t>
+      </w:r>
+      <w:r>
+        <w:t xml:space="preserve"> </w:t>
+      </w:r>
+      <w:r>
+        <w:t xml:space="preserve">Contents include PUCT adoption of 16 TAC §25.194 (Project 58481); the Governor's TCEQ permit halt</w:t>
+      </w:r>
+      <w:r>
+        <w:t xml:space="preserve"> </w:t>
+      </w:r>
+      <w:r>
+        <w:t xml:space="preserve">(E-20261003-002); the ERCOT Batch Zero audit sequence (E-20261003-011 community-impact RFI, -012 verification</w:t>
+      </w:r>
+      <w:r>
+        <w:t xml:space="preserve"> </w:t>
+      </w:r>
+      <w:r>
+        <w:t xml:space="preserve">RFI, -013 directive and delay notice, -014 provisional classifications); five FERC §206 rehearing dismissals;</w:t>
+      </w:r>
+      <w:r>
+        <w:t xml:space="preserve"> </w:t>
+      </w:r>
+      <w:r>
+        <w:t xml:space="preserve">the PJM backstop order; a Senate permitting proposal; PUCT 58000 and 58482; ICC 26-0364 and the Illinois Joint</w:t>
+      </w:r>
+      <w:r>
+        <w:t xml:space="preserve"> </w:t>
+      </w:r>
+      <w:r>
+        <w:t xml:space="preserve">IRP; two PA model-tariff reconsideration orders.</w:t>
       </w:r>
     </w:p>
     <w:p>
@@ -6431,63 +6434,119 @@
         <w:pStyle w:val="Compact"/>
       </w:pPr>
       <w:r>
-        <w:t xml:space="preserve">Two confirmed misses:</w:t>
-      </w:r>
-      <w:r>
-        <w:t xml:space="preserve"> </w:t>
-      </w:r>
-      <w:r>
-        <w:rPr>
-          <w:bCs/>
-          <w:b/>
-        </w:rPr>
-        <w:t xml:space="preserve">Texas</w:t>
-      </w:r>
-      <w:r>
-        <w:t xml:space="preserve"> </w:t>
-      </w:r>
-      <w:r>
-        <w:t xml:space="preserve">(the 2026-08-03 Governor's audit directive and the 2026-08-10 ERCOT Batch Zero</w:t>
-      </w:r>
-      <w:r>
-        <w:t xml:space="preserve"> </w:t>
-      </w:r>
-      <w:r>
-        <w:t xml:space="preserve">pause in PUCT Project 58317, then the September RFIs) and</w:t>
-      </w:r>
-      <w:r>
-        <w:t xml:space="preserve"> </w:t>
-      </w:r>
-      <w:r>
-        <w:rPr>
-          <w:bCs/>
-          <w:b/>
-        </w:rPr>
-        <w:t xml:space="preserve">Arizona</w:t>
-      </w:r>
-      <w:r>
-        <w:t xml:space="preserve"> </w:t>
-      </w:r>
-      <w:r>
-        <w:t xml:space="preserve">(Microsoft's 2026-08-27 closing brief in</w:t>
-      </w:r>
-      <w:r>
-        <w:t xml:space="preserve"> </w:t>
-      </w:r>
-      <w:r>
-        <w:t xml:space="preserve">the APS rate case, image E000054018, docket E-01345A-25-0105). Causes: no docket for a directive; 58317 and</w:t>
-      </w:r>
-      <w:r>
-        <w:t xml:space="preserve"> </w:t>
-      </w:r>
-      <w:r>
-        <w:t xml:space="preserve">ERCOT notices unwatched; the inbox never read in the backfill; customer/intervenor filings had no slot; ACC</w:t>
-      </w:r>
-      <w:r>
-        <w:t xml:space="preserve"> </w:t>
-      </w:r>
-      <w:r>
-        <w:t xml:space="preserve">listing needed an API v1 couldn't call.</w:t>
+        <w:rPr>
+          <w:bCs/>
+          <w:b/>
+        </w:rPr>
+        <w:t xml:space="preserve">Gap:</w:t>
+      </w:r>
+      <w:r>
+        <w:t xml:space="preserve"> </w:t>
+      </w:r>
+      <w:r>
+        <w:t xml:space="preserve">the Mondays of 21 and 28 September passed silently (tasks were disabled). The 3 Oct run covered the</w:t>
+      </w:r>
+      <w:r>
+        <w:t xml:space="preserve"> </w:t>
+      </w:r>
+      <w:r>
+        <w:t xml:space="preserve">window from mail and the web; the first full run (5 Oct) adds collector material and upgrades the Reported</w:t>
+      </w:r>
+      <w:r>
+        <w:t xml:space="preserve"> </w:t>
+      </w:r>
+      <w:r>
+        <w:t xml:space="preserve">Texas rows to Verified where the primary documents confirm them (C-01).</w:t>
+      </w:r>
+    </w:p>
+    <w:p>
+      <w:pPr>
+        <w:numPr>
+          <w:ilvl w:val="0"/>
+          <w:numId w:val="1008"/>
+        </w:numPr>
+        <w:pStyle w:val="Compact"/>
+      </w:pPr>
+      <w:r>
+        <w:rPr>
+          <w:bCs/>
+          <w:b/>
+        </w:rPr>
+        <w:t xml:space="preserve">Flags recounted 3 Oct:</w:t>
+      </w:r>
+      <w:r>
+        <w:t xml:space="preserve"> </w:t>
+      </w:r>
+      <w:r>
+        <w:t xml:space="preserve">superseded 3 rows (2 events), on appeal 4 rows;</w:t>
+      </w:r>
+      <w:r>
+        <w:t xml:space="preserve"> </w:t>
+      </w:r>
+      <w:r>
+        <w:rPr>
+          <w:rStyle w:val="VerbatimChar"/>
+        </w:rPr>
+        <w:t xml:space="preserve">state.json</w:t>
+      </w:r>
+      <w:r>
+        <w:t xml:space="preserve"> </w:t>
+      </w:r>
+      <w:r>
+        <w:t xml:space="preserve">and</w:t>
+      </w:r>
+      <w:r>
+        <w:t xml:space="preserve"> </w:t>
+      </w:r>
+      <w:r>
+        <w:rPr>
+          <w:rStyle w:val="VerbatimChar"/>
+        </w:rPr>
+        <w:t xml:space="preserve">rows.json</w:t>
+      </w:r>
+      <w:r>
+        <w:t xml:space="preserve"> </w:t>
+      </w:r>
+      <w:r>
+        <w:t xml:space="preserve">still carry</w:t>
+      </w:r>
+      <w:r>
+        <w:t xml:space="preserve"> </w:t>
+      </w:r>
+      <w:r>
+        <w:t xml:space="preserve">older values until the Sweep applies C-05. The repo's</w:t>
+      </w:r>
+      <w:r>
+        <w:t xml:space="preserve"> </w:t>
+      </w:r>
+      <w:r>
+        <w:rPr>
+          <w:rStyle w:val="VerbatimChar"/>
+        </w:rPr>
+        <w:t xml:space="preserve">store/</w:t>
+      </w:r>
+      <w:r>
+        <w:t xml:space="preserve"> </w:t>
+      </w:r>
+      <w:r>
+        <w:t xml:space="preserve">is a frozen baseline copy, not a mirror.</w:t>
+      </w:r>
+    </w:p>
+    <w:p>
+      <w:r>
+        <w:pict>
+          <v:rect style="width:0;height:1.5pt" o:hralign="center" o:hrstd="t" o:hr="t"/>
+        </w:pict>
+      </w:r>
+    </w:p>
+    <w:bookmarkEnd w:id="35"/>
+    <w:bookmarkStart w:id="36" w:name="X819735cdf724bc7fee201b39a3bf4c469baaeca"/>
+    <w:p>
+      <w:pPr>
+        <w:pStyle w:val="Heading2"/>
+      </w:pPr>
+      <w:r>
+        <w:t xml:space="preserve">7. Coverage history, catch-up and corrections</w:t>
       </w:r>
     </w:p>
     <w:p>
@@ -6499,59 +6558,7 @@
           <w:bCs/>
           <w:b/>
         </w:rPr>
-        <w:t xml:space="preserve">v3 remedies:</w:t>
-      </w:r>
-      <w:r>
-        <w:t xml:space="preserve"> </w:t>
-      </w:r>
-      <w:r>
-        <w:t xml:space="preserve">full docket-activity enumeration per watched docket; PUCT 58317 watched; governors' newsrooms</w:t>
-      </w:r>
-      <w:r>
-        <w:t xml:space="preserve"> </w:t>
-      </w:r>
-      <w:r>
-        <w:t xml:space="preserve">(TX, VA, GA, AZ, PA, OH, LA, NC, AL, IL, MO, NM, NV, OK, SC, WV);</w:t>
-      </w:r>
-      <w:r>
-        <w:t xml:space="preserve"> </w:t>
-      </w:r>
-      <w:r>
-        <w:rPr>
-          <w:bCs/>
-          <w:b/>
-        </w:rPr>
-        <w:t xml:space="preserve">party watch</w:t>
-      </w:r>
-      <w:r>
-        <w:t xml:space="preserve"> </w:t>
-      </w:r>
-      <w:r>
-        <w:t xml:space="preserve">(Microsoft, Google, Amazon/AWS,</w:t>
-      </w:r>
-      <w:r>
-        <w:t xml:space="preserve"> </w:t>
-      </w:r>
-      <w:r>
-        <w:t xml:space="preserve">Meta, Oracle, OpenAI, CoreWeave, Data Center Coalition, developers, IPPs, industrial and intervenor groups);</w:t>
-      </w:r>
-      <w:r>
-        <w:t xml:space="preserve"> </w:t>
-      </w:r>
-      <w:r>
-        <w:t xml:space="preserve">newsletter canary; corrections queue.</w:t>
-      </w:r>
-    </w:p>
-    <w:p>
-      <w:pPr>
-        <w:pStyle w:val="BodyText"/>
-      </w:pPr>
-      <w:r>
-        <w:rPr>
-          <w:bCs/>
-          <w:b/>
-        </w:rPr>
-        <w:t xml:space="preserve">Catch-up mechanisms (will the next run see everything since the backfill? — yes, by these routes):</w:t>
+        <w:t xml:space="preserve">How the baseline was built (and why it missed things):</w:t>
       </w:r>
     </w:p>
     <w:p>
@@ -6563,59 +6570,7 @@
         <w:pStyle w:val="Compact"/>
       </w:pPr>
       <w:r>
-        <w:rPr>
-          <w:bCs/>
-          <w:b/>
-        </w:rPr>
-        <w:t xml:space="preserve">Window and cursor:</w:t>
-      </w:r>
-      <w:r>
-        <w:t xml:space="preserve"> </w:t>
-      </w:r>
-      <w:r>
-        <w:t xml:space="preserve">mail, manual drops and web routes are read from</w:t>
-      </w:r>
-      <w:r>
-        <w:t xml:space="preserve"> </w:t>
-      </w:r>
-      <w:r>
-        <w:rPr>
-          <w:rStyle w:val="VerbatimChar"/>
-        </w:rPr>
-        <w:t xml:space="preserve">last_successful_sweep</w:t>
-      </w:r>
-      <w:r>
-        <w:t xml:space="preserve"> </w:t>
-      </w:r>
-      <w:r>
-        <w:t xml:space="preserve">(3 Oct); collector</w:t>
-      </w:r>
-      <w:r>
-        <w:t xml:space="preserve"> </w:t>
-      </w:r>
-      <w:r>
-        <w:t xml:space="preserve">candidates are read from</w:t>
-      </w:r>
-      <w:r>
-        <w:t xml:space="preserve"> </w:t>
-      </w:r>
-      <w:r>
-        <w:rPr>
-          <w:rStyle w:val="VerbatimChar"/>
-        </w:rPr>
-        <w:t xml:space="preserve">collector_cursor</w:t>
-      </w:r>
-      <w:r>
-        <w:t xml:space="preserve"> </w:t>
-      </w:r>
-      <w:r>
-        <w:t xml:space="preserve">(default 18 Sept), so the 506 candidates of 2 and 3 Oct that the</w:t>
-      </w:r>
-      <w:r>
-        <w:t xml:space="preserve"> </w:t>
-      </w:r>
-      <w:r>
-        <w:t xml:space="preserve">degraded run never saw are in scope for 5 Oct. (Before this fix they would have been skipped.)</w:t>
+        <w:t xml:space="preserve">Phase 1 (investor disclosure), 2026-09-18: 39 events / 71 rows, 16 issuers, Q4 2025–Q2 2026.</w:t>
       </w:r>
     </w:p>
     <w:p>
@@ -6627,75 +6582,35 @@
         <w:pStyle w:val="Compact"/>
       </w:pPr>
       <w:r>
-        <w:rPr>
-          <w:bCs/>
-          <w:b/>
-        </w:rPr>
-        <w:t xml:space="preserve">Docket-history backfill:</w:t>
-      </w:r>
-      <w:r>
-        <w:t xml:space="preserve"> </w:t>
-      </w:r>
-      <w:r>
-        <w:t xml:space="preserve">completed 3 Oct —</w:t>
-      </w:r>
-      <w:r>
-        <w:t xml:space="preserve"> </w:t>
-      </w:r>
-      <w:r>
-        <w:rPr>
-          <w:bCs/>
-          <w:b/>
-        </w:rPr>
-        <w:t xml:space="preserve">5,210 filings</w:t>
-      </w:r>
-      <w:r>
-        <w:t xml:space="preserve"> </w:t>
-      </w:r>
-      <w:r>
-        <w:t xml:space="preserve">since 2025-11-07 (TX 2,583, FERC 1,019, MO 773,</w:t>
-      </w:r>
-      <w:r>
-        <w:t xml:space="preserve"> </w:t>
-      </w:r>
-      <w:r>
-        <w:t xml:space="preserve">AZ 571, LA 135, NM 93, GA 27, KS 9), but its document budget ran out after FERC and Louisiana, so most items were</w:t>
-      </w:r>
-      <w:r>
-        <w:t xml:space="preserve"> </w:t>
-      </w:r>
-      <w:r>
-        <w:t xml:space="preserve">metadata only — and party briefs are often filed under an attorney's name (the Microsoft brief reads "Albert H.</w:t>
-      </w:r>
-      <w:r>
-        <w:t xml:space="preserve"> </w:t>
-      </w:r>
-      <w:r>
-        <w:t xml:space="preserve">Acken, Atty."). Fix: the collector now enriches ~1,800 substantive items with document text over the next</w:t>
-      </w:r>
-      <w:r>
-        <w:t xml:space="preserve"> </w:t>
-      </w:r>
-      <w:r>
-        <w:t xml:space="preserve">~2 weeks of nightly runs, matching watched parties on the cover page, into</w:t>
-      </w:r>
-      <w:r>
-        <w:t xml:space="preserve"> </w:t>
-      </w:r>
-      <w:r>
-        <w:rPr>
-          <w:rStyle w:val="VerbatimChar"/>
-        </w:rPr>
-        <w:t xml:space="preserve">data/backfill/enriched.jsonl</w:t>
-      </w:r>
-      <w:r>
-        <w:t xml:space="preserve">; the</w:t>
-      </w:r>
-      <w:r>
-        <w:t xml:space="preserve"> </w:t>
-      </w:r>
-      <w:r>
-        <w:t xml:space="preserve">Sweep processes 15 per run, tiers 1–2 first (C-07).</w:t>
+        <w:t xml:space="preserve">Phases 2–3 (federal/RTO and state dockets) were one pass on 2026-09-18, with a gap-closing second pass only for</w:t>
+      </w:r>
+      <w:r>
+        <w:t xml:space="preserve"> </w:t>
+      </w:r>
+      <w:r>
+        <w:t xml:space="preserve">VA, AZ, NM, SC, GRDA, KS and WV.</w:t>
+      </w:r>
+      <w:r>
+        <w:t xml:space="preserve"> </w:t>
+      </w:r>
+      <w:r>
+        <w:rPr>
+          <w:bCs/>
+          <w:b/>
+        </w:rPr>
+        <w:t xml:space="preserve">Docket activity was never enumerated filing by filing</w:t>
+      </w:r>
+      <w:r>
+        <w:t xml:space="preserve"> </w:t>
+      </w:r>
+      <w:r>
+        <w:t xml:space="preserve">— collection</w:t>
+      </w:r>
+      <w:r>
+        <w:t xml:space="preserve"> </w:t>
+      </w:r>
+      <w:r>
+        <w:t xml:space="preserve">followed known docket numbers.</w:t>
       </w:r>
     </w:p>
     <w:p>
@@ -6707,45 +6622,134 @@
         <w:pStyle w:val="Compact"/>
       </w:pPr>
       <w:r>
-        <w:rPr>
-          <w:bCs/>
-          <w:b/>
-        </w:rPr>
-        <w:t xml:space="preserve">Baseline-links file</w:t>
-      </w:r>
-      <w:r>
-        <w:t xml:space="preserve"> </w:t>
-      </w:r>
-      <w:r>
-        <w:t xml:space="preserve">(</w:t>
-      </w:r>
-      <w:r>
-        <w:rPr>
-          <w:rStyle w:val="VerbatimChar"/>
-        </w:rPr>
-        <w:t xml:space="preserve">data/backfill/baseline_links_2026-10-03.jsonl</w:t>
-      </w:r>
-      <w:r>
-        <w:t xml:space="preserve">, 304 links): links that were already</w:t>
-      </w:r>
-      <w:r>
-        <w:t xml:space="preserve"> </w:t>
-      </w:r>
-      <w:r>
-        <w:t xml:space="preserve">on watched pages when the collector first saw them (and were silently baselined). The Sweep triages by title</w:t>
-      </w:r>
-      <w:r>
-        <w:t xml:space="preserve"> </w:t>
-      </w:r>
-      <w:r>
-        <w:t xml:space="preserve">and treats on-beat ones as candidates.</w:t>
+        <w:t xml:space="preserve">Two confirmed misses:</w:t>
+      </w:r>
+      <w:r>
+        <w:t xml:space="preserve"> </w:t>
+      </w:r>
+      <w:r>
+        <w:rPr>
+          <w:bCs/>
+          <w:b/>
+        </w:rPr>
+        <w:t xml:space="preserve">Texas</w:t>
+      </w:r>
+      <w:r>
+        <w:t xml:space="preserve"> </w:t>
+      </w:r>
+      <w:r>
+        <w:t xml:space="preserve">(the 2026-08-03 Governor's audit directive and the 2026-08-10 ERCOT Batch Zero</w:t>
+      </w:r>
+      <w:r>
+        <w:t xml:space="preserve"> </w:t>
+      </w:r>
+      <w:r>
+        <w:t xml:space="preserve">pause in PUCT Project 58317, then the September RFIs) and</w:t>
+      </w:r>
+      <w:r>
+        <w:t xml:space="preserve"> </w:t>
+      </w:r>
+      <w:r>
+        <w:rPr>
+          <w:bCs/>
+          <w:b/>
+        </w:rPr>
+        <w:t xml:space="preserve">Arizona</w:t>
+      </w:r>
+      <w:r>
+        <w:t xml:space="preserve"> </w:t>
+      </w:r>
+      <w:r>
+        <w:t xml:space="preserve">(Microsoft's 2026-08-27 closing brief in</w:t>
+      </w:r>
+      <w:r>
+        <w:t xml:space="preserve"> </w:t>
+      </w:r>
+      <w:r>
+        <w:t xml:space="preserve">the APS rate case, image E000054018, docket E-01345A-25-0105). Causes: no docket for a directive; 58317 and</w:t>
+      </w:r>
+      <w:r>
+        <w:t xml:space="preserve"> </w:t>
+      </w:r>
+      <w:r>
+        <w:t xml:space="preserve">ERCOT notices unwatched; the inbox never read in the backfill; customer/intervenor filings had no slot; ACC</w:t>
+      </w:r>
+      <w:r>
+        <w:t xml:space="preserve"> </w:t>
+      </w:r>
+      <w:r>
+        <w:t xml:space="preserve">listing needed an API v1 couldn't call.</w:t>
+      </w:r>
+    </w:p>
+    <w:p>
+      <w:pPr>
+        <w:pStyle w:val="FirstParagraph"/>
+      </w:pPr>
+      <w:r>
+        <w:rPr>
+          <w:bCs/>
+          <w:b/>
+        </w:rPr>
+        <w:t xml:space="preserve">v3 remedies:</w:t>
+      </w:r>
+      <w:r>
+        <w:t xml:space="preserve"> </w:t>
+      </w:r>
+      <w:r>
+        <w:t xml:space="preserve">full docket-activity enumeration per watched docket; PUCT 58317 watched; governors' newsrooms</w:t>
+      </w:r>
+      <w:r>
+        <w:t xml:space="preserve"> </w:t>
+      </w:r>
+      <w:r>
+        <w:t xml:space="preserve">(TX, VA, GA, AZ, PA, OH, LA, NC, AL, IL, MO, NM, NV, OK, SC, WV);</w:t>
+      </w:r>
+      <w:r>
+        <w:t xml:space="preserve"> </w:t>
+      </w:r>
+      <w:r>
+        <w:rPr>
+          <w:bCs/>
+          <w:b/>
+        </w:rPr>
+        <w:t xml:space="preserve">party watch</w:t>
+      </w:r>
+      <w:r>
+        <w:t xml:space="preserve"> </w:t>
+      </w:r>
+      <w:r>
+        <w:t xml:space="preserve">(Microsoft, Google, Amazon/AWS,</w:t>
+      </w:r>
+      <w:r>
+        <w:t xml:space="preserve"> </w:t>
+      </w:r>
+      <w:r>
+        <w:t xml:space="preserve">Meta, Oracle, OpenAI, CoreWeave, Data Center Coalition, developers, IPPs, industrial and intervenor groups);</w:t>
+      </w:r>
+      <w:r>
+        <w:t xml:space="preserve"> </w:t>
+      </w:r>
+      <w:r>
+        <w:t xml:space="preserve">newsletter canary; corrections queue.</w:t>
+      </w:r>
+    </w:p>
+    <w:p>
+      <w:pPr>
+        <w:pStyle w:val="BodyText"/>
+      </w:pPr>
+      <w:r>
+        <w:rPr>
+          <w:bCs/>
+          <w:b/>
+        </w:rPr>
+        <w:t xml:space="preserve">Catch-up mechanisms (will the next run see everything since the backfill? — yes, by these routes):</w:t>
       </w:r>
     </w:p>
     <w:p>
       <w:pPr>
         <w:numPr>
           <w:ilvl w:val="0"/>
-          <w:numId w:val="1009"/>
+          <w:numId w:val="1010"/>
         </w:numPr>
         <w:pStyle w:val="Compact"/>
       </w:pPr>
@@ -6754,47 +6758,234 @@
           <w:bCs/>
           <w:b/>
         </w:rPr>
-        <w:t xml:space="preserve">Corrections queue</w:t>
-      </w:r>
-      <w:r>
-        <w:t xml:space="preserve"> </w:t>
-      </w:r>
-      <w:r>
-        <w:t xml:space="preserve">(</w:t>
+        <w:t xml:space="preserve">Window and cursor:</w:t>
+      </w:r>
+      <w:r>
+        <w:t xml:space="preserve"> </w:t>
+      </w:r>
+      <w:r>
+        <w:t xml:space="preserve">mail, manual drops and web routes are read from</w:t>
+      </w:r>
+      <w:r>
+        <w:t xml:space="preserve"> </w:t>
       </w:r>
       <w:r>
         <w:rPr>
           <w:rStyle w:val="VerbatimChar"/>
         </w:rPr>
-        <w:t xml:space="preserve">prompts/corrections_queue.md</w:t>
-      </w:r>
-      <w:r>
-        <w:t xml:space="preserve">, verified at source before writing, ≤6 per run):</w:t>
-      </w:r>
-      <w:r>
-        <w:t xml:space="preserve"> </w:t>
-      </w:r>
-      <w:r>
-        <w:t xml:space="preserve">C-01 Texas directive / Batch Zero (partly done 3 Oct as Reported; upgrade and overlay the stale baseline row) ·</w:t>
-      </w:r>
-      <w:r>
-        <w:t xml:space="preserve"> </w:t>
-      </w:r>
-      <w:r>
-        <w:t xml:space="preserve">C-02 Microsoft APS brief · C-03 Arizona XHLF eligibility · C-04 Louisiana U-37882 milestone · C-05 store</w:t>
-      </w:r>
-      <w:r>
-        <w:t xml:space="preserve"> </w:t>
-      </w:r>
-      <w:r>
-        <w:t xml:space="preserve">housekeeping · C-06 Texas text quality · C-07 backfill (ongoing until exhausted).</w:t>
+        <w:t xml:space="preserve">last_successful_sweep</w:t>
+      </w:r>
+      <w:r>
+        <w:t xml:space="preserve"> </w:t>
+      </w:r>
+      <w:r>
+        <w:t xml:space="preserve">(3 Oct); collector</w:t>
+      </w:r>
+      <w:r>
+        <w:t xml:space="preserve"> </w:t>
+      </w:r>
+      <w:r>
+        <w:t xml:space="preserve">candidates are read from</w:t>
+      </w:r>
+      <w:r>
+        <w:t xml:space="preserve"> </w:t>
+      </w:r>
+      <w:r>
+        <w:rPr>
+          <w:rStyle w:val="VerbatimChar"/>
+        </w:rPr>
+        <w:t xml:space="preserve">collector_cursor</w:t>
+      </w:r>
+      <w:r>
+        <w:t xml:space="preserve"> </w:t>
+      </w:r>
+      <w:r>
+        <w:t xml:space="preserve">(default 18 Sept), so the 506 candidates of 2 and 3 Oct that the</w:t>
+      </w:r>
+      <w:r>
+        <w:t xml:space="preserve"> </w:t>
+      </w:r>
+      <w:r>
+        <w:t xml:space="preserve">degraded run never saw are in scope for 5 Oct. (Before this fix they would have been skipped.)</w:t>
       </w:r>
     </w:p>
     <w:p>
       <w:pPr>
         <w:numPr>
           <w:ilvl w:val="0"/>
-          <w:numId w:val="1009"/>
+          <w:numId w:val="1010"/>
+        </w:numPr>
+        <w:pStyle w:val="Compact"/>
+      </w:pPr>
+      <w:r>
+        <w:rPr>
+          <w:bCs/>
+          <w:b/>
+        </w:rPr>
+        <w:t xml:space="preserve">Docket-history backfill:</w:t>
+      </w:r>
+      <w:r>
+        <w:t xml:space="preserve"> </w:t>
+      </w:r>
+      <w:r>
+        <w:t xml:space="preserve">completed 3 Oct —</w:t>
+      </w:r>
+      <w:r>
+        <w:t xml:space="preserve"> </w:t>
+      </w:r>
+      <w:r>
+        <w:rPr>
+          <w:bCs/>
+          <w:b/>
+        </w:rPr>
+        <w:t xml:space="preserve">5,210 filings</w:t>
+      </w:r>
+      <w:r>
+        <w:t xml:space="preserve"> </w:t>
+      </w:r>
+      <w:r>
+        <w:t xml:space="preserve">since 2025-11-07 (TX 2,583, FERC 1,019, MO 773,</w:t>
+      </w:r>
+      <w:r>
+        <w:t xml:space="preserve"> </w:t>
+      </w:r>
+      <w:r>
+        <w:t xml:space="preserve">AZ 571, LA 135, NM 93, GA 27, KS 9), but its document budget ran out after FERC and Louisiana, so most items were</w:t>
+      </w:r>
+      <w:r>
+        <w:t xml:space="preserve"> </w:t>
+      </w:r>
+      <w:r>
+        <w:t xml:space="preserve">metadata only — and party briefs are often filed under an attorney's name (the Microsoft brief reads "Albert H.</w:t>
+      </w:r>
+      <w:r>
+        <w:t xml:space="preserve"> </w:t>
+      </w:r>
+      <w:r>
+        <w:t xml:space="preserve">Acken, Atty."). Fix: the collector now enriches ~1,800 substantive items with document text over the next</w:t>
+      </w:r>
+      <w:r>
+        <w:t xml:space="preserve"> </w:t>
+      </w:r>
+      <w:r>
+        <w:t xml:space="preserve">~2 weeks of nightly runs, matching watched parties on the cover page, into</w:t>
+      </w:r>
+      <w:r>
+        <w:t xml:space="preserve"> </w:t>
+      </w:r>
+      <w:r>
+        <w:rPr>
+          <w:rStyle w:val="VerbatimChar"/>
+        </w:rPr>
+        <w:t xml:space="preserve">data/backfill/enriched.jsonl</w:t>
+      </w:r>
+      <w:r>
+        <w:t xml:space="preserve">; the</w:t>
+      </w:r>
+      <w:r>
+        <w:t xml:space="preserve"> </w:t>
+      </w:r>
+      <w:r>
+        <w:t xml:space="preserve">Sweep processes 15 per run, tiers 1–2 first (C-07).</w:t>
+      </w:r>
+    </w:p>
+    <w:p>
+      <w:pPr>
+        <w:numPr>
+          <w:ilvl w:val="0"/>
+          <w:numId w:val="1010"/>
+        </w:numPr>
+        <w:pStyle w:val="Compact"/>
+      </w:pPr>
+      <w:r>
+        <w:rPr>
+          <w:bCs/>
+          <w:b/>
+        </w:rPr>
+        <w:t xml:space="preserve">Baseline-links file</w:t>
+      </w:r>
+      <w:r>
+        <w:t xml:space="preserve"> </w:t>
+      </w:r>
+      <w:r>
+        <w:t xml:space="preserve">(</w:t>
+      </w:r>
+      <w:r>
+        <w:rPr>
+          <w:rStyle w:val="VerbatimChar"/>
+        </w:rPr>
+        <w:t xml:space="preserve">data/backfill/baseline_links_2026-10-03.jsonl</w:t>
+      </w:r>
+      <w:r>
+        <w:t xml:space="preserve">, 304 links): links that were already</w:t>
+      </w:r>
+      <w:r>
+        <w:t xml:space="preserve"> </w:t>
+      </w:r>
+      <w:r>
+        <w:t xml:space="preserve">on watched pages when the collector first saw them (and were silently baselined). The Sweep triages by title</w:t>
+      </w:r>
+      <w:r>
+        <w:t xml:space="preserve"> </w:t>
+      </w:r>
+      <w:r>
+        <w:t xml:space="preserve">and treats on-beat ones as candidates.</w:t>
+      </w:r>
+    </w:p>
+    <w:p>
+      <w:pPr>
+        <w:numPr>
+          <w:ilvl w:val="0"/>
+          <w:numId w:val="1010"/>
+        </w:numPr>
+        <w:pStyle w:val="Compact"/>
+      </w:pPr>
+      <w:r>
+        <w:rPr>
+          <w:bCs/>
+          <w:b/>
+        </w:rPr>
+        <w:t xml:space="preserve">Corrections queue</w:t>
+      </w:r>
+      <w:r>
+        <w:t xml:space="preserve"> </w:t>
+      </w:r>
+      <w:r>
+        <w:t xml:space="preserve">(</w:t>
+      </w:r>
+      <w:r>
+        <w:rPr>
+          <w:rStyle w:val="VerbatimChar"/>
+        </w:rPr>
+        <w:t xml:space="preserve">prompts/corrections_queue.md</w:t>
+      </w:r>
+      <w:r>
+        <w:t xml:space="preserve">, verified at source before writing, ≤6 per run):</w:t>
+      </w:r>
+      <w:r>
+        <w:t xml:space="preserve"> </w:t>
+      </w:r>
+      <w:r>
+        <w:t xml:space="preserve">C-01 Texas directive / Batch Zero (partly done 3 Oct as Reported; upgrade and overlay the stale baseline row) ·</w:t>
+      </w:r>
+      <w:r>
+        <w:t xml:space="preserve"> </w:t>
+      </w:r>
+      <w:r>
+        <w:t xml:space="preserve">C-02 Microsoft APS brief · C-03 Arizona XHLF eligibility · C-04 Louisiana U-37882 milestone · C-05 store</w:t>
+      </w:r>
+      <w:r>
+        <w:t xml:space="preserve"> </w:t>
+      </w:r>
+      <w:r>
+        <w:t xml:space="preserve">housekeeping · C-06 Texas text quality · C-07 backfill (ongoing until exhausted).</w:t>
+      </w:r>
+    </w:p>
+    <w:p>
+      <w:pPr>
+        <w:numPr>
+          <w:ilvl w:val="0"/>
+          <w:numId w:val="1010"/>
         </w:numPr>
         <w:pStyle w:val="Compact"/>
       </w:pPr>
@@ -11877,7 +12068,7 @@
       <w:pPr>
         <w:numPr>
           <w:ilvl w:val="0"/>
-          <w:numId w:val="1010"/>
+          <w:numId w:val="1011"/>
         </w:numPr>
         <w:pStyle w:val="Compact"/>
       </w:pPr>
@@ -11978,7 +12169,7 @@
       <w:pPr>
         <w:numPr>
           <w:ilvl w:val="0"/>
-          <w:numId w:val="1010"/>
+          <w:numId w:val="1011"/>
         </w:numPr>
         <w:pStyle w:val="Compact"/>
       </w:pPr>
@@ -12057,7 +12248,7 @@
       <w:pPr>
         <w:numPr>
           <w:ilvl w:val="0"/>
-          <w:numId w:val="1010"/>
+          <w:numId w:val="1011"/>
         </w:numPr>
         <w:pStyle w:val="Compact"/>
       </w:pPr>
@@ -12115,7 +12306,7 @@
       <w:pPr>
         <w:numPr>
           <w:ilvl w:val="0"/>
-          <w:numId w:val="1010"/>
+          <w:numId w:val="1011"/>
         </w:numPr>
         <w:pStyle w:val="Compact"/>
       </w:pPr>
@@ -12198,7 +12389,7 @@
       <w:pPr>
         <w:numPr>
           <w:ilvl w:val="0"/>
-          <w:numId w:val="1010"/>
+          <w:numId w:val="1011"/>
         </w:numPr>
         <w:pStyle w:val="Compact"/>
       </w:pPr>
@@ -13357,7 +13548,7 @@
       <w:pPr>
         <w:numPr>
           <w:ilvl w:val="0"/>
-          <w:numId w:val="1011"/>
+          <w:numId w:val="1012"/>
         </w:numPr>
         <w:pStyle w:val="Compact"/>
       </w:pPr>
@@ -13403,7 +13594,7 @@
       <w:pPr>
         <w:numPr>
           <w:ilvl w:val="0"/>
-          <w:numId w:val="1011"/>
+          <w:numId w:val="1012"/>
         </w:numPr>
         <w:pStyle w:val="Compact"/>
       </w:pPr>
@@ -13428,7 +13619,7 @@
       <w:pPr>
         <w:numPr>
           <w:ilvl w:val="0"/>
-          <w:numId w:val="1011"/>
+          <w:numId w:val="1012"/>
         </w:numPr>
         <w:pStyle w:val="Compact"/>
       </w:pPr>
@@ -13456,7 +13647,7 @@
       <w:pPr>
         <w:numPr>
           <w:ilvl w:val="0"/>
-          <w:numId w:val="1011"/>
+          <w:numId w:val="1012"/>
         </w:numPr>
         <w:pStyle w:val="Compact"/>
       </w:pPr>
@@ -13481,7 +13672,7 @@
       <w:pPr>
         <w:numPr>
           <w:ilvl w:val="0"/>
-          <w:numId w:val="1011"/>
+          <w:numId w:val="1012"/>
         </w:numPr>
         <w:pStyle w:val="Compact"/>
       </w:pPr>
@@ -13503,7 +13694,7 @@
       <w:pPr>
         <w:numPr>
           <w:ilvl w:val="0"/>
-          <w:numId w:val="1011"/>
+          <w:numId w:val="1012"/>
         </w:numPr>
         <w:pStyle w:val="Compact"/>
       </w:pPr>
@@ -15085,7 +15276,7 @@
       <w:pPr>
         <w:numPr>
           <w:ilvl w:val="0"/>
-          <w:numId w:val="1012"/>
+          <w:numId w:val="1013"/>
         </w:numPr>
         <w:pStyle w:val="Compact"/>
       </w:pPr>
@@ -15132,7 +15323,7 @@
       <w:pPr>
         <w:numPr>
           <w:ilvl w:val="0"/>
-          <w:numId w:val="1012"/>
+          <w:numId w:val="1013"/>
         </w:numPr>
         <w:pStyle w:val="Compact"/>
       </w:pPr>
@@ -15160,7 +15351,7 @@
       <w:pPr>
         <w:numPr>
           <w:ilvl w:val="0"/>
-          <w:numId w:val="1012"/>
+          <w:numId w:val="1013"/>
         </w:numPr>
         <w:pStyle w:val="Compact"/>
       </w:pPr>
@@ -15178,7 +15369,7 @@
       <w:pPr>
         <w:numPr>
           <w:ilvl w:val="0"/>
-          <w:numId w:val="1012"/>
+          <w:numId w:val="1013"/>
         </w:numPr>
         <w:pStyle w:val="Compact"/>
       </w:pPr>
@@ -15190,7 +15381,7 @@
       <w:pPr>
         <w:numPr>
           <w:ilvl w:val="0"/>
-          <w:numId w:val="1012"/>
+          <w:numId w:val="1013"/>
         </w:numPr>
         <w:pStyle w:val="Compact"/>
       </w:pPr>
@@ -15255,7 +15446,7 @@
       <w:pPr>
         <w:numPr>
           <w:ilvl w:val="0"/>
-          <w:numId w:val="1012"/>
+          <w:numId w:val="1013"/>
         </w:numPr>
         <w:pStyle w:val="Compact"/>
       </w:pPr>
@@ -16376,7 +16567,7 @@
       <w:pPr>
         <w:numPr>
           <w:ilvl w:val="0"/>
-          <w:numId w:val="1013"/>
+          <w:numId w:val="1014"/>
         </w:numPr>
         <w:pStyle w:val="Compact"/>
       </w:pPr>
@@ -16388,150 +16579,6 @@
       </w:r>
       <w:r>
         <w:t xml:space="preserve">IL, OH, NC, WV); PA open only to WebFetch; EDGAR opened by the declared UA.</w:t>
-      </w:r>
-    </w:p>
-    <w:p>
-      <w:pPr>
-        <w:numPr>
-          <w:ilvl w:val="0"/>
-          <w:numId w:val="1013"/>
-        </w:numPr>
-        <w:pStyle w:val="Compact"/>
-      </w:pPr>
-      <w:r>
-        <w:t xml:space="preserve">Built v3: collector (15 adapters plus governor/party watching, health, circuit breakers, 70-minute deadline,</w:t>
-      </w:r>
-      <w:r>
-        <w:t xml:space="preserve"> </w:t>
-      </w:r>
-      <w:r>
-        <w:t xml:space="preserve">rotating start, checkpoints, per-list baselining, backfill mode, AIA completion); overlays and validation;</w:t>
-      </w:r>
-      <w:r>
-        <w:t xml:space="preserve"> </w:t>
-      </w:r>
-      <w:r>
-        <w:t xml:space="preserve">Excel in Python and in the browser with CI parity (0 differences); narrative PDF/DOCX; console; Sweep and</w:t>
-      </w:r>
-      <w:r>
-        <w:t xml:space="preserve"> </w:t>
-      </w:r>
-      <w:r>
-        <w:t xml:space="preserve">Brief prompts; corrections queue; manual-pass skill (saved by Rett);</w:t>
-      </w:r>
-      <w:r>
-        <w:t xml:space="preserve"> </w:t>
-      </w:r>
-      <w:r>
-        <w:rPr>
-          <w:rStyle w:val="VerbatimChar"/>
-        </w:rPr>
-        <w:t xml:space="preserve">SOURCES.md</w:t>
-      </w:r>
-      <w:r>
-        <w:t xml:space="preserve">.</w:t>
-      </w:r>
-    </w:p>
-    <w:p>
-      <w:pPr>
-        <w:numPr>
-          <w:ilvl w:val="0"/>
-          <w:numId w:val="1013"/>
-        </w:numPr>
-        <w:pStyle w:val="Compact"/>
-      </w:pPr>
-      <w:r>
-        <w:t xml:space="preserve">First collector run: 334 new items, 160 documents extracted, ~20 minutes. Fixed AZ, MO, OK (partly), TLS</w:t>
-      </w:r>
-      <w:r>
-        <w:t xml:space="preserve"> </w:t>
-      </w:r>
-      <w:r>
-        <w:t xml:space="preserve">chains; added PUCT 58317, party watch, governor and PUCT news pages.</w:t>
-      </w:r>
-    </w:p>
-    <w:p>
-      <w:pPr>
-        <w:numPr>
-          <w:ilvl w:val="0"/>
-          <w:numId w:val="1013"/>
-        </w:numPr>
-        <w:pStyle w:val="Compact"/>
-      </w:pPr>
-      <w:r>
-        <w:t xml:space="preserve">Allowlist drafts created in Outlook (not sent): VA</w:t>
-      </w:r>
-      <w:r>
-        <w:t xml:space="preserve"> </w:t>
-      </w:r>
-      <w:r>
-        <w:rPr>
-          <w:rStyle w:val="VerbatimChar"/>
-        </w:rPr>
-        <w:t xml:space="preserve">sccinfo@scc.virginia.gov</w:t>
-      </w:r>
-      <w:r>
-        <w:t xml:space="preserve">; NC</w:t>
-      </w:r>
-      <w:r>
-        <w:t xml:space="preserve"> </w:t>
-      </w:r>
-      <w:r>
-        <w:rPr>
-          <w:rStyle w:val="VerbatimChar"/>
-        </w:rPr>
-        <w:t xml:space="preserve">clerkhelpdesk@ncuc.gov</w:t>
-      </w:r>
-      <w:r>
-        <w:t xml:space="preserve">;</w:t>
-      </w:r>
-      <w:r>
-        <w:t xml:space="preserve"> </w:t>
-      </w:r>
-      <w:r>
-        <w:t xml:space="preserve">SC</w:t>
-      </w:r>
-      <w:r>
-        <w:t xml:space="preserve"> </w:t>
-      </w:r>
-      <w:r>
-        <w:rPr>
-          <w:rStyle w:val="VerbatimChar"/>
-        </w:rPr>
-        <w:t xml:space="preserve">contact@psc.sc.gov</w:t>
-      </w:r>
-      <w:r>
-        <w:t xml:space="preserve">; IL</w:t>
-      </w:r>
-      <w:r>
-        <w:t xml:space="preserve"> </w:t>
-      </w:r>
-      <w:r>
-        <w:rPr>
-          <w:rStyle w:val="VerbatimChar"/>
-        </w:rPr>
-        <w:t xml:space="preserve">ICC.FOIARequests@Illinois.gov</w:t>
-      </w:r>
-      <w:r>
-        <w:t xml:space="preserve">; OH (PUCO web form or 614-466-6843); WV (Executive</w:t>
-      </w:r>
-      <w:r>
-        <w:t xml:space="preserve"> </w:t>
-      </w:r>
-      <w:r>
-        <w:t xml:space="preserve">Secretary form or 304-340-0426).</w:t>
-      </w:r>
-    </w:p>
-    <w:p>
-      <w:pPr>
-        <w:pStyle w:val="FirstParagraph"/>
-      </w:pPr>
-      <w:r>
-        <w:rPr>
-          <w:bCs/>
-          <w:b/>
-        </w:rPr>
-        <w:t xml:space="preserve">2–3 October (verification runs):</w:t>
       </w:r>
     </w:p>
     <w:p>
@@ -16543,29 +16590,25 @@
         <w:pStyle w:val="Compact"/>
       </w:pPr>
       <w:r>
-        <w:rPr>
-          <w:bCs/>
-          <w:b/>
-        </w:rPr>
-        <w:t xml:space="preserve">Sweep fired off-schedule (run 2026-10-03-0019): worked, degraded.</w:t>
-      </w:r>
-      <w:r>
-        <w:t xml:space="preserve"> </w:t>
-      </w:r>
-      <w:r>
-        <w:t xml:space="preserve">The repo was private then and scheduled</w:t>
-      </w:r>
-      <w:r>
-        <w:t xml:space="preserve"> </w:t>
-      </w:r>
-      <w:r>
-        <w:t xml:space="preserve">sessions can't attach it; OneDrive read/write, read-only mail, DCC Bi-Weekly, PA web reader and the manual-folder</w:t>
-      </w:r>
-      <w:r>
-        <w:t xml:space="preserve"> </w:t>
-      </w:r>
-      <w:r>
-        <w:t xml:space="preserve">check all worked. Wrote</w:t>
+        <w:t xml:space="preserve">Built v3: collector (15 adapters plus governor/party watching, health, circuit breakers, 70-minute deadline,</w:t>
+      </w:r>
+      <w:r>
+        <w:t xml:space="preserve"> </w:t>
+      </w:r>
+      <w:r>
+        <w:t xml:space="preserve">rotating start, checkpoints, per-list baselining, backfill mode, AIA completion); overlays and validation;</w:t>
+      </w:r>
+      <w:r>
+        <w:t xml:space="preserve"> </w:t>
+      </w:r>
+      <w:r>
+        <w:t xml:space="preserve">Excel in Python and in the browser with CI parity (0 differences); narrative PDF/DOCX; console; Sweep and</w:t>
+      </w:r>
+      <w:r>
+        <w:t xml:space="preserve"> </w:t>
+      </w:r>
+      <w:r>
+        <w:t xml:space="preserve">Brief prompts; corrections queue; manual-pass skill (saved by Rett);</w:t>
       </w:r>
       <w:r>
         <w:t xml:space="preserve"> </w:t>
@@ -16574,13 +16617,10 @@
         <w:rPr>
           <w:rStyle w:val="VerbatimChar"/>
         </w:rPr>
-        <w:t xml:space="preserve">rows_p5</w:t>
-      </w:r>
-      <w:r>
-        <w:t xml:space="preserve"> </w:t>
-      </w:r>
-      <w:r>
-        <w:t xml:space="preserve">(§6).</w:t>
+        <w:t xml:space="preserve">SOURCES.md</w:t>
+      </w:r>
+      <w:r>
+        <w:t xml:space="preserve">.</w:t>
       </w:r>
     </w:p>
     <w:p>
@@ -16592,41 +16632,13 @@
         <w:pStyle w:val="Compact"/>
       </w:pPr>
       <w:r>
-        <w:rPr>
-          <w:bCs/>
-          <w:b/>
-        </w:rPr>
-        <w:t xml:space="preserve">Brief fired off-schedule: worked via the repo-less path.</w:t>
-      </w:r>
-      <w:r>
-        <w:t xml:space="preserve"> </w:t>
-      </w:r>
-      <w:r>
-        <w:t xml:space="preserve">Email sent (</w:t>
-      </w:r>
-      <w:r>
-        <w:rPr>
-          <w:rStyle w:val="VerbatimChar"/>
-        </w:rPr>
-        <w:t xml:space="preserve">[Status] Grid Docket — 3 Oct · 9 high-impact …</w:t>
-      </w:r>
-      <w:r>
-        <w:t xml:space="preserve">, RED because of the repo regression); console v7 published with narrative and PDF;</w:t>
-      </w:r>
-      <w:r>
-        <w:t xml:space="preserve"> </w:t>
-      </w:r>
-      <w:r>
-        <w:rPr>
-          <w:rStyle w:val="VerbatimChar"/>
-        </w:rPr>
-        <w:t xml:space="preserve">briefs/2026-10-03.json</w:t>
-      </w:r>
-      <w:r>
-        <w:t xml:space="preserve"> </w:t>
-      </w:r>
-      <w:r>
-        <w:t xml:space="preserve">written.</w:t>
+        <w:t xml:space="preserve">First collector run: 334 new items, 160 documents extracted, ~20 minutes. Fixed AZ, MO, OK (partly), TLS</w:t>
+      </w:r>
+      <w:r>
+        <w:t xml:space="preserve"> </w:t>
+      </w:r>
+      <w:r>
+        <w:t xml:space="preserve">chains; added PUCT 58317, party watch, governor and PUCT news pages.</w:t>
       </w:r>
     </w:p>
     <w:p>
@@ -16638,17 +16650,7 @@
         <w:pStyle w:val="Compact"/>
       </w:pPr>
       <w:r>
-        <w:rPr>
-          <w:bCs/>
-          <w:b/>
-        </w:rPr>
-        <w:t xml:space="preserve">Fix:</w:t>
-      </w:r>
-      <w:r>
-        <w:t xml:space="preserve"> </w:t>
-      </w:r>
-      <w:r>
-        <w:t xml:space="preserve">Rett made the repo public; both prompts now clone it read-only and build from</w:t>
+        <w:t xml:space="preserve">Allowlist drafts created in Outlook (not sent): VA</w:t>
       </w:r>
       <w:r>
         <w:t xml:space="preserve"> </w:t>
@@ -16657,52 +16659,58 @@
         <w:rPr>
           <w:rStyle w:val="VerbatimChar"/>
         </w:rPr>
-        <w:t xml:space="preserve">store_live/</w:t>
-      </w:r>
-      <w:r>
-        <w:t xml:space="preserve">; the task</w:t>
-      </w:r>
-      <w:r>
-        <w:t xml:space="preserve"> </w:t>
-      </w:r>
-      <w:r>
-        <w:t xml:space="preserve">prompts were replaced with compact bootstraps and the crons re-set explicitly.</w:t>
-      </w:r>
-    </w:p>
-    <w:p>
-      <w:pPr>
-        <w:numPr>
-          <w:ilvl w:val="0"/>
-          <w:numId w:val="1014"/>
-        </w:numPr>
-        <w:pStyle w:val="Compact"/>
-      </w:pPr>
-      <w:r>
-        <w:t xml:space="preserve">Second-wave sources probed and working: MISO/SPP queues, 8 Legistar clients, capacity pages, VA appellate</w:t>
-      </w:r>
-      <w:r>
-        <w:t xml:space="preserve"> </w:t>
-      </w:r>
-      <w:r>
-        <w:t xml:space="preserve">courts, 8 more governors, 6 of 7 IRP/RFP pages, DOE pages, ERCOT notice archive (23 links).</w:t>
-      </w:r>
-    </w:p>
-    <w:p>
-      <w:pPr>
-        <w:numPr>
-          <w:ilvl w:val="0"/>
-          <w:numId w:val="1014"/>
-        </w:numPr>
-        <w:pStyle w:val="Compact"/>
-      </w:pPr>
-      <w:r>
-        <w:t xml:space="preserve">3 Oct: WebFetch confirmed for ERCOT large-load, planning and board pages, PJM newsroom, Kansas governor and Duke</w:t>
-      </w:r>
-      <w:r>
-        <w:t xml:space="preserve"> </w:t>
-      </w:r>
-      <w:r>
-        <w:t xml:space="preserve">IRP; added to Sweep steps 6.4 and 6.6. Arizona governor refuses both routes.</w:t>
+        <w:t xml:space="preserve">sccinfo@scc.virginia.gov</w:t>
+      </w:r>
+      <w:r>
+        <w:t xml:space="preserve">; NC</w:t>
+      </w:r>
+      <w:r>
+        <w:t xml:space="preserve"> </w:t>
+      </w:r>
+      <w:r>
+        <w:rPr>
+          <w:rStyle w:val="VerbatimChar"/>
+        </w:rPr>
+        <w:t xml:space="preserve">clerkhelpdesk@ncuc.gov</w:t>
+      </w:r>
+      <w:r>
+        <w:t xml:space="preserve">;</w:t>
+      </w:r>
+      <w:r>
+        <w:t xml:space="preserve"> </w:t>
+      </w:r>
+      <w:r>
+        <w:t xml:space="preserve">SC</w:t>
+      </w:r>
+      <w:r>
+        <w:t xml:space="preserve"> </w:t>
+      </w:r>
+      <w:r>
+        <w:rPr>
+          <w:rStyle w:val="VerbatimChar"/>
+        </w:rPr>
+        <w:t xml:space="preserve">contact@psc.sc.gov</w:t>
+      </w:r>
+      <w:r>
+        <w:t xml:space="preserve">; IL</w:t>
+      </w:r>
+      <w:r>
+        <w:t xml:space="preserve"> </w:t>
+      </w:r>
+      <w:r>
+        <w:rPr>
+          <w:rStyle w:val="VerbatimChar"/>
+        </w:rPr>
+        <w:t xml:space="preserve">ICC.FOIARequests@Illinois.gov</w:t>
+      </w:r>
+      <w:r>
+        <w:t xml:space="preserve">; OH (PUCO web form or 614-466-6843); WV (Executive</w:t>
+      </w:r>
+      <w:r>
+        <w:t xml:space="preserve"> </w:t>
+      </w:r>
+      <w:r>
+        <w:t xml:space="preserve">Secretary form or 304-340-0426).</w:t>
       </w:r>
     </w:p>
     <w:p>
@@ -16714,7 +16722,7 @@
           <w:bCs/>
           <w:b/>
         </w:rPr>
-        <w:t xml:space="preserve">3 October, afternoon — full review:</w:t>
+        <w:t xml:space="preserve">2–3 October (verification runs):</w:t>
       </w:r>
     </w:p>
     <w:p>
@@ -16726,7 +16734,29 @@
         <w:pStyle w:val="Compact"/>
       </w:pPr>
       <w:r>
-        <w:t xml:space="preserve">Found and fixed: the degraded run had advanced the Sweep window past all 506 collector candidates (now a separate</w:t>
+        <w:rPr>
+          <w:bCs/>
+          <w:b/>
+        </w:rPr>
+        <w:t xml:space="preserve">Sweep fired off-schedule (run 2026-10-03-0019): worked, degraded.</w:t>
+      </w:r>
+      <w:r>
+        <w:t xml:space="preserve"> </w:t>
+      </w:r>
+      <w:r>
+        <w:t xml:space="preserve">The repo was private then and scheduled</w:t>
+      </w:r>
+      <w:r>
+        <w:t xml:space="preserve"> </w:t>
+      </w:r>
+      <w:r>
+        <w:t xml:space="preserve">sessions can't attach it; OneDrive read/write, read-only mail, DCC Bi-Weekly, PA web reader and the manual-folder</w:t>
+      </w:r>
+      <w:r>
+        <w:t xml:space="preserve"> </w:t>
+      </w:r>
+      <w:r>
+        <w:t xml:space="preserve">check all worked. Wrote</w:t>
       </w:r>
       <w:r>
         <w:t xml:space="preserve"> </w:t>
@@ -16735,40 +16765,13 @@
         <w:rPr>
           <w:rStyle w:val="VerbatimChar"/>
         </w:rPr>
-        <w:t xml:space="preserve">collector_cursor</w:t>
-      </w:r>
-      <w:r>
-        <w:t xml:space="preserve">); Texas document links had been silently missed since the first run (site moved to absolute</w:t>
-      </w:r>
-      <w:r>
-        <w:t xml:space="preserve"> </w:t>
-      </w:r>
-      <w:r>
-        <w:t xml:space="preserve">links — fixed, text being back-filled); Arizona PDFs are unreachable from the cloud (certificate hostname</w:t>
-      </w:r>
-      <w:r>
-        <w:t xml:space="preserve"> </w:t>
-      </w:r>
-      <w:r>
-        <w:t xml:space="preserve">mismatch — routed to the manual pass); the backfill had text for only 357 of 5,210 filings (now nightly enrichment); the manual</w:t>
-      </w:r>
-      <w:r>
-        <w:t xml:space="preserve"> </w:t>
-      </w:r>
-      <w:r>
-        <w:t xml:space="preserve">pass never looked for new cases and restarted from fixed dates (now catches up from its last run and searches</w:t>
-      </w:r>
-      <w:r>
-        <w:t xml:space="preserve"> </w:t>
-      </w:r>
-      <w:r>
-        <w:t xml:space="preserve">for new cases); stale state entries and gaps queued for the Sweep (C-05); EIA and congress.gov running on the</w:t>
-      </w:r>
-      <w:r>
-        <w:t xml:space="preserve"> </w:t>
-      </w:r>
-      <w:r>
-        <w:t xml:space="preserve">public DEMO_KEY.</w:t>
+        <w:t xml:space="preserve">rows_p5</w:t>
+      </w:r>
+      <w:r>
+        <w:t xml:space="preserve"> </w:t>
+      </w:r>
+      <w:r>
+        <w:t xml:space="preserve">(§6).</w:t>
       </w:r>
     </w:p>
     <w:p>
@@ -16780,13 +16783,41 @@
         <w:pStyle w:val="Compact"/>
       </w:pPr>
       <w:r>
-        <w:t xml:space="preserve">Removed: v1 reachability probe and its workflow, discovery outputs, the superseded architecture note, four</w:t>
-      </w:r>
-      <w:r>
-        <w:t xml:space="preserve"> </w:t>
-      </w:r>
-      <w:r>
-        <w:t xml:space="preserve">obsolete project docs and the duplicate context copy, four v1 artifacts.</w:t>
+        <w:rPr>
+          <w:bCs/>
+          <w:b/>
+        </w:rPr>
+        <w:t xml:space="preserve">Brief fired off-schedule: worked via the repo-less path.</w:t>
+      </w:r>
+      <w:r>
+        <w:t xml:space="preserve"> </w:t>
+      </w:r>
+      <w:r>
+        <w:t xml:space="preserve">Email sent (</w:t>
+      </w:r>
+      <w:r>
+        <w:rPr>
+          <w:rStyle w:val="VerbatimChar"/>
+        </w:rPr>
+        <w:t xml:space="preserve">[Status] Grid Docket — 3 Oct · 9 high-impact …</w:t>
+      </w:r>
+      <w:r>
+        <w:t xml:space="preserve">, RED because of the repo regression); console v7 published with narrative and PDF;</w:t>
+      </w:r>
+      <w:r>
+        <w:t xml:space="preserve"> </w:t>
+      </w:r>
+      <w:r>
+        <w:rPr>
+          <w:rStyle w:val="VerbatimChar"/>
+        </w:rPr>
+        <w:t xml:space="preserve">briefs/2026-10-03.json</w:t>
+      </w:r>
+      <w:r>
+        <w:t xml:space="preserve"> </w:t>
+      </w:r>
+      <w:r>
+        <w:t xml:space="preserve">written.</w:t>
       </w:r>
     </w:p>
     <w:p>
@@ -16798,7 +16829,35 @@
         <w:pStyle w:val="Compact"/>
       </w:pPr>
       <w:r>
-        <w:t xml:space="preserve">Added: the Friday manual-pass reminder task.</w:t>
+        <w:rPr>
+          <w:bCs/>
+          <w:b/>
+        </w:rPr>
+        <w:t xml:space="preserve">Fix:</w:t>
+      </w:r>
+      <w:r>
+        <w:t xml:space="preserve"> </w:t>
+      </w:r>
+      <w:r>
+        <w:t xml:space="preserve">Rett made the repo public; both prompts now clone it read-only and build from</w:t>
+      </w:r>
+      <w:r>
+        <w:t xml:space="preserve"> </w:t>
+      </w:r>
+      <w:r>
+        <w:rPr>
+          <w:rStyle w:val="VerbatimChar"/>
+        </w:rPr>
+        <w:t xml:space="preserve">store_live/</w:t>
+      </w:r>
+      <w:r>
+        <w:t xml:space="preserve">; the task</w:t>
+      </w:r>
+      <w:r>
+        <w:t xml:space="preserve"> </w:t>
+      </w:r>
+      <w:r>
+        <w:t xml:space="preserve">prompts were replaced with compact bootstraps and the crons re-set explicitly.</w:t>
       </w:r>
     </w:p>
     <w:p>
@@ -16810,46 +16869,31 @@
         <w:pStyle w:val="Compact"/>
       </w:pPr>
       <w:r>
-        <w:t xml:space="preserve">Verified in two extra collector runs the same afternoon: Texas documents extracting again (80 PUCT filings with</w:t>
-      </w:r>
-      <w:r>
-        <w:t xml:space="preserve"> </w:t>
-      </w:r>
-      <w:r>
-        <w:t xml:space="preserve">text after the first fixed run); 217 current candidates back-filled with text ahead of Monday; 125 backfill</w:t>
-      </w:r>
-      <w:r>
-        <w:t xml:space="preserve"> </w:t>
-      </w:r>
-      <w:r>
-        <w:t xml:space="preserve">items enriched (tiers 1–2: commission-issued and watched-party filings) with ~1,880 queued; party matching made</w:t>
-      </w:r>
-      <w:r>
-        <w:t xml:space="preserve"> </w:t>
-      </w:r>
-      <w:r>
-        <w:t xml:space="preserve">whole-word after "AWS" matched "Dawson's"; EIA's public DEMO_KEY is rate-limited on shared runners (congress.gov</w:t>
-      </w:r>
-      <w:r>
-        <w:t xml:space="preserve"> </w:t>
-      </w:r>
-      <w:r>
-        <w:t xml:space="preserve">works) — an</w:t>
-      </w:r>
-      <w:r>
-        <w:t xml:space="preserve"> </w:t>
-      </w:r>
-      <w:r>
-        <w:rPr>
-          <w:rStyle w:val="VerbatimChar"/>
-        </w:rPr>
-        <w:t xml:space="preserve">EIA_API_KEY</w:t>
-      </w:r>
-      <w:r>
-        <w:t xml:space="preserve"> </w:t>
-      </w:r>
-      <w:r>
-        <w:t xml:space="preserve">secret would avoid it.</w:t>
+        <w:t xml:space="preserve">Second-wave sources probed and working: MISO/SPP queues, 8 Legistar clients, capacity pages, VA appellate</w:t>
+      </w:r>
+      <w:r>
+        <w:t xml:space="preserve"> </w:t>
+      </w:r>
+      <w:r>
+        <w:t xml:space="preserve">courts, 8 more governors, 6 of 7 IRP/RFP pages, DOE pages, ERCOT notice archive (23 links).</w:t>
+      </w:r>
+    </w:p>
+    <w:p>
+      <w:pPr>
+        <w:numPr>
+          <w:ilvl w:val="0"/>
+          <w:numId w:val="1015"/>
+        </w:numPr>
+        <w:pStyle w:val="Compact"/>
+      </w:pPr>
+      <w:r>
+        <w:t xml:space="preserve">3 Oct: WebFetch confirmed for ERCOT large-load, planning and board pages, PJM newsroom, Kansas governor and Duke</w:t>
+      </w:r>
+      <w:r>
+        <w:t xml:space="preserve"> </w:t>
+      </w:r>
+      <w:r>
+        <w:t xml:space="preserve">IRP; added to Sweep steps 6.4 and 6.6. Arizona governor refuses both routes.</w:t>
       </w:r>
     </w:p>
     <w:p>
@@ -16861,255 +16905,7 @@
           <w:bCs/>
           <w:b/>
         </w:rPr>
-        <w:t xml:space="preserve">Not yet verified end to end:</w:t>
-      </w:r>
-      <w:r>
-        <w:t xml:space="preserve"> </w:t>
-      </w:r>
-      <w:r>
-        <w:t xml:space="preserve">a scheduled Sweep reading collector data through the public clone — first test</w:t>
-      </w:r>
-      <w:r>
-        <w:t xml:space="preserve"> </w:t>
-      </w:r>
-      <w:r>
-        <w:rPr>
-          <w:bCs/>
-          <w:b/>
-        </w:rPr>
-        <w:t xml:space="preserve">Monday 5 Oct, 04:55 PT</w:t>
-      </w:r>
-      <w:r>
-        <w:t xml:space="preserve">.</w:t>
-      </w:r>
-    </w:p>
-    <w:p>
-      <w:r>
-        <w:pict>
-          <v:rect style="width:0;height:1.5pt" o:hralign="center" o:hrstd="t" o:hr="t"/>
-        </w:pict>
-      </w:r>
-    </w:p>
-    <w:bookmarkEnd w:id="46"/>
-    <w:bookmarkStart w:id="47" w:name="Xd96b24ac24d3ff38f8146dca36593c8d2296d41"/>
-    <w:p>
-      <w:pPr>
-        <w:pStyle w:val="Heading2"/>
-      </w:pPr>
-      <w:r>
-        <w:t xml:space="preserve">17. Sources</w:t>
-      </w:r>
-    </w:p>
-    <w:p>
-      <w:pPr>
-        <w:pStyle w:val="FirstParagraph"/>
-      </w:pPr>
-      <w:r>
-        <w:t xml:space="preserve">Full lists in the repo's</w:t>
-      </w:r>
-      <w:r>
-        <w:t xml:space="preserve"> </w:t>
-      </w:r>
-      <w:r>
-        <w:rPr>
-          <w:rStyle w:val="VerbatimChar"/>
-        </w:rPr>
-        <w:t xml:space="preserve">SOURCES.md</w:t>
-      </w:r>
-      <w:r>
-        <w:t xml:space="preserve"> </w:t>
-      </w:r>
-      <w:r>
-        <w:t xml:space="preserve">(project copy</w:t>
-      </w:r>
-      <w:r>
-        <w:t xml:space="preserve"> </w:t>
-      </w:r>
-      <w:r>
-        <w:rPr>
-          <w:rStyle w:val="VerbatimChar"/>
-        </w:rPr>
-        <w:t xml:space="preserve">claude/sources-v3.md</w:t>
-      </w:r>
-      <w:r>
-        <w:t xml:space="preserve">).</w:t>
-      </w:r>
-    </w:p>
-    <w:p>
-      <w:pPr>
-        <w:pStyle w:val="BodyText"/>
-      </w:pPr>
-      <w:r>
-        <w:rPr>
-          <w:bCs/>
-          <w:b/>
-        </w:rPr>
-        <w:t xml:space="preserve">In scope and working:</w:t>
-      </w:r>
-      <w:r>
-        <w:t xml:space="preserve"> </w:t>
-      </w:r>
-      <w:r>
-        <w:t xml:space="preserve">FERC eLibrary, FERC news, Federal Register, NERC; SEC EDGAR for 18 utility issuers</w:t>
-      </w:r>
-      <w:r>
-        <w:t xml:space="preserve"> </w:t>
-      </w:r>
-      <w:r>
-        <w:t xml:space="preserve">(AEP, Southern, Duke, Dominion, Entergy, Evergy, Exelon, Ameren, PPL, Pinnacle West, Xcel, OGE, TXNM, Oncor,</w:t>
-      </w:r>
-      <w:r>
-        <w:t xml:space="preserve"> </w:t>
-      </w:r>
-      <w:r>
-        <w:t xml:space="preserve">Fortis, Nevada Power, NiSource, FirstEnergy) and 17 market participants (Constellation, Vistra, NRG, Talen,</w:t>
-      </w:r>
-      <w:r>
-        <w:t xml:space="preserve"> </w:t>
-      </w:r>
-      <w:r>
-        <w:t xml:space="preserve">NextEra, Microsoft, Alphabet, Amazon, Meta, Oracle, Digital Realty, Equinix, CoreWeave, Applied Digital, IREN,</w:t>
-      </w:r>
-      <w:r>
-        <w:t xml:space="preserve"> </w:t>
-      </w:r>
-      <w:r>
-        <w:t xml:space="preserve">Core Scientific, GE Vernova); all 8 RTOs; 10 state commissions by collector or WebFetch (TX, AZ, GA, LA, MO, NM,</w:t>
-      </w:r>
-      <w:r>
-        <w:t xml:space="preserve"> </w:t>
-      </w:r>
-      <w:r>
-        <w:t xml:space="preserve">KS, OK, AL, PA, plus GRDA) and 7 by manual pass (VA, SC, IL, OH, NC, WV, NV); 10 of 16 IR pages (the rest via</w:t>
-      </w:r>
-      <w:r>
-        <w:t xml:space="preserve"> </w:t>
-      </w:r>
-      <w:r>
-        <w:t xml:space="preserve">EDGAR); governors' newsrooms in 16 states (Arizona refuses); party watch; MISO and SPP queues; capacity markets; Legistar agendas</w:t>
-      </w:r>
-      <w:r>
-        <w:t xml:space="preserve"> </w:t>
-      </w:r>
-      <w:r>
-        <w:t xml:space="preserve">(8 counties/cities); Virginia appellate courts; utility IRP/RFP pages; DOE; Utility Dive, Canary Media, RTO</w:t>
-      </w:r>
-      <w:r>
-        <w:t xml:space="preserve"> </w:t>
-      </w:r>
-      <w:r>
-        <w:t xml:space="preserve">Insider feeds; licensed mail (RTO Insider, NPM, CapIQ, DCC Bi-Weekly).</w:t>
-      </w:r>
-    </w:p>
-    <w:p>
-      <w:pPr>
-        <w:pStyle w:val="BodyText"/>
-      </w:pPr>
-      <w:r>
-        <w:rPr>
-          <w:bCs/>
-          <w:b/>
-        </w:rPr>
-        <w:t xml:space="preserve">Running on the public DEMO_KEY:</w:t>
-      </w:r>
-      <w:r>
-        <w:t xml:space="preserve"> </w:t>
-      </w:r>
-      <w:r>
-        <w:t xml:space="preserve">EIA, congress.gov.</w:t>
-      </w:r>
-      <w:r>
-        <w:t xml:space="preserve"> </w:t>
-      </w:r>
-      <w:r>
-        <w:rPr>
-          <w:bCs/>
-          <w:b/>
-        </w:rPr>
-        <w:t xml:space="preserve">Waiting on keys:</w:t>
-      </w:r>
-      <w:r>
-        <w:t xml:space="preserve"> </w:t>
-      </w:r>
-      <w:r>
-        <w:t xml:space="preserve">Open States; CourtListener (full rate).</w:t>
-      </w:r>
-    </w:p>
-    <w:p>
-      <w:pPr>
-        <w:pStyle w:val="BodyText"/>
-      </w:pPr>
-      <w:r>
-        <w:rPr>
-          <w:bCs/>
-          <w:b/>
-        </w:rPr>
-        <w:t xml:space="preserve">Candidates still open, ranked:</w:t>
-      </w:r>
-      <w:r>
-        <w:t xml:space="preserve"> </w:t>
-      </w:r>
-      <w:r>
-        <w:t xml:space="preserve">(1) ERCOT Public API and PJM API (§9); (2) state appellate courts beyond</w:t>
-      </w:r>
-      <w:r>
-        <w:t xml:space="preserve"> </w:t>
-      </w:r>
-      <w:r>
-        <w:t xml:space="preserve">Virginia; (3) county planning agendas outside Legistar (Loudoun, Fairfax, Henrico, Fulton, Atlanta, Tulsa, Reno</w:t>
-      </w:r>
-      <w:r>
-        <w:t xml:space="preserve"> </w:t>
-      </w:r>
-      <w:r>
-        <w:t xml:space="preserve">were not confirmed Legistar clients); (4) NRC ADAMS for restarts/uprates/SMRs; (5) hyperscaler newsrooms;</w:t>
-      </w:r>
-      <w:r>
-        <w:t xml:space="preserve"> </w:t>
-      </w:r>
-      <w:r>
-        <w:t xml:space="preserve">(6) earnings call transcripts (CapIQ); (7) S&amp;P RRA / Halcyon / Energy Strategies as cross-checks; (8) LBNL / Grid</w:t>
-      </w:r>
-      <w:r>
-        <w:t xml:space="preserve"> </w:t>
-      </w:r>
-      <w:r>
-        <w:t xml:space="preserve">Strategies studies; (9) FERC Form 1 / EQR (defer).</w:t>
-      </w:r>
-    </w:p>
-    <w:p>
-      <w:r>
-        <w:pict>
-          <v:rect style="width:0;height:1.5pt" o:hralign="center" o:hrstd="t" o:hr="t"/>
-        </w:pict>
-      </w:r>
-    </w:p>
-    <w:bookmarkEnd w:id="47"/>
-    <w:bookmarkStart w:id="48" w:name="X581ec3f6694aadaa3b783005cdeacf499ad12c0"/>
-    <w:p>
-      <w:pPr>
-        <w:pStyle w:val="Heading2"/>
-      </w:pPr>
-      <w:r>
-        <w:t xml:space="preserve">18. Outstanding actions, gaps and open decisions</w:t>
-      </w:r>
-    </w:p>
-    <w:p>
-      <w:pPr>
-        <w:pStyle w:val="FirstParagraph"/>
-      </w:pPr>
-      <w:r>
-        <w:rPr>
-          <w:bCs/>
-          <w:b/>
-        </w:rPr>
-        <w:t xml:space="preserve">Nothing else is required from Rett for the system to run.</w:t>
-      </w:r>
-      <w:r>
-        <w:t xml:space="preserve"> </w:t>
-      </w:r>
-      <w:r>
-        <w:t xml:space="preserve">Optional or recurring:</w:t>
+        <w:t xml:space="preserve">3 October, afternoon — full review:</w:t>
       </w:r>
     </w:p>
     <w:p>
@@ -17121,17 +16917,7 @@
         <w:pStyle w:val="Compact"/>
       </w:pPr>
       <w:r>
-        <w:rPr>
-          <w:bCs/>
-          <w:b/>
-        </w:rPr>
-        <w:t xml:space="preserve">Fridays:</w:t>
-      </w:r>
-      <w:r>
-        <w:t xml:space="preserve"> </w:t>
-      </w:r>
-      <w:r>
-        <w:t xml:space="preserve">keep the desktop app open around 2:51 pm PT and click "Run now" (or run</w:t>
+        <w:t xml:space="preserve">Found and fixed: the degraded run had advanced the Sweep window past all 506 collector candidates (now a separate</w:t>
       </w:r>
       <w:r>
         <w:t xml:space="preserve"> </w:t>
@@ -17140,13 +16926,40 @@
         <w:rPr>
           <w:rStyle w:val="VerbatimChar"/>
         </w:rPr>
-        <w:t xml:space="preserve">/grid-docket-manual-pass</w:t>
-      </w:r>
-      <w:r>
-        <w:t xml:space="preserve"> </w:t>
-      </w:r>
-      <w:r>
-        <w:t xml:space="preserve">whenever convenient).</w:t>
+        <w:t xml:space="preserve">collector_cursor</w:t>
+      </w:r>
+      <w:r>
+        <w:t xml:space="preserve">); Texas document links had been silently missed since the first run (site moved to absolute</w:t>
+      </w:r>
+      <w:r>
+        <w:t xml:space="preserve"> </w:t>
+      </w:r>
+      <w:r>
+        <w:t xml:space="preserve">links — fixed, text being back-filled); Arizona PDFs are unreachable from the cloud (certificate hostname</w:t>
+      </w:r>
+      <w:r>
+        <w:t xml:space="preserve"> </w:t>
+      </w:r>
+      <w:r>
+        <w:t xml:space="preserve">mismatch — routed to the manual pass); the backfill had text for only 357 of 5,210 filings (now nightly enrichment); the manual</w:t>
+      </w:r>
+      <w:r>
+        <w:t xml:space="preserve"> </w:t>
+      </w:r>
+      <w:r>
+        <w:t xml:space="preserve">pass never looked for new cases and restarted from fixed dates (now catches up from its last run and searches</w:t>
+      </w:r>
+      <w:r>
+        <w:t xml:space="preserve"> </w:t>
+      </w:r>
+      <w:r>
+        <w:t xml:space="preserve">for new cases); stale state entries and gaps queued for the Sweep (C-05); EIA and congress.gov running on the</w:t>
+      </w:r>
+      <w:r>
+        <w:t xml:space="preserve"> </w:t>
+      </w:r>
+      <w:r>
+        <w:t xml:space="preserve">public DEMO_KEY.</w:t>
       </w:r>
     </w:p>
     <w:p>
@@ -17158,62 +16971,13 @@
         <w:pStyle w:val="Compact"/>
       </w:pPr>
       <w:r>
-        <w:rPr>
-          <w:bCs/>
-          <w:b/>
-        </w:rPr>
-        <w:t xml:space="preserve">Keys (optional):</w:t>
-      </w:r>
-      <w:r>
-        <w:t xml:space="preserve"> </w:t>
-      </w:r>
-      <w:r>
-        <w:rPr>
-          <w:rStyle w:val="VerbatimChar"/>
-        </w:rPr>
-        <w:t xml:space="preserve">OPENSTATES_API_KEY</w:t>
-      </w:r>
-      <w:r>
-        <w:t xml:space="preserve"> </w:t>
-      </w:r>
-      <w:r>
-        <w:t xml:space="preserve">(state bills — the only wired source still off),</w:t>
-      </w:r>
-      <w:r>
-        <w:t xml:space="preserve"> </w:t>
-      </w:r>
-      <w:r>
-        <w:rPr>
-          <w:rStyle w:val="VerbatimChar"/>
-        </w:rPr>
-        <w:t xml:space="preserve">EIA_API_KEY</w:t>
-      </w:r>
-      <w:r>
-        <w:t xml:space="preserve"> </w:t>
-      </w:r>
-      <w:r>
-        <w:t xml:space="preserve">(the public demo key is often rate-limited on GitHub's shared runners),</w:t>
-      </w:r>
-      <w:r>
-        <w:t xml:space="preserve"> </w:t>
-      </w:r>
-      <w:r>
-        <w:rPr>
-          <w:rStyle w:val="VerbatimChar"/>
-        </w:rPr>
-        <w:t xml:space="preserve">COURTLISTENER_TOKEN</w:t>
-      </w:r>
-      <w:r>
-        <w:t xml:space="preserve"> </w:t>
-      </w:r>
-      <w:r>
-        <w:t xml:space="preserve">(full court-search rate). Consider ERCOT Public API and PJM API accounts; a session</w:t>
-      </w:r>
-      <w:r>
-        <w:t xml:space="preserve"> </w:t>
-      </w:r>
-      <w:r>
-        <w:t xml:space="preserve">with push access builds those adapters once the secrets exist.</w:t>
+        <w:t xml:space="preserve">Removed: v1 reachability probe and its workflow, discovery outputs, the superseded architecture note, four</w:t>
+      </w:r>
+      <w:r>
+        <w:t xml:space="preserve"> </w:t>
+      </w:r>
+      <w:r>
+        <w:t xml:space="preserve">obsolete project docs and the duplicate context copy, four v1 artifacts.</w:t>
       </w:r>
     </w:p>
     <w:p>
@@ -17225,38 +16989,7 @@
         <w:pStyle w:val="Compact"/>
       </w:pPr>
       <w:r>
-        <w:rPr>
-          <w:bCs/>
-          <w:b/>
-        </w:rPr>
-        <w:t xml:space="preserve">Check once:</w:t>
-      </w:r>
-      <w:r>
-        <w:t xml:space="preserve"> </w:t>
-      </w:r>
-      <w:r>
-        <w:t xml:space="preserve">disable any desktop-local copies of the old tracker tasks (</w:t>
-      </w:r>
-      <w:r>
-        <w:rPr>
-          <w:rStyle w:val="VerbatimChar"/>
-        </w:rPr>
-        <w:t xml:space="preserve">utility-tracker-sweep</w:t>
-      </w:r>
-      <w:r>
-        <w:t xml:space="preserve">,</w:t>
-      </w:r>
-      <w:r>
-        <w:t xml:space="preserve"> </w:t>
-      </w:r>
-      <w:r>
-        <w:rPr>
-          <w:rStyle w:val="VerbatimChar"/>
-        </w:rPr>
-        <w:t xml:space="preserve">weekly-utility-brief</w:t>
-      </w:r>
-      <w:r>
-        <w:t xml:space="preserve">) if they still exist — a local Brief would send a second email.</w:t>
+        <w:t xml:space="preserve">Added: the Friday manual-pass reminder task.</w:t>
       </w:r>
     </w:p>
     <w:p>
@@ -17264,6 +16997,464 @@
         <w:numPr>
           <w:ilvl w:val="0"/>
           <w:numId w:val="1016"/>
+        </w:numPr>
+        <w:pStyle w:val="Compact"/>
+      </w:pPr>
+      <w:r>
+        <w:t xml:space="preserve">Verified in two extra collector runs the same afternoon: Texas documents extracting again (80 PUCT filings with</w:t>
+      </w:r>
+      <w:r>
+        <w:t xml:space="preserve"> </w:t>
+      </w:r>
+      <w:r>
+        <w:t xml:space="preserve">text after the first fixed run); 217 current candidates back-filled with text ahead of Monday; 125 backfill</w:t>
+      </w:r>
+      <w:r>
+        <w:t xml:space="preserve"> </w:t>
+      </w:r>
+      <w:r>
+        <w:t xml:space="preserve">items enriched (tiers 1–2: commission-issued and watched-party filings) with ~1,880 queued; party matching made</w:t>
+      </w:r>
+      <w:r>
+        <w:t xml:space="preserve"> </w:t>
+      </w:r>
+      <w:r>
+        <w:t xml:space="preserve">whole-word after "AWS" matched "Dawson's"; EIA's public DEMO_KEY is rate-limited on shared runners (congress.gov</w:t>
+      </w:r>
+      <w:r>
+        <w:t xml:space="preserve"> </w:t>
+      </w:r>
+      <w:r>
+        <w:t xml:space="preserve">works) — an</w:t>
+      </w:r>
+      <w:r>
+        <w:t xml:space="preserve"> </w:t>
+      </w:r>
+      <w:r>
+        <w:rPr>
+          <w:rStyle w:val="VerbatimChar"/>
+        </w:rPr>
+        <w:t xml:space="preserve">EIA_API_KEY</w:t>
+      </w:r>
+      <w:r>
+        <w:t xml:space="preserve"> </w:t>
+      </w:r>
+      <w:r>
+        <w:t xml:space="preserve">secret would avoid it.</w:t>
+      </w:r>
+    </w:p>
+    <w:p>
+      <w:pPr>
+        <w:pStyle w:val="FirstParagraph"/>
+      </w:pPr>
+      <w:r>
+        <w:rPr>
+          <w:bCs/>
+          <w:b/>
+        </w:rPr>
+        <w:t xml:space="preserve">Not yet verified end to end:</w:t>
+      </w:r>
+      <w:r>
+        <w:t xml:space="preserve"> </w:t>
+      </w:r>
+      <w:r>
+        <w:t xml:space="preserve">a scheduled Sweep reading collector data through the public clone — first test</w:t>
+      </w:r>
+      <w:r>
+        <w:t xml:space="preserve"> </w:t>
+      </w:r>
+      <w:r>
+        <w:rPr>
+          <w:bCs/>
+          <w:b/>
+        </w:rPr>
+        <w:t xml:space="preserve">Monday 5 Oct, 04:55 PT</w:t>
+      </w:r>
+      <w:r>
+        <w:t xml:space="preserve">.</w:t>
+      </w:r>
+    </w:p>
+    <w:p>
+      <w:r>
+        <w:pict>
+          <v:rect style="width:0;height:1.5pt" o:hralign="center" o:hrstd="t" o:hr="t"/>
+        </w:pict>
+      </w:r>
+    </w:p>
+    <w:bookmarkEnd w:id="46"/>
+    <w:bookmarkStart w:id="47" w:name="Xd96b24ac24d3ff38f8146dca36593c8d2296d41"/>
+    <w:p>
+      <w:pPr>
+        <w:pStyle w:val="Heading2"/>
+      </w:pPr>
+      <w:r>
+        <w:t xml:space="preserve">17. Sources</w:t>
+      </w:r>
+    </w:p>
+    <w:p>
+      <w:pPr>
+        <w:pStyle w:val="FirstParagraph"/>
+      </w:pPr>
+      <w:r>
+        <w:t xml:space="preserve">Full lists in the repo's</w:t>
+      </w:r>
+      <w:r>
+        <w:t xml:space="preserve"> </w:t>
+      </w:r>
+      <w:r>
+        <w:rPr>
+          <w:rStyle w:val="VerbatimChar"/>
+        </w:rPr>
+        <w:t xml:space="preserve">SOURCES.md</w:t>
+      </w:r>
+      <w:r>
+        <w:t xml:space="preserve"> </w:t>
+      </w:r>
+      <w:r>
+        <w:t xml:space="preserve">(project copy</w:t>
+      </w:r>
+      <w:r>
+        <w:t xml:space="preserve"> </w:t>
+      </w:r>
+      <w:r>
+        <w:rPr>
+          <w:rStyle w:val="VerbatimChar"/>
+        </w:rPr>
+        <w:t xml:space="preserve">claude/sources-v3.md</w:t>
+      </w:r>
+      <w:r>
+        <w:t xml:space="preserve">).</w:t>
+      </w:r>
+    </w:p>
+    <w:p>
+      <w:pPr>
+        <w:pStyle w:val="BodyText"/>
+      </w:pPr>
+      <w:r>
+        <w:rPr>
+          <w:bCs/>
+          <w:b/>
+        </w:rPr>
+        <w:t xml:space="preserve">In scope and working:</w:t>
+      </w:r>
+      <w:r>
+        <w:t xml:space="preserve"> </w:t>
+      </w:r>
+      <w:r>
+        <w:t xml:space="preserve">FERC eLibrary, FERC news, Federal Register, NERC; SEC EDGAR for 18 utility issuers</w:t>
+      </w:r>
+      <w:r>
+        <w:t xml:space="preserve"> </w:t>
+      </w:r>
+      <w:r>
+        <w:t xml:space="preserve">(AEP, Southern, Duke, Dominion, Entergy, Evergy, Exelon, Ameren, PPL, Pinnacle West, Xcel, OGE, TXNM, Oncor,</w:t>
+      </w:r>
+      <w:r>
+        <w:t xml:space="preserve"> </w:t>
+      </w:r>
+      <w:r>
+        <w:t xml:space="preserve">Fortis, Nevada Power, NiSource, FirstEnergy) and 17 market participants (Constellation, Vistra, NRG, Talen,</w:t>
+      </w:r>
+      <w:r>
+        <w:t xml:space="preserve"> </w:t>
+      </w:r>
+      <w:r>
+        <w:t xml:space="preserve">NextEra, Microsoft, Alphabet, Amazon, Meta, Oracle, Digital Realty, Equinix, CoreWeave, Applied Digital, IREN,</w:t>
+      </w:r>
+      <w:r>
+        <w:t xml:space="preserve"> </w:t>
+      </w:r>
+      <w:r>
+        <w:t xml:space="preserve">Core Scientific, GE Vernova); all 8 RTOs; 10 state commissions by collector or WebFetch (TX, AZ, GA, LA, MO, NM,</w:t>
+      </w:r>
+      <w:r>
+        <w:t xml:space="preserve"> </w:t>
+      </w:r>
+      <w:r>
+        <w:t xml:space="preserve">KS, OK, AL, PA, plus GRDA) and 7 by manual pass (VA, SC, IL, OH, NC, WV, NV); 10 of 16 IR pages (the rest via</w:t>
+      </w:r>
+      <w:r>
+        <w:t xml:space="preserve"> </w:t>
+      </w:r>
+      <w:r>
+        <w:t xml:space="preserve">EDGAR); governors' newsrooms in 16 states (Arizona refuses); party watch; MISO and SPP queues; capacity markets; Legistar agendas</w:t>
+      </w:r>
+      <w:r>
+        <w:t xml:space="preserve"> </w:t>
+      </w:r>
+      <w:r>
+        <w:t xml:space="preserve">(8 counties/cities); Virginia appellate courts; utility IRP/RFP pages; DOE; Utility Dive, Canary Media, RTO</w:t>
+      </w:r>
+      <w:r>
+        <w:t xml:space="preserve"> </w:t>
+      </w:r>
+      <w:r>
+        <w:t xml:space="preserve">Insider feeds; licensed mail (RTO Insider, NPM, CapIQ, DCC Bi-Weekly).</w:t>
+      </w:r>
+    </w:p>
+    <w:p>
+      <w:pPr>
+        <w:pStyle w:val="BodyText"/>
+      </w:pPr>
+      <w:r>
+        <w:rPr>
+          <w:bCs/>
+          <w:b/>
+        </w:rPr>
+        <w:t xml:space="preserve">Running on the public DEMO_KEY:</w:t>
+      </w:r>
+      <w:r>
+        <w:t xml:space="preserve"> </w:t>
+      </w:r>
+      <w:r>
+        <w:t xml:space="preserve">EIA, congress.gov.</w:t>
+      </w:r>
+      <w:r>
+        <w:t xml:space="preserve"> </w:t>
+      </w:r>
+      <w:r>
+        <w:rPr>
+          <w:bCs/>
+          <w:b/>
+        </w:rPr>
+        <w:t xml:space="preserve">Waiting on keys:</w:t>
+      </w:r>
+      <w:r>
+        <w:t xml:space="preserve"> </w:t>
+      </w:r>
+      <w:r>
+        <w:t xml:space="preserve">Open States; CourtListener (full rate).</w:t>
+      </w:r>
+    </w:p>
+    <w:p>
+      <w:pPr>
+        <w:pStyle w:val="BodyText"/>
+      </w:pPr>
+      <w:r>
+        <w:rPr>
+          <w:bCs/>
+          <w:b/>
+        </w:rPr>
+        <w:t xml:space="preserve">Candidates still open, ranked:</w:t>
+      </w:r>
+      <w:r>
+        <w:t xml:space="preserve"> </w:t>
+      </w:r>
+      <w:r>
+        <w:t xml:space="preserve">(1) ERCOT Public API and PJM API (§9); (2) state appellate courts beyond</w:t>
+      </w:r>
+      <w:r>
+        <w:t xml:space="preserve"> </w:t>
+      </w:r>
+      <w:r>
+        <w:t xml:space="preserve">Virginia; (3) county planning agendas outside Legistar (Loudoun, Fairfax, Henrico, Fulton, Atlanta, Tulsa, Reno</w:t>
+      </w:r>
+      <w:r>
+        <w:t xml:space="preserve"> </w:t>
+      </w:r>
+      <w:r>
+        <w:t xml:space="preserve">were not confirmed Legistar clients); (4) NRC ADAMS for restarts/uprates/SMRs; (5) hyperscaler newsrooms;</w:t>
+      </w:r>
+      <w:r>
+        <w:t xml:space="preserve"> </w:t>
+      </w:r>
+      <w:r>
+        <w:t xml:space="preserve">(6) earnings call transcripts (CapIQ); (7) S&amp;P RRA / Halcyon / Energy Strategies as cross-checks; (8) LBNL / Grid</w:t>
+      </w:r>
+      <w:r>
+        <w:t xml:space="preserve"> </w:t>
+      </w:r>
+      <w:r>
+        <w:t xml:space="preserve">Strategies studies; (9) FERC Form 1 / EQR (defer).</w:t>
+      </w:r>
+    </w:p>
+    <w:p>
+      <w:r>
+        <w:pict>
+          <v:rect style="width:0;height:1.5pt" o:hralign="center" o:hrstd="t" o:hr="t"/>
+        </w:pict>
+      </w:r>
+    </w:p>
+    <w:bookmarkEnd w:id="47"/>
+    <w:bookmarkStart w:id="48" w:name="X581ec3f6694aadaa3b783005cdeacf499ad12c0"/>
+    <w:p>
+      <w:pPr>
+        <w:pStyle w:val="Heading2"/>
+      </w:pPr>
+      <w:r>
+        <w:t xml:space="preserve">18. Outstanding actions, gaps and open decisions</w:t>
+      </w:r>
+    </w:p>
+    <w:p>
+      <w:pPr>
+        <w:pStyle w:val="FirstParagraph"/>
+      </w:pPr>
+      <w:r>
+        <w:rPr>
+          <w:bCs/>
+          <w:b/>
+        </w:rPr>
+        <w:t xml:space="preserve">Nothing else is required from Rett for the system to run.</w:t>
+      </w:r>
+      <w:r>
+        <w:t xml:space="preserve"> </w:t>
+      </w:r>
+      <w:r>
+        <w:t xml:space="preserve">Optional or recurring:</w:t>
+      </w:r>
+    </w:p>
+    <w:p>
+      <w:pPr>
+        <w:numPr>
+          <w:ilvl w:val="0"/>
+          <w:numId w:val="1017"/>
+        </w:numPr>
+        <w:pStyle w:val="Compact"/>
+      </w:pPr>
+      <w:r>
+        <w:rPr>
+          <w:bCs/>
+          <w:b/>
+        </w:rPr>
+        <w:t xml:space="preserve">Fridays:</w:t>
+      </w:r>
+      <w:r>
+        <w:t xml:space="preserve"> </w:t>
+      </w:r>
+      <w:r>
+        <w:t xml:space="preserve">keep the desktop app open around 2:51 pm PT and click "Run now" (or run</w:t>
+      </w:r>
+      <w:r>
+        <w:t xml:space="preserve"> </w:t>
+      </w:r>
+      <w:r>
+        <w:rPr>
+          <w:rStyle w:val="VerbatimChar"/>
+        </w:rPr>
+        <w:t xml:space="preserve">/grid-docket-manual-pass</w:t>
+      </w:r>
+      <w:r>
+        <w:t xml:space="preserve"> </w:t>
+      </w:r>
+      <w:r>
+        <w:t xml:space="preserve">whenever convenient).</w:t>
+      </w:r>
+    </w:p>
+    <w:p>
+      <w:pPr>
+        <w:numPr>
+          <w:ilvl w:val="0"/>
+          <w:numId w:val="1017"/>
+        </w:numPr>
+        <w:pStyle w:val="Compact"/>
+      </w:pPr>
+      <w:r>
+        <w:rPr>
+          <w:bCs/>
+          <w:b/>
+        </w:rPr>
+        <w:t xml:space="preserve">Keys (optional):</w:t>
+      </w:r>
+      <w:r>
+        <w:t xml:space="preserve"> </w:t>
+      </w:r>
+      <w:r>
+        <w:rPr>
+          <w:rStyle w:val="VerbatimChar"/>
+        </w:rPr>
+        <w:t xml:space="preserve">OPENSTATES_API_KEY</w:t>
+      </w:r>
+      <w:r>
+        <w:t xml:space="preserve"> </w:t>
+      </w:r>
+      <w:r>
+        <w:t xml:space="preserve">(state bills — the only wired source still off),</w:t>
+      </w:r>
+      <w:r>
+        <w:t xml:space="preserve"> </w:t>
+      </w:r>
+      <w:r>
+        <w:rPr>
+          <w:rStyle w:val="VerbatimChar"/>
+        </w:rPr>
+        <w:t xml:space="preserve">EIA_API_KEY</w:t>
+      </w:r>
+      <w:r>
+        <w:t xml:space="preserve"> </w:t>
+      </w:r>
+      <w:r>
+        <w:t xml:space="preserve">(the public demo key is often rate-limited on GitHub's shared runners),</w:t>
+      </w:r>
+      <w:r>
+        <w:t xml:space="preserve"> </w:t>
+      </w:r>
+      <w:r>
+        <w:rPr>
+          <w:rStyle w:val="VerbatimChar"/>
+        </w:rPr>
+        <w:t xml:space="preserve">COURTLISTENER_TOKEN</w:t>
+      </w:r>
+      <w:r>
+        <w:t xml:space="preserve"> </w:t>
+      </w:r>
+      <w:r>
+        <w:t xml:space="preserve">(full court-search rate). Consider ERCOT Public API and PJM API accounts; a session</w:t>
+      </w:r>
+      <w:r>
+        <w:t xml:space="preserve"> </w:t>
+      </w:r>
+      <w:r>
+        <w:t xml:space="preserve">with push access builds those adapters once the secrets exist.</w:t>
+      </w:r>
+    </w:p>
+    <w:p>
+      <w:pPr>
+        <w:numPr>
+          <w:ilvl w:val="0"/>
+          <w:numId w:val="1017"/>
+        </w:numPr>
+        <w:pStyle w:val="Compact"/>
+      </w:pPr>
+      <w:r>
+        <w:rPr>
+          <w:bCs/>
+          <w:b/>
+        </w:rPr>
+        <w:t xml:space="preserve">Check once:</w:t>
+      </w:r>
+      <w:r>
+        <w:t xml:space="preserve"> </w:t>
+      </w:r>
+      <w:r>
+        <w:t xml:space="preserve">disable any desktop-local copies of the old tracker tasks (</w:t>
+      </w:r>
+      <w:r>
+        <w:rPr>
+          <w:rStyle w:val="VerbatimChar"/>
+        </w:rPr>
+        <w:t xml:space="preserve">utility-tracker-sweep</w:t>
+      </w:r>
+      <w:r>
+        <w:t xml:space="preserve">,</w:t>
+      </w:r>
+      <w:r>
+        <w:t xml:space="preserve"> </w:t>
+      </w:r>
+      <w:r>
+        <w:rPr>
+          <w:rStyle w:val="VerbatimChar"/>
+        </w:rPr>
+        <w:t xml:space="preserve">weekly-utility-brief</w:t>
+      </w:r>
+      <w:r>
+        <w:t xml:space="preserve">) if they still exist — a local Brief would send a second email.</w:t>
+      </w:r>
+    </w:p>
+    <w:p>
+      <w:pPr>
+        <w:numPr>
+          <w:ilvl w:val="0"/>
+          <w:numId w:val="1017"/>
         </w:numPr>
         <w:pStyle w:val="Compact"/>
       </w:pPr>
@@ -17854,7 +18045,7 @@
       <w:pPr>
         <w:numPr>
           <w:ilvl w:val="0"/>
-          <w:numId w:val="1017"/>
+          <w:numId w:val="1018"/>
         </w:numPr>
         <w:pStyle w:val="Compact"/>
       </w:pPr>
@@ -17888,7 +18079,7 @@
       <w:pPr>
         <w:numPr>
           <w:ilvl w:val="0"/>
-          <w:numId w:val="1017"/>
+          <w:numId w:val="1018"/>
         </w:numPr>
         <w:pStyle w:val="Compact"/>
       </w:pPr>
@@ -17928,7 +18119,7 @@
       <w:pPr>
         <w:numPr>
           <w:ilvl w:val="0"/>
-          <w:numId w:val="1017"/>
+          <w:numId w:val="1018"/>
         </w:numPr>
         <w:pStyle w:val="Compact"/>
       </w:pPr>
@@ -17962,7 +18153,7 @@
       <w:pPr>
         <w:numPr>
           <w:ilvl w:val="0"/>
-          <w:numId w:val="1017"/>
+          <w:numId w:val="1018"/>
         </w:numPr>
         <w:pStyle w:val="Compact"/>
       </w:pPr>
@@ -18025,7 +18216,7 @@
       <w:pPr>
         <w:numPr>
           <w:ilvl w:val="0"/>
-          <w:numId w:val="1017"/>
+          <w:numId w:val="1018"/>
         </w:numPr>
         <w:pStyle w:val="Compact"/>
       </w:pPr>
@@ -18053,7 +18244,7 @@
       <w:pPr>
         <w:numPr>
           <w:ilvl w:val="0"/>
-          <w:numId w:val="1017"/>
+          <w:numId w:val="1018"/>
         </w:numPr>
         <w:pStyle w:val="Compact"/>
       </w:pPr>
@@ -18072,7 +18263,7 @@
       <w:pPr>
         <w:numPr>
           <w:ilvl w:val="0"/>
-          <w:numId w:val="1017"/>
+          <w:numId w:val="1018"/>
         </w:numPr>
         <w:pStyle w:val="Compact"/>
       </w:pPr>
@@ -18115,7 +18306,7 @@
       <w:pPr>
         <w:numPr>
           <w:ilvl w:val="0"/>
-          <w:numId w:val="1017"/>
+          <w:numId w:val="1018"/>
         </w:numPr>
         <w:pStyle w:val="Compact"/>
       </w:pPr>
@@ -18158,7 +18349,7 @@
       <w:pPr>
         <w:numPr>
           <w:ilvl w:val="0"/>
-          <w:numId w:val="1017"/>
+          <w:numId w:val="1018"/>
         </w:numPr>
         <w:pStyle w:val="Compact"/>
       </w:pPr>
@@ -18201,7 +18392,7 @@
       <w:pPr>
         <w:numPr>
           <w:ilvl w:val="0"/>
-          <w:numId w:val="1017"/>
+          <w:numId w:val="1018"/>
         </w:numPr>
         <w:pStyle w:val="Compact"/>
       </w:pPr>
@@ -18252,7 +18443,7 @@
       <w:pPr>
         <w:numPr>
           <w:ilvl w:val="0"/>
-          <w:numId w:val="1017"/>
+          <w:numId w:val="1018"/>
         </w:numPr>
         <w:pStyle w:val="Compact"/>
       </w:pPr>
@@ -18280,7 +18471,7 @@
       <w:pPr>
         <w:numPr>
           <w:ilvl w:val="0"/>
-          <w:numId w:val="1017"/>
+          <w:numId w:val="1018"/>
         </w:numPr>
         <w:pStyle w:val="Compact"/>
       </w:pPr>
@@ -18317,7 +18508,7 @@
       <w:pPr>
         <w:numPr>
           <w:ilvl w:val="0"/>
-          <w:numId w:val="1017"/>
+          <w:numId w:val="1018"/>
         </w:numPr>
         <w:pStyle w:val="Compact"/>
       </w:pPr>
@@ -18345,7 +18536,7 @@
       <w:pPr>
         <w:numPr>
           <w:ilvl w:val="0"/>
-          <w:numId w:val="1017"/>
+          <w:numId w:val="1018"/>
         </w:numPr>
         <w:pStyle w:val="Compact"/>
       </w:pPr>
@@ -18367,7 +18558,7 @@
       <w:pPr>
         <w:numPr>
           <w:ilvl w:val="0"/>
-          <w:numId w:val="1017"/>
+          <w:numId w:val="1018"/>
         </w:numPr>
         <w:pStyle w:val="Compact"/>
       </w:pPr>
@@ -18386,7 +18577,7 @@
       <w:pPr>
         <w:numPr>
           <w:ilvl w:val="0"/>
-          <w:numId w:val="1017"/>
+          <w:numId w:val="1018"/>
         </w:numPr>
         <w:pStyle w:val="Compact"/>
       </w:pPr>
@@ -18408,7 +18599,7 @@
       <w:pPr>
         <w:numPr>
           <w:ilvl w:val="0"/>
-          <w:numId w:val="1017"/>
+          <w:numId w:val="1018"/>
         </w:numPr>
         <w:pStyle w:val="Compact"/>
       </w:pPr>
@@ -18427,7 +18618,7 @@
       <w:pPr>
         <w:numPr>
           <w:ilvl w:val="0"/>
-          <w:numId w:val="1017"/>
+          <w:numId w:val="1018"/>
         </w:numPr>
         <w:pStyle w:val="Compact"/>
       </w:pPr>
@@ -18449,7 +18640,7 @@
       <w:pPr>
         <w:numPr>
           <w:ilvl w:val="0"/>
-          <w:numId w:val="1017"/>
+          <w:numId w:val="1018"/>
         </w:numPr>
         <w:pStyle w:val="Compact"/>
       </w:pPr>
@@ -18486,7 +18677,7 @@
       <w:pPr>
         <w:numPr>
           <w:ilvl w:val="0"/>
-          <w:numId w:val="1017"/>
+          <w:numId w:val="1018"/>
         </w:numPr>
         <w:pStyle w:val="Compact"/>
       </w:pPr>
@@ -18541,7 +18732,7 @@
       <w:pPr>
         <w:numPr>
           <w:ilvl w:val="0"/>
-          <w:numId w:val="1017"/>
+          <w:numId w:val="1018"/>
         </w:numPr>
         <w:pStyle w:val="Compact"/>
       </w:pPr>
@@ -18563,7 +18754,7 @@
       <w:pPr>
         <w:numPr>
           <w:ilvl w:val="0"/>
-          <w:numId w:val="1017"/>
+          <w:numId w:val="1018"/>
         </w:numPr>
         <w:pStyle w:val="Compact"/>
       </w:pPr>
@@ -18591,7 +18782,7 @@
       <w:pPr>
         <w:numPr>
           <w:ilvl w:val="0"/>
-          <w:numId w:val="1017"/>
+          <w:numId w:val="1018"/>
         </w:numPr>
         <w:pStyle w:val="Compact"/>
       </w:pPr>
@@ -18619,7 +18810,7 @@
       <w:pPr>
         <w:numPr>
           <w:ilvl w:val="0"/>
-          <w:numId w:val="1017"/>
+          <w:numId w:val="1018"/>
         </w:numPr>
         <w:pStyle w:val="Compact"/>
       </w:pPr>
@@ -18647,7 +18838,7 @@
       <w:pPr>
         <w:numPr>
           <w:ilvl w:val="0"/>
-          <w:numId w:val="1017"/>
+          <w:numId w:val="1018"/>
         </w:numPr>
         <w:pStyle w:val="Compact"/>
       </w:pPr>
@@ -18675,7 +18866,7 @@
       <w:pPr>
         <w:numPr>
           <w:ilvl w:val="0"/>
-          <w:numId w:val="1017"/>
+          <w:numId w:val="1018"/>
         </w:numPr>
         <w:pStyle w:val="Compact"/>
       </w:pPr>
@@ -19261,6 +19452,9 @@
     <w:abstractNumId w:val="991"/>
   </w:num>
   <w:num w:numId="1009">
+    <w:abstractNumId w:val="991"/>
+  </w:num>
+  <w:num w:numId="1010">
     <w:abstractNumId w:val="99411"/>
     <w:lvlOverride w:ilvl="0">
       <w:startOverride w:val="1"/>
@@ -19290,9 +19484,6 @@
       <w:startOverride w:val="1"/>
     </w:lvlOverride>
   </w:num>
-  <w:num w:numId="1010">
-    <w:abstractNumId w:val="991"/>
-  </w:num>
   <w:num w:numId="1011">
     <w:abstractNumId w:val="991"/>
   </w:num>
@@ -19309,6 +19500,9 @@
     <w:abstractNumId w:val="991"/>
   </w:num>
   <w:num w:numId="1016">
+    <w:abstractNumId w:val="991"/>
+  </w:num>
+  <w:num w:numId="1017">
     <w:abstractNumId w:val="99411"/>
     <w:lvlOverride w:ilvl="0">
       <w:startOverride w:val="1"/>
@@ -19338,7 +19532,7 @@
       <w:startOverride w:val="1"/>
     </w:lvlOverride>
   </w:num>
-  <w:num w:numId="1017">
+  <w:num w:numId="1018">
     <w:abstractNumId w:val="991"/>
   </w:num>
 </w:numbering>

--- a/docs/GRID_DOCKET_CONTEXT.docx
+++ b/docs/GRID_DOCKET_CONTEXT.docx
@@ -3428,14 +3428,14 @@
               <w:rPr>
                 <w:sz w:val="17"/>
               </w:rPr>
-              <w:t xml:space="preserve">Mon 04:55 PT (</w:t>
+              <w:t>Mon 03:54 PT (</w:t>
             </w:r>
             <w:r>
               <w:rPr>
                 <w:rStyle w:val="VerbatimChar"/>
                 <w:sz w:val="17"/>
               </w:rPr>
-              <w:t xml:space="preserve">CRON_TZ=America/Los_Angeles 55 4 * * 1</w:t>
+              <w:t>CRON_TZ=America/Los_Angeles 54 3 * * 1</w:t>
             </w:r>
             <w:r>
               <w:rPr>
@@ -3512,14 +3512,14 @@
               <w:rPr>
                 <w:sz w:val="17"/>
               </w:rPr>
-              <w:t xml:space="preserve">Mon 07:54 PT (</w:t>
+              <w:t>Mon 08:54 PT (</w:t>
             </w:r>
             <w:r>
               <w:rPr>
                 <w:rStyle w:val="VerbatimChar"/>
                 <w:sz w:val="17"/>
               </w:rPr>
-              <w:t xml:space="preserve">CRON_TZ=America/Los_Angeles 54 7 * * 1</w:t>
+              <w:t>CRON_TZ=America/Los_Angeles 54 8 * * 1</w:t>
             </w:r>
             <w:r>
               <w:rPr>
@@ -3596,14 +3596,14 @@
               <w:rPr>
                 <w:sz w:val="17"/>
               </w:rPr>
-              <w:t xml:space="preserve">Fri 14:51 PT (</w:t>
+              <w:t>Fri 09:04 PT (</w:t>
             </w:r>
             <w:r>
               <w:rPr>
                 <w:rStyle w:val="VerbatimChar"/>
                 <w:sz w:val="17"/>
               </w:rPr>
-              <w:t xml:space="preserve">CRON_TZ=America/Los_Angeles 51 14 * * 5</w:t>
+              <w:t>CRON_TZ=America/Los_Angeles 4 9 * * 5</w:t>
             </w:r>
             <w:r>
               <w:rPr>
@@ -4346,7 +4346,7 @@
         <w:rPr>
           <w:rStyle w:val="VerbatimChar"/>
         </w:rPr>
-        <w:t xml:space="preserve">Mon 04:55  Sweep (Claude, cloud)    ──► git clone (read-only) + OneDrive store + Outlook (read-only)</w:t>
+        <w:t>Mon 03:54  Sweep (Claude, cloud)    ──► git clone (read-only) + OneDrive store + Outlook (read-only)</w:t>
       </w:r>
       <w:r>
         <w:br/>
@@ -4373,7 +4373,7 @@
         <w:rPr>
           <w:rStyle w:val="VerbatimChar"/>
         </w:rPr>
-        <w:t xml:space="preserve">Mon 07:54  Brief (Claude, cloud)    ──► Excel + narrative built in the session ──► console republished</w:t>
+        <w:t>Mon 08:54  Brief (Claude, cloud)    ──► Excel + narrative built in the session ──► console republished</w:t>
       </w:r>
       <w:r>
         <w:br/>
@@ -12439,7 +12439,7 @@
         <w:t xml:space="preserve"> </w:t>
       </w:r>
       <w:r>
-        <w:t xml:space="preserve">Every Friday at 2:51 pm PT a scheduled task fires</w:t>
+        <w:t>Every Friday at 9:04 am PT a scheduled task fires</w:t>
       </w:r>
       <w:r>
         <w:t xml:space="preserve"> </w:t>
@@ -17068,7 +17068,7 @@
           <w:bCs/>
           <w:b/>
         </w:rPr>
-        <w:t xml:space="preserve">Monday 5 Oct, 04:55 PT</w:t>
+        <w:t>Monday 5 Oct, 03:54 PT</w:t>
       </w:r>
       <w:r>
         <w:t xml:space="preserve">.</w:t>
@@ -17322,7 +17322,7 @@
         <w:t xml:space="preserve"> </w:t>
       </w:r>
       <w:r>
-        <w:t xml:space="preserve">keep the desktop app open around 2:51 pm PT and click "Run now" (or run</w:t>
+        <w:t>keep the desktop app open around 9:04 am PT and click "Run now" (or run</w:t>
       </w:r>
       <w:r>
         <w:t xml:space="preserve"> </w:t>
@@ -19123,6 +19123,58 @@
                 <w:sz w:val="17"/>
               </w:rPr>
               <w:t xml:space="preserve">; Brief → console v7 + email); repo made public; prompts clone read-only; compact task bootstraps; second-wave sources; ERCOT archive; WebFetch fallback pages; backfill re-dispatched; this document rewritten</w:t>
+            </w:r>
+          </w:p>
+        </w:tc>
+      </w:tr>
+      <w:tr>
+        <w:tc>
+          <w:tcPr>
+            <w:tcW w:type="dxa" w:w="1141"/>
+          </w:tcPr>
+          <w:p>
+            <w:pPr>
+              <w:pStyle w:val="Compact"/>
+              <w:jc w:val="left"/>
+            </w:pPr>
+            <w:r>
+              <w:rPr>
+                <w:sz w:val="17"/>
+              </w:rPr>
+              <w:t>2026-10-03 (eve)</w:t>
+            </w:r>
+          </w:p>
+        </w:tc>
+        <w:tc>
+          <w:tcPr>
+            <w:tcW w:type="dxa" w:w="8219"/>
+          </w:tcPr>
+          <w:p>
+            <w:pPr>
+              <w:pStyle w:val="Compact"/>
+              <w:jc w:val="left"/>
+            </w:pPr>
+            <w:r>
+              <w:rPr>
+                <w:sz w:val="17"/>
+              </w:rPr>
+              <w:t>Schedules changed by Rett: Sweep Mon 03:54 PT, Brief Mon 08:54 PT, manual-pass reminder Fri 09:04 PT (all CRON_TZ=America/Los_Angeles); §3, §4, §12, §16, §18 and SOURCES.md updated to match</w:t>
+            </w:r>
+            <w:r>
+              <w:rPr>
+                <w:sz w:val="17"/>
+              </w:rPr>
+            </w:r>
+            <w:r>
+              <w:rPr>
+                <w:rStyle w:val="VerbatimChar"/>
+                <w:sz w:val="17"/>
+              </w:rPr>
+            </w:r>
+            <w:r>
+              <w:rPr>
+                <w:sz w:val="17"/>
+              </w:rPr>
             </w:r>
           </w:p>
         </w:tc>

--- a/docs/GRID_DOCKET_CONTEXT.docx
+++ b/docs/GRID_DOCKET_CONTEXT.docx
@@ -1891,6 +1891,21 @@
               <w:rPr>
                 <w:rStyle w:val="VerbatimChar"/>
               </w:rPr>
+              <w:t xml:space="preserve">adapters3.py</w:t>
+            </w:r>
+            <w:r>
+              <w:t xml:space="preserve"> </w:t>
+            </w:r>
+            <w:r>
+              <w:t xml:space="preserve">(wave 3, 3 Oct: Supreme Court of Texas, local agendas, ERCOT large-load status, NYISO ICAP, NRC ADAMS, FERC Form 1/3-Q/714 and EQR, LBNL via OSTI),</w:t>
+            </w:r>
+            <w:r>
+              <w:t xml:space="preserve"> </w:t>
+            </w:r>
+            <w:r>
+              <w:rPr>
+                <w:rStyle w:val="VerbatimChar"/>
+              </w:rPr>
               <w:t xml:space="preserve">run.py</w:t>
             </w:r>
             <w:r>
@@ -1942,7 +1957,22 @@
               <w:t xml:space="preserve"> </w:t>
             </w:r>
             <w:r>
-              <w:t xml:space="preserve">(repair tools)</w:t>
+              <w:t xml:space="preserve">(repair tools;</w:t>
+            </w:r>
+            <w:r>
+              <w:t xml:space="preserve"> </w:t>
+            </w:r>
+            <w:r>
+              <w:rPr>
+                <w:rStyle w:val="VerbatimChar"/>
+              </w:rPr>
+              <w:t xml:space="preserve">urls:&lt;list&gt;</w:t>
+            </w:r>
+            <w:r>
+              <w:t xml:space="preserve"> </w:t>
+            </w:r>
+            <w:r>
+              <w:t xml:space="preserve">probes candidate URLs from the runners)</w:t>
             </w:r>
           </w:p>
         </w:tc>
@@ -1978,7 +2008,7 @@
               <w:t xml:space="preserve">The single place to add or drop coverage</w:t>
             </w:r>
             <w:r>
-              <w:t xml:space="preserve">: 56 keywords, jurisdictions and routes, watched dockets, entity aliases, party watch list, EDGAR issuers, Federal Register terms, 49+ watch pages, RSS, IR pages, mirrors, queues, Legistar clients, court and Open States queries</w:t>
+              <w:t xml:space="preserve">: 56 keywords, jurisdictions and routes, watched dockets, entity aliases, party watch list, EDGAR issuers, Federal Register terms, 45 watch pages, 13 RSS feeds, 16 IR pages, 5 mirrors, 2 queues, 9 Legistar clients, 7 other agenda lists, court, OSTI and Open States queries, NRC dockets, FERC form filers, EQR counterparties</w:t>
             </w:r>
           </w:p>
         </w:tc>
@@ -7917,7 +7947,22 @@
               <w:t xml:space="preserve"> </w:t>
             </w:r>
             <w:r>
-              <w:t xml:space="preserve">records the refusal and stops. The manual pass reads the ICAP page monthly (extra page).</w:t>
+              <w:t xml:space="preserve">records it as</w:t>
+            </w:r>
+            <w:r>
+              <w:t xml:space="preserve"> </w:t>
+            </w:r>
+            <w:r>
+              <w:rPr>
+                <w:rStyle w:val="VerbatimChar"/>
+              </w:rPr>
+              <w:t xml:space="preserve">refused_known</w:t>
+            </w:r>
+            <w:r>
+              <w:t xml:space="preserve"> </w:t>
+            </w:r>
+            <w:r>
+              <w:t xml:space="preserve">(a sub-source status, so it never trips the circuit breaker or the Brief’s RED) and stops. The manual pass reads the ICAP page monthly (extra page).</w:t>
             </w:r>
           </w:p>
         </w:tc>
@@ -11025,7 +11070,7 @@
               <w:jc w:val="left"/>
             </w:pPr>
             <w:r>
-              <w:t xml:space="preserve">403</w:t>
+              <w:t xml:space="preserve">403 (mirror removed from the watchlist 4 Oct)</w:t>
             </w:r>
           </w:p>
         </w:tc>
@@ -18379,6 +18424,47 @@
             </w:r>
             <w:r>
               <w:t xml:space="preserve">rewritten; §8–§12, §16–§18 updated</w:t>
+            </w:r>
+          </w:p>
+        </w:tc>
+      </w:tr>
+      <w:tr>
+        <w:tc>
+          <w:tcPr/>
+          <w:p>
+            <w:pPr>
+              <w:pStyle w:val="Compact"/>
+              <w:jc w:val="left"/>
+            </w:pPr>
+            <w:r>
+              <w:t xml:space="preserve">2026-10-04 (am)</w:t>
+            </w:r>
+          </w:p>
+        </w:tc>
+        <w:tc>
+          <w:tcPr/>
+          <w:p>
+            <w:pPr>
+              <w:pStyle w:val="Compact"/>
+              <w:jc w:val="left"/>
+            </w:pPr>
+            <w:r>
+              <w:t xml:space="preserve">Consistency pass: NYISO ICAP refusal recorded as</w:t>
+            </w:r>
+            <w:r>
+              <w:t xml:space="preserve"> </w:t>
+            </w:r>
+            <w:r>
+              <w:rPr>
+                <w:rStyle w:val="VerbatimChar"/>
+              </w:rPr>
+              <w:t xml:space="preserve">refused_known</w:t>
+            </w:r>
+            <w:r>
+              <w:t xml:space="preserve"> </w:t>
+            </w:r>
+            <w:r>
+              <w:t xml:space="preserve">(no false RED); refused IL CUB mirror dropped; corrections item C-05 brought up to date (Arizona documents, ERCOT, New Mexico, NYISO, Texas courts); §3 file and watch-list counts corrected</w:t>
             </w:r>
           </w:p>
         </w:tc>

--- a/docs/GRID_DOCKET_CONTEXT.docx
+++ b/docs/GRID_DOCKET_CONTEXT.docx
@@ -3669,23 +3669,167 @@
         <w:pStyle w:val="FirstParagraph"/>
       </w:pPr>
       <w:r>
-        <w:t xml:space="preserve">Nightly at</w:t>
-      </w:r>
-      <w:r>
-        <w:t xml:space="preserve"> </w:t>
-      </w:r>
-      <w:r>
-        <w:rPr>
-          <w:bCs/>
-          <w:b/>
-        </w:rPr>
-        <w:t xml:space="preserve">06:17 UTC</w:t>
-      </w:r>
-      <w:r>
-        <w:t xml:space="preserve"> </w:t>
-      </w:r>
-      <w:r>
-        <w:t xml:space="preserve">(~23:17 PT). Writes only to the repo’s</w:t>
+        <w:t xml:space="preserve">Nightly, with</w:t>
+      </w:r>
+      <w:r>
+        <w:t xml:space="preserve"> </w:t>
+      </w:r>
+      <w:r>
+        <w:rPr>
+          <w:bCs/>
+          <w:b/>
+        </w:rPr>
+        <w:t xml:space="preserve">three scheduled triggers — 04:43, 06:17 and 08:41 UTC</w:t>
+      </w:r>
+      <w:r>
+        <w:t xml:space="preserve"> </w:t>
+      </w:r>
+      <w:r>
+        <w:t xml:space="preserve">(21:43, 23:17 and 01:41 PDT). GitHub runs scheduled</w:t>
+      </w:r>
+      <w:r>
+        <w:t xml:space="preserve"> </w:t>
+      </w:r>
+      <w:r>
+        <w:t xml:space="preserve">events best-effort (its docs: they</w:t>
+      </w:r>
+      <w:r>
+        <w:t xml:space="preserve"> </w:t>
+      </w:r>
+      <w:r>
+        <w:t xml:space="preserve">“</w:t>
+      </w:r>
+      <w:r>
+        <w:t xml:space="preserve">can be delayed during periods of high loads</w:t>
+      </w:r>
+      <w:r>
+        <w:t xml:space="preserve">”</w:t>
+      </w:r>
+      <w:r>
+        <w:t xml:space="preserve"> </w:t>
+      </w:r>
+      <w:r>
+        <w:t xml:space="preserve">and some</w:t>
+      </w:r>
+      <w:r>
+        <w:t xml:space="preserve"> </w:t>
+      </w:r>
+      <w:r>
+        <w:t xml:space="preserve">“</w:t>
+      </w:r>
+      <w:r>
+        <w:t xml:space="preserve">may be dropped</w:t>
+      </w:r>
+      <w:r>
+        <w:t xml:space="preserve">”</w:t>
+      </w:r>
+      <w:r>
+        <w:t xml:space="preserve">; the 06:17</w:t>
+      </w:r>
+      <w:r>
+        <w:t xml:space="preserve"> </w:t>
+      </w:r>
+      <w:r>
+        <w:t xml:space="preserve">run of 4 Oct started at 12:26 UTC). A guard step lets only the first trigger that starts do the work: later triggers</w:t>
+      </w:r>
+      <w:r>
+        <w:t xml:space="preserve"> </w:t>
+      </w:r>
+      <w:r>
+        <w:t xml:space="preserve">skip if a complete run finished within 10 hours, so agencies still see one collection a night. Each job checks out</w:t>
+      </w:r>
+      <w:r>
+        <w:t xml:space="preserve"> </w:t>
+      </w:r>
+      <w:r>
+        <w:t xml:space="preserve">the newest</w:t>
+      </w:r>
+      <w:r>
+        <w:t xml:space="preserve"> </w:t>
+      </w:r>
+      <w:r>
+        <w:rPr>
+          <w:rStyle w:val="VerbatimChar"/>
+        </w:rPr>
+        <w:t xml:space="preserve">main</w:t>
+      </w:r>
+      <w:r>
+        <w:t xml:space="preserve"> </w:t>
+      </w:r>
+      <w:r>
+        <w:t xml:space="preserve">at start (a queued event otherwise checks out an hours-old commit). Every complete run records</w:t>
+      </w:r>
+      <w:r>
+        <w:t xml:space="preserve"> </w:t>
+      </w:r>
+      <w:r>
+        <w:rPr>
+          <w:rStyle w:val="VerbatimChar"/>
+        </w:rPr>
+        <w:t xml:space="preserve">last_full_run</w:t>
+      </w:r>
+      <w:r>
+        <w:t xml:space="preserve"> </w:t>
+      </w:r>
+      <w:r>
+        <w:t xml:space="preserve">in</w:t>
+      </w:r>
+      <w:r>
+        <w:t xml:space="preserve"> </w:t>
+      </w:r>
+      <w:r>
+        <w:rPr>
+          <w:rStyle w:val="VerbatimChar"/>
+        </w:rPr>
+        <w:t xml:space="preserve">data/state/collector_state.json</w:t>
+      </w:r>
+      <w:r>
+        <w:t xml:space="preserve"> </w:t>
+      </w:r>
+      <w:r>
+        <w:t xml:space="preserve">and</w:t>
+      </w:r>
+      <w:r>
+        <w:t xml:space="preserve"> </w:t>
+      </w:r>
+      <w:r>
+        <w:rPr>
+          <w:rStyle w:val="VerbatimChar"/>
+        </w:rPr>
+        <w:t xml:space="preserve">hours_since_previous_full_run</w:t>
+      </w:r>
+      <w:r>
+        <w:t xml:space="preserve"> </w:t>
+      </w:r>
+      <w:r>
+        <w:t xml:space="preserve">/</w:t>
+      </w:r>
+      <w:r>
+        <w:t xml:space="preserve"> </w:t>
+      </w:r>
+      <w:r>
+        <w:rPr>
+          <w:rStyle w:val="VerbatimChar"/>
+        </w:rPr>
+        <w:t xml:space="preserve">collector_gap</w:t>
+      </w:r>
+      <w:r>
+        <w:t xml:space="preserve"> </w:t>
+      </w:r>
+      <w:r>
+        <w:t xml:space="preserve">in its</w:t>
+      </w:r>
+      <w:r>
+        <w:t xml:space="preserve"> </w:t>
+      </w:r>
+      <w:r>
+        <w:t xml:space="preserve">health file; the Sweep reports a gap as COLLECTOR_GAP (amber). A missed night loses nothing: adapters re-read from</w:t>
+      </w:r>
+      <w:r>
+        <w:t xml:space="preserve"> </w:t>
+      </w:r>
+      <w:r>
+        <w:t xml:space="preserve">their last success minus three days. Writes only to the repo’s</w:t>
       </w:r>
       <w:r>
         <w:t xml:space="preserve"> </w:t>
@@ -18152,6 +18296,61 @@
           <w:bCs/>
           <w:b/>
         </w:rPr>
+        <w:t xml:space="preserve">GitHub’s scheduler is best-effort.</w:t>
+      </w:r>
+      <w:r>
+        <w:t xml:space="preserve"> </w:t>
+      </w:r>
+      <w:r>
+        <w:t xml:space="preserve">A scheduled run can start hours late or never; one trigger is not a</w:t>
+      </w:r>
+      <w:r>
+        <w:t xml:space="preserve"> </w:t>
+      </w:r>
+      <w:r>
+        <w:t xml:space="preserve">schedule. Use several off-the-hour triggers with a guard so only one does the work, and check out</w:t>
+      </w:r>
+      <w:r>
+        <w:t xml:space="preserve"> </w:t>
+      </w:r>
+      <w:r>
+        <w:rPr>
+          <w:rStyle w:val="VerbatimChar"/>
+        </w:rPr>
+        <w:t xml:space="preserve">main</w:t>
+      </w:r>
+      <w:r>
+        <w:t xml:space="preserve"> </w:t>
+      </w:r>
+      <w:r>
+        <w:t xml:space="preserve">at job</w:t>
+      </w:r>
+      <w:r>
+        <w:t xml:space="preserve"> </w:t>
+      </w:r>
+      <w:r>
+        <w:t xml:space="preserve">start. (4 Oct: the 06:17 UTC run started at 12:26 and was first misreported here as skipped — check the run list</w:t>
+      </w:r>
+      <w:r>
+        <w:t xml:space="preserve"> </w:t>
+      </w:r>
+      <w:r>
+        <w:t xml:space="preserve">again before calling a run missed.)</w:t>
+      </w:r>
+    </w:p>
+    <w:p>
+      <w:pPr>
+        <w:numPr>
+          <w:ilvl w:val="0"/>
+          <w:numId w:val="1006"/>
+        </w:numPr>
+        <w:pStyle w:val="Compact"/>
+      </w:pPr>
+      <w:r>
+        <w:rPr>
+          <w:bCs/>
+          <w:b/>
+        </w:rPr>
         <w:t xml:space="preserve">The manual pass depends on Rett being present.</w:t>
       </w:r>
       <w:r>
@@ -18465,6 +18664,59 @@
             </w:r>
             <w:r>
               <w:t xml:space="preserve">(no false RED); refused IL CUB mirror dropped; corrections item C-05 brought up to date (Arizona documents, ERCOT, New Mexico, NYISO, Texas courts); §3 file and watch-list counts corrected</w:t>
+            </w:r>
+          </w:p>
+        </w:tc>
+      </w:tr>
+      <w:tr>
+        <w:tc>
+          <w:tcPr/>
+          <w:p>
+            <w:pPr>
+              <w:pStyle w:val="Compact"/>
+              <w:jc w:val="left"/>
+            </w:pPr>
+            <w:r>
+              <w:t xml:space="preserve">2026-10-04 (pm)</w:t>
+            </w:r>
+          </w:p>
+        </w:tc>
+        <w:tc>
+          <w:tcPr/>
+          <w:p>
+            <w:pPr>
+              <w:pStyle w:val="Compact"/>
+              <w:jc w:val="left"/>
+            </w:pPr>
+            <w:r>
+              <w:t xml:space="preserve">Collector schedule hardened after GitHub started the 4 Oct run six hours late: three nightly triggers (04:43, 06:17, 08:41 UTC) with a skip guard, checkout of the newest</w:t>
+            </w:r>
+            <w:r>
+              <w:t xml:space="preserve"> </w:t>
+            </w:r>
+            <w:r>
+              <w:rPr>
+                <w:rStyle w:val="VerbatimChar"/>
+              </w:rPr>
+              <w:t xml:space="preserve">main</w:t>
+            </w:r>
+            <w:r>
+              <w:t xml:space="preserve">,</w:t>
+            </w:r>
+            <w:r>
+              <w:t xml:space="preserve"> </w:t>
+            </w:r>
+            <w:r>
+              <w:rPr>
+                <w:rStyle w:val="VerbatimChar"/>
+              </w:rPr>
+              <w:t xml:space="preserve">last_full_run</w:t>
+            </w:r>
+            <w:r>
+              <w:t xml:space="preserve"> </w:t>
+            </w:r>
+            <w:r>
+              <w:t xml:space="preserve">and gap tracking; Sweep reports COLLECTOR_GAP, Brief treats it as amber</w:t>
             </w:r>
           </w:p>
         </w:tc>

--- a/docs/GRID_DOCKET_CONTEXT.docx
+++ b/docs/GRID_DOCKET_CONTEXT.docx
@@ -9247,6 +9247,132 @@
           <w:bCs/>
           <w:b/>
         </w:rPr>
+        <w:t xml:space="preserve">Status 4 Oct 2026:</w:t>
+      </w:r>
+      <w:r>
+        <w:t xml:space="preserve"> </w:t>
+      </w:r>
+      <w:r>
+        <w:t xml:space="preserve">Rett obtained keys for Open States, EIA, CourtListener, congress.gov, Regulations.gov, ERCOT</w:t>
+      </w:r>
+      <w:r>
+        <w:t xml:space="preserve"> </w:t>
+      </w:r>
+      <w:r>
+        <w:t xml:space="preserve">(subscription key) and NRC ADAMS. They take effect when saved as repository secrets under the names below; ERCOT also</w:t>
+      </w:r>
+      <w:r>
+        <w:t xml:space="preserve"> </w:t>
+      </w:r>
+      <w:r>
+        <w:t xml:space="preserve">needs</w:t>
+      </w:r>
+      <w:r>
+        <w:t xml:space="preserve"> </w:t>
+      </w:r>
+      <w:r>
+        <w:rPr>
+          <w:rStyle w:val="VerbatimChar"/>
+        </w:rPr>
+        <w:t xml:space="preserve">ERCOT_API_USERNAME</w:t>
+      </w:r>
+      <w:r>
+        <w:t xml:space="preserve"> </w:t>
+      </w:r>
+      <w:r>
+        <w:t xml:space="preserve">and</w:t>
+      </w:r>
+      <w:r>
+        <w:t xml:space="preserve"> </w:t>
+      </w:r>
+      <w:r>
+        <w:rPr>
+          <w:rStyle w:val="VerbatimChar"/>
+        </w:rPr>
+        <w:t xml:space="preserve">ERCOT_API_PASSWORD</w:t>
+      </w:r>
+      <w:r>
+        <w:t xml:space="preserve"> </w:t>
+      </w:r>
+      <w:r>
+        <w:t xml:space="preserve">(the ERCOT account sign-in). Because EIA and congress.gov carry the</w:t>
+      </w:r>
+      <w:r>
+        <w:t xml:space="preserve"> </w:t>
+      </w:r>
+      <w:r>
+        <w:t xml:space="preserve">key in the URL and the repo is public, every file the collector writes passes through</w:t>
+      </w:r>
+      <w:r>
+        <w:t xml:space="preserve"> </w:t>
+      </w:r>
+      <w:r>
+        <w:rPr>
+          <w:rStyle w:val="VerbatimChar"/>
+        </w:rPr>
+        <w:t xml:space="preserve">common.scrub()</w:t>
+      </w:r>
+      <w:r>
+        <w:t xml:space="preserve"> </w:t>
+      </w:r>
+      <w:r>
+        <w:t xml:space="preserve">(masks secret</w:t>
+      </w:r>
+      <w:r>
+        <w:t xml:space="preserve"> </w:t>
+      </w:r>
+      <w:r>
+        <w:t xml:space="preserve">values and</w:t>
+      </w:r>
+      <w:r>
+        <w:t xml:space="preserve"> </w:t>
+      </w:r>
+      <w:r>
+        <w:rPr>
+          <w:rStyle w:val="VerbatimChar"/>
+        </w:rPr>
+        <w:t xml:space="preserve">api_key=</w:t>
+      </w:r>
+      <w:r>
+        <w:t xml:space="preserve">/</w:t>
+      </w:r>
+      <w:r>
+        <w:rPr>
+          <w:rStyle w:val="VerbatimChar"/>
+        </w:rPr>
+        <w:t xml:space="preserve">token=</w:t>
+      </w:r>
+      <w:r>
+        <w:t xml:space="preserve">/</w:t>
+      </w:r>
+      <w:r>
+        <w:rPr>
+          <w:rStyle w:val="VerbatimChar"/>
+        </w:rPr>
+        <w:t xml:space="preserve">password=</w:t>
+      </w:r>
+      <w:r>
+        <w:t xml:space="preserve"> </w:t>
+      </w:r>
+      <w:r>
+        <w:t xml:space="preserve">parameters); the probe workflow receives the same secrets so keyed</w:t>
+      </w:r>
+      <w:r>
+        <w:t xml:space="preserve"> </w:t>
+      </w:r>
+      <w:r>
+        <w:t xml:space="preserve">adapters can be tested on demand.</w:t>
+      </w:r>
+    </w:p>
+    <w:p>
+      <w:pPr>
+        <w:pStyle w:val="BodyText"/>
+      </w:pPr>
+      <w:r>
+        <w:rPr>
+          <w:bCs/>
+          <w:b/>
+        </w:rPr>
         <w:t xml:space="preserve">Wired now.</w:t>
       </w:r>
       <w:r>
@@ -9618,6 +9744,74 @@
               <w:rPr>
                 <w:rStyle w:val="VerbatimChar"/>
               </w:rPr>
+              <w:t xml:space="preserve">REGULATIONS_GOV_API_KEY</w:t>
+            </w:r>
+          </w:p>
+        </w:tc>
+        <w:tc>
+          <w:tcPr/>
+          <w:p>
+            <w:pPr>
+              <w:pStyle w:val="Compact"/>
+              <w:jc w:val="left"/>
+            </w:pPr>
+            <w:r>
+              <w:t xml:space="preserve">api.data.gov/signup</w:t>
+            </w:r>
+          </w:p>
+        </w:tc>
+        <w:tc>
+          <w:tcPr/>
+          <w:p>
+            <w:pPr>
+              <w:pStyle w:val="Compact"/>
+              <w:jc w:val="left"/>
+            </w:pPr>
+            <w:r>
+              <w:t xml:space="preserve">Free</w:t>
+            </w:r>
+          </w:p>
+        </w:tc>
+        <w:tc>
+          <w:tcPr/>
+          <w:p>
+            <w:pPr>
+              <w:pStyle w:val="Compact"/>
+              <w:jc w:val="left"/>
+            </w:pPr>
+            <w:r>
+              <w:t xml:space="preserve">Adapter</w:t>
+            </w:r>
+            <w:r>
+              <w:t xml:space="preserve"> </w:t>
+            </w:r>
+            <w:r>
+              <w:rPr>
+                <w:rStyle w:val="VerbatimChar"/>
+              </w:rPr>
+              <w:t xml:space="preserve">regulations_gov</w:t>
+            </w:r>
+            <w:r>
+              <w:t xml:space="preserve"> </w:t>
+            </w:r>
+            <w:r>
+              <w:t xml:space="preserve">(4 Oct): DOE/EPA/NRC documents on the beat and comments by watched parties in those dockets; runs on DEMO_KEY until the secret exists</w:t>
+            </w:r>
+          </w:p>
+        </w:tc>
+      </w:tr>
+      <w:tr>
+        <w:tc>
+          <w:tcPr/>
+          <w:p>
+            <w:pPr>
+              <w:pStyle w:val="Compact"/>
+              <w:jc w:val="left"/>
+            </w:pPr>
+            <w:r>
+              <w:rPr>
+                <w:rStyle w:val="VerbatimChar"/>
+              </w:rPr>
               <w:t xml:space="preserve">NRC_APS_KEY</w:t>
             </w:r>
           </w:p>
@@ -9881,53 +10075,6 @@
             </w:pPr>
             <w:r>
               <w:t xml:space="preserve">PJM queue and capacity data feeds; replaces the CAPTCHA-blocked Inside Lines route for data</w:t>
-            </w:r>
-          </w:p>
-        </w:tc>
-      </w:tr>
-      <w:tr>
-        <w:tc>
-          <w:tcPr/>
-          <w:p>
-            <w:pPr>
-              <w:pStyle w:val="Compact"/>
-              <w:jc w:val="left"/>
-            </w:pPr>
-            <w:r>
-              <w:rPr>
-                <w:rStyle w:val="VerbatimChar"/>
-              </w:rPr>
-              <w:t xml:space="preserve">REGULATIONS_GOV_API_KEY</w:t>
-            </w:r>
-            <w:r>
-              <w:t xml:space="preserve"> </w:t>
-            </w:r>
-            <w:r>
-              <w:t xml:space="preserve">(optional)</w:t>
-            </w:r>
-          </w:p>
-        </w:tc>
-        <w:tc>
-          <w:tcPr/>
-          <w:p>
-            <w:pPr>
-              <w:pStyle w:val="Compact"/>
-              <w:jc w:val="left"/>
-            </w:pPr>
-            <w:r>
-              <w:t xml:space="preserve">api.data.gov/signup</w:t>
-            </w:r>
-          </w:p>
-        </w:tc>
-        <w:tc>
-          <w:tcPr/>
-          <w:p>
-            <w:pPr>
-              <w:pStyle w:val="Compact"/>
-              <w:jc w:val="left"/>
-            </w:pPr>
-            <w:r>
-              <w:t xml:space="preserve">Federal docket comments (DOE, EPA)</w:t>
             </w:r>
           </w:p>
         </w:tc>
@@ -16842,7 +16989,13 @@
           <w:bCs/>
           <w:b/>
         </w:rPr>
-        <w:t xml:space="preserve">Keys (optional):</w:t>
+        <w:t xml:space="preserve">Save the keys as repository secrets</w:t>
+      </w:r>
+      <w:r>
+        <w:t xml:space="preserve"> </w:t>
+      </w:r>
+      <w:r>
+        <w:t xml:space="preserve">(obtained 4 Oct):</w:t>
       </w:r>
       <w:r>
         <w:t xml:space="preserve"> </w:t>
@@ -16854,10 +17007,55 @@
         <w:t xml:space="preserve">OPENSTATES_API_KEY</w:t>
       </w:r>
       <w:r>
-        <w:t xml:space="preserve"> </w:t>
-      </w:r>
-      <w:r>
-        <w:t xml:space="preserve">(state bills),</w:t>
+        <w:t xml:space="preserve">,</w:t>
+      </w:r>
+      <w:r>
+        <w:t xml:space="preserve"> </w:t>
+      </w:r>
+      <w:r>
+        <w:rPr>
+          <w:rStyle w:val="VerbatimChar"/>
+        </w:rPr>
+        <w:t xml:space="preserve">EIA_API_KEY</w:t>
+      </w:r>
+      <w:r>
+        <w:t xml:space="preserve">,</w:t>
+      </w:r>
+      <w:r>
+        <w:t xml:space="preserve"> </w:t>
+      </w:r>
+      <w:r>
+        <w:rPr>
+          <w:rStyle w:val="VerbatimChar"/>
+        </w:rPr>
+        <w:t xml:space="preserve">COURTLISTENER_TOKEN</w:t>
+      </w:r>
+      <w:r>
+        <w:t xml:space="preserve">,</w:t>
+      </w:r>
+      <w:r>
+        <w:t xml:space="preserve"> </w:t>
+      </w:r>
+      <w:r>
+        <w:rPr>
+          <w:rStyle w:val="VerbatimChar"/>
+        </w:rPr>
+        <w:t xml:space="preserve">CONGRESS_API_KEY</w:t>
+      </w:r>
+      <w:r>
+        <w:t xml:space="preserve">,</w:t>
+      </w:r>
+      <w:r>
+        <w:t xml:space="preserve"> </w:t>
+      </w:r>
+      <w:r>
+        <w:rPr>
+          <w:rStyle w:val="VerbatimChar"/>
+        </w:rPr>
+        <w:t xml:space="preserve">REGULATIONS_GOV_API_KEY</w:t>
+      </w:r>
+      <w:r>
+        <w:t xml:space="preserve">,</w:t>
       </w:r>
       <w:r>
         <w:t xml:space="preserve"> </w:t>
@@ -16869,46 +17067,70 @@
         <w:t xml:space="preserve">NRC_APS_KEY</w:t>
       </w:r>
       <w:r>
-        <w:t xml:space="preserve"> </w:t>
-      </w:r>
-      <w:r>
-        <w:t xml:space="preserve">(NRC ADAMS dockets — new 3 Oct),</w:t>
-      </w:r>
-      <w:r>
-        <w:t xml:space="preserve"> </w:t>
-      </w:r>
-      <w:r>
-        <w:rPr>
-          <w:rStyle w:val="VerbatimChar"/>
-        </w:rPr>
-        <w:t xml:space="preserve">EIA_API_KEY</w:t>
-      </w:r>
-      <w:r>
-        <w:t xml:space="preserve"> </w:t>
-      </w:r>
-      <w:r>
-        <w:t xml:space="preserve">(the public demo key is often rate-limited on GitHub’s shared runners),</w:t>
-      </w:r>
-      <w:r>
-        <w:t xml:space="preserve"> </w:t>
-      </w:r>
-      <w:r>
-        <w:rPr>
-          <w:rStyle w:val="VerbatimChar"/>
-        </w:rPr>
-        <w:t xml:space="preserve">COURTLISTENER_TOKEN</w:t>
-      </w:r>
-      <w:r>
-        <w:t xml:space="preserve"> </w:t>
-      </w:r>
-      <w:r>
-        <w:t xml:space="preserve">(full court-search rate). Consider ERCOT Public API (route already built) and PJM API accounts; a session</w:t>
-      </w:r>
-      <w:r>
-        <w:t xml:space="preserve"> </w:t>
-      </w:r>
-      <w:r>
-        <w:t xml:space="preserve">with push access builds the PJM adapter once its secret exists.</w:t>
+        <w:t xml:space="preserve">,</w:t>
+      </w:r>
+      <w:r>
+        <w:t xml:space="preserve"> </w:t>
+      </w:r>
+      <w:r>
+        <w:rPr>
+          <w:rStyle w:val="VerbatimChar"/>
+        </w:rPr>
+        <w:t xml:space="preserve">ERCOT_API_SUBSCRIPTION_KEY</w:t>
+      </w:r>
+      <w:r>
+        <w:t xml:space="preserve"> </w:t>
+      </w:r>
+      <w:r>
+        <w:t xml:space="preserve">plus</w:t>
+      </w:r>
+      <w:r>
+        <w:t xml:space="preserve"> </w:t>
+      </w:r>
+      <w:r>
+        <w:rPr>
+          <w:rStyle w:val="VerbatimChar"/>
+        </w:rPr>
+        <w:t xml:space="preserve">ERCOT_API_USERNAME</w:t>
+      </w:r>
+      <w:r>
+        <w:t xml:space="preserve"> </w:t>
+      </w:r>
+      <w:r>
+        <w:t xml:space="preserve">and</w:t>
+      </w:r>
+      <w:r>
+        <w:t xml:space="preserve"> </w:t>
+      </w:r>
+      <w:r>
+        <w:rPr>
+          <w:rStyle w:val="VerbatimChar"/>
+        </w:rPr>
+        <w:t xml:space="preserve">ERCOT_API_PASSWORD</w:t>
+      </w:r>
+      <w:r>
+        <w:t xml:space="preserve"> </w:t>
+      </w:r>
+      <w:r>
+        <w:t xml:space="preserve">(§9). Then ask a session to run the adapter probe and confirm each reads</w:t>
+      </w:r>
+      <w:r>
+        <w:t xml:space="preserve"> </w:t>
+      </w:r>
+      <w:r>
+        <w:rPr>
+          <w:rStyle w:val="VerbatimChar"/>
+        </w:rPr>
+        <w:t xml:space="preserve">ok</w:t>
+      </w:r>
+      <w:r>
+        <w:t xml:space="preserve">. PJM API</w:t>
+      </w:r>
+      <w:r>
+        <w:t xml:space="preserve"> </w:t>
+      </w:r>
+      <w:r>
+        <w:t xml:space="preserve">account still optional; a session with push access builds that adapter once its secret exists.</w:t>
       </w:r>
       <w:r>
         <w:t xml:space="preserve"> </w:t>
@@ -18717,6 +18939,47 @@
             </w:r>
             <w:r>
               <w:t xml:space="preserve">and gap tracking; Sweep reports COLLECTOR_GAP, Brief treats it as amber</w:t>
+            </w:r>
+          </w:p>
+        </w:tc>
+      </w:tr>
+      <w:tr>
+        <w:tc>
+          <w:tcPr/>
+          <w:p>
+            <w:pPr>
+              <w:pStyle w:val="Compact"/>
+              <w:jc w:val="left"/>
+            </w:pPr>
+            <w:r>
+              <w:t xml:space="preserve">2026-10-04 (pm)</w:t>
+            </w:r>
+          </w:p>
+        </w:tc>
+        <w:tc>
+          <w:tcPr/>
+          <w:p>
+            <w:pPr>
+              <w:pStyle w:val="Compact"/>
+              <w:jc w:val="left"/>
+            </w:pPr>
+            <w:r>
+              <w:t xml:space="preserve">Keys obtained by Rett; Regulations.gov adapter built; secrets wired into the collector and probe workflows;</w:t>
+            </w:r>
+            <w:r>
+              <w:t xml:space="preserve"> </w:t>
+            </w:r>
+            <w:r>
+              <w:rPr>
+                <w:rStyle w:val="VerbatimChar"/>
+              </w:rPr>
+              <w:t xml:space="preserve">common.scrub()</w:t>
+            </w:r>
+            <w:r>
+              <w:t xml:space="preserve"> </w:t>
+            </w:r>
+            <w:r>
+              <w:t xml:space="preserve">keeps keys out of the public repo</w:t>
             </w:r>
           </w:p>
         </w:tc>

--- a/docs/GRID_DOCKET_CONTEXT.docx
+++ b/docs/GRID_DOCKET_CONTEXT.docx
@@ -1882,7 +1882,7 @@
               <w:t xml:space="preserve"> </w:t>
             </w:r>
             <w:r>
-              <w:t xml:space="preserve">(EIA, congress.gov, Open States, CourtListener, MISO/SPP queues, Legistar),</w:t>
+              <w:t xml:space="preserve">(EIA, congress.gov, Open States, CourtListener, MISO/SPP/PJM queues, Legistar),</w:t>
             </w:r>
             <w:r>
               <w:t xml:space="preserve"> </w:t>
@@ -2008,7 +2008,7 @@
               <w:t xml:space="preserve">The single place to add or drop coverage</w:t>
             </w:r>
             <w:r>
-              <w:t xml:space="preserve">: 56 keywords, jurisdictions and routes, watched dockets, entity aliases, party watch list, EDGAR issuers, Federal Register terms, 45 watch pages, 13 RSS feeds, 16 IR pages, 5 mirrors, 2 queues, 9 Legistar clients, 7 other agenda lists, court, OSTI and Open States queries, NRC dockets, FERC form filers, EQR counterparties</w:t>
+              <w:t xml:space="preserve">: 56 keywords, jurisdictions and routes, watched dockets, entity aliases, party watch list, EDGAR issuers, Federal Register terms, 45 watch pages, 13 RSS feeds, 16 IR pages, 5 mirrors, 4 queues (MISO, SPP, PJM serial, PJM cycle), 9 Legistar clients, 7 other agenda lists, court, OSTI and Open States queries, NRC dockets, FERC form filers, EQR counterparties</w:t>
             </w:r>
           </w:p>
         </w:tc>
@@ -8171,7 +8171,89 @@
               <w:t xml:space="preserve"> </w:t>
             </w:r>
             <w:r>
-              <w:t xml:space="preserve">(CSV preamble handled). Working. PJM and ERCOT need keys (§9).</w:t>
+              <w:t xml:space="preserve">(CSV preamble handled);</w:t>
+            </w:r>
+            <w:r>
+              <w:t xml:space="preserve"> </w:t>
+            </w:r>
+            <w:r>
+              <w:rPr>
+                <w:bCs/>
+                <w:b/>
+              </w:rPr>
+              <w:t xml:space="preserve">PJM (4 Oct, no key)</w:t>
+            </w:r>
+            <w:r>
+              <w:t xml:space="preserve"> </w:t>
+            </w:r>
+            <w:r>
+              <w:t xml:space="preserve">— serial/expedited queue from the static</w:t>
+            </w:r>
+            <w:r>
+              <w:t xml:space="preserve"> </w:t>
+            </w:r>
+            <w:r>
+              <w:rPr>
+                <w:rStyle w:val="VerbatimChar"/>
+              </w:rPr>
+              <w:t xml:space="preserve">www.pjm.com/pjmfiles/media/planning/queues-data/PlanningQueues.xml</w:t>
+            </w:r>
+            <w:r>
+              <w:t xml:space="preserve"> </w:t>
+            </w:r>
+            <w:r>
+              <w:t xml:space="preserve">(~23 MB, refreshed daily) and the cycle queue (TC1, TC2, Cycle 1+) from</w:t>
+            </w:r>
+            <w:r>
+              <w:t xml:space="preserve"> </w:t>
+            </w:r>
+            <w:r>
+              <w:rPr>
+                <w:rStyle w:val="VerbatimChar"/>
+              </w:rPr>
+              <w:t xml:space="preserve">POST www.pjm.com/m/ProjectTransition/GenerateXMLTransitionProjectsAll</w:t>
+            </w:r>
+            <w:r>
+              <w:t xml:space="preserve"> </w:t>
+            </w:r>
+            <w:r>
+              <w:t xml:space="preserve">with the form the Cycle Service Request Status page’s</w:t>
+            </w:r>
+            <w:r>
+              <w:t xml:space="preserve"> </w:t>
+            </w:r>
+            <w:r>
+              <w:t xml:space="preserve">“</w:t>
+            </w:r>
+            <w:r>
+              <w:t xml:space="preserve">Full Export: XML</w:t>
+            </w:r>
+            <w:r>
+              <w:t xml:space="preserve">”</w:t>
+            </w:r>
+            <w:r>
+              <w:t xml:space="preserve"> </w:t>
+            </w:r>
+            <w:r>
+              <w:t xml:space="preserve">button sends (observed in the built-in browser). Serial entries</w:t>
+            </w:r>
+            <w:r>
+              <w:t xml:space="preserve"> </w:t>
+            </w:r>
+            <w:r>
+              <w:t xml:space="preserve">“</w:t>
+            </w:r>
+            <w:r>
+              <w:t xml:space="preserve">moved to</w:t>
+            </w:r>
+            <w:r>
+              <w:t xml:space="preserve">”</w:t>
+            </w:r>
+            <w:r>
+              <w:t xml:space="preserve"> </w:t>
+            </w:r>
+            <w:r>
+              <w:t xml:space="preserve">a transition cycle and Long-Term Firm Transmission Service requests are skipped. Verified from the runners 4 Oct: baseline 228 serial + 664 cycle active projects in VA, OH, PA, IL, WV, NC. Working. ERCOT’s queue needs its API secrets (§9).</w:t>
             </w:r>
           </w:p>
         </w:tc>
@@ -9247,55 +9329,77 @@
           <w:bCs/>
           <w:b/>
         </w:rPr>
-        <w:t xml:space="preserve">Status 4 Oct 2026:</w:t>
-      </w:r>
-      <w:r>
-        <w:t xml:space="preserve"> </w:t>
-      </w:r>
-      <w:r>
-        <w:t xml:space="preserve">Rett obtained keys for Open States, EIA, CourtListener, congress.gov, Regulations.gov, ERCOT</w:t>
-      </w:r>
-      <w:r>
-        <w:t xml:space="preserve"> </w:t>
-      </w:r>
-      <w:r>
-        <w:t xml:space="preserve">(subscription key) and NRC ADAMS. They take effect when saved as repository secrets under the names below; ERCOT also</w:t>
-      </w:r>
-      <w:r>
-        <w:t xml:space="preserve"> </w:t>
-      </w:r>
-      <w:r>
-        <w:t xml:space="preserve">needs</w:t>
-      </w:r>
-      <w:r>
-        <w:t xml:space="preserve"> </w:t>
-      </w:r>
-      <w:r>
-        <w:rPr>
-          <w:rStyle w:val="VerbatimChar"/>
-        </w:rPr>
-        <w:t xml:space="preserve">ERCOT_API_USERNAME</w:t>
-      </w:r>
-      <w:r>
-        <w:t xml:space="preserve"> </w:t>
-      </w:r>
-      <w:r>
-        <w:t xml:space="preserve">and</w:t>
-      </w:r>
-      <w:r>
-        <w:t xml:space="preserve"> </w:t>
-      </w:r>
-      <w:r>
-        <w:rPr>
-          <w:rStyle w:val="VerbatimChar"/>
+        <w:t xml:space="preserve">Status 4 Oct 2026 — live:</w:t>
+      </w:r>
+      <w:r>
+        <w:t xml:space="preserve"> </w:t>
+      </w:r>
+      <w:r>
+        <w:t xml:space="preserve">Open States (bill titles filtered to the beat; paced to 10/min), EIA, CourtListener</w:t>
+      </w:r>
+      <w:r>
+        <w:t xml:space="preserve"> </w:t>
+      </w:r>
+      <w:r>
+        <w:t xml:space="preserve">(paced to 5/min), congress.gov, Regulations.gov and NRC ADAMS (ten dockets; the</w:t>
+      </w:r>
+      <w:r>
+        <w:t xml:space="preserve"> </w:t>
+      </w:r>
+      <w:r>
+        <w:rPr>
+          <w:rStyle w:val="VerbatimChar"/>
+        </w:rPr>
+        <w:t xml:space="preserve">DateAddedTimestamp ge</w:t>
+      </w:r>
+      <w:r>
+        <w:t xml:space="preserve"> </w:t>
+      </w:r>
+      <w:r>
+        <w:t xml:space="preserve">filter works),</w:t>
+      </w:r>
+      <w:r>
+        <w:t xml:space="preserve"> </w:t>
+      </w:r>
+      <w:r>
+        <w:t xml:space="preserve">all verified from the runners. ERCOT: subscription key and username saved,</w:t>
+      </w:r>
+      <w:r>
+        <w:t xml:space="preserve"> </w:t>
+      </w:r>
+      <w:r>
+        <w:rPr>
+          <w:rStyle w:val="VerbatimChar"/>
+          <w:bCs/>
+          <w:b/>
         </w:rPr>
         <w:t xml:space="preserve">ERCOT_API_PASSWORD</w:t>
       </w:r>
       <w:r>
-        <w:t xml:space="preserve"> </w:t>
-      </w:r>
-      <w:r>
-        <w:t xml:space="preserve">(the ERCOT account sign-in). Because EIA and congress.gov carry the</w:t>
+        <w:rPr>
+          <w:bCs/>
+          <w:b/>
+        </w:rPr>
+        <w:t xml:space="preserve"> </w:t>
+      </w:r>
+      <w:r>
+        <w:rPr>
+          <w:bCs/>
+          <w:b/>
+        </w:rPr>
+        <w:t xml:space="preserve">missing</w:t>
+      </w:r>
+      <w:r>
+        <w:t xml:space="preserve"> </w:t>
+      </w:r>
+      <w:r>
+        <w:t xml:space="preserve">— the</w:t>
+      </w:r>
+      <w:r>
+        <w:t xml:space="preserve"> </w:t>
+      </w:r>
+      <w:r>
+        <w:t xml:space="preserve">ERCOT Public API route stays off until it is added. Secret names are checked by the probe (presence only). Because EIA and congress.gov carry the</w:t>
       </w:r>
       <w:r>
         <w:t xml:space="preserve"> </w:t>
@@ -10074,7 +10178,23 @@
               <w:jc w:val="left"/>
             </w:pPr>
             <w:r>
-              <w:t xml:space="preserve">PJM queue and capacity data feeds; replaces the CAPTCHA-blocked Inside Lines route for data</w:t>
+              <w:t xml:space="preserve">PJM Data Miner 2 capacity and market data.</w:t>
+            </w:r>
+            <w:r>
+              <w:t xml:space="preserve"> </w:t>
+            </w:r>
+            <w:r>
+              <w:rPr>
+                <w:bCs/>
+                <w:b/>
+              </w:rPr>
+              <w:t xml:space="preserve">Not needed for the queue</w:t>
+            </w:r>
+            <w:r>
+              <w:t xml:space="preserve"> </w:t>
+            </w:r>
+            <w:r>
+              <w:t xml:space="preserve">(public exports since 4 Oct). On 4 Oct Account Manager offered no Data Miner access on Rett’s account and apiportal sign-in looped to Tools home; PJM Member Relations (custsvc@pjm.com) can fix it. Data Miner terms bar redistribution, so any adapter must keep its output out of the public repo</w:t>
             </w:r>
           </w:p>
         </w:tc>
@@ -10133,7 +10253,7 @@
         <w:t xml:space="preserve"> </w:t>
       </w:r>
       <w:r>
-        <w:t xml:space="preserve">SEC EDGAR (UA only), Federal Register, FERC eLibrary, MISO and SPP queues, Legistar, GitHub (the</w:t>
+        <w:t xml:space="preserve">SEC EDGAR (UA only), Federal Register, FERC eLibrary, MISO, SPP and PJM queues, Legistar, GitHub (the</w:t>
       </w:r>
       <w:r>
         <w:t xml:space="preserve"> </w:t>
@@ -16783,7 +16903,7 @@
         <w:t xml:space="preserve"> </w:t>
       </w:r>
       <w:r>
-        <w:t xml:space="preserve">Google, Amazon, Meta); governors’ newsrooms in 16 states; party watch; MISO and SPP queues; capacity markets (NYISO</w:t>
+        <w:t xml:space="preserve">Google, Amazon, Meta); governors’ newsrooms in 16 states; party watch; MISO, SPP and PJM queues (PJM from its public exports, 4 Oct); capacity markets (NYISO</w:t>
       </w:r>
       <w:r>
         <w:t xml:space="preserve"> </w:t>
@@ -16871,7 +16991,7 @@
         <w:t xml:space="preserve"> </w:t>
       </w:r>
       <w:r>
-        <w:t xml:space="preserve">(3) PJM API and ERCOT Public API accounts; (4) CAISO and NYISO queues; (5) S&amp;P RRA / Halcyon / Energy Strategies</w:t>
+        <w:t xml:space="preserve">(3) ERCOT Public API secrets (PJM Data Miner low priority — the PJM queue is collected from public exports since 4 Oct); (4) CAISO and NYISO queues; (5) S&amp;P RRA / Halcyon / Energy Strategies</w:t>
       </w:r>
       <w:r>
         <w:t xml:space="preserve"> </w:t>
@@ -16989,115 +17109,13 @@
           <w:bCs/>
           <w:b/>
         </w:rPr>
-        <w:t xml:space="preserve">Save the keys as repository secrets</w:t>
-      </w:r>
-      <w:r>
-        <w:t xml:space="preserve"> </w:t>
-      </w:r>
-      <w:r>
-        <w:t xml:space="preserve">(obtained 4 Oct):</w:t>
-      </w:r>
-      <w:r>
-        <w:t xml:space="preserve"> </w:t>
-      </w:r>
-      <w:r>
-        <w:rPr>
-          <w:rStyle w:val="VerbatimChar"/>
-        </w:rPr>
-        <w:t xml:space="preserve">OPENSTATES_API_KEY</w:t>
-      </w:r>
-      <w:r>
-        <w:t xml:space="preserve">,</w:t>
-      </w:r>
-      <w:r>
-        <w:t xml:space="preserve"> </w:t>
-      </w:r>
-      <w:r>
-        <w:rPr>
-          <w:rStyle w:val="VerbatimChar"/>
-        </w:rPr>
-        <w:t xml:space="preserve">EIA_API_KEY</w:t>
-      </w:r>
-      <w:r>
-        <w:t xml:space="preserve">,</w:t>
-      </w:r>
-      <w:r>
-        <w:t xml:space="preserve"> </w:t>
-      </w:r>
-      <w:r>
-        <w:rPr>
-          <w:rStyle w:val="VerbatimChar"/>
-        </w:rPr>
-        <w:t xml:space="preserve">COURTLISTENER_TOKEN</w:t>
-      </w:r>
-      <w:r>
-        <w:t xml:space="preserve">,</w:t>
-      </w:r>
-      <w:r>
-        <w:t xml:space="preserve"> </w:t>
-      </w:r>
-      <w:r>
-        <w:rPr>
-          <w:rStyle w:val="VerbatimChar"/>
-        </w:rPr>
-        <w:t xml:space="preserve">CONGRESS_API_KEY</w:t>
-      </w:r>
-      <w:r>
-        <w:t xml:space="preserve">,</w:t>
-      </w:r>
-      <w:r>
-        <w:t xml:space="preserve"> </w:t>
-      </w:r>
-      <w:r>
-        <w:rPr>
-          <w:rStyle w:val="VerbatimChar"/>
-        </w:rPr>
-        <w:t xml:space="preserve">REGULATIONS_GOV_API_KEY</w:t>
-      </w:r>
-      <w:r>
-        <w:t xml:space="preserve">,</w:t>
-      </w:r>
-      <w:r>
-        <w:t xml:space="preserve"> </w:t>
-      </w:r>
-      <w:r>
-        <w:rPr>
-          <w:rStyle w:val="VerbatimChar"/>
-        </w:rPr>
-        <w:t xml:space="preserve">NRC_APS_KEY</w:t>
-      </w:r>
-      <w:r>
-        <w:t xml:space="preserve">,</w:t>
-      </w:r>
-      <w:r>
-        <w:t xml:space="preserve"> </w:t>
-      </w:r>
-      <w:r>
-        <w:rPr>
-          <w:rStyle w:val="VerbatimChar"/>
-        </w:rPr>
-        <w:t xml:space="preserve">ERCOT_API_SUBSCRIPTION_KEY</w:t>
-      </w:r>
-      <w:r>
-        <w:t xml:space="preserve"> </w:t>
-      </w:r>
-      <w:r>
-        <w:t xml:space="preserve">plus</w:t>
-      </w:r>
-      <w:r>
-        <w:t xml:space="preserve"> </w:t>
-      </w:r>
-      <w:r>
-        <w:rPr>
-          <w:rStyle w:val="VerbatimChar"/>
-        </w:rPr>
-        <w:t xml:space="preserve">ERCOT_API_USERNAME</w:t>
-      </w:r>
-      <w:r>
-        <w:t xml:space="preserve"> </w:t>
-      </w:r>
-      <w:r>
-        <w:t xml:space="preserve">and</w:t>
+        <w:t xml:space="preserve">Keys:</w:t>
+      </w:r>
+      <w:r>
+        <w:t xml:space="preserve"> </w:t>
+      </w:r>
+      <w:r>
+        <w:t xml:space="preserve">all saved and verified 4 Oct except</w:t>
       </w:r>
       <w:r>
         <w:t xml:space="preserve"> </w:t>
@@ -17112,25 +17130,13 @@
         <w:t xml:space="preserve"> </w:t>
       </w:r>
       <w:r>
-        <w:t xml:space="preserve">(§9). Then ask a session to run the adapter probe and confirm each reads</w:t>
-      </w:r>
-      <w:r>
-        <w:t xml:space="preserve"> </w:t>
-      </w:r>
-      <w:r>
-        <w:rPr>
-          <w:rStyle w:val="VerbatimChar"/>
-        </w:rPr>
-        <w:t xml:space="preserve">ok</w:t>
-      </w:r>
-      <w:r>
-        <w:t xml:space="preserve">. PJM API</w:t>
-      </w:r>
-      <w:r>
-        <w:t xml:space="preserve"> </w:t>
-      </w:r>
-      <w:r>
-        <w:t xml:space="preserve">account still optional; a session with push access builds that adapter once its secret exists.</w:t>
+        <w:t xml:space="preserve">(the ERCOT account password), which switches on</w:t>
+      </w:r>
+      <w:r>
+        <w:t xml:space="preserve"> </w:t>
+      </w:r>
+      <w:r>
+        <w:t xml:space="preserve">the ERCOT Public API route. PJM API account still optional; a session with push access builds that adapter.</w:t>
       </w:r>
       <w:r>
         <w:t xml:space="preserve"> </w:t>
@@ -17407,19 +17413,19 @@
               <w:jc w:val="left"/>
             </w:pPr>
             <w:r>
-              <w:t xml:space="preserve">ERCOT data products, PJM data</w:t>
-            </w:r>
-          </w:p>
-        </w:tc>
-        <w:tc>
-          <w:tcPr/>
-          <w:p>
-            <w:pPr>
-              <w:pStyle w:val="Compact"/>
-              <w:jc w:val="left"/>
-            </w:pPr>
-            <w:r>
-              <w:t xml:space="preserve">ERCOT Public API / PJM API (accounts needed)</w:t>
+              <w:t xml:space="preserve">ERCOT data products, PJM market data</w:t>
+            </w:r>
+          </w:p>
+        </w:tc>
+        <w:tc>
+          <w:tcPr/>
+          <w:p>
+            <w:pPr>
+              <w:pStyle w:val="Compact"/>
+              <w:jc w:val="left"/>
+            </w:pPr>
+            <w:r>
+              <w:t xml:space="preserve">ERCOT Public API (secrets); PJM Data Miner (account access pending; low priority). PJM queue: collected since 4 Oct</w:t>
             </w:r>
           </w:p>
         </w:tc>
@@ -18980,6 +18986,88 @@
             </w:r>
             <w:r>
               <w:t xml:space="preserve">keeps keys out of the public repo</w:t>
+            </w:r>
+          </w:p>
+        </w:tc>
+      </w:tr>
+      <w:tr>
+        <w:tc>
+          <w:tcPr/>
+          <w:p>
+            <w:pPr>
+              <w:pStyle w:val="Compact"/>
+              <w:jc w:val="left"/>
+            </w:pPr>
+            <w:r>
+              <w:t xml:space="preserve">2026-10-04 (eve)</w:t>
+            </w:r>
+          </w:p>
+        </w:tc>
+        <w:tc>
+          <w:tcPr/>
+          <w:p>
+            <w:pPr>
+              <w:pStyle w:val="Compact"/>
+              <w:jc w:val="left"/>
+            </w:pPr>
+            <w:r>
+              <w:t xml:space="preserve">PJM interconnection queue added with no key: serial/expedited</w:t>
+            </w:r>
+            <w:r>
+              <w:t xml:space="preserve"> </w:t>
+            </w:r>
+            <w:r>
+              <w:rPr>
+                <w:rStyle w:val="VerbatimChar"/>
+              </w:rPr>
+              <w:t xml:space="preserve">PlanningQueues.xml</w:t>
+            </w:r>
+            <w:r>
+              <w:t xml:space="preserve"> </w:t>
+            </w:r>
+            <w:r>
+              <w:t xml:space="preserve">and the cycle-queue XML export (adapter</w:t>
+            </w:r>
+            <w:r>
+              <w:t xml:space="preserve"> </w:t>
+            </w:r>
+            <w:r>
+              <w:rPr>
+                <w:rStyle w:val="VerbatimChar"/>
+              </w:rPr>
+              <w:t xml:space="preserve">queues</w:t>
+            </w:r>
+            <w:r>
+              <w:t xml:space="preserve"> </w:t>
+            </w:r>
+            <w:r>
+              <w:t xml:space="preserve">now reads XML and page export forms); verified from the runners (228 + 664 active tracked-state projects, baseline). PJM API key no longer needed for queue data</w:t>
+            </w:r>
+          </w:p>
+        </w:tc>
+      </w:tr>
+      <w:tr>
+        <w:tc>
+          <w:tcPr/>
+          <w:p>
+            <w:pPr>
+              <w:pStyle w:val="Compact"/>
+              <w:jc w:val="left"/>
+            </w:pPr>
+            <w:r>
+              <w:t xml:space="preserve">2026-10-04 (eve)</w:t>
+            </w:r>
+          </w:p>
+        </w:tc>
+        <w:tc>
+          <w:tcPr/>
+          <w:p>
+            <w:pPr>
+              <w:pStyle w:val="Compact"/>
+              <w:jc w:val="left"/>
+            </w:pPr>
+            <w:r>
+              <w:t xml:space="preserve">Keys live: Open States, EIA, CourtListener, congress.gov, Regulations.gov, NRC ADAMS (ERCOT awaits its password). Open States and CourtListener paced to their per-minute limits; Open States filtered by bill title; NRC per-docket cap 200</w:t>
             </w:r>
           </w:p>
         </w:tc>

--- a/docs/GRID_DOCKET_CONTEXT.docx
+++ b/docs/GRID_DOCKET_CONTEXT.docx
@@ -9362,44 +9362,13 @@
         <w:t xml:space="preserve"> </w:t>
       </w:r>
       <w:r>
-        <w:t xml:space="preserve">all verified from the runners. ERCOT: subscription key and username saved,</w:t>
-      </w:r>
-      <w:r>
-        <w:t xml:space="preserve"> </w:t>
-      </w:r>
-      <w:r>
-        <w:rPr>
-          <w:rStyle w:val="VerbatimChar"/>
-          <w:bCs/>
-          <w:b/>
-        </w:rPr>
-        <w:t xml:space="preserve">ERCOT_API_PASSWORD</w:t>
-      </w:r>
-      <w:r>
-        <w:rPr>
-          <w:bCs/>
-          <w:b/>
-        </w:rPr>
-        <w:t xml:space="preserve"> </w:t>
-      </w:r>
-      <w:r>
-        <w:rPr>
-          <w:bCs/>
-          <w:b/>
-        </w:rPr>
-        <w:t xml:space="preserve">missing</w:t>
-      </w:r>
-      <w:r>
-        <w:t xml:space="preserve"> </w:t>
-      </w:r>
-      <w:r>
-        <w:t xml:space="preserve">— the</w:t>
-      </w:r>
-      <w:r>
-        <w:t xml:space="preserve"> </w:t>
-      </w:r>
-      <w:r>
-        <w:t xml:space="preserve">ERCOT Public API route stays off until it is added. Secret names are checked by the probe (presence only). Because EIA and congress.gov carry the</w:t>
+        <w:t xml:space="preserve">all verified from the runners. ERCOT Public API: sign-in verified (all three secrets); the catalogue’s 120 report products include none on large</w:t>
+      </w:r>
+      <w:r>
+        <w:t xml:space="preserve"> </w:t>
+      </w:r>
+      <w:r>
+        <w:t xml:space="preserve">loads yet, so the route checks nightly and starts collecting when ERCOT publishes one (e.g. the NPRR1267 status report). Secret names are checked by the probe (presence only). Because EIA and congress.gov carry the</w:t>
       </w:r>
       <w:r>
         <w:t xml:space="preserve"> </w:t>
@@ -17115,28 +17084,7 @@
         <w:t xml:space="preserve"> </w:t>
       </w:r>
       <w:r>
-        <w:t xml:space="preserve">all saved and verified 4 Oct except</w:t>
-      </w:r>
-      <w:r>
-        <w:t xml:space="preserve"> </w:t>
-      </w:r>
-      <w:r>
-        <w:rPr>
-          <w:rStyle w:val="VerbatimChar"/>
-        </w:rPr>
-        <w:t xml:space="preserve">ERCOT_API_PASSWORD</w:t>
-      </w:r>
-      <w:r>
-        <w:t xml:space="preserve"> </w:t>
-      </w:r>
-      <w:r>
-        <w:t xml:space="preserve">(the ERCOT account password), which switches on</w:t>
-      </w:r>
-      <w:r>
-        <w:t xml:space="preserve"> </w:t>
-      </w:r>
-      <w:r>
-        <w:t xml:space="preserve">the ERCOT Public API route. PJM API account still optional; a session with push access builds that adapter.</w:t>
+        <w:t xml:space="preserve">all saved and verified 4 Oct, including the ERCOT Public API sign-in. PJM API account still optional; a session with push access builds that adapter.</w:t>
       </w:r>
       <w:r>
         <w:t xml:space="preserve"> </w:t>
@@ -19068,6 +19016,32 @@
             </w:pPr>
             <w:r>
               <w:t xml:space="preserve">Keys live: Open States, EIA, CourtListener, congress.gov, Regulations.gov, NRC ADAMS (ERCOT awaits its password). Open States and CourtListener paced to their per-minute limits; Open States filtered by bill title; NRC per-docket cap 200</w:t>
+            </w:r>
+          </w:p>
+        </w:tc>
+      </w:tr>
+      <w:tr>
+        <w:tc>
+          <w:tcPr/>
+          <w:p>
+            <w:pPr>
+              <w:pStyle w:val="Compact"/>
+              <w:jc w:val="left"/>
+            </w:pPr>
+            <w:r>
+              <w:t xml:space="preserve">2026-10-04 (eve)</w:t>
+            </w:r>
+          </w:p>
+        </w:tc>
+        <w:tc>
+          <w:tcPr/>
+          <w:p>
+            <w:pPr>
+              <w:pStyle w:val="Compact"/>
+              <w:jc w:val="left"/>
+            </w:pPr>
+            <w:r>
+              <w:t xml:space="preserve">ERCOT password added; ERCOT Public API sign-in verified; the adapter pages the full 120-product catalogue (no large-load product published yet)</w:t>
             </w:r>
           </w:p>
         </w:tc>

--- a/docs/GRID_DOCKET_CONTEXT.docx
+++ b/docs/GRID_DOCKET_CONTEXT.docx
@@ -2316,7 +2316,22 @@
               <w:t xml:space="preserve"> </w:t>
             </w:r>
             <w:r>
-              <w:t xml:space="preserve">(in-browser Excel builder)</w:t>
+              <w:t xml:space="preserve">(in-browser Excel builder),</w:t>
+            </w:r>
+            <w:r>
+              <w:t xml:space="preserve"> </w:t>
+            </w:r>
+            <w:r>
+              <w:rPr>
+                <w:rStyle w:val="VerbatimChar"/>
+              </w:rPr>
+              <w:t xml:space="preserve">annotations.json</w:t>
+            </w:r>
+            <w:r>
+              <w:t xml:space="preserve"> </w:t>
+            </w:r>
+            <w:r>
+              <w:t xml:space="preserve">(hand-maintained coverage marks, matter labels, party groups, per-state coverage notes, console URL)</w:t>
             </w:r>
           </w:p>
         </w:tc>
@@ -2656,19 +2671,19 @@
           <w:bCs/>
           <w:b/>
         </w:rPr>
-        <w:t xml:space="preserve">version 7</w:t>
-      </w:r>
-      <w:r>
-        <w:t xml:space="preserve"> </w:t>
-      </w:r>
-      <w:r>
-        <w:t xml:space="preserve">(3 Oct 2026). Private to</w:t>
-      </w:r>
-      <w:r>
-        <w:t xml:space="preserve"> </w:t>
-      </w:r>
-      <w:r>
-        <w:t xml:space="preserve">Rett until shared. Declares the</w:t>
+        <w:t xml:space="preserve">version 8</w:t>
+      </w:r>
+      <w:r>
+        <w:t xml:space="preserve"> </w:t>
+      </w:r>
+      <w:r>
+        <w:t xml:space="preserve">(4 Oct 2026; repo commit</w:t>
+      </w:r>
+      <w:r>
+        <w:t xml:space="preserve"> </w:t>
+      </w:r>
+      <w:r>
+        <w:t xml:space="preserve">fbcce31). Private to Rett until shared. Declares the</w:t>
       </w:r>
       <w:r>
         <w:t xml:space="preserve"> </w:t>
@@ -2683,13 +2698,13 @@
         <w:t xml:space="preserve"> </w:t>
       </w:r>
       <w:r>
-        <w:t xml:space="preserve">capability so a reader can save the Excel tracker (built in the</w:t>
-      </w:r>
-      <w:r>
-        <w:t xml:space="preserve"> </w:t>
-      </w:r>
-      <w:r>
-        <w:t xml:space="preserve">page), the narrative PDF and the narrative markdown. Supporting files:</w:t>
+        <w:t xml:space="preserve">capability so a reader can save the Excel tracker</w:t>
+      </w:r>
+      <w:r>
+        <w:t xml:space="preserve"> </w:t>
+      </w:r>
+      <w:r>
+        <w:t xml:space="preserve">(built in the page), the narrative PDF and the narrative markdown. Supporting files:</w:t>
       </w:r>
       <w:r>
         <w:t xml:space="preserve"> </w:t>
@@ -2704,13 +2719,13 @@
         <w:t xml:space="preserve"> </w:t>
       </w:r>
       <w:r>
-        <w:t xml:space="preserve">(events + full 26-column</w:t>
-      </w:r>
-      <w:r>
-        <w:t xml:space="preserve"> </w:t>
-      </w:r>
-      <w:r>
-        <w:t xml:space="preserve">table),</w:t>
+        <w:t xml:space="preserve">(events + full</w:t>
+      </w:r>
+      <w:r>
+        <w:t xml:space="preserve"> </w:t>
+      </w:r>
+      <w:r>
+        <w:t xml:space="preserve">26-column table + the store’s change history, coverage, annotations and party list),</w:t>
       </w:r>
       <w:r>
         <w:t xml:space="preserve"> </w:t>
@@ -2758,13 +2773,7 @@
         <w:t xml:space="preserve">narrative.md</w:t>
       </w:r>
       <w:r>
-        <w:t xml:space="preserve">, narrative PDF. Republished to the</w:t>
-      </w:r>
-      <w:r>
-        <w:t xml:space="preserve"> </w:t>
-      </w:r>
-      <w:r>
-        <w:t xml:space="preserve">same URL by each Brief;</w:t>
+        <w:t xml:space="preserve">, narrative PDF. Republished to the same URL by each Brief;</w:t>
       </w:r>
       <w:r>
         <w:t xml:space="preserve"> </w:t>
@@ -2795,6 +2804,299 @@
       </w:r>
       <w:r>
         <w:t xml:space="preserve">carry forward and are never re-passed.</w:t>
+      </w:r>
+    </w:p>
+    <w:p>
+      <w:pPr>
+        <w:pStyle w:val="BodyText"/>
+      </w:pPr>
+      <w:r>
+        <w:t xml:space="preserve">Sections (v8): 01 Status · 02</w:t>
+      </w:r>
+      <w:r>
+        <w:t xml:space="preserve"> </w:t>
+      </w:r>
+      <w:r>
+        <w:rPr>
+          <w:bCs/>
+          <w:b/>
+        </w:rPr>
+        <w:t xml:space="preserve">What changed</w:t>
+      </w:r>
+      <w:r>
+        <w:t xml:space="preserve"> </w:t>
+      </w:r>
+      <w:r>
+        <w:t xml:space="preserve">(new events, overlays before → after with reason, supersessions and</w:t>
+      </w:r>
+      <w:r>
+        <w:t xml:space="preserve"> </w:t>
+      </w:r>
+      <w:r>
+        <w:t xml:space="preserve">moved milestones since the previous brief or any earlier run, replayed from the parts by</w:t>
+      </w:r>
+      <w:r>
+        <w:t xml:space="preserve"> </w:t>
+      </w:r>
+      <w:r>
+        <w:rPr>
+          <w:rStyle w:val="VerbatimChar"/>
+        </w:rPr>
+        <w:t xml:space="preserve">build_console.py</w:t>
+      </w:r>
+      <w:r>
+        <w:t xml:space="preserve">) · 03 This</w:t>
+      </w:r>
+      <w:r>
+        <w:t xml:space="preserve"> </w:t>
+      </w:r>
+      <w:r>
+        <w:t xml:space="preserve">week (narrative) · 04 Decision calendar · 05</w:t>
+      </w:r>
+      <w:r>
+        <w:t xml:space="preserve"> </w:t>
+      </w:r>
+      <w:r>
+        <w:rPr>
+          <w:bCs/>
+          <w:b/>
+        </w:rPr>
+        <w:t xml:space="preserve">Matters</w:t>
+      </w:r>
+      <w:r>
+        <w:t xml:space="preserve"> </w:t>
+      </w:r>
+      <w:r>
+        <w:t xml:space="preserve">(per-docket chronologies read from the Document column; labels</w:t>
+      </w:r>
+      <w:r>
+        <w:t xml:space="preserve"> </w:t>
+      </w:r>
+      <w:r>
+        <w:t xml:space="preserve">in</w:t>
+      </w:r>
+      <w:r>
+        <w:t xml:space="preserve"> </w:t>
+      </w:r>
+      <w:r>
+        <w:rPr>
+          <w:rStyle w:val="VerbatimChar"/>
+        </w:rPr>
+        <w:t xml:space="preserve">annotations.json</w:t>
+      </w:r>
+      <w:r>
+        <w:t xml:space="preserve">) · 06</w:t>
+      </w:r>
+      <w:r>
+        <w:t xml:space="preserve"> </w:t>
+      </w:r>
+      <w:r>
+        <w:rPr>
+          <w:bCs/>
+          <w:b/>
+        </w:rPr>
+        <w:t xml:space="preserve">Load-scenario tariff tester</w:t>
+      </w:r>
+      <w:r>
+        <w:t xml:space="preserve"> </w:t>
+      </w:r>
+      <w:r>
+        <w:t xml:space="preserve">(MW, load factor, state, optional $/kW-month assumption →</w:t>
+      </w:r>
+      <w:r>
+        <w:t xml:space="preserve"> </w:t>
+      </w:r>
+      <w:r>
+        <w:t xml:space="preserve">applies?, minimum billed MW, MW-years, collateral estimate, notice, deviation from the median; the full terms matrix</w:t>
+      </w:r>
+      <w:r>
+        <w:t xml:space="preserve"> </w:t>
+      </w:r>
+      <w:r>
+        <w:t xml:space="preserve">beneath) · 07 Conversion (levels,</w:t>
+      </w:r>
+      <w:r>
+        <w:t xml:space="preserve"> </w:t>
+      </w:r>
+      <w:r>
+        <w:rPr>
+          <w:bCs/>
+          <w:b/>
+        </w:rPr>
+        <w:t xml:space="preserve">quarter-over-quarter deltas</w:t>
+      </w:r>
+      <w:r>
+        <w:t xml:space="preserve">, Dominion ladder and</w:t>
+      </w:r>
+      <w:r>
+        <w:t xml:space="preserve"> </w:t>
+      </w:r>
+      <w:r>
+        <w:rPr>
+          <w:bCs/>
+          <w:b/>
+        </w:rPr>
+        <w:t xml:space="preserve">CLOA → ESA ratio</w:t>
+      </w:r>
+      <w:r>
+        <w:t xml:space="preserve">) · 08</w:t>
+      </w:r>
+      <w:r>
+        <w:t xml:space="preserve"> </w:t>
+      </w:r>
+      <w:r>
+        <w:rPr>
+          <w:bCs/>
+          <w:b/>
+        </w:rPr>
+        <w:t xml:space="preserve">Activity over time</w:t>
+      </w:r>
+      <w:r>
+        <w:t xml:space="preserve"> </w:t>
+      </w:r>
+      <w:r>
+        <w:t xml:space="preserve">(weekly, by subject or state, by event or discovery date, with numbered coverage marks) · 09</w:t>
+      </w:r>
+      <w:r>
+        <w:t xml:space="preserve"> </w:t>
+      </w:r>
+      <w:r>
+        <w:t xml:space="preserve">Where the pressure is · 10</w:t>
+      </w:r>
+      <w:r>
+        <w:t xml:space="preserve"> </w:t>
+      </w:r>
+      <w:r>
+        <w:rPr>
+          <w:bCs/>
+          <w:b/>
+        </w:rPr>
+        <w:t xml:space="preserve">Parties</w:t>
+      </w:r>
+      <w:r>
+        <w:t xml:space="preserve"> </w:t>
+      </w:r>
+      <w:r>
+        <w:t xml:space="preserve">(watched parties found in row text — a mention is not necessarily a filing) ·</w:t>
+      </w:r>
+      <w:r>
+        <w:t xml:space="preserve"> </w:t>
+      </w:r>
+      <w:r>
+        <w:t xml:space="preserve">11</w:t>
+      </w:r>
+      <w:r>
+        <w:t xml:space="preserve"> </w:t>
+      </w:r>
+      <w:r>
+        <w:rPr>
+          <w:bCs/>
+          <w:b/>
+        </w:rPr>
+        <w:t xml:space="preserve">Coverage</w:t>
+      </w:r>
+      <w:r>
+        <w:t xml:space="preserve"> </w:t>
+      </w:r>
+      <w:r>
+        <w:t xml:space="preserve">(tile map: route, days since last successful read, explicit negatives, open gaps,</w:t>
+      </w:r>
+      <w:r>
+        <w:t xml:space="preserve"> </w:t>
+      </w:r>
+      <w:r>
+        <w:t xml:space="preserve">“</w:t>
+      </w:r>
+      <w:r>
+        <w:t xml:space="preserve">quiet or blind</w:t>
+      </w:r>
+      <w:r>
+        <w:t xml:space="preserve"> </w:t>
+      </w:r>
+      <w:r>
+        <w:t xml:space="preserve">spot</w:t>
+      </w:r>
+      <w:r>
+        <w:t xml:space="preserve">”</w:t>
+      </w:r>
+      <w:r>
+        <w:t xml:space="preserve"> </w:t>
+      </w:r>
+      <w:r>
+        <w:t xml:space="preserve">verdict; nightly collector strip) · 12 Console (adds a period filter and</w:t>
+      </w:r>
+      <w:r>
+        <w:t xml:space="preserve"> </w:t>
+      </w:r>
+      <w:r>
+        <w:rPr>
+          <w:bCs/>
+          <w:b/>
+        </w:rPr>
+        <w:t xml:space="preserve">Copy link to this view</w:t>
+      </w:r>
+      <w:r>
+        <w:t xml:space="preserve"> </w:t>
+      </w:r>
+      <w:r>
+        <w:t xml:space="preserve">— filter</w:t>
+      </w:r>
+      <w:r>
+        <w:t xml:space="preserve"> </w:t>
+      </w:r>
+      <w:r>
+        <w:t xml:space="preserve">state in a plain</w:t>
+      </w:r>
+      <w:r>
+        <w:t xml:space="preserve"> </w:t>
+      </w:r>
+      <w:r>
+        <w:rPr>
+          <w:rStyle w:val="VerbatimChar"/>
+        </w:rPr>
+        <w:t xml:space="preserve">#v1.&lt;base64url&gt;</w:t>
+      </w:r>
+      <w:r>
+        <w:t xml:space="preserve"> </w:t>
+      </w:r>
+      <w:r>
+        <w:t xml:space="preserve">anchor, the only form an artifact link passes to the page). Every view degrades</w:t>
+      </w:r>
+      <w:r>
+        <w:t xml:space="preserve"> </w:t>
+      </w:r>
+      <w:r>
+        <w:t xml:space="preserve">gracefully on the repo-less path. When a source family starts, stops or is backfilled, add a dated line to</w:t>
+      </w:r>
+      <w:r>
+        <w:t xml:space="preserve"> </w:t>
+      </w:r>
+      <w:r>
+        <w:rPr>
+          <w:rStyle w:val="VerbatimChar"/>
+        </w:rPr>
+        <w:t xml:space="preserve">annotations.json</w:t>
+      </w:r>
+      <w:r>
+        <w:t xml:space="preserve"> </w:t>
+      </w:r>
+      <w:r>
+        <w:t xml:space="preserve">→</w:t>
+      </w:r>
+      <w:r>
+        <w:t xml:space="preserve"> </w:t>
+      </w:r>
+      <w:r>
+        <w:rPr>
+          <w:rStyle w:val="VerbatimChar"/>
+        </w:rPr>
+        <w:t xml:space="preserve">coverage_marks</w:t>
+      </w:r>
+      <w:r>
+        <w:t xml:space="preserve"> </w:t>
+      </w:r>
+      <w:r>
+        <w:t xml:space="preserve">(needs a session that can push).</w:t>
       </w:r>
     </w:p>
     <w:p>
@@ -4763,7 +5065,40 @@
         <w:t xml:space="preserve"> </w:t>
       </w:r>
       <w:r>
-        <w:t xml:space="preserve">→ publish console → email →</w:t>
+        <w:t xml:space="preserve">(with</w:t>
+      </w:r>
+      <w:r>
+        <w:t xml:space="preserve"> </w:t>
+      </w:r>
+      <w:r>
+        <w:rPr>
+          <w:rStyle w:val="VerbatimChar"/>
+        </w:rPr>
+        <w:t xml:space="preserve">--state store_live/state.json --manual-dir store_live/manual</w:t>
+      </w:r>
+      <w:r>
+        <w:t xml:space="preserve">,</w:t>
+      </w:r>
+      <w:r>
+        <w:t xml:space="preserve"> </w:t>
+      </w:r>
+      <w:r>
+        <w:t xml:space="preserve">before</w:t>
+      </w:r>
+      <w:r>
+        <w:t xml:space="preserve"> </w:t>
+      </w:r>
+      <w:r>
+        <w:rPr>
+          <w:rStyle w:val="VerbatimChar"/>
+        </w:rPr>
+        <w:t xml:space="preserve">last_brief_date</w:t>
+      </w:r>
+      <w:r>
+        <w:t xml:space="preserve"> </w:t>
+      </w:r>
+      <w:r>
+        <w:t xml:space="preserve">changes) → publish console → email →</w:t>
       </w:r>
       <w:r>
         <w:t xml:space="preserve"> </w:t>
@@ -17590,7 +17925,46 @@
         <w:t xml:space="preserve"> </w:t>
       </w:r>
       <w:r>
-        <w:t xml:space="preserve">are enabled.</w:t>
+        <w:t xml:space="preserve">are enabled; open the console and confirm the Brief republished v8 (sections 01–12,</w:t>
+      </w:r>
+      <w:r>
+        <w:t xml:space="preserve"> </w:t>
+      </w:r>
+      <w:r>
+        <w:t xml:space="preserve">“</w:t>
+      </w:r>
+      <w:r>
+        <w:t xml:space="preserve">What changed</w:t>
+      </w:r>
+      <w:r>
+        <w:t xml:space="preserve">”</w:t>
+      </w:r>
+      <w:r>
+        <w:t xml:space="preserve"> </w:t>
+      </w:r>
+      <w:r>
+        <w:t xml:space="preserve">showing the</w:t>
+      </w:r>
+      <w:r>
+        <w:t xml:space="preserve"> </w:t>
+      </w:r>
+      <w:r>
+        <w:t xml:space="preserve">5 Oct run, Coverage filled from the full state.json); add a</w:t>
+      </w:r>
+      <w:r>
+        <w:t xml:space="preserve"> </w:t>
+      </w:r>
+      <w:r>
+        <w:rPr>
+          <w:rStyle w:val="VerbatimChar"/>
+        </w:rPr>
+        <w:t xml:space="preserve">coverage_marks</w:t>
+      </w:r>
+      <w:r>
+        <w:t xml:space="preserve"> </w:t>
+      </w:r>
+      <w:r>
+        <w:t xml:space="preserve">line for the first full Sweep.</w:t>
       </w:r>
     </w:p>
     <w:p>
@@ -19042,6 +19416,95 @@
             </w:pPr>
             <w:r>
               <w:t xml:space="preserve">ERCOT password added; ERCOT Public API sign-in verified; the adapter pages the full 120-product catalogue (no large-load product published yet)</w:t>
+            </w:r>
+          </w:p>
+        </w:tc>
+      </w:tr>
+      <w:tr>
+        <w:tc>
+          <w:tcPr/>
+          <w:p>
+            <w:pPr>
+              <w:pStyle w:val="Compact"/>
+              <w:jc w:val="left"/>
+            </w:pPr>
+            <w:r>
+              <w:t xml:space="preserve">2026-10-04 (eve)</w:t>
+            </w:r>
+          </w:p>
+        </w:tc>
+        <w:tc>
+          <w:tcPr/>
+          <w:p>
+            <w:pPr>
+              <w:pStyle w:val="Compact"/>
+              <w:jc w:val="left"/>
+            </w:pPr>
+            <w:r>
+              <w:t xml:space="preserve">Console v8 (commit fbcce31): What changed, Matters, load-scenario tariff tester, conversion deltas and CLOA → ESA ratio, activity over time with coverage marks, Parties, Coverage map, period filter and shareable view links.</w:t>
+            </w:r>
+            <w:r>
+              <w:t xml:space="preserve"> </w:t>
+            </w:r>
+            <w:r>
+              <w:rPr>
+                <w:rStyle w:val="VerbatimChar"/>
+              </w:rPr>
+              <w:t xml:space="preserve">build_console.py</w:t>
+            </w:r>
+            <w:r>
+              <w:t xml:space="preserve"> </w:t>
+            </w:r>
+            <w:r>
+              <w:t xml:space="preserve">emits parts/changes/since/coverage/annotations/parties (</w:t>
+            </w:r>
+            <w:r>
+              <w:rPr>
+                <w:rStyle w:val="VerbatimChar"/>
+              </w:rPr>
+              <w:t xml:space="preserve">--state</w:t>
+            </w:r>
+            <w:r>
+              <w:t xml:space="preserve">,</w:t>
+            </w:r>
+            <w:r>
+              <w:t xml:space="preserve"> </w:t>
+            </w:r>
+            <w:r>
+              <w:rPr>
+                <w:rStyle w:val="VerbatimChar"/>
+              </w:rPr>
+              <w:t xml:space="preserve">--manual-dir</w:t>
+            </w:r>
+            <w:r>
+              <w:t xml:space="preserve">,</w:t>
+            </w:r>
+            <w:r>
+              <w:t xml:space="preserve"> </w:t>
+            </w:r>
+            <w:r>
+              <w:rPr>
+                <w:rStyle w:val="VerbatimChar"/>
+              </w:rPr>
+              <w:t xml:space="preserve">--since</w:t>
+            </w:r>
+            <w:r>
+              <w:t xml:space="preserve">);</w:t>
+            </w:r>
+            <w:r>
+              <w:t xml:space="preserve"> </w:t>
+            </w:r>
+            <w:r>
+              <w:rPr>
+                <w:rStyle w:val="VerbatimChar"/>
+              </w:rPr>
+              <w:t xml:space="preserve">brief.md</w:t>
+            </w:r>
+            <w:r>
+              <w:t xml:space="preserve"> </w:t>
+            </w:r>
+            <w:r>
+              <w:t xml:space="preserve">downloads state.json and the manual manifests; parity CI installs pyyaml. Published as artifact version 8</w:t>
             </w:r>
           </w:p>
         </w:tc>

--- a/docs/GRID_DOCKET_CONTEXT.docx
+++ b/docs/GRID_DOCKET_CONTEXT.docx
@@ -4038,7 +4038,7 @@
         <w:t xml:space="preserve"> </w:t>
       </w:r>
       <w:r>
-        <w:t xml:space="preserve">skip if a complete run finished within 10 hours, so agencies still see one collection a night. Each job checks out</w:t>
+        <w:t xml:space="preserve">skip if a complete run finished within 6 hours, so agencies still see one collection a night. Each job checks out</w:t>
       </w:r>
       <w:r>
         <w:t xml:space="preserve"> </w:t>
@@ -9387,7 +9387,22 @@
               <w:jc w:val="left"/>
             </w:pPr>
             <w:r>
-              <w:t xml:space="preserve">EIA and congress.gov running on the public DEMO_KEY; Open States and NRC ADAMS waiting for their keys; CourtListener keyless but rate-limited; ERCOT Public API route built, off until its secrets exist (§9).</w:t>
+              <w:t xml:space="preserve">All keys live since 4 Oct (verified from the runners): EIA, congress.gov, Open States (paced 10/min), CourtListener (paced 5/min), Regulations.gov, NRC ADAMS, ERCOT Public API. Keys never reach the public repo:</w:t>
+            </w:r>
+            <w:r>
+              <w:t xml:space="preserve"> </w:t>
+            </w:r>
+            <w:r>
+              <w:rPr>
+                <w:rStyle w:val="VerbatimChar"/>
+              </w:rPr>
+              <w:t xml:space="preserve">common.scrub()</w:t>
+            </w:r>
+            <w:r>
+              <w:t xml:space="preserve"> </w:t>
+            </w:r>
+            <w:r>
+              <w:t xml:space="preserve">masks them in everything the collector writes.</w:t>
             </w:r>
           </w:p>
         </w:tc>
@@ -17243,35 +17258,19 @@
           <w:bCs/>
           <w:b/>
         </w:rPr>
-        <w:t xml:space="preserve">Running on the public DEMO_KEY:</w:t>
-      </w:r>
-      <w:r>
-        <w:t xml:space="preserve"> </w:t>
-      </w:r>
-      <w:r>
-        <w:t xml:space="preserve">EIA, congress.gov.</w:t>
-      </w:r>
-      <w:r>
-        <w:t xml:space="preserve"> </w:t>
-      </w:r>
-      <w:r>
-        <w:rPr>
-          <w:bCs/>
-          <w:b/>
-        </w:rPr>
-        <w:t xml:space="preserve">Waiting on keys:</w:t>
-      </w:r>
-      <w:r>
-        <w:t xml:space="preserve"> </w:t>
-      </w:r>
-      <w:r>
-        <w:t xml:space="preserve">Open States; NRC ADAMS; CourtListener</w:t>
-      </w:r>
-      <w:r>
-        <w:t xml:space="preserve"> </w:t>
-      </w:r>
-      <w:r>
-        <w:t xml:space="preserve">(full rate); ERCOT Public API (optional).</w:t>
+        <w:t xml:space="preserve">Keys:</w:t>
+      </w:r>
+      <w:r>
+        <w:t xml:space="preserve"> </w:t>
+      </w:r>
+      <w:r>
+        <w:t xml:space="preserve">all live since 4 Oct (EIA, congress.gov, Open States, CourtListener, Regulations.gov, NRC ADAMS, ERCOT Public API).</w:t>
+      </w:r>
+      <w:r>
+        <w:t xml:space="preserve"> </w:t>
+      </w:r>
+      <w:r>
+        <w:t xml:space="preserve">History for the new sources since 2025-11-07 was pulled on 4 Oct and is worked through by the Sweep (C-08).</w:t>
       </w:r>
     </w:p>
     <w:p>
@@ -17289,25 +17288,25 @@
         <w:t xml:space="preserve"> </w:t>
       </w:r>
       <w:r>
-        <w:t xml:space="preserve">(1) agency allowlisting (letters drafted); (2) keys for the built adapters;</w:t>
-      </w:r>
-      <w:r>
-        <w:t xml:space="preserve"> </w:t>
-      </w:r>
-      <w:r>
-        <w:t xml:space="preserve">(3) ERCOT Public API secrets (PJM Data Miner low priority — the PJM queue is collected from public exports since 4 Oct); (4) CAISO and NYISO queues; (5) S&amp;P RRA / Halcyon / Energy Strategies</w:t>
-      </w:r>
-      <w:r>
-        <w:t xml:space="preserve"> </w:t>
-      </w:r>
-      <w:r>
-        <w:t xml:space="preserve">as cross-checks; (6) earnings call transcripts (CapIQ); (7) Loudoun County through the manual pass; (8) PUDL Form 1</w:t>
-      </w:r>
-      <w:r>
-        <w:t xml:space="preserve"> </w:t>
-      </w:r>
-      <w:r>
-        <w:t xml:space="preserve">data tables; (9) direct state bill trackers.</w:t>
+        <w:t xml:space="preserve">(1) agency allowlisting (letters drafted); (2) PJM Data Miner 2 (market data; the PJM</w:t>
+      </w:r>
+      <w:r>
+        <w:t xml:space="preserve"> </w:t>
+      </w:r>
+      <w:r>
+        <w:t xml:space="preserve">queue is already collected from public exports); (3) CAISO and NYISO queues; (4) S&amp;P RRA / Halcyon / Energy Strategies as</w:t>
+      </w:r>
+      <w:r>
+        <w:t xml:space="preserve"> </w:t>
+      </w:r>
+      <w:r>
+        <w:t xml:space="preserve">cross-checks; (5) earnings call transcripts (CapIQ); (6) Loudoun County through the manual pass; (7) PUDL Form 1 data</w:t>
+      </w:r>
+      <w:r>
+        <w:t xml:space="preserve"> </w:t>
+      </w:r>
+      <w:r>
+        <w:t xml:space="preserve">tables; (8) direct state bill trackers.</w:t>
       </w:r>
     </w:p>
     <w:p>
@@ -17696,19 +17695,19 @@
               <w:jc w:val="left"/>
             </w:pPr>
             <w:r>
-              <w:t xml:space="preserve">ERCOT data products, PJM market data</w:t>
-            </w:r>
-          </w:p>
-        </w:tc>
-        <w:tc>
-          <w:tcPr/>
-          <w:p>
-            <w:pPr>
-              <w:pStyle w:val="Compact"/>
-              <w:jc w:val="left"/>
-            </w:pPr>
-            <w:r>
-              <w:t xml:space="preserve">ERCOT Public API (secrets); PJM Data Miner (account access pending; low priority). PJM queue: collected since 4 Oct</w:t>
+              <w:t xml:space="preserve">ERCOT large-load data products, PJM market data</w:t>
+            </w:r>
+          </w:p>
+        </w:tc>
+        <w:tc>
+          <w:tcPr/>
+          <w:p>
+            <w:pPr>
+              <w:pStyle w:val="Compact"/>
+              <w:jc w:val="left"/>
+            </w:pPr>
+            <w:r>
+              <w:t xml:space="preserve">ERCOT Public API live 4 Oct (no large-load product published yet; checked nightly); PJM Data Miner (low priority). PJM queue: collected since 4 Oct</w:t>
             </w:r>
           </w:p>
         </w:tc>
@@ -17722,45 +17721,19 @@
               <w:jc w:val="left"/>
             </w:pPr>
             <w:r>
-              <w:t xml:space="preserve">State bills</w:t>
-            </w:r>
-          </w:p>
-        </w:tc>
-        <w:tc>
-          <w:tcPr/>
-          <w:p>
-            <w:pPr>
-              <w:pStyle w:val="Compact"/>
-              <w:jc w:val="left"/>
-            </w:pPr>
-            <w:r>
-              <w:t xml:space="preserve">Open States key</w:t>
-            </w:r>
-          </w:p>
-        </w:tc>
-      </w:tr>
-      <w:tr>
-        <w:tc>
-          <w:tcPr/>
-          <w:p>
-            <w:pPr>
-              <w:pStyle w:val="Compact"/>
-              <w:jc w:val="left"/>
-            </w:pPr>
-            <w:r>
-              <w:t xml:space="preserve">NRC docket documents (restarts, SMRs)</w:t>
-            </w:r>
-          </w:p>
-        </w:tc>
-        <w:tc>
-          <w:tcPr/>
-          <w:p>
-            <w:pPr>
-              <w:pStyle w:val="Compact"/>
-              <w:jc w:val="left"/>
-            </w:pPr>
-            <w:r>
-              <w:t xml:space="preserve">NRC_APS_KEY; NRC news RSS and Federal Register meanwhile</w:t>
+              <w:t xml:space="preserve">History of the new sources before they were added (bills, court decisions, county actions, Regulations.gov, ERCOT large-load series)</w:t>
+            </w:r>
+          </w:p>
+        </w:tc>
+        <w:tc>
+          <w:tcPr/>
+          <w:p>
+            <w:pPr>
+              <w:pStyle w:val="Compact"/>
+              <w:jc w:val="left"/>
+            </w:pPr>
+            <w:r>
+              <w:t xml:space="preserve">Pulled 4 Oct from 2025-11-07; the Sweep works through it 20 items a run (C-08)</w:t>
             </w:r>
           </w:p>
         </w:tc>
@@ -19505,6 +19478,32 @@
             </w:r>
             <w:r>
               <w:t xml:space="preserve">downloads state.json and the manual manifests; parity CI installs pyyaml. Published as artifact version 8</w:t>
+            </w:r>
+          </w:p>
+        </w:tc>
+      </w:tr>
+      <w:tr>
+        <w:tc>
+          <w:tcPr/>
+          <w:p>
+            <w:pPr>
+              <w:pStyle w:val="Compact"/>
+              <w:jc w:val="left"/>
+            </w:pPr>
+            <w:r>
+              <w:t xml:space="preserve">2026-10-04 (late)</w:t>
+            </w:r>
+          </w:p>
+        </w:tc>
+        <w:tc>
+          <w:tcPr/>
+          <w:p>
+            <w:pPr>
+              <w:pStyle w:val="Compact"/>
+              <w:jc w:val="left"/>
+            </w:pPr>
+            <w:r>
+              <w:t xml:space="preserve">Consistency pass: stale key statements removed; scheduler guard narrowed to 6 h (an afternoon run no longer suppresses the night’s collection); history pull for the new sources since 2025-11-07 with corrections item C-08; Open States pages deeper in history pulls</w:t>
             </w:r>
           </w:p>
         </w:tc>

--- a/docs/GRID_DOCKET_CONTEXT.docx
+++ b/docs/GRID_DOCKET_CONTEXT.docx
@@ -7147,6 +7147,40 @@
           <w:bCs/>
           <w:b/>
         </w:rPr>
+        <w:t xml:space="preserve">New-source history</w:t>
+      </w:r>
+      <w:r>
+        <w:t xml:space="preserve"> </w:t>
+      </w:r>
+      <w:r>
+        <w:t xml:space="preserve">(4 Oct): bills, court decisions, county actions, Regulations.gov items, ERCOT large-load</w:t>
+      </w:r>
+      <w:r>
+        <w:t xml:space="preserve"> </w:t>
+      </w:r>
+      <w:r>
+        <w:t xml:space="preserve">materials and LBNL studies since 2025-11-07, pulled once the sources existed; the Sweep works through them 20 a run</w:t>
+      </w:r>
+      <w:r>
+        <w:t xml:space="preserve"> </w:t>
+      </w:r>
+      <w:r>
+        <w:t xml:space="preserve">(C-08) and rebuilds the ERCOT large-load series from the monthly overviews.</w:t>
+      </w:r>
+      <w:r>
+        <w:t xml:space="preserve"> </w:t>
+      </w:r>
+      <w:r>
+        <w:t xml:space="preserve">6.</w:t>
+      </w:r>
+      <w:r>
+        <w:t xml:space="preserve"> </w:t>
+      </w:r>
+      <w:r>
+        <w:rPr>
+          <w:bCs/>
+          <w:b/>
+        </w:rPr>
         <w:t xml:space="preserve">Manual pass</w:t>
       </w:r>
       <w:r>
@@ -8588,7 +8622,7 @@
               <w:t xml:space="preserve"> </w:t>
             </w:r>
             <w:r>
-              <w:t xml:space="preserve">a transition cycle and Long-Term Firm Transmission Service requests are skipped. Verified from the runners 4 Oct: baseline 228 serial + 664 cycle active projects in VA, OH, PA, IL, WV, NC. Working. ERCOT’s queue needs its API secrets (§9).</w:t>
+              <w:t xml:space="preserve">a transition cycle and Long-Term Firm Transmission Service requests are skipped. Verified from the runners 4 Oct: baseline 228 serial + 664 cycle active projects in VA, OH, PA, IL, WV, NC. Working. ERCOT’s generator queue (GIS report) is not collected yet; the ERCOT Public API is live (§9) and the adapter can be pointed at its EMIL id.</w:t>
             </w:r>
           </w:p>
         </w:tc>
@@ -8992,10 +9026,7 @@
               <w:t xml:space="preserve">POST adams-api.nrc.gov/aps/api/search</w:t>
             </w:r>
             <w:r>
-              <w:t xml:space="preserve">) for ten named dockets — built; needs</w:t>
-            </w:r>
-            <w:r>
-              <w:t xml:space="preserve"> </w:t>
+              <w:t xml:space="preserve">) for ten named dockets — live 4 Oct (</w:t>
             </w:r>
             <w:r>
               <w:rPr>
@@ -9004,7 +9035,7 @@
               <w:t xml:space="preserve">NRC_APS_KEY</w:t>
             </w:r>
             <w:r>
-              <w:t xml:space="preserve">. The legacy</w:t>
+              <w:t xml:space="preserve">). The legacy</w:t>
             </w:r>
             <w:r>
               <w:t xml:space="preserve"> </w:t>
@@ -9796,73 +9827,28 @@
           <w:bCs/>
           <w:b/>
         </w:rPr>
-        <w:t xml:space="preserve">Wired now.</w:t>
-      </w:r>
-      <w:r>
-        <w:t xml:space="preserve"> </w:t>
-      </w:r>
-      <w:r>
-        <w:t xml:space="preserve">congress.gov runs nightly on api.data.gov’s public</w:t>
-      </w:r>
-      <w:r>
-        <w:t xml:space="preserve"> </w:t>
-      </w:r>
-      <w:r>
-        <w:rPr>
-          <w:rStyle w:val="VerbatimChar"/>
-        </w:rPr>
-        <w:t xml:space="preserve">DEMO_KEY</w:t>
-      </w:r>
-      <w:r>
-        <w:t xml:space="preserve"> </w:t>
-      </w:r>
-      <w:r>
-        <w:t xml:space="preserve">(verified 3 Oct); EIA accepts it too but is often rate-limited on GitHub’s shared runners, so an</w:t>
-      </w:r>
-      <w:r>
-        <w:t xml:space="preserve"> </w:t>
-      </w:r>
-      <w:r>
-        <w:rPr>
-          <w:rStyle w:val="VerbatimChar"/>
-        </w:rPr>
-        <w:t xml:space="preserve">EIA_API_KEY</w:t>
-      </w:r>
-      <w:r>
-        <w:t xml:space="preserve"> </w:t>
-      </w:r>
-      <w:r>
-        <w:t xml:space="preserve">is recommended. Open States and NRC ADAMS need their keys; CourtListener runs keyless but rate-limited (the workflow did not pass</w:t>
-      </w:r>
-      <w:r>
-        <w:t xml:space="preserve"> </w:t>
-      </w:r>
-      <w:r>
-        <w:rPr>
-          <w:rStyle w:val="VerbatimChar"/>
-        </w:rPr>
-        <w:t xml:space="preserve">COURTLISTENER_TOKEN</w:t>
-      </w:r>
-      <w:r>
-        <w:t xml:space="preserve"> </w:t>
-      </w:r>
-      <w:r>
-        <w:t xml:space="preserve">before 3 Oct — it does now, together with</w:t>
-      </w:r>
-      <w:r>
-        <w:t xml:space="preserve"> </w:t>
-      </w:r>
-      <w:r>
-        <w:rPr>
-          <w:rStyle w:val="VerbatimChar"/>
-        </w:rPr>
-        <w:t xml:space="preserve">NRC_APS_KEY</w:t>
-      </w:r>
-      <w:r>
-        <w:t xml:space="preserve"> </w:t>
-      </w:r>
-      <w:r>
-        <w:t xml:space="preserve">and the three ERCOT secrets):</w:t>
+        <w:t xml:space="preserve">Secrets in use</w:t>
+      </w:r>
+      <w:r>
+        <w:t xml:space="preserve"> </w:t>
+      </w:r>
+      <w:r>
+        <w:t xml:space="preserve">(all free; each</w:t>
+      </w:r>
+      <w:r>
+        <w:t xml:space="preserve"> </w:t>
+      </w:r>
+      <w:r>
+        <w:rPr>
+          <w:rStyle w:val="VerbatimChar"/>
+        </w:rPr>
+        <w:t xml:space="preserve">ok</w:t>
+      </w:r>
+      <w:r>
+        <w:t xml:space="preserve"> </w:t>
+      </w:r>
+      <w:r>
+        <w:t xml:space="preserve">in health):</w:t>
       </w:r>
     </w:p>
     <w:tbl>
@@ -9945,12 +9931,6 @@
               </w:rPr>
               <w:t xml:space="preserve">EIA_API_KEY</w:t>
             </w:r>
-            <w:r>
-              <w:t xml:space="preserve"> </w:t>
-            </w:r>
-            <w:r>
-              <w:t xml:space="preserve">(recommended)</w:t>
-            </w:r>
           </w:p>
         </w:tc>
         <w:tc>
@@ -10004,12 +9984,6 @@
               </w:rPr>
               <w:t xml:space="preserve">CONGRESS_API_KEY</w:t>
             </w:r>
-            <w:r>
-              <w:t xml:space="preserve"> </w:t>
-            </w:r>
-            <w:r>
-              <w:t xml:space="preserve">(optional)</w:t>
-            </w:r>
           </w:p>
         </w:tc>
         <w:tc>
@@ -10150,7 +10124,7 @@
               <w:jc w:val="left"/>
             </w:pPr>
             <w:r>
-              <w:t xml:space="preserve">Removes keyless rate limiting (HTTP 429) on appellate and federal court searches</w:t>
+              <w:t xml:space="preserve">Every court query plus federal RECAP dockets; search paced to 5 requests a minute</w:t>
             </w:r>
           </w:p>
         </w:tc>
@@ -10218,7 +10192,7 @@
               <w:t xml:space="preserve"> </w:t>
             </w:r>
             <w:r>
-              <w:t xml:space="preserve">(4 Oct): DOE/EPA/NRC documents on the beat and comments by watched parties in those dockets; runs on DEMO_KEY until the secret exists</w:t>
+              <w:t xml:space="preserve">(4 Oct): DOE/EPA/NRC documents on the beat and comments by watched parties in those dockets</w:t>
             </w:r>
           </w:p>
         </w:tc>
@@ -10378,7 +10352,7 @@
               <w:jc w:val="left"/>
             </w:pPr>
             <w:r>
-              <w:t xml:space="preserve">Route built 3 Oct (adapter</w:t>
+              <w:t xml:space="preserve">Sign-in verified 4 Oct; adapter</w:t>
             </w:r>
             <w:r>
               <w:t xml:space="preserve"> </w:t>
@@ -10390,7 +10364,10 @@
               <w:t xml:space="preserve">ercot_large_load</w:t>
             </w:r>
             <w:r>
-              <w:t xml:space="preserve">, untested until the secrets exist): report archives for ERCOT’s large-load data products by EMIL id</w:t>
+              <w:t xml:space="preserve"> </w:t>
+            </w:r>
+            <w:r>
+              <w:t xml:space="preserve">pages the 120-product catalogue nightly and collects any large-load product (none published yet)</w:t>
             </w:r>
           </w:p>
         </w:tc>
@@ -12610,7 +12587,13 @@
         <w:t xml:space="preserve"> </w:t>
       </w:r>
       <w:r>
-        <w:t xml:space="preserve">servlets are robots-disallowed, so it arrives through the ERCOT Public API once its secrets exist.</w:t>
+        <w:t xml:space="preserve">servlets are robots-disallowed; the ERCOT Public API (live 4 Oct) does not list it yet, and the adapter checks its</w:t>
+      </w:r>
+      <w:r>
+        <w:t xml:space="preserve"> </w:t>
+      </w:r>
+      <w:r>
+        <w:t xml:space="preserve">catalogue nightly.</w:t>
       </w:r>
     </w:p>
     <w:p>
@@ -12776,13 +12759,13 @@
         <w:t xml:space="preserve"> </w:t>
       </w:r>
       <w:r>
-        <w:t xml:space="preserve">(§9), which lists report archives by EMIL id. Until it is added,</w:t>
-      </w:r>
-      <w:r>
-        <w:t xml:space="preserve"> </w:t>
-      </w:r>
-      <w:r>
-        <w:t xml:space="preserve">the Sweep relies on the planning page’s direct links.</w:t>
+        <w:t xml:space="preserve">(§9, live 4 Oct), which lists report archives by EMIL id; the Sweep also</w:t>
+      </w:r>
+      <w:r>
+        <w:t xml:space="preserve"> </w:t>
+      </w:r>
+      <w:r>
+        <w:t xml:space="preserve">uses the planning page’s direct links.</w:t>
       </w:r>
     </w:p>
     <w:p>
@@ -13134,7 +13117,7 @@
         <w:t xml:space="preserve"> </w:t>
       </w:r>
       <w:r>
-        <w:t xml:space="preserve">(updated 3 Oct).</w:t>
+        <w:t xml:space="preserve">(updated 4 Oct: NYISO ICAP page monthly; New Mexico only when the queue asks).</w:t>
       </w:r>
     </w:p>
     <w:p>
@@ -17228,7 +17211,13 @@
         <w:t xml:space="preserve"> </w:t>
       </w:r>
       <w:r>
-        <w:t xml:space="preserve">ICAP via the manual pass); courts — Supreme Court of Texas, Virginia, West Virginia, PA Commonwealth Court (RSS),</w:t>
+        <w:t xml:space="preserve">ICAP via the manual pass); state bills (Open States), federal bills (congress.gov), Regulations.gov, EIA-860M, NRC ADAMS and</w:t>
+      </w:r>
+      <w:r>
+        <w:t xml:space="preserve"> </w:t>
+      </w:r>
+      <w:r>
+        <w:t xml:space="preserve">the ERCOT Public API (all keyed, live 4 Oct); courts — Supreme Court of Texas, Virginia, West Virginia, PA Commonwealth Court (RSS),</w:t>
       </w:r>
       <w:r>
         <w:t xml:space="preserve"> </w:t>

--- a/docs/GRID_DOCKET_CONTEXT.docx
+++ b/docs/GRID_DOCKET_CONTEXT.docx
@@ -2689,7 +2689,7 @@
         <w:t xml:space="preserve"> </w:t>
       </w:r>
       <w:r>
-        <w:t xml:space="preserve">version 10. Private to Rett until shared. Declares the</w:t>
+        <w:t xml:space="preserve">version 10. Readable by anyone in the Blue Owl organization (found 5 Oct; earlier versions of this note said private) — sharing is changed from the page's Share menu. Declares the</w:t>
       </w:r>
       <w:r>
         <w:t xml:space="preserve"> </w:t>

--- a/docs/GRID_DOCKET_CONTEXT.docx
+++ b/docs/GRID_DOCKET_CONTEXT.docx
@@ -1837,16 +1837,25 @@
               <w:t xml:space="preserve">”</w:t>
             </w:r>
             <w:r>
-              <w:t xml:space="preserve">). First written 13 Oct (</w:t>
-            </w:r>
-            <w:r>
-              <w:rPr>
-                <w:rStyle w:val="VerbatimChar"/>
-              </w:rPr>
-              <w:t xml:space="preserve">by: seed-2026-10-13-interactive</w:t>
-            </w:r>
-            <w:r>
-              <w:t xml:space="preserve">).</w:t>
+              <w:t xml:space="preserve">). The 13 Oct seed upload hit SharePoint</w:t>
+            </w:r>
+            <w:r>
+              <w:t xml:space="preserve"> </w:t>
+            </w:r>
+            <w:r>
+              <w:t xml:space="preserve">“</w:t>
+            </w:r>
+            <w:r>
+              <w:t xml:space="preserve">Database Is Read Only</w:t>
+            </w:r>
+            <w:r>
+              <w:t xml:space="preserve">”</w:t>
+            </w:r>
+            <w:r>
+              <w:t xml:space="preserve"> </w:t>
+            </w:r>
+            <w:r>
+              <w:t xml:space="preserve">(HTTP 403 serviceReadOnly) and is being retried; until a manifest exists, loaders check the mirror against the listing sizes only, and the 19 Oct Sweep writes the first one at 9.5 in any case.</w:t>
             </w:r>
           </w:p>
         </w:tc>

--- a/docs/GRID_DOCKET_CONTEXT.docx
+++ b/docs/GRID_DOCKET_CONTEXT.docx
@@ -1837,10 +1837,16 @@
               <w:t xml:space="preserve">”</w:t>
             </w:r>
             <w:r>
-              <w:t xml:space="preserve">). The 13 Oct seed upload hit SharePoint</w:t>
-            </w:r>
-            <w:r>
-              <w:t xml:space="preserve"> </w:t>
+              <w:t xml:space="preserve">). Seeded 13 Oct (</w:t>
+            </w:r>
+            <w:r>
+              <w:rPr>
+                <w:rStyle w:val="VerbatimChar"/>
+              </w:rPr>
+              <w:t xml:space="preserve">by: seed-2026-10-13-interactive</w:t>
+            </w:r>
+            <w:r>
+              <w:t xml:space="preserve">, 2,024 bytes) after SharePoint refused writes for about an hour that afternoon (</w:t>
             </w:r>
             <w:r>
               <w:t xml:space="preserve">“</w:t>
@@ -1852,10 +1858,7 @@
               <w:t xml:space="preserve">”</w:t>
             </w:r>
             <w:r>
-              <w:t xml:space="preserve"> </w:t>
-            </w:r>
-            <w:r>
-              <w:t xml:space="preserve">(HTTP 403 serviceReadOnly) and is being retried; until a manifest exists, loaders check the mirror against the listing sizes only, and the 19 Oct Sweep writes the first one at 9.5 in any case.</w:t>
+              <w:t xml:space="preserve">, HTTP 403 serviceReadOnly). The listing parser also learned that the connector sometimes prints folder entries run together on one line.</w:t>
             </w:r>
           </w:p>
         </w:tc>
